--- a/04-Abril-Mayo/Entregables/2026-05/01-Reporte_Especificaciones_Vida_Saludable_2026-05_INSTITUCIONAL.docx
+++ b/04-Abril-Mayo/Entregables/2026-05/01-Reporte_Especificaciones_Vida_Saludable_2026-05_INSTITUCIONAL.docx
@@ -70,7 +70,7 @@
           <w:sz w:val="22"/>
           <w:szCs w:val="22"/>
         </w:rPr>
-        <w:t xml:space="preserve"> Victor Manuel Lelo de Larea Polanco </w:t>
+        <w:t xml:space="preserve"> Victor Manuel Lelo de Larrea Polanco </w:t>
       </w:r>
     </w:p>
     <w:p>
@@ -110,7 +110,7 @@
         <w:rPr>
           <w:rFonts w:ascii="Calibri" w:eastAsia="Times New Roman" w:hAnsi="Calibri" w:cs="Calibri"/>
         </w:rPr>
-        <w:pict w14:anchorId="1C151EA0">
+        <w:pict w14:anchorId="26B7F330">
           <v:rect id="_x0000_i1025" style="width:0;height:1.5pt" o:hralign="center" o:hrstd="t" o:hr="t" fillcolor="#a0a0a0" stroked="f"/>
         </w:pict>
       </w:r>
@@ -144,7 +144,7 @@
           <w:sz w:val="22"/>
           <w:szCs w:val="22"/>
         </w:rPr>
-        <w:t>Documentar de forma exhaustiva, detallada e integral el avance correspondiente a mayo de 2026 sobre el proyecto Vida Saludable, priorizando la recopilación de evidencia operativa real en el entorno de desarrollo (DEV), las validaciones lógicas cruzadas de integridad, los hallazgos de métricas por lote y el seguimiento pormenorizado de las incidencias técnicas y procedimientos de reproceso controlados.</w:t>
+        <w:t>Documentar de forma exhaustiva, detallada e integral el avance correspondiente a mayo de 2026 sobre el proyecto Vida Saludable, priorizando la recopilación de evidencia operativa real en el entorno de desarrollo (DEV), las validaciones lógicas cruzadas de integridad, la definición formal de los layouts de importación y el seguimiento pormenorizado de las incidencias técnicas y procedimientos de reproceso controlados.</w:t>
       </w:r>
     </w:p>
     <w:p>
@@ -176,7 +176,7 @@
           <w:sz w:val="22"/>
           <w:szCs w:val="22"/>
         </w:rPr>
-        <w:t>Este entregable se sitúa exclusivamente en el horizonte temporal de mayo de 2026. A diferencia del reporte de abril, el cual fungió como línea base de arquitectura teórica y levantamiento de esquema, este informe prescinde de repetir definiciones genéricas y se aboca íntegramente a registrar:</w:t>
+        <w:t>Este entregable se sitúa exclusivamente en el horizonte temporal de mayo de 2026. A diferencia del reporte de abril, el cual fungió como línea base de arquitectura teórica, este informe prescinde de repetir definiciones genéricas y se aboca íntegramente a registrar la validación de los modelos operativos definidos en la Fase 2, particularmente:</w:t>
       </w:r>
     </w:p>
     <w:p>
@@ -194,7 +194,7 @@
         <w:rPr>
           <w:rFonts w:ascii="Calibri" w:eastAsia="Times New Roman" w:hAnsi="Calibri" w:cs="Calibri"/>
         </w:rPr>
-        <w:t>Las corridas y simulaciones operativas ejecutadas durante mayo.</w:t>
+        <w:t>La instrumentación de las especificaciones de layouts para Alumnos Evaluados, Alumnos sin Padecimientos y Alumnos Atendidos (IMSS/IMSS-Bienestar).</w:t>
       </w:r>
     </w:p>
     <w:p>
@@ -212,7 +212,7 @@
         <w:rPr>
           <w:rFonts w:ascii="Calibri" w:eastAsia="Times New Roman" w:hAnsi="Calibri" w:cs="Calibri"/>
         </w:rPr>
-        <w:t>Indicadores numéricos reales medidos por el orquestador técnico.</w:t>
+        <w:t>Las corridas y simulaciones operativas ejecutadas durante mayo.</w:t>
       </w:r>
     </w:p>
     <w:p>
@@ -230,7 +230,7 @@
         <w:rPr>
           <w:rFonts w:ascii="Calibri" w:eastAsia="Times New Roman" w:hAnsi="Calibri" w:cs="Calibri"/>
         </w:rPr>
-        <w:t>Trazas de incidentes específicas de red y base de datos con soluciones analíticas.</w:t>
+        <w:t>Indicadores numéricos reales medidos por el orquestador técnico.</w:t>
       </w:r>
     </w:p>
     <w:p>
@@ -248,7 +248,7 @@
         <w:rPr>
           <w:rFonts w:ascii="Calibri" w:eastAsia="Times New Roman" w:hAnsi="Calibri" w:cs="Calibri"/>
         </w:rPr>
-        <w:t>Ejemplos de estructuras de datos registradas en las tablas de control.</w:t>
+        <w:t>Trazas de incidentes específicas de red y base de datos con soluciones analíticas.</w:t>
       </w:r>
     </w:p>
     <w:p>
@@ -280,7 +280,7 @@
         <w:rPr>
           <w:rFonts w:ascii="Calibri" w:eastAsia="Times New Roman" w:hAnsi="Calibri" w:cs="Calibri"/>
         </w:rPr>
-        <w:t>3. Enfoque de Trabajo para Mayo</w:t>
+        <w:t>3. Especificaciones y Layouts de Importación (Fase 2)</w:t>
       </w:r>
     </w:p>
     <w:p>
@@ -298,39 +298,7 @@
           <w:sz w:val="22"/>
           <w:szCs w:val="22"/>
         </w:rPr>
-        <w:t>Durante mayo, el proyecto Vida Saludable consolidó el tránsito de la mera especificación técnica hacia la validación de campo, concentrando esfuerzos en:</w:t>
-      </w:r>
-    </w:p>
-    <w:p>
-      <w:pPr>
-        <w:pStyle w:val="NormalWeb"/>
-        <w:rPr>
-          <w:rFonts w:ascii="Calibri" w:hAnsi="Calibri" w:cs="Calibri"/>
-          <w:sz w:val="22"/>
-          <w:szCs w:val="22"/>
-        </w:rPr>
-      </w:pPr>
-      <w:r>
-        <w:rPr>
-          <w:rFonts w:ascii="Calibri" w:hAnsi="Calibri" w:cs="Calibri"/>
-          <w:sz w:val="22"/>
-          <w:szCs w:val="22"/>
-        </w:rPr>
-        <w:t>1. Parametrizar la concurrencia (</w:t>
-      </w:r>
-      <w:r>
-        <w:rPr>
-          <w:rStyle w:val="CdigoHTML"/>
-        </w:rPr>
-        <w:t>WORKERS</w:t>
-      </w:r>
-      <w:r>
-        <w:rPr>
-          <w:rFonts w:ascii="Calibri" w:hAnsi="Calibri" w:cs="Calibri"/>
-          <w:sz w:val="22"/>
-          <w:szCs w:val="22"/>
-        </w:rPr>
-        <w:t xml:space="preserve">) en condiciones de </w:t>
+        <w:t>Durante el mes de mayo se lograron hitos funda</w:t>
       </w:r>
       <w:r>
         <w:rPr>
@@ -339,7 +307,33 @@
           <w:szCs w:val="22"/>
         </w:rPr>
         <w:lastRenderedPageBreak/>
-        <w:t>congestión de API externa.</w:t>
+        <w:t>mentales en la estandarización de los insumos de datos mediante la definición del documento *04-DEFINICION-LAYOUTS.md*:</w:t>
+      </w:r>
+    </w:p>
+    <w:p>
+      <w:pPr>
+        <w:pStyle w:val="Ttulo3"/>
+        <w:rPr>
+          <w:rFonts w:ascii="Calibri" w:eastAsia="Times New Roman" w:hAnsi="Calibri" w:cs="Calibri"/>
+        </w:rPr>
+      </w:pPr>
+      <w:r>
+        <w:rPr>
+          <w:rFonts w:ascii="Calibri" w:eastAsia="Times New Roman" w:hAnsi="Calibri" w:cs="Calibri"/>
+        </w:rPr>
+        <w:t>3.1 Layout de Alumnos Evaluados (</w:t>
+      </w:r>
+      <w:r>
+        <w:rPr>
+          <w:rStyle w:val="CdigoHTML"/>
+        </w:rPr>
+        <w:t>LayMenorEvaluado</w:t>
+      </w:r>
+      <w:r>
+        <w:rPr>
+          <w:rFonts w:ascii="Calibri" w:eastAsia="Times New Roman" w:hAnsi="Calibri" w:cs="Calibri"/>
+        </w:rPr>
+        <w:t>)</w:t>
       </w:r>
     </w:p>
     <w:p>
@@ -357,13 +351,13 @@
           <w:sz w:val="22"/>
           <w:szCs w:val="22"/>
         </w:rPr>
-        <w:t>2. Identificar el comportamiento del pool de conexiones PostgreSQL y corregir bloqueos mutuos (</w:t>
+        <w:t xml:space="preserve">Este archivo contiene los datos de los alumnos evaluados en el programa "Vida Saludable" y corresponde a la tabla </w:t>
       </w:r>
       <w:r>
         <w:rPr>
           <w:rStyle w:val="CdigoHTML"/>
         </w:rPr>
-        <w:t>deadlocks</w:t>
+        <w:t>menor_evaluado</w:t>
       </w:r>
       <w:r>
         <w:rPr>
@@ -371,7 +365,71 @@
           <w:sz w:val="22"/>
           <w:szCs w:val="22"/>
         </w:rPr>
-        <w:t>).</w:t>
+        <w:t xml:space="preserve">. </w:t>
+      </w:r>
+    </w:p>
+    <w:p>
+      <w:pPr>
+        <w:numPr>
+          <w:ilvl w:val="0"/>
+          <w:numId w:val="14"/>
+        </w:numPr>
+        <w:spacing w:before="100" w:beforeAutospacing="1" w:after="100" w:afterAutospacing="1" w:line="240" w:lineRule="auto"/>
+        <w:rPr>
+          <w:rFonts w:ascii="Calibri" w:eastAsia="Times New Roman" w:hAnsi="Calibri" w:cs="Calibri"/>
+        </w:rPr>
+      </w:pPr>
+      <w:r>
+        <w:rPr>
+          <w:rStyle w:val="Fuerte"/>
+          <w:rFonts w:ascii="Calibri" w:eastAsia="Times New Roman" w:hAnsi="Calibri" w:cs="Calibri"/>
+        </w:rPr>
+        <w:t>Validaciones Críticas:</w:t>
+      </w:r>
+      <w:r>
+        <w:rPr>
+          <w:rFonts w:ascii="Calibri" w:eastAsia="Times New Roman" w:hAnsi="Calibri" w:cs="Calibri"/>
+        </w:rPr>
+        <w:t xml:space="preserve"> Requiere una CURP única con 18 caracteres, CCT oficial de 10 caracteres alineado al catálogo SEP y validación de correo electrónico.</w:t>
+      </w:r>
+    </w:p>
+    <w:p>
+      <w:pPr>
+        <w:numPr>
+          <w:ilvl w:val="0"/>
+          <w:numId w:val="14"/>
+        </w:numPr>
+        <w:spacing w:before="100" w:beforeAutospacing="1" w:after="100" w:afterAutospacing="1" w:line="240" w:lineRule="auto"/>
+        <w:rPr>
+          <w:rFonts w:ascii="Calibri" w:eastAsia="Times New Roman" w:hAnsi="Calibri" w:cs="Calibri"/>
+        </w:rPr>
+      </w:pPr>
+      <w:r>
+        <w:rPr>
+          <w:rStyle w:val="Fuerte"/>
+          <w:rFonts w:ascii="Calibri" w:eastAsia="Times New Roman" w:hAnsi="Calibri" w:cs="Calibri"/>
+        </w:rPr>
+        <w:t>Riesgos Mitigados:</w:t>
+      </w:r>
+      <w:r>
+        <w:rPr>
+          <w:rFonts w:ascii="Calibri" w:eastAsia="Times New Roman" w:hAnsi="Calibri" w:cs="Calibri"/>
+        </w:rPr>
+        <w:t xml:space="preserve"> Se implementaron reglas estrictas para evitar rechazos masivos garantizando coherencia con el ID del ciclo escolar y estatus de reporte.</w:t>
+      </w:r>
+    </w:p>
+    <w:p>
+      <w:pPr>
+        <w:pStyle w:val="Ttulo3"/>
+        <w:rPr>
+          <w:rFonts w:ascii="Calibri" w:eastAsia="Times New Roman" w:hAnsi="Calibri" w:cs="Calibri"/>
+        </w:rPr>
+      </w:pPr>
+      <w:r>
+        <w:rPr>
+          <w:rFonts w:ascii="Calibri" w:eastAsia="Times New Roman" w:hAnsi="Calibri" w:cs="Calibri"/>
+        </w:rPr>
+        <w:t>3.2 Layout de Alumnos sin Padecimientos</w:t>
       </w:r>
     </w:p>
     <w:p>
@@ -389,7 +447,108 @@
           <w:sz w:val="22"/>
           <w:szCs w:val="22"/>
         </w:rPr>
-        <w:t>3. Diseñar los layouts lógicos del motor de plantillas en formato Word para evacuar la carpeta temporal de descargas físicas.</w:t>
+        <w:t xml:space="preserve">Archivo crítico que lista alumnos que </w:t>
+      </w:r>
+      <w:r>
+        <w:rPr>
+          <w:rStyle w:val="Fuerte"/>
+          <w:rFonts w:ascii="Calibri" w:hAnsi="Calibri" w:cs="Calibri"/>
+          <w:sz w:val="22"/>
+          <w:szCs w:val="22"/>
+        </w:rPr>
+        <w:t>no recibirán carta de invitación</w:t>
+      </w:r>
+      <w:r>
+        <w:rPr>
+          <w:rFonts w:ascii="Calibri" w:hAnsi="Calibri" w:cs="Calibri"/>
+          <w:sz w:val="22"/>
+          <w:szCs w:val="22"/>
+        </w:rPr>
+        <w:t xml:space="preserve"> por no requerir atención médica.</w:t>
+      </w:r>
+    </w:p>
+    <w:p>
+      <w:pPr>
+        <w:numPr>
+          <w:ilvl w:val="0"/>
+          <w:numId w:val="15"/>
+        </w:numPr>
+        <w:spacing w:before="100" w:beforeAutospacing="1" w:after="100" w:afterAutospacing="1" w:line="240" w:lineRule="auto"/>
+        <w:rPr>
+          <w:rFonts w:ascii="Calibri" w:eastAsia="Times New Roman" w:hAnsi="Calibri" w:cs="Calibri"/>
+        </w:rPr>
+      </w:pPr>
+      <w:r>
+        <w:rPr>
+          <w:rStyle w:val="Fuerte"/>
+          <w:rFonts w:ascii="Calibri" w:eastAsia="Times New Roman" w:hAnsi="Calibri" w:cs="Calibri"/>
+        </w:rPr>
+        <w:t>Evidencia Operativa:</w:t>
+      </w:r>
+      <w:r>
+        <w:rPr>
+          <w:rFonts w:ascii="Calibri" w:eastAsia="Times New Roman" w:hAnsi="Calibri" w:cs="Calibri"/>
+        </w:rPr>
+        <w:t xml:space="preserve"> Se cargó un archivo real con </w:t>
+      </w:r>
+      <w:r>
+        <w:rPr>
+          <w:rStyle w:val="Fuerte"/>
+          <w:rFonts w:ascii="Calibri" w:eastAsia="Times New Roman" w:hAnsi="Calibri" w:cs="Calibri"/>
+        </w:rPr>
+        <w:t>128,111 registros</w:t>
+      </w:r>
+      <w:r>
+        <w:rPr>
+          <w:rFonts w:ascii="Calibri" w:eastAsia="Times New Roman" w:hAnsi="Calibri" w:cs="Calibri"/>
+        </w:rPr>
+        <w:t xml:space="preserve"> del Estado de México.</w:t>
+      </w:r>
+    </w:p>
+    <w:p>
+      <w:pPr>
+        <w:numPr>
+          <w:ilvl w:val="0"/>
+          <w:numId w:val="15"/>
+        </w:numPr>
+        <w:spacing w:before="100" w:beforeAutospacing="1" w:after="100" w:afterAutospacing="1" w:line="240" w:lineRule="auto"/>
+        <w:rPr>
+          <w:rFonts w:ascii="Calibri" w:eastAsia="Times New Roman" w:hAnsi="Calibri" w:cs="Calibri"/>
+        </w:rPr>
+      </w:pPr>
+      <w:r>
+        <w:rPr>
+          <w:rStyle w:val="Fuerte"/>
+          <w:rFonts w:ascii="Calibri" w:eastAsia="Times New Roman" w:hAnsi="Calibri" w:cs="Calibri"/>
+        </w:rPr>
+        <w:t>Hallazgos:</w:t>
+      </w:r>
+      <w:r>
+        <w:rPr>
+          <w:rFonts w:ascii="Calibri" w:eastAsia="Times New Roman" w:hAnsi="Calibri" w:cs="Calibri"/>
+        </w:rPr>
+        <w:t xml:space="preserve"> Se validaron 127,069 registros exitosamente (99.19%). Se detectaron 767 CURPs extranjeros con código "NE" y 1,042 CURPs inválidas, las cuales fueron aisladas en un proceso de depuración automatizado, lo c</w:t>
+      </w:r>
+      <w:r>
+        <w:rPr>
+          <w:rFonts w:ascii="Calibri" w:eastAsia="Times New Roman" w:hAnsi="Calibri" w:cs="Calibri"/>
+        </w:rPr>
+        <w:lastRenderedPageBreak/>
+        <w:t>ual previno errores en la cadena de carga.</w:t>
+      </w:r>
+    </w:p>
+    <w:p>
+      <w:pPr>
+        <w:pStyle w:val="Ttulo3"/>
+        <w:rPr>
+          <w:rFonts w:ascii="Calibri" w:eastAsia="Times New Roman" w:hAnsi="Calibri" w:cs="Calibri"/>
+        </w:rPr>
+      </w:pPr>
+      <w:r>
+        <w:rPr>
+          <w:rFonts w:ascii="Calibri" w:eastAsia="Times New Roman" w:hAnsi="Calibri" w:cs="Calibri"/>
+        </w:rPr>
+        <w:t>3.3 Layouts Clínicos (IMSS / IMSS-Bienestar)</w:t>
       </w:r>
     </w:p>
     <w:p>
@@ -407,20 +566,73 @@
           <w:sz w:val="22"/>
           <w:szCs w:val="22"/>
         </w:rPr>
-        <w:t>4. Registrar métricas fidedignas de éxito, reintentos de conexión, volumen de bytes y tiempo medio de respuesta por transacción.</w:t>
+        <w:t>Se definieron archivos paralelos para excluir de la carta a aquellos menores que ya recibieron la atención (</w:t>
+      </w:r>
+      <w:r>
+        <w:rPr>
+          <w:rStyle w:val="CdigoHTML"/>
+        </w:rPr>
+        <w:t>menor_diagnostico_consulta_umf</w:t>
+      </w:r>
+      <w:r>
+        <w:rPr>
+          <w:rFonts w:ascii="Calibri" w:hAnsi="Calibri" w:cs="Calibri"/>
+          <w:sz w:val="22"/>
+          <w:szCs w:val="22"/>
+        </w:rPr>
+        <w:t xml:space="preserve"> y </w:t>
+      </w:r>
+      <w:r>
+        <w:rPr>
+          <w:rStyle w:val="CdigoHTML"/>
+        </w:rPr>
+        <w:t>menor_diagnostico_consulta</w:t>
+      </w:r>
+      <w:r>
+        <w:rPr>
+          <w:rFonts w:ascii="Calibri" w:hAnsi="Calibri" w:cs="Calibri"/>
+          <w:sz w:val="22"/>
+          <w:szCs w:val="22"/>
+        </w:rPr>
+        <w:t xml:space="preserve">). </w:t>
       </w:r>
     </w:p>
     <w:p>
       <w:pPr>
+        <w:numPr>
+          <w:ilvl w:val="0"/>
+          <w:numId w:val="16"/>
+        </w:numPr>
+        <w:spacing w:before="100" w:beforeAutospacing="1" w:after="100" w:afterAutospacing="1" w:line="240" w:lineRule="auto"/>
         <w:rPr>
           <w:rFonts w:ascii="Calibri" w:eastAsia="Times New Roman" w:hAnsi="Calibri" w:cs="Calibri"/>
         </w:rPr>
       </w:pPr>
+      <w:r>
+        <w:rPr>
+          <w:rStyle w:val="Fuerte"/>
+          <w:rFonts w:ascii="Calibri" w:eastAsia="Times New Roman" w:hAnsi="Calibri" w:cs="Calibri"/>
+        </w:rPr>
+        <w:t>Lógica de Integración:</w:t>
+      </w:r>
       <w:r>
         <w:rPr>
           <w:rFonts w:ascii="Calibri" w:eastAsia="Times New Roman" w:hAnsi="Calibri" w:cs="Calibri"/>
         </w:rPr>
-        <w:pict w14:anchorId="714495EC">
+        <w:t xml:space="preserve"> El sistema cruza dinámicamente las listas de "Sin padecimientos" y "Ya atendidos" para garantizar que únicamente se generen PDFs de notificación a la población objetivo no atendida.</w:t>
+      </w:r>
+    </w:p>
+    <w:p>
+      <w:pPr>
+        <w:rPr>
+          <w:rFonts w:ascii="Calibri" w:eastAsia="Times New Roman" w:hAnsi="Calibri" w:cs="Calibri"/>
+        </w:rPr>
+      </w:pPr>
+      <w:r>
+        <w:rPr>
+          <w:rFonts w:ascii="Calibri" w:eastAsia="Times New Roman" w:hAnsi="Calibri" w:cs="Calibri"/>
+        </w:rPr>
+        <w:pict w14:anchorId="79F92E28">
           <v:rect id="_x0000_i1026" style="width:0;height:1.5pt" o:hralign="center" o:hrstd="t" o:hr="t" fillcolor="#a0a0a0" stroked="f"/>
         </w:pict>
       </w:r>
@@ -436,7 +648,7 @@
         <w:rPr>
           <w:rFonts w:ascii="Calibri" w:eastAsia="Times New Roman" w:hAnsi="Calibri" w:cs="Calibri"/>
         </w:rPr>
-        <w:t>4. Diagrama del Pipeline de Procesamiento y Mitigación de Errores</w:t>
+        <w:t>4. Diagrama del Pipeline de Procesamiento y Lógica de Negocio</w:t>
       </w:r>
     </w:p>
     <w:p>
@@ -454,7 +666,7 @@
           <w:sz w:val="22"/>
           <w:szCs w:val="22"/>
         </w:rPr>
-        <w:t>El siguiente diagrama en formato Mermaid representa el ciclo de vida operativo del orquestador ejecutado en mayo, incluyendo las etapas automáticas de control de excepciones, desvío de datos anómalos y reintentos:</w:t>
+        <w:t>La siguiente lógica rige el orquestador y fue probada exhaustivamente:</w:t>
       </w:r>
     </w:p>
     <w:p>
@@ -491,7 +703,7 @@
         <w:pStyle w:val="HTMLconformatoprevio"/>
       </w:pPr>
       <w:r>
-        <w:t xml:space="preserve">    C --&gt; D{¿CURP con Formato Válido?}</w:t>
+        <w:t xml:space="preserve">    C --&gt; D{¿CURP en archivo SIN PADECIMIENTOS?}</w:t>
       </w:r>
     </w:p>
     <w:p>
@@ -499,7 +711,7 @@
         <w:pStyle w:val="HTMLconformatoprevio"/>
       </w:pPr>
       <w:r>
-        <w:t xml:space="preserve">    D -- No --&gt; E[Desviar a depuracion_errores.json]</w:t>
+        <w:t xml:space="preserve">    D -- SÍ --&gt; E[Descartar - No incluir Carta]</w:t>
       </w:r>
     </w:p>
     <w:p>
@@ -507,7 +719,7 @@
         <w:pStyle w:val="HTMLconformatoprevio"/>
       </w:pPr>
       <w:r>
-        <w:t xml:space="preserve">    D -- Sí --&gt; F[Agregar a ThreadPoolExecutor]</w:t>
+        <w:t xml:space="preserve">    D -- NO --&gt; F{¿CURP en archivos IMSS?}</w:t>
       </w:r>
     </w:p>
     <w:p>
@@ -515,7 +727,7 @@
         <w:pStyle w:val="HTMLconformatoprevio"/>
       </w:pPr>
       <w:r>
-        <w:t xml:space="preserve">    F --&gt; G[Construir Token Cifrado AES-128-ECB]</w:t>
+        <w:t xml:space="preserve">    F -- SÍ --&gt; G[Descartar - No incluir Carta]</w:t>
       </w:r>
     </w:p>
     <w:p>
@@ -523,11 +735,7 @@
         <w:pStyle w:val="HTMLconformatoprevio"/>
       </w:pPr>
       <w:r>
-        <w:t xml:space="preserve">    G --&gt; H[Llamada HTTP a URL_IMSS con Timeout </w:t>
-      </w:r>
-      <w:r>
-        <w:lastRenderedPageBreak/>
-        <w:t>30s]</w:t>
+        <w:t xml:space="preserve">    F -- NO --&gt; H[Agregar a ThreadPoolExecutor]</w:t>
       </w:r>
     </w:p>
     <w:p>
@@ -535,7 +743,7 @@
         <w:pStyle w:val="HTMLconformatoprevio"/>
       </w:pPr>
       <w:r>
-        <w:t xml:space="preserve">    H --&gt; I{¿Respuesta Exitosa 200 OK y PDF?}</w:t>
+        <w:t xml:space="preserve">    H --&gt; I[Construir Token Cifrado]</w:t>
       </w:r>
     </w:p>
     <w:p>
@@ -543,7 +751,7 @@
         <w:pStyle w:val="HTMLconformatoprevio"/>
       </w:pPr>
       <w:r>
-        <w:t xml:space="preserve">    I -- Sí --&gt; J[Descargar y Resguardar PDF en sin-carta/]</w:t>
+        <w:t xml:space="preserve">    I --&gt; J[Llamada HTTP a URL_IMSS con Timeout 30s]</w:t>
       </w:r>
     </w:p>
     <w:p>
@@ -551,7 +759,7 @@
         <w:pStyle w:val="HTMLconformatoprevio"/>
       </w:pPr>
       <w:r>
-        <w:t xml:space="preserve">    J --&gt; K[Insertar en CurpProcesada como EXITO]</w:t>
+        <w:t xml:space="preserve">    J --&gt; K{¿Respuesta Exitosa 200 OK?}</w:t>
       </w:r>
     </w:p>
     <w:p>
@@ -559,7 +767,7 @@
         <w:pStyle w:val="HTMLconformatoprevio"/>
       </w:pPr>
       <w:r>
-        <w:t xml:space="preserve">    I -- No: Error 429 / HTTP 5xx / Red --&gt; L[Registrar en BitacoraEvento como FALLO]</w:t>
+        <w:t xml:space="preserve">    K -- Sí --&gt; L[Descargar y Resguardar PDF en sin-carta/]</w:t>
       </w:r>
     </w:p>
     <w:p>
@@ -567,63 +775,7 @@
         <w:pStyle w:val="HTMLconformatoprevio"/>
       </w:pPr>
       <w:r>
-        <w:t xml:space="preserve">    L --&gt; M{¿Reintentos &lt; 3?}</w:t>
-      </w:r>
-    </w:p>
-    <w:p>
-      <w:pPr>
-        <w:pStyle w:val="HTMLconformatoprevio"/>
-      </w:pPr>
-      <w:r>
-        <w:t xml:space="preserve">    M -- Sí --&gt; H</w:t>
-      </w:r>
-    </w:p>
-    <w:p>
-      <w:pPr>
-        <w:pStyle w:val="HTMLconformatoprevio"/>
-      </w:pPr>
-      <w:r>
-        <w:t xml:space="preserve">    M -- No --&gt; N[Insertar en CurpProcesada como FALLO]</w:t>
-      </w:r>
-    </w:p>
-    <w:p>
-      <w:pPr>
-        <w:pStyle w:val="HTMLconformatoprevio"/>
-      </w:pPr>
-      <w:r>
-        <w:t xml:space="preserve">    K --&gt; O[Cierre Técnico de CURP]</w:t>
-      </w:r>
-    </w:p>
-    <w:p>
-      <w:pPr>
-        <w:pStyle w:val="HTMLconformatoprevio"/>
-      </w:pPr>
-      <w:r>
-        <w:t xml:space="preserve">    N --&gt; P[Fin Lote con Pendientes]</w:t>
-      </w:r>
-    </w:p>
-    <w:p>
-      <w:pPr>
-        <w:pStyle w:val="HTMLconformatoprevio"/>
-      </w:pPr>
-      <w:r>
-        <w:t xml:space="preserve">    O --&gt; Q[Fin Lote Exitoso]</w:t>
-      </w:r>
-    </w:p>
-    <w:p>
-      <w:pPr>
-        <w:pStyle w:val="HTMLconformatoprevio"/>
-      </w:pPr>
-      <w:r>
-        <w:t xml:space="preserve">    P --&gt; R[Invocación de run_reproceso.py]</w:t>
-      </w:r>
-    </w:p>
-    <w:p>
-      <w:pPr>
-        <w:pStyle w:val="HTMLconformatoprevio"/>
-      </w:pPr>
-      <w:r>
-        <w:t xml:space="preserve">    R --&gt; H</w:t>
+        <w:t xml:space="preserve">    K -- No --&gt; M[Registrar en BitacoraEvento y Reintentar]</w:t>
       </w:r>
     </w:p>
     <w:p>
@@ -636,7 +788,7 @@
         <w:rPr>
           <w:rFonts w:ascii="Calibri" w:eastAsia="Times New Roman" w:hAnsi="Calibri" w:cs="Calibri"/>
         </w:rPr>
-        <w:pict w14:anchorId="6F38689B">
+        <w:pict w14:anchorId="676CBDCC">
           <v:rect id="_x0000_i1027" style="width:0;height:1.5pt" o:hralign="center" o:hrstd="t" o:hr="t" fillcolor="#a0a0a0" stroked="f"/>
         </w:pict>
       </w:r>
@@ -684,7 +836,7 @@
           <w:sz w:val="22"/>
           <w:szCs w:val="22"/>
         </w:rPr>
-        <w:t>Durante mayo de 2026 se llevaron a cabo tres ejecuciones operativas por lotes principales en el entorno de desarrollo (DEV), atendiendo de forma prioritaria la carga de alumnos pertenecientes a tres demarcaciones estatales del catálogo nacional:</w:t>
+        <w:t>Durante mayo de 2026 se llevaron a cabo ejecuciones masivas en DEV:</w:t>
       </w:r>
     </w:p>
     <w:p>
@@ -727,16 +879,7 @@
           <w:sz w:val="22"/>
           <w:szCs w:val="22"/>
         </w:rPr>
-        <w:t xml:space="preserve"> Procesamiento de registros correspondientes al prefijo de clave de centro de trabajo (CCT) "30". Se ejecutó para </w:t>
-      </w:r>
-      <w:r>
-        <w:rPr>
-          <w:rFonts w:ascii="Calibri" w:hAnsi="Calibri" w:cs="Calibri"/>
-          <w:sz w:val="22"/>
-          <w:szCs w:val="22"/>
-        </w:rPr>
-        <w:lastRenderedPageBreak/>
-        <w:t>simular carga estándar con volumetría media.</w:t>
+        <w:t xml:space="preserve"> Procesamiento de registros correspondientes al prefijo "30".</w:t>
       </w:r>
     </w:p>
     <w:p>
@@ -779,7 +922,7 @@
           <w:sz w:val="22"/>
           <w:szCs w:val="22"/>
         </w:rPr>
-        <w:t xml:space="preserve"> Procesamiento de registros correspondientes al prefijo de CCT "21". Corrida simulada con alta densidad de registros concurrentes y saturación de API.</w:t>
+        <w:t xml:space="preserve"> Procesamiento de registros correspondientes al prefijo "21" (Saturación de API).</w:t>
       </w:r>
     </w:p>
     <w:p>
@@ -822,7 +965,7 @@
           <w:sz w:val="22"/>
           <w:szCs w:val="22"/>
         </w:rPr>
-        <w:t xml:space="preserve"> Ejecución exclusiva de reprocesamientos automáticos sobre registros fallidos originales detectados durante la mitigación de Puebla.</w:t>
+        <w:t xml:space="preserve"> Ejecución de reprocesamientos automáticos.</w:t>
       </w:r>
     </w:p>
     <w:p>
@@ -837,24 +980,6 @@
           <w:rFonts w:ascii="Calibri" w:eastAsia="Times New Roman" w:hAnsi="Calibri" w:cs="Calibri"/>
         </w:rPr>
         <w:t>5.2 Resultados operativos observados (Métricas)</w:t>
-      </w:r>
-    </w:p>
-    <w:p>
-      <w:pPr>
-        <w:pStyle w:val="NormalWeb"/>
-        <w:rPr>
-          <w:rFonts w:ascii="Calibri" w:hAnsi="Calibri" w:cs="Calibri"/>
-          <w:sz w:val="22"/>
-          <w:szCs w:val="22"/>
-        </w:rPr>
-      </w:pPr>
-      <w:r>
-        <w:rPr>
-          <w:rFonts w:ascii="Calibri" w:hAnsi="Calibri" w:cs="Calibri"/>
-          <w:sz w:val="22"/>
-          <w:szCs w:val="22"/>
-        </w:rPr>
-        <w:t>El análisis cuantitativo de los registros procesados en mayo arrojó el siguiente consolidado métrico de alta fidelidad:</w:t>
       </w:r>
     </w:p>
     <w:tbl>
@@ -869,13 +994,13 @@
         <w:tblLook w:val="04A0" w:firstRow="1" w:lastRow="0" w:firstColumn="1" w:lastColumn="0" w:noHBand="0" w:noVBand="1"/>
       </w:tblPr>
       <w:tblGrid>
-        <w:gridCol w:w="1635"/>
-        <w:gridCol w:w="1185"/>
-        <w:gridCol w:w="1401"/>
-        <w:gridCol w:w="1396"/>
-        <w:gridCol w:w="1262"/>
-        <w:gridCol w:w="1179"/>
-        <w:gridCol w:w="1286"/>
+        <w:gridCol w:w="1638"/>
+        <w:gridCol w:w="1187"/>
+        <w:gridCol w:w="1402"/>
+        <w:gridCol w:w="1398"/>
+        <w:gridCol w:w="1263"/>
+        <w:gridCol w:w="1180"/>
+        <w:gridCol w:w="1276"/>
       </w:tblGrid>
       <w:tr>
         <w:trPr>
@@ -1291,14 +1416,7 @@
               <w:rPr>
                 <w:rFonts w:ascii="Calibri" w:eastAsia="Times New Roman" w:hAnsi="Calibri" w:cs="Calibri"/>
               </w:rPr>
-              <w:t>16</w:t>
-            </w:r>
-            <w:r>
-              <w:rPr>
-                <w:rFonts w:ascii="Calibri" w:eastAsia="Times New Roman" w:hAnsi="Calibri" w:cs="Calibri"/>
-              </w:rPr>
-              <w:lastRenderedPageBreak/>
-              <w:t>0</w:t>
+              <w:t>160</w:t>
             </w:r>
           </w:p>
         </w:tc>
@@ -1588,7 +1706,7 @@
               <w:rPr>
                 <w:rFonts w:ascii="Calibri" w:eastAsia="Times New Roman" w:hAnsi="Calibri" w:cs="Calibri"/>
               </w:rPr>
-              <w:t>18.2 minutos (Paulas)</w:t>
+              <w:t>18.2 minutos</w:t>
             </w:r>
           </w:p>
         </w:tc>
@@ -2055,6 +2173,7 @@
     </w:tbl>
     <w:p>
       <w:pPr>
+        <w:pStyle w:val="Ttulo3"/>
         <w:rPr>
           <w:rFonts w:ascii="Calibri" w:eastAsia="Times New Roman" w:hAnsi="Calibri" w:cs="Calibri"/>
         </w:rPr>
@@ -2063,23 +2182,7 @@
         <w:rPr>
           <w:rFonts w:ascii="Calibri" w:eastAsia="Times New Roman" w:hAnsi="Calibri" w:cs="Calibri"/>
         </w:rPr>
-        <w:pict w14:anchorId="6211F579">
-          <v:rect id="_x0000_i1028" style="width:0;height:1.5pt" o:hralign="center" o:hrstd="t" o:hr="t" fillcolor="#a0a0a0" stroked="f"/>
-        </w:pict>
-      </w:r>
-    </w:p>
-    <w:p>
-      <w:pPr>
-        <w:pStyle w:val="Ttulo3"/>
-        <w:rPr>
-          <w:rFonts w:ascii="Calibri" w:eastAsia="Times New Roman" w:hAnsi="Calibri" w:cs="Calibri"/>
-        </w:rPr>
-      </w:pPr>
-      <w:r>
-        <w:rPr>
-          <w:rFonts w:ascii="Calibri" w:eastAsia="Times New Roman" w:hAnsi="Calibri" w:cs="Calibri"/>
-        </w:rPr>
-        <w:t>5.3 Ejemplo de Estructura de Datos (JSON) de la Transacción</w:t>
+        <w:t>5.3 Incidencias reales del mes y resoluciones</w:t>
       </w:r>
     </w:p>
     <w:p>
@@ -2097,545 +2200,7 @@
           <w:sz w:val="22"/>
           <w:szCs w:val="22"/>
         </w:rPr>
-        <w:t>A continuación se presenta una muestra representativa de los metadatos transaccionales que persisten de forma relacional en la base de datos PostgreSQL tras el procesamiento exitoso de una CURP, integrando campos de valor técnico y de control de auditoría:</w:t>
-      </w:r>
-    </w:p>
-    <w:p>
-      <w:pPr>
-        <w:pStyle w:val="HTMLconformatoprevio"/>
-      </w:pPr>
-    </w:p>
-    <w:p>
-      <w:pPr>
-        <w:pStyle w:val="HTMLconformatoprevio"/>
-      </w:pPr>
-      <w:r>
-        <w:t>{</w:t>
-      </w:r>
-    </w:p>
-    <w:p>
-      <w:pPr>
-        <w:pStyle w:val="HTMLconformatoprevio"/>
-      </w:pPr>
-      <w:r>
-        <w:t xml:space="preserve">  "transaccion": {</w:t>
-      </w:r>
-    </w:p>
-    <w:p>
-      <w:pPr>
-        <w:pStyle w:val="HTMLconformatoprevio"/>
-      </w:pPr>
-      <w:r>
-        <w:t xml:space="preserve">    "id_registro_procesado": 829541,</w:t>
-      </w:r>
-    </w:p>
-    <w:p>
-      <w:pPr>
-        <w:pStyle w:val="HTMLconformatoprevio"/>
-      </w:pPr>
-      <w:r>
-        <w:t xml:space="preserve">    "id_lote": "LOTE</w:t>
-      </w:r>
-      <w:r>
-        <w:lastRenderedPageBreak/>
-        <w:t>-202605-01",</w:t>
-      </w:r>
-    </w:p>
-    <w:p>
-      <w:pPr>
-        <w:pStyle w:val="HTMLconformatoprevio"/>
-      </w:pPr>
-      <w:r>
-        <w:t xml:space="preserve">    "curp_hash": "e99a18c428cb38d5f260853678922e03",</w:t>
-      </w:r>
-    </w:p>
-    <w:p>
-      <w:pPr>
-        <w:pStyle w:val="HTMLconformatoprevio"/>
-      </w:pPr>
-      <w:r>
-        <w:t xml:space="preserve">    "cct_hash": "bc5aa829c38cde132103bbb028822ab1",</w:t>
-      </w:r>
-    </w:p>
-    <w:p>
-      <w:pPr>
-        <w:pStyle w:val="HTMLconformatoprevio"/>
-      </w:pPr>
-      <w:r>
-        <w:t xml:space="preserve">    "estatus_ejecucion": "EXITO",</w:t>
-      </w:r>
-    </w:p>
-    <w:p>
-      <w:pPr>
-        <w:pStyle w:val="HTMLconformatoprevio"/>
-      </w:pPr>
-      <w:r>
-        <w:t xml:space="preserve">    "intento_exitoso": 1,</w:t>
-      </w:r>
-    </w:p>
-    <w:p>
-      <w:pPr>
-        <w:pStyle w:val="HTMLconformatoprevio"/>
-      </w:pPr>
-      <w:r>
-        <w:t xml:space="preserve">    "detalles_descarga": {</w:t>
-      </w:r>
-    </w:p>
-    <w:p>
-      <w:pPr>
-        <w:pStyle w:val="HTMLconformatoprevio"/>
-      </w:pPr>
-      <w:r>
-        <w:t xml:space="preserve">      "tamanio_bytes": 142850,</w:t>
-      </w:r>
-    </w:p>
-    <w:p>
-      <w:pPr>
-        <w:pStyle w:val="HTMLconformatoprevio"/>
-      </w:pPr>
-      <w:r>
-        <w:t xml:space="preserve">      "tiempo_consulta_ms": 321,</w:t>
-      </w:r>
-    </w:p>
-    <w:p>
-      <w:pPr>
-        <w:pStyle w:val="HTMLconformatoprevio"/>
-      </w:pPr>
-      <w:r>
-        <w:t xml:space="preserve">      "ruta_salida_fisica": "/var/data/output/Veracruz/30DPR1829B/2026/sin-carta/30DPR1829B_e99a18c4_1.pdf"</w:t>
-      </w:r>
-    </w:p>
-    <w:p>
-      <w:pPr>
-        <w:pStyle w:val="HTMLconformatoprevio"/>
-      </w:pPr>
-      <w:r>
-        <w:t xml:space="preserve">    },</w:t>
-      </w:r>
-    </w:p>
-    <w:p>
-      <w:pPr>
-        <w:pStyle w:val="HTMLconformatoprevio"/>
-      </w:pPr>
-      <w:r>
-        <w:t xml:space="preserve">    "bitacora_auditoria": [</w:t>
-      </w:r>
-    </w:p>
-    <w:p>
-      <w:pPr>
-        <w:pStyle w:val="HTMLconformatoprevio"/>
-      </w:pPr>
-      <w:r>
-        <w:t xml:space="preserve">      {</w:t>
-      </w:r>
-    </w:p>
-    <w:p>
-      <w:pPr>
-        <w:pStyle w:val="HTMLconformatoprevio"/>
-      </w:pPr>
-      <w:r>
-        <w:t xml:space="preserve">        "fecha": "2026-05-15T11:42:01.325Z",</w:t>
-      </w:r>
-    </w:p>
-    <w:p>
-      <w:pPr>
-        <w:pStyle w:val="HTMLconformatoprevio"/>
-      </w:pPr>
-      <w:r>
-        <w:t xml:space="preserve">        "tipo_evento": "CONEXION_API_INICIO",</w:t>
-      </w:r>
-    </w:p>
-    <w:p>
-      <w:pPr>
-        <w:pStyle w:val="HTMLconformatoprevio"/>
-      </w:pPr>
-      <w:r>
-        <w:t xml:space="preserve">        "mensaje": "Token cifrado AES-128 construido correctamente."</w:t>
-      </w:r>
-    </w:p>
-    <w:p>
-      <w:pPr>
-        <w:pStyle w:val="HTMLconformatoprevio"/>
-      </w:pPr>
-      <w:r>
-        <w:t xml:space="preserve">      },</w:t>
-      </w:r>
-    </w:p>
-    <w:p>
-      <w:pPr>
-        <w:pStyle w:val="HTMLconformatoprevio"/>
-      </w:pPr>
-      <w:r>
-        <w:t xml:space="preserve">      {</w:t>
-      </w:r>
-    </w:p>
-    <w:p>
-      <w:pPr>
-        <w:pStyle w:val="HTMLconformatoprevio"/>
-      </w:pPr>
-      <w:r>
-        <w:t xml:space="preserve">        "fecha": "2026-05-15T11:42:01.646Z",</w:t>
-      </w:r>
-    </w:p>
-    <w:p>
-      <w:pPr>
-        <w:pStyle w:val="HTMLconformatoprevio"/>
-      </w:pPr>
-      <w:r>
-        <w:t xml:space="preserve">        "tipo_evento": "DESCARGA_PDF_EXITOSA",</w:t>
-      </w:r>
-    </w:p>
-    <w:p>
-      <w:pPr>
-        <w:pStyle w:val="HTMLconformatoprevio"/>
-      </w:pPr>
-      <w:r>
-        <w:t xml:space="preserve">        "mensaje": "Archivo PDF recibido. Firma criptográfica digital IMSS validada."</w:t>
-      </w:r>
-    </w:p>
-    <w:p>
-      <w:pPr>
-        <w:pStyle w:val="HTMLconformatoprevio"/>
-      </w:pPr>
-      <w:r>
-        <w:t xml:space="preserve">      }</w:t>
-      </w:r>
-    </w:p>
-    <w:p>
-      <w:pPr>
-        <w:pStyle w:val="HTMLconformatoprevio"/>
-      </w:pPr>
-      <w:r>
-        <w:t xml:space="preserve">    ]</w:t>
-      </w:r>
-    </w:p>
-    <w:p>
-      <w:pPr>
-        <w:pStyle w:val="HTMLconformatoprevio"/>
-      </w:pPr>
-      <w:r>
-        <w:t xml:space="preserve">  }</w:t>
-      </w:r>
-    </w:p>
-    <w:p>
-      <w:pPr>
-        <w:pStyle w:val="HTMLconformatoprevio"/>
-      </w:pPr>
-      <w:r>
-        <w:t>}</w:t>
-      </w:r>
-    </w:p>
-    <w:p>
-      <w:pPr>
-        <w:rPr>
-          <w:rFonts w:ascii="Calibri" w:eastAsia="Times New Roman" w:hAnsi="Calibri" w:cs="Calibri"/>
-        </w:rPr>
-      </w:pPr>
-      <w:r>
-        <w:rPr>
-          <w:rFonts w:ascii="Calibri" w:eastAsia="Times New Roman" w:hAnsi="Calibri" w:cs="Calibri"/>
-        </w:rPr>
-        <w:pict w14:anchorId="660303D6">
-          <v:rect id="_x0000_i1029" style="width:0;height:1.5pt" o:hralign="center" o:hrstd="t" o:hr="t" fillcolor="#a0a0a0" stroked="f"/>
-        </w:pict>
-      </w:r>
-    </w:p>
-    <w:p>
-      <w:pPr>
-        <w:pStyle w:val="Ttulo3"/>
-        <w:rPr>
-          <w:rFonts w:ascii="Calibri" w:eastAsia="Times New Roman" w:hAnsi="Calibri" w:cs="Calibri"/>
-        </w:rPr>
-      </w:pPr>
-      <w:r>
-        <w:rPr>
-          <w:rFonts w:ascii="Calibri" w:eastAsia="Times New Roman" w:hAnsi="Calibri" w:cs="Calibri"/>
-        </w:rPr>
-        <w:t>5.4 Validaciones de consistencia ejecutadas</w:t>
-      </w:r>
-    </w:p>
-    <w:p>
-      <w:pPr>
-        <w:pStyle w:val="NormalWeb"/>
-        <w:rPr>
-          <w:rFonts w:ascii="Calibri" w:hAnsi="Calibri" w:cs="Calibri"/>
-          <w:sz w:val="22"/>
-          <w:szCs w:val="22"/>
-        </w:rPr>
-      </w:pPr>
-      <w:r>
-        <w:rPr>
-          <w:rFonts w:ascii="Calibri" w:hAnsi="Calibri" w:cs="Calibri"/>
-          <w:sz w:val="22"/>
-          <w:szCs w:val="22"/>
-        </w:rPr>
-        <w:t>Se instrumentó un proceso formal de validación cruzada y conciliación lógica para asegurar la concordancia absoluta de la persistencia relacional con el sistema de archivos físico:</w:t>
-      </w:r>
-    </w:p>
-    <w:p>
-      <w:pPr>
-        <w:pStyle w:val="NormalWeb"/>
-        <w:rPr>
-          <w:rFonts w:ascii="Calibri" w:hAnsi="Calibri" w:cs="Calibri"/>
-          <w:sz w:val="22"/>
-          <w:szCs w:val="22"/>
-        </w:rPr>
-      </w:pPr>
-      <w:r>
-        <w:rPr>
-          <w:rFonts w:ascii="Calibri" w:hAnsi="Calibri" w:cs="Calibri"/>
-          <w:sz w:val="22"/>
-          <w:szCs w:val="22"/>
-        </w:rPr>
-        <w:t xml:space="preserve">1. </w:t>
-      </w:r>
-      <w:r>
-        <w:rPr>
-          <w:rStyle w:val="Fuerte"/>
-          <w:rFonts w:ascii="Calibri" w:hAnsi="Calibri" w:cs="Calibri"/>
-          <w:sz w:val="22"/>
-          <w:szCs w:val="22"/>
-        </w:rPr>
-        <w:t>Consistencia PDF vs BD:</w:t>
-      </w:r>
-      <w:r>
-        <w:rPr>
-          <w:rFonts w:ascii="Calibri" w:hAnsi="Calibri" w:cs="Calibri"/>
-          <w:sz w:val="22"/>
-          <w:szCs w:val="22"/>
-        </w:rPr>
-        <w:t xml:space="preserve"> Se contrastaron los 13,920 registros marcados con estado </w:t>
-      </w:r>
-      <w:r>
-        <w:rPr>
-          <w:rStyle w:val="CdigoHTML"/>
-        </w:rPr>
-        <w:t>EXITO</w:t>
-      </w:r>
-      <w:r>
-        <w:rPr>
-          <w:rFonts w:ascii="Calibri" w:hAnsi="Calibri" w:cs="Calibri"/>
-          <w:sz w:val="22"/>
-          <w:szCs w:val="22"/>
-        </w:rPr>
-        <w:t xml:space="preserve"> en la tabla </w:t>
-      </w:r>
-      <w:r>
-        <w:rPr>
-          <w:rStyle w:val="CdigoHTML"/>
-        </w:rPr>
-        <w:t>CurpProcesada</w:t>
-      </w:r>
-      <w:r>
-        <w:rPr>
-          <w:rFonts w:ascii="Calibri" w:hAnsi="Calibri" w:cs="Calibri"/>
-          <w:sz w:val="22"/>
-          <w:szCs w:val="22"/>
-        </w:rPr>
-        <w:t xml:space="preserve"> contra la existencia de archivos fís</w:t>
-      </w:r>
-      <w:r>
-        <w:rPr>
-          <w:rFonts w:ascii="Calibri" w:hAnsi="Calibri" w:cs="Calibri"/>
-          <w:sz w:val="22"/>
-          <w:szCs w:val="22"/>
-        </w:rPr>
-        <w:lastRenderedPageBreak/>
-        <w:t xml:space="preserve">icos en el volumen </w:t>
-      </w:r>
-      <w:r>
-        <w:rPr>
-          <w:rStyle w:val="CdigoHTML"/>
-        </w:rPr>
-        <w:t>/var/data/output/</w:t>
-      </w:r>
-      <w:r>
-        <w:rPr>
-          <w:rFonts w:ascii="Calibri" w:hAnsi="Calibri" w:cs="Calibri"/>
-          <w:sz w:val="22"/>
-          <w:szCs w:val="22"/>
-        </w:rPr>
-        <w:t xml:space="preserve">. El resultado de la conciliación fue de </w:t>
-      </w:r>
-      <w:r>
-        <w:rPr>
-          <w:rStyle w:val="Fuerte"/>
-          <w:rFonts w:ascii="Calibri" w:hAnsi="Calibri" w:cs="Calibri"/>
-          <w:sz w:val="22"/>
-          <w:szCs w:val="22"/>
-        </w:rPr>
-        <w:t>100% de coincidencia</w:t>
-      </w:r>
-      <w:r>
-        <w:rPr>
-          <w:rFonts w:ascii="Calibri" w:hAnsi="Calibri" w:cs="Calibri"/>
-          <w:sz w:val="22"/>
-          <w:szCs w:val="22"/>
-        </w:rPr>
-        <w:t>, sin detectar discrepancias, corrupciones ni registros huérfanos.</w:t>
-      </w:r>
-    </w:p>
-    <w:p>
-      <w:pPr>
-        <w:pStyle w:val="NormalWeb"/>
-        <w:rPr>
-          <w:rFonts w:ascii="Calibri" w:hAnsi="Calibri" w:cs="Calibri"/>
-          <w:sz w:val="22"/>
-          <w:szCs w:val="22"/>
-        </w:rPr>
-      </w:pPr>
-      <w:r>
-        <w:rPr>
-          <w:rFonts w:ascii="Calibri" w:hAnsi="Calibri" w:cs="Calibri"/>
-          <w:sz w:val="22"/>
-          <w:szCs w:val="22"/>
-        </w:rPr>
-        <w:t xml:space="preserve">2. </w:t>
-      </w:r>
-      <w:r>
-        <w:rPr>
-          <w:rStyle w:val="Fuerte"/>
-          <w:rFonts w:ascii="Calibri" w:hAnsi="Calibri" w:cs="Calibri"/>
-          <w:sz w:val="22"/>
-          <w:szCs w:val="22"/>
-        </w:rPr>
-        <w:t>Consistencia de Rutas Estándar:</w:t>
-      </w:r>
-      <w:r>
-        <w:rPr>
-          <w:rFonts w:ascii="Calibri" w:hAnsi="Calibri" w:cs="Calibri"/>
-          <w:sz w:val="22"/>
-          <w:szCs w:val="22"/>
-        </w:rPr>
-        <w:t xml:space="preserve"> Se verificó la consistencia en el direccionamiento lógico-físico según la jerarquía reglamentaria: </w:t>
-      </w:r>
-      <w:r>
-        <w:rPr>
-          <w:rStyle w:val="CdigoHTML"/>
-        </w:rPr>
-        <w:t>OUTPUT_DIR/&lt;estado&gt;/&lt;cct&gt;/&lt;ciclo&gt;/sin-carta/</w:t>
-      </w:r>
-      <w:r>
-        <w:rPr>
-          <w:rFonts w:ascii="Calibri" w:hAnsi="Calibri" w:cs="Calibri"/>
-          <w:sz w:val="22"/>
-          <w:szCs w:val="22"/>
-        </w:rPr>
-        <w:t>.</w:t>
-      </w:r>
-    </w:p>
-    <w:p>
-      <w:pPr>
-        <w:pStyle w:val="NormalWeb"/>
-        <w:rPr>
-          <w:rFonts w:ascii="Calibri" w:hAnsi="Calibri" w:cs="Calibri"/>
-          <w:sz w:val="22"/>
-          <w:szCs w:val="22"/>
-        </w:rPr>
-      </w:pPr>
-      <w:r>
-        <w:rPr>
-          <w:rFonts w:ascii="Calibri" w:hAnsi="Calibri" w:cs="Calibri"/>
-          <w:sz w:val="22"/>
-          <w:szCs w:val="22"/>
-        </w:rPr>
-        <w:t xml:space="preserve">3. </w:t>
-      </w:r>
-      <w:r>
-        <w:rPr>
-          <w:rStyle w:val="Fuerte"/>
-          <w:rFonts w:ascii="Calibri" w:hAnsi="Calibri" w:cs="Calibri"/>
-          <w:sz w:val="22"/>
-          <w:szCs w:val="22"/>
-        </w:rPr>
-        <w:t>Control de Errores en Bitácora:</w:t>
-      </w:r>
-      <w:r>
-        <w:rPr>
-          <w:rFonts w:ascii="Calibri" w:hAnsi="Calibri" w:cs="Calibri"/>
-          <w:sz w:val="22"/>
-          <w:szCs w:val="22"/>
-        </w:rPr>
-        <w:t xml:space="preserve"> Se comprobó que cada una de las 580 incidencias de descarga fallida desencadenara automáti</w:t>
-      </w:r>
-      <w:r>
-        <w:rPr>
-          <w:rFonts w:ascii="Calibri" w:hAnsi="Calibri" w:cs="Calibri"/>
-          <w:sz w:val="22"/>
-          <w:szCs w:val="22"/>
-        </w:rPr>
-        <w:lastRenderedPageBreak/>
-        <w:t xml:space="preserve">camente una entrada correspondiente en la tabla relacional </w:t>
-      </w:r>
-      <w:r>
-        <w:rPr>
-          <w:rStyle w:val="CdigoHTML"/>
-        </w:rPr>
-        <w:t>BitacoraEvento</w:t>
-      </w:r>
-      <w:r>
-        <w:rPr>
-          <w:rFonts w:ascii="Calibri" w:hAnsi="Calibri" w:cs="Calibri"/>
-          <w:sz w:val="22"/>
-          <w:szCs w:val="22"/>
-        </w:rPr>
-        <w:t xml:space="preserve"> detallando la causa exacta devuelta por la excepción de red o por el servicio del IMSS.</w:t>
-      </w:r>
-    </w:p>
-    <w:p>
-      <w:pPr>
-        <w:rPr>
-          <w:rFonts w:ascii="Calibri" w:eastAsia="Times New Roman" w:hAnsi="Calibri" w:cs="Calibri"/>
-        </w:rPr>
-      </w:pPr>
-      <w:r>
-        <w:rPr>
-          <w:rFonts w:ascii="Calibri" w:eastAsia="Times New Roman" w:hAnsi="Calibri" w:cs="Calibri"/>
-        </w:rPr>
-        <w:pict w14:anchorId="1CB723A1">
-          <v:rect id="_x0000_i1030" style="width:0;height:1.5pt" o:hralign="center" o:hrstd="t" o:hr="t" fillcolor="#a0a0a0" stroked="f"/>
-        </w:pict>
-      </w:r>
-    </w:p>
-    <w:p>
-      <w:pPr>
-        <w:pStyle w:val="Ttulo3"/>
-        <w:rPr>
-          <w:rFonts w:ascii="Calibri" w:eastAsia="Times New Roman" w:hAnsi="Calibri" w:cs="Calibri"/>
-        </w:rPr>
-      </w:pPr>
-      <w:r>
-        <w:rPr>
-          <w:rFonts w:ascii="Calibri" w:eastAsia="Times New Roman" w:hAnsi="Calibri" w:cs="Calibri"/>
-        </w:rPr>
-        <w:t>5.5 Incidencias reales del mes y resoluciones</w:t>
-      </w:r>
-    </w:p>
-    <w:p>
-      <w:pPr>
-        <w:pStyle w:val="NormalWeb"/>
-        <w:rPr>
-          <w:rFonts w:ascii="Calibri" w:hAnsi="Calibri" w:cs="Calibri"/>
-          <w:sz w:val="22"/>
-          <w:szCs w:val="22"/>
-        </w:rPr>
-      </w:pPr>
-      <w:r>
-        <w:rPr>
-          <w:rFonts w:ascii="Calibri" w:hAnsi="Calibri" w:cs="Calibri"/>
-          <w:sz w:val="22"/>
-          <w:szCs w:val="22"/>
-        </w:rPr>
-        <w:t>Duran</w:t>
-      </w:r>
-      <w:r>
-        <w:rPr>
-          <w:rFonts w:ascii="Calibri" w:hAnsi="Calibri" w:cs="Calibri"/>
-          <w:sz w:val="22"/>
-          <w:szCs w:val="22"/>
-        </w:rPr>
-        <w:lastRenderedPageBreak/>
-        <w:t>te la ejecución del lote Puebla (</w:t>
+        <w:t>Durante el procesamiento de Puebla (</w:t>
       </w:r>
       <w:r>
         <w:rPr>
@@ -2649,7 +2214,7 @@
           <w:sz w:val="22"/>
           <w:szCs w:val="22"/>
         </w:rPr>
-        <w:t>), el sistema reportó una degradación en la tasa de respuesta y un alarmante incremento de transacciones fallidas por límite de peticiones (errores HTTP 429) de la API externa:</w:t>
+        <w:t>), se reportaron múltiples errores HTTP 429 por saturación:</w:t>
       </w:r>
     </w:p>
     <w:p>
@@ -2698,21 +2263,7 @@
           <w:sz w:val="22"/>
           <w:szCs w:val="22"/>
         </w:rPr>
-        <w:t xml:space="preserve"> estaba parametrizada en 20 hilos de ejecución concurrente. Al realizar peticiones paralelas masivas, la dirección IP del servidor saturó la cuota máxima permitida por minuto del cortafuegos (</w:t>
-      </w:r>
-      <w:r>
-        <w:rPr>
-          <w:rStyle w:val="CdigoHTML"/>
-        </w:rPr>
-        <w:t>WAF</w:t>
-      </w:r>
-      <w:r>
-        <w:rPr>
-          <w:rFonts w:ascii="Calibri" w:hAnsi="Calibri" w:cs="Calibri"/>
-          <w:sz w:val="22"/>
-          <w:szCs w:val="22"/>
-        </w:rPr>
-        <w:t>) del IMSS, detonando bloqueos temporales de conexión.</w:t>
+        <w:t xml:space="preserve"> estaba en 20 hilos. La IP del servidor saturó la cuota del WAF del IMSS.</w:t>
       </w:r>
     </w:p>
     <w:p>
@@ -2747,7 +2298,7 @@
           <w:sz w:val="22"/>
           <w:szCs w:val="22"/>
         </w:rPr>
-        <w:t xml:space="preserve"> El orquestador detectó la acumulación sostenida de errores HTTP 429 (acumulando 5 consecutivas en el pool), activando un procedimiento automático de detención controlada (*Circuit Breaker*). Se suspendió el lote y se reconfiguró la variable de entorno a </w:t>
+        <w:t xml:space="preserve"> El orquestador activó un procedimiento de *Circuit Breaker*. Se ajustó la variable a </w:t>
       </w:r>
       <w:r>
         <w:rPr>
@@ -2761,7 +2312,7 @@
           <w:sz w:val="22"/>
           <w:szCs w:val="22"/>
         </w:rPr>
-        <w:t xml:space="preserve"> en el archivo de inicio.</w:t>
+        <w:t>.</w:t>
       </w:r>
     </w:p>
     <w:p>
@@ -2788,17 +2339,7 @@
           <w:sz w:val="22"/>
           <w:szCs w:val="22"/>
         </w:rPr>
-        <w:t>Recuperación automatizada (Reproce</w:t>
-      </w:r>
-      <w:r>
-        <w:rPr>
-          <w:rStyle w:val="Fuerte"/>
-          <w:rFonts w:ascii="Calibri" w:hAnsi="Calibri" w:cs="Calibri"/>
-          <w:sz w:val="22"/>
-          <w:szCs w:val="22"/>
-        </w:rPr>
-        <w:lastRenderedPageBreak/>
-        <w:t>so):</w:t>
+        <w:t>Recuperación automatizada:</w:t>
       </w:r>
       <w:r>
         <w:rPr>
@@ -2806,7 +2347,7 @@
           <w:sz w:val="22"/>
           <w:szCs w:val="22"/>
         </w:rPr>
-        <w:t xml:space="preserve"> Se invocó el script </w:t>
+        <w:t xml:space="preserve"> Se invocó </w:t>
       </w:r>
       <w:r>
         <w:rPr>
@@ -2820,21 +2361,7 @@
           <w:sz w:val="22"/>
           <w:szCs w:val="22"/>
         </w:rPr>
-        <w:t xml:space="preserve"> para levantar exclusivamente las 420 CURP marcadas con estado </w:t>
-      </w:r>
-      <w:r>
-        <w:rPr>
-          <w:rStyle w:val="CdigoHTML"/>
-        </w:rPr>
-        <w:t>FALLO</w:t>
-      </w:r>
-      <w:r>
-        <w:rPr>
-          <w:rFonts w:ascii="Calibri" w:hAnsi="Calibri" w:cs="Calibri"/>
-          <w:sz w:val="22"/>
-          <w:szCs w:val="22"/>
-        </w:rPr>
-        <w:t xml:space="preserve"> en Puebla, recuperando exitosamente 410 registros, reduciendo de esa forma los fallos definitivos de la corrida a solo 10 CURPs e incrementando la tasa de éxito final ajustada de Puebla a </w:t>
+        <w:t xml:space="preserve"> reduciendo los fallos a solo 10 CURPs, incrementando la tasa ajustada a </w:t>
       </w:r>
       <w:r>
         <w:rPr>
@@ -2864,14 +2391,14 @@
         <w:rPr>
           <w:rFonts w:ascii="Calibri" w:eastAsia="Times New Roman" w:hAnsi="Calibri" w:cs="Calibri"/>
         </w:rPr>
-        <w:pict w14:anchorId="38DE86C5">
-          <v:rect id="_x0000_i1031" style="width:0;height:1.5pt" o:hralign="center" o:hrstd="t" o:hr="t" fillcolor="#a0a0a0" stroked="f"/>
+        <w:pict w14:anchorId="51BA3252">
+          <v:rect id="_x0000_i1028" style="width:0;height:1.5pt" o:hralign="center" o:hrstd="t" o:hr="t" fillcolor="#a0a0a0" stroked="f"/>
         </w:pict>
       </w:r>
     </w:p>
     <w:p>
       <w:pPr>
-        <w:pStyle w:val="Ttulo3"/>
+        <w:pStyle w:val="Ttulo2"/>
         <w:rPr>
           <w:rFonts w:ascii="Calibri" w:eastAsia="Times New Roman" w:hAnsi="Calibri" w:cs="Calibri"/>
         </w:rPr>
@@ -2880,38 +2407,14 @@
         <w:rPr>
           <w:rFonts w:ascii="Calibri" w:eastAsia="Times New Roman" w:hAnsi="Calibri" w:cs="Calibri"/>
         </w:rPr>
-        <w:t xml:space="preserve">5.6 Avance sobre etapa posterior a </w:t>
-      </w:r>
-      <w:r>
-        <w:rPr>
-          <w:rStyle w:val="CdigoHTML"/>
-        </w:rPr>
-        <w:t>sin-carta</w:t>
+        <w:t>6. Próximos Pasos rumbo a Junio de 2026</w:t>
       </w:r>
     </w:p>
     <w:p>
       <w:pPr>
-        <w:pStyle w:val="NormalWeb"/>
-        <w:rPr>
-          <w:rFonts w:ascii="Calibri" w:hAnsi="Calibri" w:cs="Calibri"/>
-          <w:sz w:val="22"/>
-          <w:szCs w:val="22"/>
-        </w:rPr>
-      </w:pPr>
-      <w:r>
-        <w:rPr>
-          <w:rFonts w:ascii="Calibri" w:hAnsi="Calibri" w:cs="Calibri"/>
-          <w:sz w:val="22"/>
-          <w:szCs w:val="22"/>
-        </w:rPr>
-        <w:t>En mayo se ejecutó con éxito el diseño y prueba piloto del motor de plantillas de cartas de notificación en formato Word, un hito que supera la limitación teórica identificada en abril:</w:t>
-      </w:r>
-    </w:p>
-    <w:p>
-      <w:pPr>
         <w:numPr>
           <w:ilvl w:val="0"/>
-          <w:numId w:val="14"/>
+          <w:numId w:val="17"/>
         </w:numPr>
         <w:spacing w:before="100" w:beforeAutospacing="1" w:after="100" w:afterAutospacing="1" w:line="240" w:lineRule="auto"/>
         <w:rPr>
@@ -2922,7 +2425,43 @@
         <w:rPr>
           <w:rFonts w:ascii="Calibri" w:eastAsia="Times New Roman" w:hAnsi="Calibri" w:cs="Calibri"/>
         </w:rPr>
-        <w:t xml:space="preserve">Se desarrolló el script de automatización compatible con Python que toma como entrada los metadatos y PDFs acumulados en la carpeta </w:t>
+        <w:t>Desplegar los hooks de seguridad de repositorios pre-commit tras el incidente de datos reportado (ver Reporte de Alertamiento).</w:t>
+      </w:r>
+    </w:p>
+    <w:p>
+      <w:pPr>
+        <w:numPr>
+          <w:ilvl w:val="0"/>
+          <w:numId w:val="17"/>
+        </w:numPr>
+        <w:spacing w:before="100" w:beforeAutospacing="1" w:after="100" w:afterAutospacing="1" w:line="240" w:lineRule="auto"/>
+        <w:rPr>
+          <w:rFonts w:ascii="Calibri" w:eastAsia="Times New Roman" w:hAnsi="Calibri" w:cs="Calibri"/>
+        </w:rPr>
+      </w:pPr>
+      <w:r>
+        <w:rPr>
+          <w:rFonts w:ascii="Calibri" w:eastAsia="Times New Roman" w:hAnsi="Calibri" w:cs="Calibri"/>
+        </w:rPr>
+        <w:t>Consolidar las bitácoras acumuladas de los lotes de mayo para el corte trimestral del 30 de junio.</w:t>
+      </w:r>
+    </w:p>
+    <w:p>
+      <w:pPr>
+        <w:numPr>
+          <w:ilvl w:val="0"/>
+          <w:numId w:val="17"/>
+        </w:numPr>
+        <w:spacing w:before="100" w:beforeAutospacing="1" w:after="100" w:afterAutospacing="1" w:line="240" w:lineRule="auto"/>
+        <w:rPr>
+          <w:rFonts w:ascii="Calibri" w:eastAsia="Times New Roman" w:hAnsi="Calibri" w:cs="Calibri"/>
+        </w:rPr>
+      </w:pPr>
+      <w:r>
+        <w:rPr>
+          <w:rFonts w:ascii="Calibri" w:eastAsia="Times New Roman" w:hAnsi="Calibri" w:cs="Calibri"/>
+        </w:rPr>
+        <w:t xml:space="preserve">Ejecutar el despliegue del script de fusión de cartas a escala de producción desde la carpeta </w:t>
       </w:r>
       <w:r>
         <w:rPr>
@@ -2934,273 +2473,7 @@
         <w:rPr>
           <w:rFonts w:ascii="Calibri" w:eastAsia="Times New Roman" w:hAnsi="Calibri" w:cs="Calibri"/>
         </w:rPr>
-        <w:t xml:space="preserve"> y genera las cartas fusionadas definitivas en </w:t>
-      </w:r>
-      <w:r>
-        <w:rPr>
-          <w:rStyle w:val="CdigoHTML"/>
-        </w:rPr>
-        <w:t>cartas-generadas/</w:t>
-      </w:r>
-      <w:r>
-        <w:rPr>
-          <w:rFonts w:ascii="Calibri" w:eastAsia="Times New Roman" w:hAnsi="Calibri" w:cs="Calibri"/>
-        </w:rPr>
         <w:t>.</w:t>
-      </w:r>
-    </w:p>
-    <w:p>
-      <w:pPr>
-        <w:numPr>
-          <w:ilvl w:val="0"/>
-          <w:numId w:val="14"/>
-        </w:numPr>
-        <w:spacing w:before="100" w:beforeAutospacing="1" w:after="100" w:afterAutospacing="1" w:line="240" w:lineRule="auto"/>
-        <w:rPr>
-          <w:rFonts w:ascii="Calibri" w:eastAsia="Times New Roman" w:hAnsi="Calibri" w:cs="Calibri"/>
-        </w:rPr>
-      </w:pPr>
-      <w:r>
-        <w:rPr>
-          <w:rFonts w:ascii="Calibri" w:eastAsia="Times New Roman" w:hAnsi="Calibri" w:cs="Calibri"/>
-        </w:rPr>
-        <w:t>Este script elimina la dependencia del procesamiento offline manual, garantizando la continuidad e integración directa del flujo post-carga para el inicio del trimestre de junio.</w:t>
-      </w:r>
-    </w:p>
-    <w:p>
-      <w:pPr>
-        <w:rPr>
-          <w:rFonts w:ascii="Calibri" w:eastAsia="Times New Roman" w:hAnsi="Calibri" w:cs="Calibri"/>
-        </w:rPr>
-      </w:pPr>
-      <w:r>
-        <w:rPr>
-          <w:rFonts w:ascii="Calibri" w:eastAsia="Times New Roman" w:hAnsi="Calibri" w:cs="Calibri"/>
-        </w:rPr>
-        <w:pict w14:anchorId="4BE4FEA5">
-          <v:rect id="_x0000_i1032" style="width:0;height:1.5pt" o:hralign="center" o:hrstd="t" o:hr="t" fillcolor="#a0a0a0" stroked="f"/>
-        </w:pict>
-      </w:r>
-    </w:p>
-    <w:p>
-      <w:pPr>
-        <w:pStyle w:val="Ttulo2"/>
-        <w:rPr>
-          <w:rFonts w:ascii="Calibri" w:eastAsia="Times New Roman" w:hAnsi="Calibri" w:cs="Calibri"/>
-        </w:rPr>
-      </w:pPr>
-      <w:r>
-        <w:rPr>
-          <w:rFonts w:ascii="Calibri" w:eastAsia="Times New Roman" w:hAnsi="Calibri" w:cs="Calibri"/>
-        </w:rPr>
-        <w:t>6. Riesgos y Dependencias para Mayo</w:t>
-      </w:r>
-    </w:p>
-    <w:p>
-      <w:pPr>
-        <w:numPr>
-          <w:ilvl w:val="0"/>
-          <w:numId w:val="15"/>
-        </w:numPr>
-        <w:spacing w:before="100" w:beforeAutospacing="1" w:after="100" w:afterAutospacing="1" w:line="240" w:lineRule="auto"/>
-        <w:rPr>
-          <w:rFonts w:ascii="Calibri" w:eastAsia="Times New Roman" w:hAnsi="Calibri" w:cs="Calibri"/>
-        </w:rPr>
-      </w:pPr>
-      <w:r>
-        <w:rPr>
-          <w:rStyle w:val="Fuerte"/>
-          <w:rFonts w:ascii="Calibri" w:eastAsia="Times New Roman" w:hAnsi="Calibri" w:cs="Calibri"/>
-        </w:rPr>
-        <w:t>Saturación IP Volumétrica:</w:t>
-      </w:r>
-      <w:r>
-        <w:rPr>
-          <w:rFonts w:ascii="Calibri" w:eastAsia="Times New Roman" w:hAnsi="Calibri" w:cs="Calibri"/>
-        </w:rPr>
-        <w:t xml:space="preserve"> Dependencia severa de la disponibilidad y tolerancia a la alta concurrencia de la API externa del IMSS. Se sugiere mantener políticas de espera exponencial en reintentos (*Exponential Back-off*).</w:t>
-      </w:r>
-    </w:p>
-    <w:p>
-      <w:pPr>
-        <w:numPr>
-          <w:ilvl w:val="0"/>
-          <w:numId w:val="15"/>
-        </w:numPr>
-        <w:spacing w:before="100" w:beforeAutospacing="1" w:after="100" w:afterAutospacing="1" w:line="240" w:lineRule="auto"/>
-        <w:rPr>
-          <w:rFonts w:ascii="Calibri" w:eastAsia="Times New Roman" w:hAnsi="Calibri" w:cs="Calibri"/>
-        </w:rPr>
-      </w:pPr>
-      <w:r>
-        <w:rPr>
-          <w:rStyle w:val="Fuerte"/>
-          <w:rFonts w:ascii="Calibri" w:eastAsia="Times New Roman" w:hAnsi="Calibri" w:cs="Calibri"/>
-        </w:rPr>
-        <w:t>Estabilidad de DEV:</w:t>
-      </w:r>
-      <w:r>
-        <w:rPr>
-          <w:rFonts w:ascii="Calibri" w:eastAsia="Times New Roman" w:hAnsi="Calibri" w:cs="Calibri"/>
-        </w:rPr>
-        <w:t xml:space="preserve"> Riesgo de inconsistencias si se ejecutan corridas simultáneas por múltiples agentes sin un control estricto de lote único.</w:t>
-      </w:r>
-    </w:p>
-    <w:p>
-      <w:pPr>
-        <w:numPr>
-          <w:ilvl w:val="0"/>
-          <w:numId w:val="15"/>
-        </w:numPr>
-        <w:spacing w:before="100" w:beforeAutospacing="1" w:after="100" w:afterAutospacing="1" w:line="240" w:lineRule="auto"/>
-        <w:rPr>
-          <w:rFonts w:ascii="Calibri" w:eastAsia="Times New Roman" w:hAnsi="Calibri" w:cs="Calibri"/>
-        </w:rPr>
-      </w:pPr>
-      <w:r>
-        <w:rPr>
-          <w:rStyle w:val="Fuerte"/>
-          <w:rFonts w:ascii="Calibri" w:eastAsia="Times New Roman" w:hAnsi="Calibri" w:cs="Calibri"/>
-        </w:rPr>
-        <w:t>Acoplamiento Contractual:</w:t>
-      </w:r>
-      <w:r>
-        <w:rPr>
-          <w:rFonts w:ascii="Calibri" w:eastAsia="Times New Roman" w:hAnsi="Calibri" w:cs="Calibri"/>
-        </w:rPr>
-        <w:t xml:space="preserve"> El riesgo latente de que la etapa de cartas no unifique especificaciones de negocio oportunas con los usuarios corporativos finales de las áreas de TI previas a la entrega trimestral.</w:t>
-      </w:r>
-    </w:p>
-    <w:p>
-      <w:pPr>
-        <w:pStyle w:val="Ttulo2"/>
-        <w:rPr>
-          <w:rFonts w:ascii="Calibri" w:eastAsia="Times New Roman" w:hAnsi="Calibri" w:cs="Calibri"/>
-        </w:rPr>
-      </w:pPr>
-      <w:r>
-        <w:rPr>
-          <w:rFonts w:ascii="Calibri" w:eastAsia="Times New Roman" w:hAnsi="Calibri" w:cs="Calibri"/>
-        </w:rPr>
-        <w:t>7. Próximos Pasos rumbo a Junio de 2026</w:t>
-      </w:r>
-    </w:p>
-    <w:p>
-      <w:pPr>
-        <w:numPr>
-          <w:ilvl w:val="0"/>
-          <w:numId w:val="16"/>
-        </w:numPr>
-        <w:spacing w:before="100" w:beforeAutospacing="1" w:after="100" w:afterAutospacing="1" w:line="240" w:lineRule="auto"/>
-        <w:rPr>
-          <w:rFonts w:ascii="Calibri" w:eastAsia="Times New Roman" w:hAnsi="Calibri" w:cs="Calibri"/>
-        </w:rPr>
-      </w:pPr>
-      <w:r>
-        <w:rPr>
-          <w:rFonts w:ascii="Calibri" w:eastAsia="Times New Roman" w:hAnsi="Calibri" w:cs="Calibri"/>
-        </w:rPr>
-        <w:t>Consolidar las bitácoras acumuladas de los tres lotes de mayo para el corte trimestral del 30 de junio.</w:t>
-      </w:r>
-    </w:p>
-    <w:p>
-      <w:pPr>
-        <w:numPr>
-          <w:ilvl w:val="0"/>
-          <w:numId w:val="16"/>
-        </w:numPr>
-        <w:spacing w:before="100" w:beforeAutospacing="1" w:after="100" w:afterAutospacing="1" w:line="240" w:lineRule="auto"/>
-        <w:rPr>
-          <w:rFonts w:ascii="Calibri" w:eastAsia="Times New Roman" w:hAnsi="Calibri" w:cs="Calibri"/>
-        </w:rPr>
-      </w:pPr>
-      <w:r>
-        <w:rPr>
-          <w:rFonts w:ascii="Calibri" w:eastAsia="Times New Roman" w:hAnsi="Calibri" w:cs="Calibri"/>
-        </w:rPr>
-        <w:t>Ejecutar el despliegue del script de fusión de cartas a escala de producción.</w:t>
-      </w:r>
-    </w:p>
-    <w:p>
-      <w:pPr>
-        <w:numPr>
-          <w:ilvl w:val="0"/>
-          <w:numId w:val="16"/>
-        </w:numPr>
-        <w:spacing w:before="100" w:beforeAutospacing="1" w:after="100" w:afterAutospacing="1" w:line="240" w:lineRule="auto"/>
-        <w:rPr>
-          <w:rFonts w:ascii="Calibri" w:eastAsia="Times New Roman" w:hAnsi="Calibri" w:cs="Calibri"/>
-        </w:rPr>
-      </w:pPr>
-      <w:r>
-        <w:rPr>
-          <w:rFonts w:ascii="Calibri" w:eastAsia="Times New Roman" w:hAnsi="Calibri" w:cs="Calibri"/>
-        </w:rPr>
-        <w:t xml:space="preserve">Automatizar la calibración del parámetro </w:t>
-      </w:r>
-      <w:r>
-        <w:rPr>
-          <w:rStyle w:val="CdigoHTML"/>
-        </w:rPr>
-        <w:t>WORKERS</w:t>
-      </w:r>
-      <w:r>
-        <w:rPr>
-          <w:rFonts w:ascii="Calibri" w:eastAsia="Times New Roman" w:hAnsi="Calibri" w:cs="Calibri"/>
-        </w:rPr>
-        <w:t xml:space="preserve"> para ajustarse dinámicamente según la latencia de red devuelta por la API IMSS.</w:t>
-      </w:r>
-    </w:p>
-    <w:p>
-      <w:pPr>
-        <w:rPr>
-          <w:rFonts w:ascii="Calibri" w:eastAsia="Times New Roman" w:hAnsi="Calibri" w:cs="Calibri"/>
-        </w:rPr>
-      </w:pPr>
-      <w:r>
-        <w:rPr>
-          <w:rFonts w:ascii="Calibri" w:eastAsia="Times New Roman" w:hAnsi="Calibri" w:cs="Calibri"/>
-        </w:rPr>
-        <w:pict w14:anchorId="2B09D9EF">
-          <v:rect id="_x0000_i1033" style="width:0;height:1.5pt" o:hralign="center" o:hrstd="t" o:hr="t" fillcolor="#a0a0a0" stroked="f"/>
-        </w:pict>
-      </w:r>
-    </w:p>
-    <w:p>
-      <w:pPr>
-        <w:pStyle w:val="NormalWeb"/>
-        <w:rPr>
-          <w:rFonts w:ascii="Calibri" w:hAnsi="Calibri" w:cs="Calibri"/>
-          <w:sz w:val="22"/>
-          <w:szCs w:val="22"/>
-        </w:rPr>
-      </w:pPr>
-      <w:r>
-        <w:rPr>
-          <w:rStyle w:val="Fuerte"/>
-          <w:rFonts w:ascii="Calibri" w:hAnsi="Calibri" w:cs="Calibri"/>
-          <w:sz w:val="22"/>
-          <w:szCs w:val="22"/>
-        </w:rPr>
-        <w:t>Comentarios adicionales:</w:t>
-      </w:r>
-    </w:p>
-    <w:p>
-      <w:pPr>
-        <w:pStyle w:val="NormalWeb"/>
-        <w:rPr>
-          <w:rFonts w:ascii="Calibri" w:hAnsi="Calibri" w:cs="Calibri"/>
-          <w:sz w:val="22"/>
-          <w:szCs w:val="22"/>
-        </w:rPr>
-      </w:pPr>
-      <w:r>
-        <w:rPr>
-          <w:rFonts w:ascii="Calibri" w:hAnsi="Calibri" w:cs="Calibri"/>
-          <w:sz w:val="22"/>
-          <w:szCs w:val="22"/>
-        </w:rPr>
-        <w:t>Este entregable operativo de mayo consolida la evidencia tangible exigida por el contrato, logrando la trazabilidad absoluta de 14,500 transacciones y eliminando los supuestos teóricos planteados en la fase de análisis de abril.</w:t>
       </w:r>
     </w:p>
     <w:p>
@@ -4400,6 +3673,155 @@
     </w:lvl>
   </w:abstractNum>
   <w:abstractNum w:abstractNumId="8" w15:restartNumberingAfterBreak="0">
+    <w:nsid w:val="04392555"/>
+    <w:multiLevelType w:val="multilevel"/>
+    <w:tmpl w:val="B9BAC4C8"/>
+    <w:lvl w:ilvl="0">
+      <w:start w:val="1"/>
+      <w:numFmt w:val="bullet"/>
+      <w:lvlText w:val=""/>
+      <w:lvlJc w:val="left"/>
+      <w:pPr>
+        <w:tabs>
+          <w:tab w:val="num" w:pos="720"/>
+        </w:tabs>
+        <w:ind w:left="720" w:hanging="360"/>
+      </w:pPr>
+      <w:rPr>
+        <w:rFonts w:ascii="Symbol" w:hAnsi="Symbol" w:hint="default"/>
+        <w:sz w:val="20"/>
+      </w:rPr>
+    </w:lvl>
+    <w:lvl w:ilvl="1" w:tentative="1">
+      <w:start w:val="1"/>
+      <w:numFmt w:val="bullet"/>
+      <w:lvlText w:val="o"/>
+      <w:lvlJc w:val="left"/>
+      <w:pPr>
+        <w:tabs>
+          <w:tab w:val="num" w:pos="1440"/>
+        </w:tabs>
+        <w:ind w:left="1440" w:hanging="360"/>
+      </w:pPr>
+      <w:rPr>
+        <w:rFonts w:ascii="Courier New" w:hAnsi="Courier New" w:hint="default"/>
+        <w:sz w:val="20"/>
+      </w:rPr>
+    </w:lvl>
+    <w:lvl w:ilvl="2" w:tentative="1">
+      <w:start w:val="1"/>
+      <w:numFmt w:val="bullet"/>
+      <w:lvlText w:val=""/>
+      <w:lvlJc w:val="left"/>
+      <w:pPr>
+        <w:tabs>
+          <w:tab w:val="num" w:pos="2160"/>
+        </w:tabs>
+        <w:ind w:left="2160" w:hanging="360"/>
+      </w:pPr>
+      <w:rPr>
+        <w:rFonts w:ascii="Wingdings" w:hAnsi="Wingdings" w:hint="default"/>
+        <w:sz w:val="20"/>
+      </w:rPr>
+    </w:lvl>
+    <w:lvl w:ilvl="3" w:tentative="1">
+      <w:start w:val="1"/>
+      <w:numFmt w:val="bullet"/>
+      <w:lvlText w:val=""/>
+      <w:lvlJc w:val="left"/>
+      <w:pPr>
+        <w:tabs>
+          <w:tab w:val="num" w:pos="2880"/>
+        </w:tabs>
+        <w:ind w:left="2880" w:hanging="360"/>
+      </w:pPr>
+      <w:rPr>
+        <w:rFonts w:ascii="Wingdings" w:hAnsi="Wingdings" w:hint="default"/>
+        <w:sz w:val="20"/>
+      </w:rPr>
+    </w:lvl>
+    <w:lvl w:ilvl="4" w:tentative="1">
+      <w:start w:val="1"/>
+      <w:numFmt w:val="bullet"/>
+      <w:lvlText w:val=""/>
+      <w:lvlJc w:val="left"/>
+      <w:pPr>
+        <w:tabs>
+          <w:tab w:val="num" w:pos="3600"/>
+        </w:tabs>
+        <w:ind w:left="3600" w:hanging="360"/>
+      </w:pPr>
+      <w:rPr>
+        <w:rFonts w:ascii="Wingdings" w:hAnsi="Wingdings" w:hint="default"/>
+        <w:sz w:val="20"/>
+      </w:rPr>
+    </w:lvl>
+    <w:lvl w:ilvl="5" w:tentative="1">
+      <w:start w:val="1"/>
+      <w:numFmt w:val="bullet"/>
+      <w:lvlText w:val=""/>
+      <w:lvlJc w:val="left"/>
+      <w:pPr>
+        <w:tabs>
+          <w:tab w:val="num" w:pos="4320"/>
+        </w:tabs>
+        <w:ind w:left="4320" w:hanging="360"/>
+      </w:pPr>
+      <w:rPr>
+        <w:rFonts w:ascii="Wingdings" w:hAnsi="Wingdings" w:hint="default"/>
+        <w:sz w:val="20"/>
+      </w:rPr>
+    </w:lvl>
+    <w:lvl w:ilvl="6" w:tentative="1">
+      <w:start w:val="1"/>
+      <w:numFmt w:val="bullet"/>
+      <w:lvlText w:val=""/>
+      <w:lvlJc w:val="left"/>
+      <w:pPr>
+        <w:tabs>
+          <w:tab w:val="num" w:pos="5040"/>
+        </w:tabs>
+        <w:ind w:left="5040" w:hanging="360"/>
+      </w:pPr>
+      <w:rPr>
+        <w:rFonts w:ascii="Wingdings" w:hAnsi="Wingdings" w:hint="default"/>
+        <w:sz w:val="20"/>
+      </w:rPr>
+    </w:lvl>
+    <w:lvl w:ilvl="7" w:tentative="1">
+      <w:start w:val="1"/>
+      <w:numFmt w:val="bullet"/>
+      <w:lvlText w:val=""/>
+      <w:lvlJc w:val="left"/>
+      <w:pPr>
+        <w:tabs>
+          <w:tab w:val="num" w:pos="5760"/>
+        </w:tabs>
+        <w:ind w:left="5760" w:hanging="360"/>
+      </w:pPr>
+      <w:rPr>
+        <w:rFonts w:ascii="Wingdings" w:hAnsi="Wingdings" w:hint="default"/>
+        <w:sz w:val="20"/>
+      </w:rPr>
+    </w:lvl>
+    <w:lvl w:ilvl="8" w:tentative="1">
+      <w:start w:val="1"/>
+      <w:numFmt w:val="bullet"/>
+      <w:lvlText w:val=""/>
+      <w:lvlJc w:val="left"/>
+      <w:pPr>
+        <w:tabs>
+          <w:tab w:val="num" w:pos="6480"/>
+        </w:tabs>
+        <w:ind w:left="6480" w:hanging="360"/>
+      </w:pPr>
+      <w:rPr>
+        <w:rFonts w:ascii="Wingdings" w:hAnsi="Wingdings" w:hint="default"/>
+        <w:sz w:val="20"/>
+      </w:rPr>
+    </w:lvl>
+  </w:abstractNum>
+  <w:abstractNum w:abstractNumId="9" w15:restartNumberingAfterBreak="0">
     <w:nsid w:val="14A24D95"/>
     <w:multiLevelType w:val="hybridMultilevel"/>
     <w:tmpl w:val="0EDC7788"/>
@@ -4512,7 +3934,156 @@
       </w:rPr>
     </w:lvl>
   </w:abstractNum>
-  <w:abstractNum w:abstractNumId="9" w15:restartNumberingAfterBreak="0">
+  <w:abstractNum w:abstractNumId="10" w15:restartNumberingAfterBreak="0">
+    <w:nsid w:val="1C0E7C7A"/>
+    <w:multiLevelType w:val="multilevel"/>
+    <w:tmpl w:val="3334A420"/>
+    <w:lvl w:ilvl="0">
+      <w:start w:val="1"/>
+      <w:numFmt w:val="bullet"/>
+      <w:lvlText w:val=""/>
+      <w:lvlJc w:val="left"/>
+      <w:pPr>
+        <w:tabs>
+          <w:tab w:val="num" w:pos="720"/>
+        </w:tabs>
+        <w:ind w:left="720" w:hanging="360"/>
+      </w:pPr>
+      <w:rPr>
+        <w:rFonts w:ascii="Symbol" w:hAnsi="Symbol" w:hint="default"/>
+        <w:sz w:val="20"/>
+      </w:rPr>
+    </w:lvl>
+    <w:lvl w:ilvl="1" w:tentative="1">
+      <w:start w:val="1"/>
+      <w:numFmt w:val="bullet"/>
+      <w:lvlText w:val="o"/>
+      <w:lvlJc w:val="left"/>
+      <w:pPr>
+        <w:tabs>
+          <w:tab w:val="num" w:pos="1440"/>
+        </w:tabs>
+        <w:ind w:left="1440" w:hanging="360"/>
+      </w:pPr>
+      <w:rPr>
+        <w:rFonts w:ascii="Courier New" w:hAnsi="Courier New" w:hint="default"/>
+        <w:sz w:val="20"/>
+      </w:rPr>
+    </w:lvl>
+    <w:lvl w:ilvl="2" w:tentative="1">
+      <w:start w:val="1"/>
+      <w:numFmt w:val="bullet"/>
+      <w:lvlText w:val=""/>
+      <w:lvlJc w:val="left"/>
+      <w:pPr>
+        <w:tabs>
+          <w:tab w:val="num" w:pos="2160"/>
+        </w:tabs>
+        <w:ind w:left="2160" w:hanging="360"/>
+      </w:pPr>
+      <w:rPr>
+        <w:rFonts w:ascii="Wingdings" w:hAnsi="Wingdings" w:hint="default"/>
+        <w:sz w:val="20"/>
+      </w:rPr>
+    </w:lvl>
+    <w:lvl w:ilvl="3" w:tentative="1">
+      <w:start w:val="1"/>
+      <w:numFmt w:val="bullet"/>
+      <w:lvlText w:val=""/>
+      <w:lvlJc w:val="left"/>
+      <w:pPr>
+        <w:tabs>
+          <w:tab w:val="num" w:pos="2880"/>
+        </w:tabs>
+        <w:ind w:left="2880" w:hanging="360"/>
+      </w:pPr>
+      <w:rPr>
+        <w:rFonts w:ascii="Wingdings" w:hAnsi="Wingdings" w:hint="default"/>
+        <w:sz w:val="20"/>
+      </w:rPr>
+    </w:lvl>
+    <w:lvl w:ilvl="4" w:tentative="1">
+      <w:start w:val="1"/>
+      <w:numFmt w:val="bullet"/>
+      <w:lvlText w:val=""/>
+      <w:lvlJc w:val="left"/>
+      <w:pPr>
+        <w:tabs>
+          <w:tab w:val="num" w:pos="3600"/>
+        </w:tabs>
+        <w:ind w:left="3600" w:hanging="360"/>
+      </w:pPr>
+      <w:rPr>
+        <w:rFonts w:ascii="Wingdings" w:hAnsi="Wingdings" w:hint="default"/>
+        <w:sz w:val="20"/>
+      </w:rPr>
+    </w:lvl>
+    <w:lvl w:ilvl="5" w:tentative="1">
+      <w:start w:val="1"/>
+      <w:numFmt w:val="bullet"/>
+      <w:lvlText w:val=""/>
+      <w:lvlJc w:val="left"/>
+      <w:pPr>
+        <w:tabs>
+          <w:tab w:val="num" w:pos="4320"/>
+        </w:tabs>
+        <w:ind w:left="4320" w:hanging="360"/>
+      </w:pPr>
+      <w:rPr>
+        <w:rFonts w:ascii="Wingdings" w:hAnsi="Wingdings" w:hint="default"/>
+        <w:sz w:val="20"/>
+      </w:rPr>
+    </w:lvl>
+    <w:lvl w:ilvl="6" w:tentative="1">
+      <w:start w:val="1"/>
+      <w:numFmt w:val="bullet"/>
+      <w:lvlText w:val=""/>
+      <w:lvlJc w:val="left"/>
+      <w:pPr>
+        <w:tabs>
+          <w:tab w:val="num" w:pos="5040"/>
+        </w:tabs>
+        <w:ind w:left="5040" w:hanging="360"/>
+      </w:pPr>
+      <w:rPr>
+        <w:rFonts w:ascii="Wingdings" w:hAnsi="Wingdings" w:hint="default"/>
+        <w:sz w:val="20"/>
+      </w:rPr>
+    </w:lvl>
+    <w:lvl w:ilvl="7" w:tentative="1">
+      <w:start w:val="1"/>
+      <w:numFmt w:val="bullet"/>
+      <w:lvlText w:val=""/>
+      <w:lvlJc w:val="left"/>
+      <w:pPr>
+        <w:tabs>
+          <w:tab w:val="num" w:pos="5760"/>
+        </w:tabs>
+        <w:ind w:left="5760" w:hanging="360"/>
+      </w:pPr>
+      <w:rPr>
+        <w:rFonts w:ascii="Wingdings" w:hAnsi="Wingdings" w:hint="default"/>
+        <w:sz w:val="20"/>
+      </w:rPr>
+    </w:lvl>
+    <w:lvl w:ilvl="8" w:tentative="1">
+      <w:start w:val="1"/>
+      <w:numFmt w:val="bullet"/>
+      <w:lvlText w:val=""/>
+      <w:lvlJc w:val="left"/>
+      <w:pPr>
+        <w:tabs>
+          <w:tab w:val="num" w:pos="6480"/>
+        </w:tabs>
+        <w:ind w:left="6480" w:hanging="360"/>
+      </w:pPr>
+      <w:rPr>
+        <w:rFonts w:ascii="Wingdings" w:hAnsi="Wingdings" w:hint="default"/>
+        <w:sz w:val="20"/>
+      </w:rPr>
+    </w:lvl>
+  </w:abstractNum>
+  <w:abstractNum w:abstractNumId="11" w15:restartNumberingAfterBreak="0">
     <w:nsid w:val="28FF771F"/>
     <w:multiLevelType w:val="hybridMultilevel"/>
     <w:tmpl w:val="660C7888"/>
@@ -4625,10 +4196,10 @@
       </w:rPr>
     </w:lvl>
   </w:abstractNum>
-  <w:abstractNum w:abstractNumId="10" w15:restartNumberingAfterBreak="0">
-    <w:nsid w:val="2B384A66"/>
+  <w:abstractNum w:abstractNumId="12" w15:restartNumberingAfterBreak="0">
+    <w:nsid w:val="4F9D7718"/>
     <w:multiLevelType w:val="multilevel"/>
-    <w:tmpl w:val="DA7A37D2"/>
+    <w:tmpl w:val="2E44625A"/>
     <w:lvl w:ilvl="0">
       <w:start w:val="1"/>
       <w:numFmt w:val="bullet"/>
@@ -4774,156 +4345,7 @@
       </w:rPr>
     </w:lvl>
   </w:abstractNum>
-  <w:abstractNum w:abstractNumId="11" w15:restartNumberingAfterBreak="0">
-    <w:nsid w:val="37C95327"/>
-    <w:multiLevelType w:val="multilevel"/>
-    <w:tmpl w:val="723617DA"/>
-    <w:lvl w:ilvl="0">
-      <w:start w:val="1"/>
-      <w:numFmt w:val="bullet"/>
-      <w:lvlText w:val=""/>
-      <w:lvlJc w:val="left"/>
-      <w:pPr>
-        <w:tabs>
-          <w:tab w:val="num" w:pos="720"/>
-        </w:tabs>
-        <w:ind w:left="720" w:hanging="360"/>
-      </w:pPr>
-      <w:rPr>
-        <w:rFonts w:ascii="Symbol" w:hAnsi="Symbol" w:hint="default"/>
-        <w:sz w:val="20"/>
-      </w:rPr>
-    </w:lvl>
-    <w:lvl w:ilvl="1" w:tentative="1">
-      <w:start w:val="1"/>
-      <w:numFmt w:val="bullet"/>
-      <w:lvlText w:val="o"/>
-      <w:lvlJc w:val="left"/>
-      <w:pPr>
-        <w:tabs>
-          <w:tab w:val="num" w:pos="1440"/>
-        </w:tabs>
-        <w:ind w:left="1440" w:hanging="360"/>
-      </w:pPr>
-      <w:rPr>
-        <w:rFonts w:ascii="Courier New" w:hAnsi="Courier New" w:hint="default"/>
-        <w:sz w:val="20"/>
-      </w:rPr>
-    </w:lvl>
-    <w:lvl w:ilvl="2" w:tentative="1">
-      <w:start w:val="1"/>
-      <w:numFmt w:val="bullet"/>
-      <w:lvlText w:val=""/>
-      <w:lvlJc w:val="left"/>
-      <w:pPr>
-        <w:tabs>
-          <w:tab w:val="num" w:pos="2160"/>
-        </w:tabs>
-        <w:ind w:left="2160" w:hanging="360"/>
-      </w:pPr>
-      <w:rPr>
-        <w:rFonts w:ascii="Wingdings" w:hAnsi="Wingdings" w:hint="default"/>
-        <w:sz w:val="20"/>
-      </w:rPr>
-    </w:lvl>
-    <w:lvl w:ilvl="3" w:tentative="1">
-      <w:start w:val="1"/>
-      <w:numFmt w:val="bullet"/>
-      <w:lvlText w:val=""/>
-      <w:lvlJc w:val="left"/>
-      <w:pPr>
-        <w:tabs>
-          <w:tab w:val="num" w:pos="2880"/>
-        </w:tabs>
-        <w:ind w:left="2880" w:hanging="360"/>
-      </w:pPr>
-      <w:rPr>
-        <w:rFonts w:ascii="Wingdings" w:hAnsi="Wingdings" w:hint="default"/>
-        <w:sz w:val="20"/>
-      </w:rPr>
-    </w:lvl>
-    <w:lvl w:ilvl="4" w:tentative="1">
-      <w:start w:val="1"/>
-      <w:numFmt w:val="bullet"/>
-      <w:lvlText w:val=""/>
-      <w:lvlJc w:val="left"/>
-      <w:pPr>
-        <w:tabs>
-          <w:tab w:val="num" w:pos="3600"/>
-        </w:tabs>
-        <w:ind w:left="3600" w:hanging="360"/>
-      </w:pPr>
-      <w:rPr>
-        <w:rFonts w:ascii="Wingdings" w:hAnsi="Wingdings" w:hint="default"/>
-        <w:sz w:val="20"/>
-      </w:rPr>
-    </w:lvl>
-    <w:lvl w:ilvl="5" w:tentative="1">
-      <w:start w:val="1"/>
-      <w:numFmt w:val="bullet"/>
-      <w:lvlText w:val=""/>
-      <w:lvlJc w:val="left"/>
-      <w:pPr>
-        <w:tabs>
-          <w:tab w:val="num" w:pos="4320"/>
-        </w:tabs>
-        <w:ind w:left="4320" w:hanging="360"/>
-      </w:pPr>
-      <w:rPr>
-        <w:rFonts w:ascii="Wingdings" w:hAnsi="Wingdings" w:hint="default"/>
-        <w:sz w:val="20"/>
-      </w:rPr>
-    </w:lvl>
-    <w:lvl w:ilvl="6" w:tentative="1">
-      <w:start w:val="1"/>
-      <w:numFmt w:val="bullet"/>
-      <w:lvlText w:val=""/>
-      <w:lvlJc w:val="left"/>
-      <w:pPr>
-        <w:tabs>
-          <w:tab w:val="num" w:pos="5040"/>
-        </w:tabs>
-        <w:ind w:left="5040" w:hanging="360"/>
-      </w:pPr>
-      <w:rPr>
-        <w:rFonts w:ascii="Wingdings" w:hAnsi="Wingdings" w:hint="default"/>
-        <w:sz w:val="20"/>
-      </w:rPr>
-    </w:lvl>
-    <w:lvl w:ilvl="7" w:tentative="1">
-      <w:start w:val="1"/>
-      <w:numFmt w:val="bullet"/>
-      <w:lvlText w:val=""/>
-      <w:lvlJc w:val="left"/>
-      <w:pPr>
-        <w:tabs>
-          <w:tab w:val="num" w:pos="5760"/>
-        </w:tabs>
-        <w:ind w:left="5760" w:hanging="360"/>
-      </w:pPr>
-      <w:rPr>
-        <w:rFonts w:ascii="Wingdings" w:hAnsi="Wingdings" w:hint="default"/>
-        <w:sz w:val="20"/>
-      </w:rPr>
-    </w:lvl>
-    <w:lvl w:ilvl="8" w:tentative="1">
-      <w:start w:val="1"/>
-      <w:numFmt w:val="bullet"/>
-      <w:lvlText w:val=""/>
-      <w:lvlJc w:val="left"/>
-      <w:pPr>
-        <w:tabs>
-          <w:tab w:val="num" w:pos="6480"/>
-        </w:tabs>
-        <w:ind w:left="6480" w:hanging="360"/>
-      </w:pPr>
-      <w:rPr>
-        <w:rFonts w:ascii="Wingdings" w:hAnsi="Wingdings" w:hint="default"/>
-        <w:sz w:val="20"/>
-      </w:rPr>
-    </w:lvl>
-  </w:abstractNum>
-  <w:abstractNum w:abstractNumId="12" w15:restartNumberingAfterBreak="0">
+  <w:abstractNum w:abstractNumId="13" w15:restartNumberingAfterBreak="0">
     <w:nsid w:val="52D74056"/>
     <w:multiLevelType w:val="hybridMultilevel"/>
     <w:tmpl w:val="F8E884D6"/>
@@ -5012,7 +4434,7 @@
       </w:pPr>
     </w:lvl>
   </w:abstractNum>
-  <w:abstractNum w:abstractNumId="13" w15:restartNumberingAfterBreak="0">
+  <w:abstractNum w:abstractNumId="14" w15:restartNumberingAfterBreak="0">
     <w:nsid w:val="53C20551"/>
     <w:multiLevelType w:val="hybridMultilevel"/>
     <w:tmpl w:val="9EBC212E"/>
@@ -5101,10 +4523,10 @@
       </w:pPr>
     </w:lvl>
   </w:abstractNum>
-  <w:abstractNum w:abstractNumId="14" w15:restartNumberingAfterBreak="0">
-    <w:nsid w:val="6679723F"/>
+  <w:abstractNum w:abstractNumId="15" w15:restartNumberingAfterBreak="0">
+    <w:nsid w:val="65BA618D"/>
     <w:multiLevelType w:val="multilevel"/>
-    <w:tmpl w:val="7BE43FE4"/>
+    <w:tmpl w:val="6096CDAA"/>
     <w:lvl w:ilvl="0">
       <w:start w:val="1"/>
       <w:numFmt w:val="bullet"/>
@@ -5250,10 +4672,10 @@
       </w:rPr>
     </w:lvl>
   </w:abstractNum>
-  <w:abstractNum w:abstractNumId="15" w15:restartNumberingAfterBreak="0">
-    <w:nsid w:val="6ABC04FB"/>
+  <w:abstractNum w:abstractNumId="16" w15:restartNumberingAfterBreak="0">
+    <w:nsid w:val="7ADF1E71"/>
     <w:multiLevelType w:val="multilevel"/>
-    <w:tmpl w:val="7FF0847C"/>
+    <w:tmpl w:val="2976150A"/>
     <w:lvl w:ilvl="0">
       <w:start w:val="1"/>
       <w:numFmt w:val="bullet"/>
@@ -5418,33 +4840,36 @@
     <w:abstractNumId w:val="0"/>
   </w:num>
   <w:num w:numId="7" w16cid:durableId="767509364">
-    <w:abstractNumId w:val="12"/>
+    <w:abstractNumId w:val="13"/>
   </w:num>
   <w:num w:numId="8" w16cid:durableId="1187519976">
-    <w:abstractNumId w:val="8"/>
+    <w:abstractNumId w:val="9"/>
   </w:num>
   <w:num w:numId="9" w16cid:durableId="774518276">
     <w:abstractNumId w:val="7"/>
   </w:num>
   <w:num w:numId="10" w16cid:durableId="2009867063">
-    <w:abstractNumId w:val="9"/>
+    <w:abstractNumId w:val="11"/>
   </w:num>
   <w:num w:numId="11" w16cid:durableId="1924602666">
-    <w:abstractNumId w:val="13"/>
+    <w:abstractNumId w:val="14"/>
   </w:num>
   <w:num w:numId="12" w16cid:durableId="2021344936">
     <w:abstractNumId w:val="2"/>
   </w:num>
-  <w:num w:numId="13" w16cid:durableId="1050424018">
-    <w:abstractNumId w:val="11"/>
+  <w:num w:numId="13" w16cid:durableId="1212963414">
+    <w:abstractNumId w:val="16"/>
   </w:num>
-  <w:num w:numId="14" w16cid:durableId="1691762827">
+  <w:num w:numId="14" w16cid:durableId="1345014188">
+    <w:abstractNumId w:val="12"/>
+  </w:num>
+  <w:num w:numId="15" w16cid:durableId="150760778">
     <w:abstractNumId w:val="10"/>
   </w:num>
-  <w:num w:numId="15" w16cid:durableId="915095418">
-    <w:abstractNumId w:val="14"/>
+  <w:num w:numId="16" w16cid:durableId="1946108237">
+    <w:abstractNumId w:val="8"/>
   </w:num>
-  <w:num w:numId="16" w16cid:durableId="315304710">
+  <w:num w:numId="17" w16cid:durableId="966937102">
     <w:abstractNumId w:val="15"/>
   </w:num>
   <w:numIdMacAtCleanup w:val="10"/>
@@ -17103,7 +16528,7 @@
     <w:uiPriority w:val="99"/>
     <w:semiHidden/>
     <w:unhideWhenUsed/>
-    <w:rsid w:val="001542B3"/>
+    <w:rsid w:val="00AB7FDC"/>
     <w:pPr>
       <w:pBdr>
         <w:top w:val="single" w:sz="6" w:space="8" w:color="DDDDDD"/>
@@ -17146,7 +16571,7 @@
     <w:link w:val="HTMLconformatoprevio"/>
     <w:uiPriority w:val="99"/>
     <w:semiHidden/>
-    <w:rsid w:val="001542B3"/>
+    <w:rsid w:val="00AB7FDC"/>
     <w:rPr>
       <w:rFonts w:ascii="Consolas" w:hAnsi="Consolas" w:cs="Courier New"/>
       <w:sz w:val="20"/>
@@ -17161,7 +16586,7 @@
     <w:uiPriority w:val="99"/>
     <w:semiHidden/>
     <w:unhideWhenUsed/>
-    <w:rsid w:val="001542B3"/>
+    <w:rsid w:val="00AB7FDC"/>
     <w:pPr>
       <w:spacing w:before="100" w:beforeAutospacing="1" w:after="100" w:afterAutospacing="1" w:line="240" w:lineRule="auto"/>
     </w:pPr>
@@ -17179,7 +16604,7 @@
     <w:uiPriority w:val="99"/>
     <w:semiHidden/>
     <w:unhideWhenUsed/>
-    <w:rsid w:val="001542B3"/>
+    <w:rsid w:val="00AB7FDC"/>
     <w:rPr>
       <w:rFonts w:ascii="Courier New" w:eastAsiaTheme="minorEastAsia" w:hAnsi="Courier New" w:cs="Courier New"/>
       <w:sz w:val="20"/>

--- a/04-Abril-Mayo/Entregables/2026-05/01-Reporte_Especificaciones_Vida_Saludable_2026-05_INSTITUCIONAL.docx
+++ b/04-Abril-Mayo/Entregables/2026-05/01-Reporte_Especificaciones_Vida_Saludable_2026-05_INSTITUCIONAL.docx
@@ -9,9 +9,6 @@
           <w:rFonts w:ascii="Calibri" w:eastAsia="Times New Roman" w:hAnsi="Calibri" w:cs="Calibri"/>
         </w:rPr>
       </w:pPr>
-      <w:bookmarkStart w:id="0" w:name="_Toc217296775"/>
-      <w:bookmarkStart w:id="1" w:name="_Toc219739752"/>
-      <w:bookmarkStart w:id="2" w:name="_Toc221820033"/>
       <w:r>
         <w:rPr>
           <w:rFonts w:ascii="Calibri" w:eastAsia="Times New Roman" w:hAnsi="Calibri" w:cs="Calibri"/>
@@ -110,7 +107,7 @@
         <w:rPr>
           <w:rFonts w:ascii="Calibri" w:eastAsia="Times New Roman" w:hAnsi="Calibri" w:cs="Calibri"/>
         </w:rPr>
-        <w:pict w14:anchorId="26B7F330">
+        <w:pict w14:anchorId="05560EC2">
           <v:rect id="_x0000_i1025" style="width:0;height:1.5pt" o:hralign="center" o:hrstd="t" o:hr="t" fillcolor="#a0a0a0" stroked="f"/>
         </w:pict>
       </w:r>
@@ -144,39 +141,146 @@
           <w:sz w:val="22"/>
           <w:szCs w:val="22"/>
         </w:rPr>
-        <w:t>Documentar de forma exhaustiva, detallada e integral el avance correspondiente a mayo de 2026 sobre el proyecto Vida Saludable, priorizando la recopilación de evidencia operativa real en el entorno de desarrollo (DEV), las validaciones lógicas cruzadas de integridad, la definición formal de los layouts de importación y el seguimiento pormenorizado de las incidencias técnicas y procedimientos de reproceso controlados.</w:t>
-      </w:r>
-    </w:p>
-    <w:p>
-      <w:pPr>
-        <w:pStyle w:val="Ttulo2"/>
-        <w:rPr>
-          <w:rFonts w:ascii="Calibri" w:eastAsia="Times New Roman" w:hAnsi="Calibri" w:cs="Calibri"/>
-        </w:rPr>
-      </w:pPr>
-      <w:r>
-        <w:rPr>
-          <w:rFonts w:ascii="Calibri" w:eastAsia="Times New Roman" w:hAnsi="Calibri" w:cs="Calibri"/>
-        </w:rPr>
-        <w:t>2. Criterio de Separación por Mes</w:t>
-      </w:r>
-    </w:p>
-    <w:p>
-      <w:pPr>
-        <w:pStyle w:val="NormalWeb"/>
-        <w:rPr>
+        <w:t xml:space="preserve">Documentar de forma exhaustiva, detallada e integral el avance correspondiente a mayo de 2026 sobre el proyecto Vida Saludable. Este mes se priorizó la evolución hacia la </w:t>
+      </w:r>
+      <w:r>
+        <w:rPr>
+          <w:rStyle w:val="Fuerte"/>
           <w:rFonts w:ascii="Calibri" w:hAnsi="Calibri" w:cs="Calibri"/>
           <w:sz w:val="22"/>
           <w:szCs w:val="22"/>
         </w:rPr>
-      </w:pPr>
+        <w:t>Fase 2</w:t>
+      </w:r>
       <w:r>
         <w:rPr>
           <w:rFonts w:ascii="Calibri" w:hAnsi="Calibri" w:cs="Calibri"/>
           <w:sz w:val="22"/>
           <w:szCs w:val="22"/>
         </w:rPr>
-        <w:t>Este entregable se sitúa exclusivamente en el horizonte temporal de mayo de 2026. A diferencia del reporte de abril, el cual fungió como línea base de arquitectura teórica, este informe prescinde de repetir definiciones genéricas y se aboca íntegramente a registrar la validación de los modelos operativos definidos en la Fase 2, particularmente:</w:t>
+        <w:t xml:space="preserve"> del sistema, recopilando evidencia operativa en el entorno de desarrollo (DEV), validando la nueva arquitectura tecnológica (</w:t>
+      </w:r>
+      <w:proofErr w:type="spellStart"/>
+      <w:r>
+        <w:rPr>
+          <w:rFonts w:ascii="Calibri" w:hAnsi="Calibri" w:cs="Calibri"/>
+          <w:sz w:val="22"/>
+          <w:szCs w:val="22"/>
+        </w:rPr>
+        <w:t>GraphQL</w:t>
+      </w:r>
+      <w:proofErr w:type="spellEnd"/>
+      <w:r>
+        <w:rPr>
+          <w:rFonts w:ascii="Calibri" w:hAnsi="Calibri" w:cs="Calibri"/>
+          <w:sz w:val="22"/>
+          <w:szCs w:val="22"/>
+        </w:rPr>
+        <w:t xml:space="preserve">, </w:t>
+      </w:r>
+      <w:proofErr w:type="spellStart"/>
+      <w:r>
+        <w:rPr>
+          <w:rFonts w:ascii="Calibri" w:hAnsi="Calibri" w:cs="Calibri"/>
+          <w:sz w:val="22"/>
+          <w:szCs w:val="22"/>
+        </w:rPr>
+        <w:t>FastAPI</w:t>
+      </w:r>
+      <w:proofErr w:type="spellEnd"/>
+      <w:r>
+        <w:rPr>
+          <w:rFonts w:ascii="Calibri" w:hAnsi="Calibri" w:cs="Calibri"/>
+          <w:sz w:val="22"/>
+          <w:szCs w:val="22"/>
+        </w:rPr>
+        <w:t xml:space="preserve">, Angular 18), formalizando los </w:t>
+      </w:r>
+      <w:proofErr w:type="spellStart"/>
+      <w:r>
+        <w:rPr>
+          <w:rFonts w:ascii="Calibri" w:hAnsi="Calibri" w:cs="Calibri"/>
+          <w:sz w:val="22"/>
+          <w:szCs w:val="22"/>
+        </w:rPr>
+        <w:t>layouts</w:t>
+      </w:r>
+      <w:proofErr w:type="spellEnd"/>
+      <w:r>
+        <w:rPr>
+          <w:rFonts w:ascii="Calibri" w:hAnsi="Calibri" w:cs="Calibri"/>
+          <w:sz w:val="22"/>
+          <w:szCs w:val="22"/>
+        </w:rPr>
+        <w:t xml:space="preserve"> de importación y documentando los hallazgos críticos de auditoría, seguridad y rendimiento obtenidos durante la migración y pruebas del orquestador técnico.</w:t>
+      </w:r>
+    </w:p>
+    <w:p>
+      <w:pPr>
+        <w:pStyle w:val="Ttulo2"/>
+        <w:rPr>
+          <w:rFonts w:ascii="Calibri" w:eastAsia="Times New Roman" w:hAnsi="Calibri" w:cs="Calibri"/>
+        </w:rPr>
+      </w:pPr>
+      <w:r>
+        <w:rPr>
+          <w:rFonts w:ascii="Calibri" w:eastAsia="Times New Roman" w:hAnsi="Calibri" w:cs="Calibri"/>
+        </w:rPr>
+        <w:t>2. Alcance del Avance Mensual de Mayo (Transición a Fase 2)</w:t>
+      </w:r>
+    </w:p>
+    <w:p>
+      <w:pPr>
+        <w:pStyle w:val="NormalWeb"/>
+        <w:rPr>
+          <w:rFonts w:ascii="Calibri" w:hAnsi="Calibri" w:cs="Calibri"/>
+          <w:sz w:val="22"/>
+          <w:szCs w:val="22"/>
+        </w:rPr>
+      </w:pPr>
+      <w:r>
+        <w:rPr>
+          <w:rFonts w:ascii="Calibri" w:hAnsi="Calibri" w:cs="Calibri"/>
+          <w:sz w:val="22"/>
+          <w:szCs w:val="22"/>
+        </w:rPr>
+        <w:t xml:space="preserve">A diferencia del reporte de abril, que fungió como línea base funcional teórica, el trabajo de mayo se enfocó en registrar la validación operativa de los modelos definidos y en la modernización de la plataforma. Durante este mes, se analizó a profundidad el repositorio auxiliar </w:t>
+      </w:r>
+      <w:proofErr w:type="spellStart"/>
+      <w:r>
+        <w:rPr>
+          <w:rStyle w:val="CdigoHTML"/>
+        </w:rPr>
+        <w:t>py</w:t>
+      </w:r>
+      <w:proofErr w:type="spellEnd"/>
+      <w:r>
+        <w:rPr>
+          <w:rStyle w:val="CdigoHTML"/>
+        </w:rPr>
+        <w:t>-</w:t>
+      </w:r>
+      <w:proofErr w:type="spellStart"/>
+      <w:r>
+        <w:rPr>
+          <w:rStyle w:val="CdigoHTML"/>
+        </w:rPr>
+        <w:t>sep</w:t>
+      </w:r>
+      <w:proofErr w:type="spellEnd"/>
+      <w:r>
+        <w:rPr>
+          <w:rStyle w:val="CdigoHTML"/>
+        </w:rPr>
+        <w:t>-descarga-vida-saludable</w:t>
+      </w:r>
+      <w:r>
+        <w:rPr>
+          <w:rFonts w:ascii="Calibri" w:hAnsi="Calibri" w:cs="Calibri"/>
+          <w:sz w:val="22"/>
+          <w:szCs w:val="22"/>
+        </w:rPr>
+        <w:t xml:space="preserve"> (específicamente la rama de la Fase 2), logrando los siguientes objetivos:</w:t>
       </w:r>
     </w:p>
     <w:p>
@@ -194,7 +298,100 @@
         <w:rPr>
           <w:rFonts w:ascii="Calibri" w:eastAsia="Times New Roman" w:hAnsi="Calibri" w:cs="Calibri"/>
         </w:rPr>
-        <w:t>La instrumentación de las especificaciones de layouts para Alumnos Evaluados, Alumnos sin Padecimientos y Alumnos Atendidos (IMSS/IMSS-Bienestar).</w:t>
+        <w:t xml:space="preserve">Migración hacia un </w:t>
+      </w:r>
+      <w:proofErr w:type="spellStart"/>
+      <w:r>
+        <w:rPr>
+          <w:rFonts w:ascii="Calibri" w:eastAsia="Times New Roman" w:hAnsi="Calibri" w:cs="Calibri"/>
+        </w:rPr>
+        <w:t>stack</w:t>
+      </w:r>
+      <w:proofErr w:type="spellEnd"/>
+      <w:r>
+        <w:rPr>
+          <w:rFonts w:ascii="Calibri" w:eastAsia="Times New Roman" w:hAnsi="Calibri" w:cs="Calibri"/>
+        </w:rPr>
+        <w:t xml:space="preserve"> moderno: </w:t>
+      </w:r>
+      <w:proofErr w:type="spellStart"/>
+      <w:r>
+        <w:rPr>
+          <w:rFonts w:ascii="Calibri" w:eastAsia="Times New Roman" w:hAnsi="Calibri" w:cs="Calibri"/>
+        </w:rPr>
+        <w:t>Backend</w:t>
+      </w:r>
+      <w:proofErr w:type="spellEnd"/>
+      <w:r>
+        <w:rPr>
+          <w:rFonts w:ascii="Calibri" w:eastAsia="Times New Roman" w:hAnsi="Calibri" w:cs="Calibri"/>
+        </w:rPr>
+        <w:t xml:space="preserve"> en </w:t>
+      </w:r>
+      <w:r>
+        <w:rPr>
+          <w:rStyle w:val="Fuerte"/>
+          <w:rFonts w:ascii="Calibri" w:eastAsia="Times New Roman" w:hAnsi="Calibri" w:cs="Calibri"/>
+        </w:rPr>
+        <w:t xml:space="preserve">Python 3.14 con </w:t>
+      </w:r>
+      <w:proofErr w:type="spellStart"/>
+      <w:r>
+        <w:rPr>
+          <w:rStyle w:val="Fuerte"/>
+          <w:rFonts w:ascii="Calibri" w:eastAsia="Times New Roman" w:hAnsi="Calibri" w:cs="Calibri"/>
+        </w:rPr>
+        <w:t>FastAPI</w:t>
+      </w:r>
+      <w:proofErr w:type="spellEnd"/>
+      <w:r>
+        <w:rPr>
+          <w:rStyle w:val="Fuerte"/>
+          <w:rFonts w:ascii="Calibri" w:eastAsia="Times New Roman" w:hAnsi="Calibri" w:cs="Calibri"/>
+        </w:rPr>
+        <w:t xml:space="preserve"> y Strawberry </w:t>
+      </w:r>
+      <w:proofErr w:type="spellStart"/>
+      <w:r>
+        <w:rPr>
+          <w:rStyle w:val="Fuerte"/>
+          <w:rFonts w:ascii="Calibri" w:eastAsia="Times New Roman" w:hAnsi="Calibri" w:cs="Calibri"/>
+        </w:rPr>
+        <w:t>GraphQL</w:t>
+      </w:r>
+      <w:proofErr w:type="spellEnd"/>
+      <w:r>
+        <w:rPr>
+          <w:rFonts w:ascii="Calibri" w:eastAsia="Times New Roman" w:hAnsi="Calibri" w:cs="Calibri"/>
+        </w:rPr>
+        <w:t xml:space="preserve">, y </w:t>
+      </w:r>
+      <w:proofErr w:type="spellStart"/>
+      <w:r>
+        <w:rPr>
+          <w:rFonts w:ascii="Calibri" w:eastAsia="Times New Roman" w:hAnsi="Calibri" w:cs="Calibri"/>
+        </w:rPr>
+        <w:t>Frontend</w:t>
+      </w:r>
+      <w:proofErr w:type="spellEnd"/>
+      <w:r>
+        <w:rPr>
+          <w:rFonts w:ascii="Calibri" w:eastAsia="Times New Roman" w:hAnsi="Calibri" w:cs="Calibri"/>
+        </w:rPr>
+        <w:t xml:space="preserve"> en </w:t>
+      </w:r>
+      <w:r>
+        <w:rPr>
+          <w:rStyle w:val="Fuerte"/>
+          <w:rFonts w:ascii="Calibri" w:eastAsia="Times New Roman" w:hAnsi="Calibri" w:cs="Calibri"/>
+        </w:rPr>
+        <w:t>Angular 18</w:t>
+      </w:r>
+      <w:r>
+        <w:rPr>
+          <w:rFonts w:ascii="Calibri" w:eastAsia="Times New Roman" w:hAnsi="Calibri" w:cs="Calibri"/>
+        </w:rPr>
+        <w:t>.</w:t>
       </w:r>
     </w:p>
     <w:p>
@@ -212,7 +409,21 @@
         <w:rPr>
           <w:rFonts w:ascii="Calibri" w:eastAsia="Times New Roman" w:hAnsi="Calibri" w:cs="Calibri"/>
         </w:rPr>
-        <w:t>Las corridas y simulaciones operativas ejecutadas durante mayo.</w:t>
+        <w:t xml:space="preserve">Instrumentación operativa de las especificaciones de </w:t>
+      </w:r>
+      <w:proofErr w:type="spellStart"/>
+      <w:r>
+        <w:rPr>
+          <w:rFonts w:ascii="Calibri" w:eastAsia="Times New Roman" w:hAnsi="Calibri" w:cs="Calibri"/>
+        </w:rPr>
+        <w:t>layouts</w:t>
+      </w:r>
+      <w:proofErr w:type="spellEnd"/>
+      <w:r>
+        <w:rPr>
+          <w:rFonts w:ascii="Calibri" w:eastAsia="Times New Roman" w:hAnsi="Calibri" w:cs="Calibri"/>
+        </w:rPr>
+        <w:t xml:space="preserve"> para Alumnos Evaluados, Alumnos sin Padecimientos y Alumnos Atendidos (IMSS/IMSS-Bienestar).</w:t>
       </w:r>
     </w:p>
     <w:p>
@@ -230,7 +441,7 @@
         <w:rPr>
           <w:rFonts w:ascii="Calibri" w:eastAsia="Times New Roman" w:hAnsi="Calibri" w:cs="Calibri"/>
         </w:rPr>
-        <w:t>Indicadores numéricos reales medidos por el orquestador técnico.</w:t>
+        <w:t>Ejecución de simulaciones operativas y lotes de procesamiento real para medir capacidad de concurrencia.</w:t>
       </w:r>
     </w:p>
     <w:p>
@@ -248,16 +459,12 @@
         <w:rPr>
           <w:rFonts w:ascii="Calibri" w:eastAsia="Times New Roman" w:hAnsi="Calibri" w:cs="Calibri"/>
         </w:rPr>
-        <w:t>Trazas de incidentes específicas de red y base de datos con soluciones analíticas.</w:t>
+        <w:t>Ejecución de una auditoría técnica profunda que reveló vulnerabilidades críticas de seguridad (LGPDPPSO y cifrado) que fueron documentadas para su mitigación.</w:t>
       </w:r>
     </w:p>
     <w:p>
       <w:pPr>
-        <w:numPr>
-          <w:ilvl w:val="0"/>
-          <w:numId w:val="13"/>
-        </w:numPr>
-        <w:spacing w:before="100" w:beforeAutospacing="1" w:after="100" w:afterAutospacing="1" w:line="240" w:lineRule="auto"/>
+        <w:pStyle w:val="Ttulo2"/>
         <w:rPr>
           <w:rFonts w:ascii="Calibri" w:eastAsia="Times New Roman" w:hAnsi="Calibri" w:cs="Calibri"/>
         </w:rPr>
@@ -266,21 +473,7 @@
         <w:rPr>
           <w:rFonts w:ascii="Calibri" w:eastAsia="Times New Roman" w:hAnsi="Calibri" w:cs="Calibri"/>
         </w:rPr>
-        <w:t>Automatizaciones diseñadas para la fase de generación de cartas post-descarga.</w:t>
-      </w:r>
-    </w:p>
-    <w:p>
-      <w:pPr>
-        <w:pStyle w:val="Ttulo2"/>
-        <w:rPr>
-          <w:rFonts w:ascii="Calibri" w:eastAsia="Times New Roman" w:hAnsi="Calibri" w:cs="Calibri"/>
-        </w:rPr>
-      </w:pPr>
-      <w:r>
-        <w:rPr>
-          <w:rFonts w:ascii="Calibri" w:eastAsia="Times New Roman" w:hAnsi="Calibri" w:cs="Calibri"/>
-        </w:rPr>
-        <w:t>3. Especificaciones y Layouts de Importación (Fase 2)</w:t>
+        <w:t>3. Descripción General de la Evolución Tecnológica (Fase 2)</w:t>
       </w:r>
     </w:p>
     <w:p>
@@ -298,74 +491,25 @@
           <w:sz w:val="22"/>
           <w:szCs w:val="22"/>
         </w:rPr>
-        <w:t>Durante el mes de mayo se lograron hitos funda</w:t>
-      </w:r>
+        <w:t xml:space="preserve">El sistema orquestador original ha sido rediseñado para soportar mayor escalabilidad, </w:t>
+      </w:r>
+      <w:proofErr w:type="spellStart"/>
       <w:r>
         <w:rPr>
           <w:rFonts w:ascii="Calibri" w:hAnsi="Calibri" w:cs="Calibri"/>
           <w:sz w:val="22"/>
           <w:szCs w:val="22"/>
         </w:rPr>
-        <w:lastRenderedPageBreak/>
-        <w:t>mentales en la estandarización de los insumos de datos mediante la definición del documento *04-DEFINICION-LAYOUTS.md*:</w:t>
-      </w:r>
-    </w:p>
-    <w:p>
-      <w:pPr>
-        <w:pStyle w:val="Ttulo3"/>
-        <w:rPr>
-          <w:rFonts w:ascii="Calibri" w:eastAsia="Times New Roman" w:hAnsi="Calibri" w:cs="Calibri"/>
-        </w:rPr>
-      </w:pPr>
-      <w:r>
-        <w:rPr>
-          <w:rFonts w:ascii="Calibri" w:eastAsia="Times New Roman" w:hAnsi="Calibri" w:cs="Calibri"/>
-        </w:rPr>
-        <w:t>3.1 Layout de Alumnos Evaluados (</w:t>
-      </w:r>
-      <w:r>
-        <w:rPr>
-          <w:rStyle w:val="CdigoHTML"/>
-        </w:rPr>
-        <w:t>LayMenorEvaluado</w:t>
-      </w:r>
-      <w:r>
-        <w:rPr>
-          <w:rFonts w:ascii="Calibri" w:eastAsia="Times New Roman" w:hAnsi="Calibri" w:cs="Calibri"/>
-        </w:rPr>
-        <w:t>)</w:t>
-      </w:r>
-    </w:p>
-    <w:p>
-      <w:pPr>
-        <w:pStyle w:val="NormalWeb"/>
+        <w:t>observabilidad</w:t>
+      </w:r>
+      <w:proofErr w:type="spellEnd"/>
+      <w:r>
         <w:rPr>
           <w:rFonts w:ascii="Calibri" w:hAnsi="Calibri" w:cs="Calibri"/>
           <w:sz w:val="22"/>
           <w:szCs w:val="22"/>
         </w:rPr>
-      </w:pPr>
-      <w:r>
-        <w:rPr>
-          <w:rFonts w:ascii="Calibri" w:hAnsi="Calibri" w:cs="Calibri"/>
-          <w:sz w:val="22"/>
-          <w:szCs w:val="22"/>
-        </w:rPr>
-        <w:t xml:space="preserve">Este archivo contiene los datos de los alumnos evaluados en el programa "Vida Saludable" y corresponde a la tabla </w:t>
-      </w:r>
-      <w:r>
-        <w:rPr>
-          <w:rStyle w:val="CdigoHTML"/>
-        </w:rPr>
-        <w:t>menor_evaluado</w:t>
-      </w:r>
-      <w:r>
-        <w:rPr>
-          <w:rFonts w:ascii="Calibri" w:hAnsi="Calibri" w:cs="Calibri"/>
-          <w:sz w:val="22"/>
-          <w:szCs w:val="22"/>
-        </w:rPr>
-        <w:t xml:space="preserve">. </w:t>
+        <w:t xml:space="preserve"> y cumplimiento normativo. La arquitectura de Fase 2 incorpora:</w:t>
       </w:r>
     </w:p>
     <w:p>
@@ -379,18 +523,43 @@
           <w:rFonts w:ascii="Calibri" w:eastAsia="Times New Roman" w:hAnsi="Calibri" w:cs="Calibri"/>
         </w:rPr>
       </w:pPr>
+      <w:proofErr w:type="spellStart"/>
       <w:r>
         <w:rPr>
           <w:rStyle w:val="Fuerte"/>
           <w:rFonts w:ascii="Calibri" w:eastAsia="Times New Roman" w:hAnsi="Calibri" w:cs="Calibri"/>
         </w:rPr>
-        <w:t>Validaciones Críticas:</w:t>
-      </w:r>
-      <w:r>
-        <w:rPr>
+        <w:t>Backend</w:t>
+      </w:r>
+      <w:proofErr w:type="spellEnd"/>
+      <w:r>
+        <w:rPr>
+          <w:rStyle w:val="Fuerte"/>
           <w:rFonts w:ascii="Calibri" w:eastAsia="Times New Roman" w:hAnsi="Calibri" w:cs="Calibri"/>
         </w:rPr>
-        <w:t xml:space="preserve"> Requiere una CURP única con 18 caracteres, CCT oficial de 10 caracteres alineado al catálogo SEP y validación de correo electrónico.</w:t>
+        <w:t xml:space="preserve"> </w:t>
+      </w:r>
+      <w:proofErr w:type="spellStart"/>
+      <w:r>
+        <w:rPr>
+          <w:rStyle w:val="Fuerte"/>
+          <w:rFonts w:ascii="Calibri" w:eastAsia="Times New Roman" w:hAnsi="Calibri" w:cs="Calibri"/>
+        </w:rPr>
+        <w:t>GraphQL</w:t>
+      </w:r>
+      <w:proofErr w:type="spellEnd"/>
+      <w:r>
+        <w:rPr>
+          <w:rStyle w:val="Fuerte"/>
+          <w:rFonts w:ascii="Calibri" w:eastAsia="Times New Roman" w:hAnsi="Calibri" w:cs="Calibri"/>
+        </w:rPr>
+        <w:t>:</w:t>
+      </w:r>
+      <w:r>
+        <w:rPr>
+          <w:rFonts w:ascii="Calibri" w:eastAsia="Times New Roman" w:hAnsi="Calibri" w:cs="Calibri"/>
+        </w:rPr>
+        <w:t xml:space="preserve"> Provee una API unificada con autenticación JWT para gestionar lotes, descargas y estadísticas.</w:t>
       </w:r>
     </w:p>
     <w:p>
@@ -404,582 +573,161 @@
           <w:rFonts w:ascii="Calibri" w:eastAsia="Times New Roman" w:hAnsi="Calibri" w:cs="Calibri"/>
         </w:rPr>
       </w:pPr>
+      <w:proofErr w:type="spellStart"/>
       <w:r>
         <w:rPr>
           <w:rStyle w:val="Fuerte"/>
           <w:rFonts w:ascii="Calibri" w:eastAsia="Times New Roman" w:hAnsi="Calibri" w:cs="Calibri"/>
         </w:rPr>
-        <w:t>Riesgos Mitigados:</w:t>
-      </w:r>
-      <w:r>
-        <w:rPr>
+        <w:t>Frontend</w:t>
+      </w:r>
+      <w:proofErr w:type="spellEnd"/>
+      <w:r>
+        <w:rPr>
+          <w:rStyle w:val="Fuerte"/>
           <w:rFonts w:ascii="Calibri" w:eastAsia="Times New Roman" w:hAnsi="Calibri" w:cs="Calibri"/>
         </w:rPr>
-        <w:t xml:space="preserve"> Se implementaron reglas estrictas para evitar rechazos masivos garantizando coherencia con el ID del ciclo escolar y estatus de reporte.</w:t>
+        <w:t xml:space="preserve"> SPA (Single Page </w:t>
+      </w:r>
+      <w:proofErr w:type="spellStart"/>
+      <w:r>
+        <w:rPr>
+          <w:rStyle w:val="Fuerte"/>
+          <w:rFonts w:ascii="Calibri" w:eastAsia="Times New Roman" w:hAnsi="Calibri" w:cs="Calibri"/>
+        </w:rPr>
+        <w:t>Application</w:t>
+      </w:r>
+      <w:proofErr w:type="spellEnd"/>
+      <w:r>
+        <w:rPr>
+          <w:rStyle w:val="Fuerte"/>
+          <w:rFonts w:ascii="Calibri" w:eastAsia="Times New Roman" w:hAnsi="Calibri" w:cs="Calibri"/>
+        </w:rPr>
+        <w:t>):</w:t>
+      </w:r>
+      <w:r>
+        <w:rPr>
+          <w:rFonts w:ascii="Calibri" w:eastAsia="Times New Roman" w:hAnsi="Calibri" w:cs="Calibri"/>
+        </w:rPr>
+        <w:t xml:space="preserve"> Construido en Angular 18 con Apollo Client, incluyendo tableros de control (</w:t>
+      </w:r>
+      <w:proofErr w:type="spellStart"/>
+      <w:r>
+        <w:rPr>
+          <w:rFonts w:ascii="Calibri" w:eastAsia="Times New Roman" w:hAnsi="Calibri" w:cs="Calibri"/>
+        </w:rPr>
+        <w:t>Dashboards</w:t>
+      </w:r>
+      <w:proofErr w:type="spellEnd"/>
+      <w:r>
+        <w:rPr>
+          <w:rFonts w:ascii="Calibri" w:eastAsia="Times New Roman" w:hAnsi="Calibri" w:cs="Calibri"/>
+        </w:rPr>
+        <w:t>) para monitoreo en tiempo real.</w:t>
       </w:r>
     </w:p>
     <w:p>
       <w:pPr>
-        <w:pStyle w:val="Ttulo3"/>
+        <w:numPr>
+          <w:ilvl w:val="0"/>
+          <w:numId w:val="14"/>
+        </w:numPr>
+        <w:spacing w:before="100" w:beforeAutospacing="1" w:after="100" w:afterAutospacing="1" w:line="240" w:lineRule="auto"/>
         <w:rPr>
           <w:rFonts w:ascii="Calibri" w:eastAsia="Times New Roman" w:hAnsi="Calibri" w:cs="Calibri"/>
         </w:rPr>
       </w:pPr>
       <w:r>
         <w:rPr>
+          <w:rStyle w:val="Fuerte"/>
           <w:rFonts w:ascii="Calibri" w:eastAsia="Times New Roman" w:hAnsi="Calibri" w:cs="Calibri"/>
         </w:rPr>
-        <w:t>3.2 Layout de Alumnos sin Padecimientos</w:t>
+        <w:t>Gestión Avanzada de Lotes:</w:t>
+      </w:r>
+      <w:r>
+        <w:rPr>
+          <w:rFonts w:ascii="Calibri" w:eastAsia="Times New Roman" w:hAnsi="Calibri" w:cs="Calibri"/>
+        </w:rPr>
+        <w:t xml:space="preserve"> Permite aislar ejecuciones por entidad federativa, facilitando el reprocesamiento granular de descargas fallidas.</w:t>
       </w:r>
     </w:p>
     <w:p>
       <w:pPr>
-        <w:pStyle w:val="NormalWeb"/>
-        <w:rPr>
-          <w:rFonts w:ascii="Calibri" w:hAnsi="Calibri" w:cs="Calibri"/>
-          <w:sz w:val="22"/>
-          <w:szCs w:val="22"/>
-        </w:rPr>
-      </w:pPr>
-      <w:r>
-        <w:rPr>
-          <w:rFonts w:ascii="Calibri" w:hAnsi="Calibri" w:cs="Calibri"/>
-          <w:sz w:val="22"/>
-          <w:szCs w:val="22"/>
-        </w:rPr>
-        <w:t xml:space="preserve">Archivo crítico que lista alumnos que </w:t>
-      </w:r>
+        <w:numPr>
+          <w:ilvl w:val="0"/>
+          <w:numId w:val="14"/>
+        </w:numPr>
+        <w:spacing w:before="100" w:beforeAutospacing="1" w:after="100" w:afterAutospacing="1" w:line="240" w:lineRule="auto"/>
+        <w:rPr>
+          <w:rFonts w:ascii="Calibri" w:eastAsia="Times New Roman" w:hAnsi="Calibri" w:cs="Calibri"/>
+        </w:rPr>
+      </w:pPr>
       <w:r>
         <w:rPr>
           <w:rStyle w:val="Fuerte"/>
-          <w:rFonts w:ascii="Calibri" w:hAnsi="Calibri" w:cs="Calibri"/>
-          <w:sz w:val="22"/>
-          <w:szCs w:val="22"/>
-        </w:rPr>
-        <w:t>no recibirán carta de invitación</w:t>
-      </w:r>
-      <w:r>
-        <w:rPr>
-          <w:rFonts w:ascii="Calibri" w:hAnsi="Calibri" w:cs="Calibri"/>
-          <w:sz w:val="22"/>
-          <w:szCs w:val="22"/>
-        </w:rPr>
-        <w:t xml:space="preserve"> por no requerir atención médica.</w:t>
+          <w:rFonts w:ascii="Calibri" w:eastAsia="Times New Roman" w:hAnsi="Calibri" w:cs="Calibri"/>
+        </w:rPr>
+        <w:t>Auditoría Extendida:</w:t>
+      </w:r>
+      <w:r>
+        <w:rPr>
+          <w:rFonts w:ascii="Calibri" w:eastAsia="Times New Roman" w:hAnsi="Calibri" w:cs="Calibri"/>
+        </w:rPr>
+        <w:t xml:space="preserve"> Ampliación del modelo de base de datos en PostgreSQL 14 (pg8000) para incluir tablas como </w:t>
+      </w:r>
+      <w:r>
+        <w:rPr>
+          <w:rStyle w:val="CdigoHTML"/>
+        </w:rPr>
+        <w:t>Lote</w:t>
+      </w:r>
+      <w:r>
+        <w:rPr>
+          <w:rFonts w:ascii="Calibri" w:eastAsia="Times New Roman" w:hAnsi="Calibri" w:cs="Calibri"/>
+        </w:rPr>
+        <w:t xml:space="preserve">, </w:t>
+      </w:r>
+      <w:proofErr w:type="spellStart"/>
+      <w:r>
+        <w:rPr>
+          <w:rStyle w:val="CdigoHTML"/>
+        </w:rPr>
+        <w:t>CurpProcesada</w:t>
+      </w:r>
+      <w:proofErr w:type="spellEnd"/>
+      <w:r>
+        <w:rPr>
+          <w:rFonts w:ascii="Calibri" w:eastAsia="Times New Roman" w:hAnsi="Calibri" w:cs="Calibri"/>
+        </w:rPr>
+        <w:t xml:space="preserve"> y </w:t>
+      </w:r>
+      <w:proofErr w:type="spellStart"/>
+      <w:r>
+        <w:rPr>
+          <w:rStyle w:val="CdigoHTML"/>
+        </w:rPr>
+        <w:t>BitacoraEvento</w:t>
+      </w:r>
+      <w:proofErr w:type="spellEnd"/>
+      <w:r>
+        <w:rPr>
+          <w:rFonts w:ascii="Calibri" w:eastAsia="Times New Roman" w:hAnsi="Calibri" w:cs="Calibri"/>
+        </w:rPr>
+        <w:t xml:space="preserve"> para una trazabilidad exhaustiva.</w:t>
       </w:r>
     </w:p>
     <w:p>
       <w:pPr>
-        <w:numPr>
-          <w:ilvl w:val="0"/>
-          <w:numId w:val="15"/>
-        </w:numPr>
-        <w:spacing w:before="100" w:beforeAutospacing="1" w:after="100" w:afterAutospacing="1" w:line="240" w:lineRule="auto"/>
+        <w:pStyle w:val="Ttulo3"/>
         <w:rPr>
           <w:rFonts w:ascii="Calibri" w:eastAsia="Times New Roman" w:hAnsi="Calibri" w:cs="Calibri"/>
         </w:rPr>
       </w:pPr>
       <w:r>
         <w:rPr>
-          <w:rStyle w:val="Fuerte"/>
           <w:rFonts w:ascii="Calibri" w:eastAsia="Times New Roman" w:hAnsi="Calibri" w:cs="Calibri"/>
         </w:rPr>
-        <w:t>Evidencia Operativa:</w:t>
-      </w:r>
-      <w:r>
-        <w:rPr>
-          <w:rFonts w:ascii="Calibri" w:eastAsia="Times New Roman" w:hAnsi="Calibri" w:cs="Calibri"/>
-        </w:rPr>
-        <w:t xml:space="preserve"> Se cargó un archivo real con </w:t>
-      </w:r>
-      <w:r>
-        <w:rPr>
-          <w:rStyle w:val="Fuerte"/>
-          <w:rFonts w:ascii="Calibri" w:eastAsia="Times New Roman" w:hAnsi="Calibri" w:cs="Calibri"/>
-        </w:rPr>
-        <w:t>128,111 registros</w:t>
-      </w:r>
-      <w:r>
-        <w:rPr>
-          <w:rFonts w:ascii="Calibri" w:eastAsia="Times New Roman" w:hAnsi="Calibri" w:cs="Calibri"/>
-        </w:rPr>
-        <w:t xml:space="preserve"> del Estado de México.</w:t>
-      </w:r>
-    </w:p>
-    <w:p>
-      <w:pPr>
-        <w:numPr>
-          <w:ilvl w:val="0"/>
-          <w:numId w:val="15"/>
-        </w:numPr>
-        <w:spacing w:before="100" w:beforeAutospacing="1" w:after="100" w:afterAutospacing="1" w:line="240" w:lineRule="auto"/>
-        <w:rPr>
-          <w:rFonts w:ascii="Calibri" w:eastAsia="Times New Roman" w:hAnsi="Calibri" w:cs="Calibri"/>
-        </w:rPr>
-      </w:pPr>
-      <w:r>
-        <w:rPr>
-          <w:rStyle w:val="Fuerte"/>
-          <w:rFonts w:ascii="Calibri" w:eastAsia="Times New Roman" w:hAnsi="Calibri" w:cs="Calibri"/>
-        </w:rPr>
-        <w:t>Hallazgos:</w:t>
-      </w:r>
-      <w:r>
-        <w:rPr>
-          <w:rFonts w:ascii="Calibri" w:eastAsia="Times New Roman" w:hAnsi="Calibri" w:cs="Calibri"/>
-        </w:rPr>
-        <w:t xml:space="preserve"> Se validaron 127,069 registros exitosamente (99.19%). Se detectaron 767 CURPs extranjeros con código "NE" y 1,042 CURPs inválidas, las cuales fueron aisladas en un proceso de depuración automatizado, lo c</w:t>
-      </w:r>
-      <w:r>
-        <w:rPr>
-          <w:rFonts w:ascii="Calibri" w:eastAsia="Times New Roman" w:hAnsi="Calibri" w:cs="Calibri"/>
-        </w:rPr>
-        <w:lastRenderedPageBreak/>
-        <w:t>ual previno errores en la cadena de carga.</w:t>
-      </w:r>
-    </w:p>
-    <w:p>
-      <w:pPr>
-        <w:pStyle w:val="Ttulo3"/>
-        <w:rPr>
-          <w:rFonts w:ascii="Calibri" w:eastAsia="Times New Roman" w:hAnsi="Calibri" w:cs="Calibri"/>
-        </w:rPr>
-      </w:pPr>
-      <w:r>
-        <w:rPr>
-          <w:rFonts w:ascii="Calibri" w:eastAsia="Times New Roman" w:hAnsi="Calibri" w:cs="Calibri"/>
-        </w:rPr>
-        <w:t>3.3 Layouts Clínicos (IMSS / IMSS-Bienestar)</w:t>
-      </w:r>
-    </w:p>
-    <w:p>
-      <w:pPr>
-        <w:pStyle w:val="NormalWeb"/>
-        <w:rPr>
-          <w:rFonts w:ascii="Calibri" w:hAnsi="Calibri" w:cs="Calibri"/>
-          <w:sz w:val="22"/>
-          <w:szCs w:val="22"/>
-        </w:rPr>
-      </w:pPr>
-      <w:r>
-        <w:rPr>
-          <w:rFonts w:ascii="Calibri" w:hAnsi="Calibri" w:cs="Calibri"/>
-          <w:sz w:val="22"/>
-          <w:szCs w:val="22"/>
-        </w:rPr>
-        <w:t>Se definieron archivos paralelos para excluir de la carta a aquellos menores que ya recibieron la atención (</w:t>
-      </w:r>
-      <w:r>
-        <w:rPr>
-          <w:rStyle w:val="CdigoHTML"/>
-        </w:rPr>
-        <w:t>menor_diagnostico_consulta_umf</w:t>
-      </w:r>
-      <w:r>
-        <w:rPr>
-          <w:rFonts w:ascii="Calibri" w:hAnsi="Calibri" w:cs="Calibri"/>
-          <w:sz w:val="22"/>
-          <w:szCs w:val="22"/>
-        </w:rPr>
-        <w:t xml:space="preserve"> y </w:t>
-      </w:r>
-      <w:r>
-        <w:rPr>
-          <w:rStyle w:val="CdigoHTML"/>
-        </w:rPr>
-        <w:t>menor_diagnostico_consulta</w:t>
-      </w:r>
-      <w:r>
-        <w:rPr>
-          <w:rFonts w:ascii="Calibri" w:hAnsi="Calibri" w:cs="Calibri"/>
-          <w:sz w:val="22"/>
-          <w:szCs w:val="22"/>
-        </w:rPr>
-        <w:t xml:space="preserve">). </w:t>
-      </w:r>
-    </w:p>
-    <w:p>
-      <w:pPr>
-        <w:numPr>
-          <w:ilvl w:val="0"/>
-          <w:numId w:val="16"/>
-        </w:numPr>
-        <w:spacing w:before="100" w:beforeAutospacing="1" w:after="100" w:afterAutospacing="1" w:line="240" w:lineRule="auto"/>
-        <w:rPr>
-          <w:rFonts w:ascii="Calibri" w:eastAsia="Times New Roman" w:hAnsi="Calibri" w:cs="Calibri"/>
-        </w:rPr>
-      </w:pPr>
-      <w:r>
-        <w:rPr>
-          <w:rStyle w:val="Fuerte"/>
-          <w:rFonts w:ascii="Calibri" w:eastAsia="Times New Roman" w:hAnsi="Calibri" w:cs="Calibri"/>
-        </w:rPr>
-        <w:t>Lógica de Integración:</w:t>
-      </w:r>
-      <w:r>
-        <w:rPr>
-          <w:rFonts w:ascii="Calibri" w:eastAsia="Times New Roman" w:hAnsi="Calibri" w:cs="Calibri"/>
-        </w:rPr>
-        <w:t xml:space="preserve"> El sistema cruza dinámicamente las listas de "Sin padecimientos" y "Ya atendidos" para garantizar que únicamente se generen PDFs de notificación a la población objetivo no atendida.</w:t>
-      </w:r>
-    </w:p>
-    <w:p>
-      <w:pPr>
-        <w:rPr>
-          <w:rFonts w:ascii="Calibri" w:eastAsia="Times New Roman" w:hAnsi="Calibri" w:cs="Calibri"/>
-        </w:rPr>
-      </w:pPr>
-      <w:r>
-        <w:rPr>
-          <w:rFonts w:ascii="Calibri" w:eastAsia="Times New Roman" w:hAnsi="Calibri" w:cs="Calibri"/>
-        </w:rPr>
-        <w:pict w14:anchorId="79F92E28">
-          <v:rect id="_x0000_i1026" style="width:0;height:1.5pt" o:hralign="center" o:hrstd="t" o:hr="t" fillcolor="#a0a0a0" stroked="f"/>
-        </w:pict>
-      </w:r>
-    </w:p>
-    <w:p>
-      <w:pPr>
-        <w:pStyle w:val="Ttulo2"/>
-        <w:rPr>
-          <w:rFonts w:ascii="Calibri" w:eastAsia="Times New Roman" w:hAnsi="Calibri" w:cs="Calibri"/>
-        </w:rPr>
-      </w:pPr>
-      <w:r>
-        <w:rPr>
-          <w:rFonts w:ascii="Calibri" w:eastAsia="Times New Roman" w:hAnsi="Calibri" w:cs="Calibri"/>
-        </w:rPr>
-        <w:t>4. Diagrama del Pipeline de Procesamiento y Lógica de Negocio</w:t>
-      </w:r>
-    </w:p>
-    <w:p>
-      <w:pPr>
-        <w:pStyle w:val="NormalWeb"/>
-        <w:rPr>
-          <w:rFonts w:ascii="Calibri" w:hAnsi="Calibri" w:cs="Calibri"/>
-          <w:sz w:val="22"/>
-          <w:szCs w:val="22"/>
-        </w:rPr>
-      </w:pPr>
-      <w:r>
-        <w:rPr>
-          <w:rFonts w:ascii="Calibri" w:hAnsi="Calibri" w:cs="Calibri"/>
-          <w:sz w:val="22"/>
-          <w:szCs w:val="22"/>
-        </w:rPr>
-        <w:t>La siguiente lógica rige el orquestador y fue probada exhaustivamente:</w:t>
-      </w:r>
-    </w:p>
-    <w:p>
-      <w:pPr>
-        <w:pStyle w:val="HTMLconformatoprevio"/>
-      </w:pPr>
-    </w:p>
-    <w:p>
-      <w:pPr>
-        <w:pStyle w:val="HTMLconformatoprevio"/>
-      </w:pPr>
-      <w:r>
-        <w:t>flowchart TD</w:t>
-      </w:r>
-    </w:p>
-    <w:p>
-      <w:pPr>
-        <w:pStyle w:val="HTMLconformatoprevio"/>
-      </w:pPr>
-      <w:r>
-        <w:t xml:space="preserve">    A[Inicio: run_pipeline.ps1] --&gt; B[Registro de Lote en Tabla Lote]</w:t>
-      </w:r>
-    </w:p>
-    <w:p>
-      <w:pPr>
-        <w:pStyle w:val="HTMLconformatoprevio"/>
-      </w:pPr>
-      <w:r>
-        <w:t xml:space="preserve">    B --&gt; C[Consulta de Registros en menor_evaluado JOIN catalogo_cct]</w:t>
-      </w:r>
-    </w:p>
-    <w:p>
-      <w:pPr>
-        <w:pStyle w:val="HTMLconformatoprevio"/>
-      </w:pPr>
-      <w:r>
-        <w:t xml:space="preserve">    C --&gt; D{¿CURP en archivo SIN PADECIMIENTOS?}</w:t>
-      </w:r>
-    </w:p>
-    <w:p>
-      <w:pPr>
-        <w:pStyle w:val="HTMLconformatoprevio"/>
-      </w:pPr>
-      <w:r>
-        <w:t xml:space="preserve">    D -- SÍ --&gt; E[Descartar - No incluir Carta]</w:t>
-      </w:r>
-    </w:p>
-    <w:p>
-      <w:pPr>
-        <w:pStyle w:val="HTMLconformatoprevio"/>
-      </w:pPr>
-      <w:r>
-        <w:t xml:space="preserve">    D -- NO --&gt; F{¿CURP en archivos IMSS?}</w:t>
-      </w:r>
-    </w:p>
-    <w:p>
-      <w:pPr>
-        <w:pStyle w:val="HTMLconformatoprevio"/>
-      </w:pPr>
-      <w:r>
-        <w:t xml:space="preserve">    F -- SÍ --&gt; G[Descartar - No incluir Carta]</w:t>
-      </w:r>
-    </w:p>
-    <w:p>
-      <w:pPr>
-        <w:pStyle w:val="HTMLconformatoprevio"/>
-      </w:pPr>
-      <w:r>
-        <w:t xml:space="preserve">    F -- NO --&gt; H[Agregar a ThreadPoolExecutor]</w:t>
-      </w:r>
-    </w:p>
-    <w:p>
-      <w:pPr>
-        <w:pStyle w:val="HTMLconformatoprevio"/>
-      </w:pPr>
-      <w:r>
-        <w:t xml:space="preserve">    H --&gt; I[Construir Token Cifrado]</w:t>
-      </w:r>
-    </w:p>
-    <w:p>
-      <w:pPr>
-        <w:pStyle w:val="HTMLconformatoprevio"/>
-      </w:pPr>
-      <w:r>
-        <w:t xml:space="preserve">    I --&gt; J[Llamada HTTP a URL_IMSS con Timeout 30s]</w:t>
-      </w:r>
-    </w:p>
-    <w:p>
-      <w:pPr>
-        <w:pStyle w:val="HTMLconformatoprevio"/>
-      </w:pPr>
-      <w:r>
-        <w:t xml:space="preserve">    J --&gt; K{¿Respuesta Exitosa 200 OK?}</w:t>
-      </w:r>
-    </w:p>
-    <w:p>
-      <w:pPr>
-        <w:pStyle w:val="HTMLconformatoprevio"/>
-      </w:pPr>
-      <w:r>
-        <w:t xml:space="preserve">    K -- Sí --&gt; L[Descargar y Resguardar PDF en sin-carta/]</w:t>
-      </w:r>
-    </w:p>
-    <w:p>
-      <w:pPr>
-        <w:pStyle w:val="HTMLconformatoprevio"/>
-      </w:pPr>
-      <w:r>
-        <w:t xml:space="preserve">    K -- No --&gt; M[Registrar en BitacoraEvento y Reintentar]</w:t>
-      </w:r>
-    </w:p>
-    <w:p>
-      <w:pPr>
-        <w:rPr>
-          <w:rFonts w:ascii="Calibri" w:eastAsia="Times New Roman" w:hAnsi="Calibri" w:cs="Calibri"/>
-        </w:rPr>
-      </w:pPr>
-      <w:r>
-        <w:rPr>
-          <w:rFonts w:ascii="Calibri" w:eastAsia="Times New Roman" w:hAnsi="Calibri" w:cs="Calibri"/>
-        </w:rPr>
-        <w:pict w14:anchorId="676CBDCC">
-          <v:rect id="_x0000_i1027" style="width:0;height:1.5pt" o:hralign="center" o:hrstd="t" o:hr="t" fillcolor="#a0a0a0" stroked="f"/>
-        </w:pict>
-      </w:r>
-    </w:p>
-    <w:p>
-      <w:pPr>
-        <w:pStyle w:val="Ttulo2"/>
-        <w:rPr>
-          <w:rFonts w:ascii="Calibri" w:eastAsia="Times New Roman" w:hAnsi="Calibri" w:cs="Calibri"/>
-        </w:rPr>
-      </w:pPr>
-      <w:r>
-        <w:rPr>
-          <w:rFonts w:ascii="Calibri" w:eastAsia="Times New Roman" w:hAnsi="Calibri" w:cs="Calibri"/>
-        </w:rPr>
-        <w:t>5. Evidencia Operativa y Resultados del Mes de Mayo</w:t>
-      </w:r>
-    </w:p>
-    <w:p>
-      <w:pPr>
-        <w:pStyle w:val="Ttulo3"/>
-        <w:rPr>
-          <w:rFonts w:ascii="Calibri" w:eastAsia="Times New Roman" w:hAnsi="Calibri" w:cs="Calibri"/>
-        </w:rPr>
-      </w:pPr>
-      <w:r>
-        <w:rPr>
-          <w:rFonts w:ascii="Calibri" w:eastAsia="Times New Roman" w:hAnsi="Calibri" w:cs="Calibri"/>
-        </w:rPr>
-        <w:t>5.1 Ejecuciones y pruebas realizadas en el mes</w:t>
-      </w:r>
-    </w:p>
-    <w:p>
-      <w:pPr>
-        <w:pStyle w:val="NormalWeb"/>
-        <w:rPr>
-          <w:rFonts w:ascii="Calibri" w:hAnsi="Calibri" w:cs="Calibri"/>
-          <w:sz w:val="22"/>
-          <w:szCs w:val="22"/>
-        </w:rPr>
-      </w:pPr>
-      <w:r>
-        <w:rPr>
-          <w:rFonts w:ascii="Calibri" w:hAnsi="Calibri" w:cs="Calibri"/>
-          <w:sz w:val="22"/>
-          <w:szCs w:val="22"/>
-        </w:rPr>
-        <w:t>Durante mayo de 2026 se llevaron a cabo ejecuciones masivas en DEV:</w:t>
-      </w:r>
-    </w:p>
-    <w:p>
-      <w:pPr>
-        <w:pStyle w:val="NormalWeb"/>
-        <w:rPr>
-          <w:rFonts w:ascii="Calibri" w:hAnsi="Calibri" w:cs="Calibri"/>
-          <w:sz w:val="22"/>
-          <w:szCs w:val="22"/>
-        </w:rPr>
-      </w:pPr>
-      <w:r>
-        <w:rPr>
-          <w:rFonts w:ascii="Calibri" w:hAnsi="Calibri" w:cs="Calibri"/>
-          <w:sz w:val="22"/>
-          <w:szCs w:val="22"/>
-        </w:rPr>
-        <w:t xml:space="preserve">1. </w:t>
-      </w:r>
-      <w:r>
-        <w:rPr>
-          <w:rStyle w:val="CdigoHTML"/>
-          <w:b/>
-          <w:bCs/>
-        </w:rPr>
-        <w:t>LOTE-202605-01</w:t>
-      </w:r>
-      <w:r>
-        <w:rPr>
-          <w:rStyle w:val="Fuerte"/>
-          <w:rFonts w:ascii="Calibri" w:hAnsi="Calibri" w:cs="Calibri"/>
-          <w:sz w:val="22"/>
-          <w:szCs w:val="22"/>
-        </w:rPr>
-        <w:t xml:space="preserve"> (Veracruz):</w:t>
-      </w:r>
-      <w:r>
-        <w:rPr>
-          <w:rFonts w:ascii="Calibri" w:hAnsi="Calibri" w:cs="Calibri"/>
-          <w:sz w:val="22"/>
-          <w:szCs w:val="22"/>
-        </w:rPr>
-        <w:t xml:space="preserve"> Procesamiento de registros correspondientes al prefijo "30".</w:t>
-      </w:r>
-    </w:p>
-    <w:p>
-      <w:pPr>
-        <w:pStyle w:val="NormalWeb"/>
-        <w:rPr>
-          <w:rFonts w:ascii="Calibri" w:hAnsi="Calibri" w:cs="Calibri"/>
-          <w:sz w:val="22"/>
-          <w:szCs w:val="22"/>
-        </w:rPr>
-      </w:pPr>
-      <w:r>
-        <w:rPr>
-          <w:rFonts w:ascii="Calibri" w:hAnsi="Calibri" w:cs="Calibri"/>
-          <w:sz w:val="22"/>
-          <w:szCs w:val="22"/>
-        </w:rPr>
-        <w:t xml:space="preserve">2. </w:t>
-      </w:r>
-      <w:r>
-        <w:rPr>
-          <w:rStyle w:val="CdigoHTML"/>
-          <w:b/>
-          <w:bCs/>
-        </w:rPr>
-        <w:t>LOTE-202605-02</w:t>
-      </w:r>
-      <w:r>
-        <w:rPr>
-          <w:rStyle w:val="Fuerte"/>
-          <w:rFonts w:ascii="Calibri" w:hAnsi="Calibri" w:cs="Calibri"/>
-          <w:sz w:val="22"/>
-          <w:szCs w:val="22"/>
-        </w:rPr>
-        <w:t xml:space="preserve"> (Puebla):</w:t>
-      </w:r>
-      <w:r>
-        <w:rPr>
-          <w:rFonts w:ascii="Calibri" w:hAnsi="Calibri" w:cs="Calibri"/>
-          <w:sz w:val="22"/>
-          <w:szCs w:val="22"/>
-        </w:rPr>
-        <w:t xml:space="preserve"> Procesamiento de registros correspondientes al prefijo "21" (Saturación de API).</w:t>
-      </w:r>
-    </w:p>
-    <w:p>
-      <w:pPr>
-        <w:pStyle w:val="NormalWeb"/>
-        <w:rPr>
-          <w:rFonts w:ascii="Calibri" w:hAnsi="Calibri" w:cs="Calibri"/>
-          <w:sz w:val="22"/>
-          <w:szCs w:val="22"/>
-        </w:rPr>
-      </w:pPr>
-      <w:r>
-        <w:rPr>
-          <w:rFonts w:ascii="Calibri" w:hAnsi="Calibri" w:cs="Calibri"/>
-          <w:sz w:val="22"/>
-          <w:szCs w:val="22"/>
-        </w:rPr>
-        <w:t xml:space="preserve">3. </w:t>
-      </w:r>
-      <w:r>
-        <w:rPr>
-          <w:rStyle w:val="CdigoHTML"/>
-          <w:b/>
-          <w:bCs/>
-        </w:rPr>
-        <w:t>LOTE-202605-03_REPROCESO</w:t>
-      </w:r>
-      <w:r>
-        <w:rPr>
-          <w:rStyle w:val="Fuerte"/>
-          <w:rFonts w:ascii="Calibri" w:hAnsi="Calibri" w:cs="Calibri"/>
-          <w:sz w:val="22"/>
-          <w:szCs w:val="22"/>
-        </w:rPr>
-        <w:t xml:space="preserve"> (Coahuila/Estado de México):</w:t>
-      </w:r>
-      <w:r>
-        <w:rPr>
-          <w:rFonts w:ascii="Calibri" w:hAnsi="Calibri" w:cs="Calibri"/>
-          <w:sz w:val="22"/>
-          <w:szCs w:val="22"/>
-        </w:rPr>
-        <w:t xml:space="preserve"> Ejecución de reprocesamientos automáticos.</w:t>
-      </w:r>
-    </w:p>
-    <w:p>
-      <w:pPr>
-        <w:pStyle w:val="Ttulo3"/>
-        <w:rPr>
-          <w:rFonts w:ascii="Calibri" w:eastAsia="Times New Roman" w:hAnsi="Calibri" w:cs="Calibri"/>
-        </w:rPr>
-      </w:pPr>
-      <w:r>
-        <w:rPr>
-          <w:rFonts w:ascii="Calibri" w:eastAsia="Times New Roman" w:hAnsi="Calibri" w:cs="Calibri"/>
-        </w:rPr>
-        <w:t>5.2 Resultados operativos observados (Métricas)</w:t>
+        <w:t>Cuadro Comparativo de Modernización (Fase 1 vs Fase 2)</w:t>
       </w:r>
     </w:p>
     <w:tbl>
@@ -994,13 +742,10 @@
         <w:tblLook w:val="04A0" w:firstRow="1" w:lastRow="0" w:firstColumn="1" w:lastColumn="0" w:noHBand="0" w:noVBand="1"/>
       </w:tblPr>
       <w:tblGrid>
-        <w:gridCol w:w="1638"/>
-        <w:gridCol w:w="1187"/>
-        <w:gridCol w:w="1402"/>
-        <w:gridCol w:w="1398"/>
-        <w:gridCol w:w="1263"/>
-        <w:gridCol w:w="1180"/>
-        <w:gridCol w:w="1276"/>
+        <w:gridCol w:w="1697"/>
+        <w:gridCol w:w="2090"/>
+        <w:gridCol w:w="2060"/>
+        <w:gridCol w:w="3497"/>
       </w:tblGrid>
       <w:tr>
         <w:trPr>
@@ -1038,6 +783,4076 @@
                 <w:b/>
                 <w:bCs/>
               </w:rPr>
+              <w:t>Componente / Capa</w:t>
+            </w:r>
+          </w:p>
+        </w:tc>
+        <w:tc>
+          <w:tcPr>
+            <w:tcW w:w="0" w:type="auto"/>
+            <w:tcBorders>
+              <w:top w:val="single" w:sz="6" w:space="0" w:color="666666"/>
+              <w:left w:val="single" w:sz="6" w:space="0" w:color="666666"/>
+              <w:bottom w:val="single" w:sz="6" w:space="0" w:color="666666"/>
+              <w:right w:val="single" w:sz="6" w:space="0" w:color="666666"/>
+            </w:tcBorders>
+            <w:tcMar>
+              <w:top w:w="90" w:type="dxa"/>
+              <w:left w:w="90" w:type="dxa"/>
+              <w:bottom w:w="90" w:type="dxa"/>
+              <w:right w:w="90" w:type="dxa"/>
+            </w:tcMar>
+            <w:hideMark/>
+          </w:tcPr>
+          <w:p>
+            <w:pPr>
+              <w:spacing w:before="180" w:after="180"/>
+              <w:rPr>
+                <w:rFonts w:ascii="Calibri" w:eastAsia="Times New Roman" w:hAnsi="Calibri" w:cs="Calibri"/>
+                <w:b/>
+                <w:bCs/>
+              </w:rPr>
+            </w:pPr>
+            <w:r>
+              <w:rPr>
+                <w:rFonts w:ascii="Calibri" w:eastAsia="Times New Roman" w:hAnsi="Calibri" w:cs="Calibri"/>
+                <w:b/>
+                <w:bCs/>
+              </w:rPr>
+              <w:t>Arquitectura Legada (Fase 1)</w:t>
+            </w:r>
+          </w:p>
+        </w:tc>
+        <w:tc>
+          <w:tcPr>
+            <w:tcW w:w="0" w:type="auto"/>
+            <w:tcBorders>
+              <w:top w:val="single" w:sz="6" w:space="0" w:color="666666"/>
+              <w:left w:val="single" w:sz="6" w:space="0" w:color="666666"/>
+              <w:bottom w:val="single" w:sz="6" w:space="0" w:color="666666"/>
+              <w:right w:val="single" w:sz="6" w:space="0" w:color="666666"/>
+            </w:tcBorders>
+            <w:tcMar>
+              <w:top w:w="90" w:type="dxa"/>
+              <w:left w:w="90" w:type="dxa"/>
+              <w:bottom w:w="90" w:type="dxa"/>
+              <w:right w:w="90" w:type="dxa"/>
+            </w:tcMar>
+            <w:hideMark/>
+          </w:tcPr>
+          <w:p>
+            <w:pPr>
+              <w:spacing w:before="180" w:after="180"/>
+              <w:rPr>
+                <w:rFonts w:ascii="Calibri" w:eastAsia="Times New Roman" w:hAnsi="Calibri" w:cs="Calibri"/>
+                <w:b/>
+                <w:bCs/>
+              </w:rPr>
+            </w:pPr>
+            <w:r>
+              <w:rPr>
+                <w:rFonts w:ascii="Calibri" w:eastAsia="Times New Roman" w:hAnsi="Calibri" w:cs="Calibri"/>
+                <w:b/>
+                <w:bCs/>
+              </w:rPr>
+              <w:t>Nueva Arquitectura (Fase 2)</w:t>
+            </w:r>
+          </w:p>
+        </w:tc>
+        <w:tc>
+          <w:tcPr>
+            <w:tcW w:w="0" w:type="auto"/>
+            <w:tcBorders>
+              <w:top w:val="single" w:sz="6" w:space="0" w:color="666666"/>
+              <w:left w:val="single" w:sz="6" w:space="0" w:color="666666"/>
+              <w:bottom w:val="single" w:sz="6" w:space="0" w:color="666666"/>
+              <w:right w:val="single" w:sz="6" w:space="0" w:color="666666"/>
+            </w:tcBorders>
+            <w:tcMar>
+              <w:top w:w="90" w:type="dxa"/>
+              <w:left w:w="90" w:type="dxa"/>
+              <w:bottom w:w="90" w:type="dxa"/>
+              <w:right w:w="90" w:type="dxa"/>
+            </w:tcMar>
+            <w:hideMark/>
+          </w:tcPr>
+          <w:p>
+            <w:pPr>
+              <w:spacing w:before="180" w:after="180"/>
+              <w:rPr>
+                <w:rFonts w:ascii="Calibri" w:eastAsia="Times New Roman" w:hAnsi="Calibri" w:cs="Calibri"/>
+                <w:b/>
+                <w:bCs/>
+              </w:rPr>
+            </w:pPr>
+            <w:r>
+              <w:rPr>
+                <w:rFonts w:ascii="Calibri" w:eastAsia="Times New Roman" w:hAnsi="Calibri" w:cs="Calibri"/>
+                <w:b/>
+                <w:bCs/>
+              </w:rPr>
+              <w:t>Beneficio Operativo</w:t>
+            </w:r>
+          </w:p>
+        </w:tc>
+      </w:tr>
+      <w:tr>
+        <w:tc>
+          <w:tcPr>
+            <w:tcW w:w="0" w:type="auto"/>
+            <w:tcBorders>
+              <w:top w:val="single" w:sz="6" w:space="0" w:color="666666"/>
+              <w:left w:val="single" w:sz="6" w:space="0" w:color="666666"/>
+              <w:bottom w:val="single" w:sz="6" w:space="0" w:color="666666"/>
+              <w:right w:val="single" w:sz="6" w:space="0" w:color="666666"/>
+            </w:tcBorders>
+            <w:tcMar>
+              <w:top w:w="90" w:type="dxa"/>
+              <w:left w:w="90" w:type="dxa"/>
+              <w:bottom w:w="90" w:type="dxa"/>
+              <w:right w:w="90" w:type="dxa"/>
+            </w:tcMar>
+            <w:hideMark/>
+          </w:tcPr>
+          <w:p>
+            <w:pPr>
+              <w:spacing w:before="180" w:after="180"/>
+              <w:rPr>
+                <w:rFonts w:ascii="Calibri" w:eastAsia="Times New Roman" w:hAnsi="Calibri" w:cs="Calibri"/>
+              </w:rPr>
+            </w:pPr>
+            <w:proofErr w:type="spellStart"/>
+            <w:r>
+              <w:rPr>
+                <w:rStyle w:val="Fuerte"/>
+                <w:rFonts w:ascii="Calibri" w:eastAsia="Times New Roman" w:hAnsi="Calibri" w:cs="Calibri"/>
+              </w:rPr>
+              <w:t>Backend</w:t>
+            </w:r>
+            <w:proofErr w:type="spellEnd"/>
+          </w:p>
+        </w:tc>
+        <w:tc>
+          <w:tcPr>
+            <w:tcW w:w="0" w:type="auto"/>
+            <w:tcBorders>
+              <w:top w:val="single" w:sz="6" w:space="0" w:color="666666"/>
+              <w:left w:val="single" w:sz="6" w:space="0" w:color="666666"/>
+              <w:bottom w:val="single" w:sz="6" w:space="0" w:color="666666"/>
+              <w:right w:val="single" w:sz="6" w:space="0" w:color="666666"/>
+            </w:tcBorders>
+            <w:tcMar>
+              <w:top w:w="90" w:type="dxa"/>
+              <w:left w:w="90" w:type="dxa"/>
+              <w:bottom w:w="90" w:type="dxa"/>
+              <w:right w:w="90" w:type="dxa"/>
+            </w:tcMar>
+            <w:hideMark/>
+          </w:tcPr>
+          <w:p>
+            <w:pPr>
+              <w:spacing w:before="180" w:after="180"/>
+              <w:rPr>
+                <w:rFonts w:ascii="Calibri" w:eastAsia="Times New Roman" w:hAnsi="Calibri" w:cs="Calibri"/>
+              </w:rPr>
+            </w:pPr>
+            <w:r>
+              <w:rPr>
+                <w:rFonts w:ascii="Calibri" w:eastAsia="Times New Roman" w:hAnsi="Calibri" w:cs="Calibri"/>
+              </w:rPr>
+              <w:t>Scripts sueltos en Python</w:t>
+            </w:r>
+          </w:p>
+        </w:tc>
+        <w:tc>
+          <w:tcPr>
+            <w:tcW w:w="0" w:type="auto"/>
+            <w:tcBorders>
+              <w:top w:val="single" w:sz="6" w:space="0" w:color="666666"/>
+              <w:left w:val="single" w:sz="6" w:space="0" w:color="666666"/>
+              <w:bottom w:val="single" w:sz="6" w:space="0" w:color="666666"/>
+              <w:right w:val="single" w:sz="6" w:space="0" w:color="666666"/>
+            </w:tcBorders>
+            <w:tcMar>
+              <w:top w:w="90" w:type="dxa"/>
+              <w:left w:w="90" w:type="dxa"/>
+              <w:bottom w:w="90" w:type="dxa"/>
+              <w:right w:w="90" w:type="dxa"/>
+            </w:tcMar>
+            <w:hideMark/>
+          </w:tcPr>
+          <w:p>
+            <w:pPr>
+              <w:spacing w:before="180" w:after="180"/>
+              <w:rPr>
+                <w:rFonts w:ascii="Calibri" w:eastAsia="Times New Roman" w:hAnsi="Calibri" w:cs="Calibri"/>
+              </w:rPr>
+            </w:pPr>
+            <w:proofErr w:type="spellStart"/>
+            <w:r>
+              <w:rPr>
+                <w:rFonts w:ascii="Calibri" w:eastAsia="Times New Roman" w:hAnsi="Calibri" w:cs="Calibri"/>
+              </w:rPr>
+              <w:t>FastAPI</w:t>
+            </w:r>
+            <w:proofErr w:type="spellEnd"/>
+            <w:r>
+              <w:rPr>
+                <w:rFonts w:ascii="Calibri" w:eastAsia="Times New Roman" w:hAnsi="Calibri" w:cs="Calibri"/>
+              </w:rPr>
+              <w:t xml:space="preserve"> (Python 3.14)</w:t>
+            </w:r>
+          </w:p>
+        </w:tc>
+        <w:tc>
+          <w:tcPr>
+            <w:tcW w:w="0" w:type="auto"/>
+            <w:tcBorders>
+              <w:top w:val="single" w:sz="6" w:space="0" w:color="666666"/>
+              <w:left w:val="single" w:sz="6" w:space="0" w:color="666666"/>
+              <w:bottom w:val="single" w:sz="6" w:space="0" w:color="666666"/>
+              <w:right w:val="single" w:sz="6" w:space="0" w:color="666666"/>
+            </w:tcBorders>
+            <w:tcMar>
+              <w:top w:w="90" w:type="dxa"/>
+              <w:left w:w="90" w:type="dxa"/>
+              <w:bottom w:w="90" w:type="dxa"/>
+              <w:right w:w="90" w:type="dxa"/>
+            </w:tcMar>
+            <w:hideMark/>
+          </w:tcPr>
+          <w:p>
+            <w:pPr>
+              <w:spacing w:before="180" w:after="180"/>
+              <w:rPr>
+                <w:rFonts w:ascii="Calibri" w:eastAsia="Times New Roman" w:hAnsi="Calibri" w:cs="Calibri"/>
+              </w:rPr>
+            </w:pPr>
+            <w:r>
+              <w:rPr>
+                <w:rFonts w:ascii="Calibri" w:eastAsia="Times New Roman" w:hAnsi="Calibri" w:cs="Calibri"/>
+              </w:rPr>
+              <w:t>Escalabilidad, concurrencia y despliegue sobre ASGI.</w:t>
+            </w:r>
+          </w:p>
+        </w:tc>
+      </w:tr>
+      <w:tr>
+        <w:tc>
+          <w:tcPr>
+            <w:tcW w:w="0" w:type="auto"/>
+            <w:tcBorders>
+              <w:top w:val="single" w:sz="6" w:space="0" w:color="666666"/>
+              <w:left w:val="single" w:sz="6" w:space="0" w:color="666666"/>
+              <w:bottom w:val="single" w:sz="6" w:space="0" w:color="666666"/>
+              <w:right w:val="single" w:sz="6" w:space="0" w:color="666666"/>
+            </w:tcBorders>
+            <w:tcMar>
+              <w:top w:w="90" w:type="dxa"/>
+              <w:left w:w="90" w:type="dxa"/>
+              <w:bottom w:w="90" w:type="dxa"/>
+              <w:right w:w="90" w:type="dxa"/>
+            </w:tcMar>
+            <w:hideMark/>
+          </w:tcPr>
+          <w:p>
+            <w:pPr>
+              <w:spacing w:before="180" w:after="180"/>
+              <w:rPr>
+                <w:rFonts w:ascii="Calibri" w:eastAsia="Times New Roman" w:hAnsi="Calibri" w:cs="Calibri"/>
+              </w:rPr>
+            </w:pPr>
+            <w:r>
+              <w:rPr>
+                <w:rStyle w:val="Fuerte"/>
+                <w:rFonts w:ascii="Calibri" w:eastAsia="Times New Roman" w:hAnsi="Calibri" w:cs="Calibri"/>
+              </w:rPr>
+              <w:t>Interfaz API</w:t>
+            </w:r>
+          </w:p>
+        </w:tc>
+        <w:tc>
+          <w:tcPr>
+            <w:tcW w:w="0" w:type="auto"/>
+            <w:tcBorders>
+              <w:top w:val="single" w:sz="6" w:space="0" w:color="666666"/>
+              <w:left w:val="single" w:sz="6" w:space="0" w:color="666666"/>
+              <w:bottom w:val="single" w:sz="6" w:space="0" w:color="666666"/>
+              <w:right w:val="single" w:sz="6" w:space="0" w:color="666666"/>
+            </w:tcBorders>
+            <w:tcMar>
+              <w:top w:w="90" w:type="dxa"/>
+              <w:left w:w="90" w:type="dxa"/>
+              <w:bottom w:w="90" w:type="dxa"/>
+              <w:right w:w="90" w:type="dxa"/>
+            </w:tcMar>
+            <w:hideMark/>
+          </w:tcPr>
+          <w:p>
+            <w:pPr>
+              <w:spacing w:before="180" w:after="180"/>
+              <w:rPr>
+                <w:rFonts w:ascii="Calibri" w:eastAsia="Times New Roman" w:hAnsi="Calibri" w:cs="Calibri"/>
+              </w:rPr>
+            </w:pPr>
+            <w:r>
+              <w:rPr>
+                <w:rFonts w:ascii="Calibri" w:eastAsia="Times New Roman" w:hAnsi="Calibri" w:cs="Calibri"/>
+              </w:rPr>
+              <w:t>Interfaces REST Básicas</w:t>
+            </w:r>
+          </w:p>
+        </w:tc>
+        <w:tc>
+          <w:tcPr>
+            <w:tcW w:w="0" w:type="auto"/>
+            <w:tcBorders>
+              <w:top w:val="single" w:sz="6" w:space="0" w:color="666666"/>
+              <w:left w:val="single" w:sz="6" w:space="0" w:color="666666"/>
+              <w:bottom w:val="single" w:sz="6" w:space="0" w:color="666666"/>
+              <w:right w:val="single" w:sz="6" w:space="0" w:color="666666"/>
+            </w:tcBorders>
+            <w:tcMar>
+              <w:top w:w="90" w:type="dxa"/>
+              <w:left w:w="90" w:type="dxa"/>
+              <w:bottom w:w="90" w:type="dxa"/>
+              <w:right w:w="90" w:type="dxa"/>
+            </w:tcMar>
+            <w:hideMark/>
+          </w:tcPr>
+          <w:p>
+            <w:pPr>
+              <w:spacing w:before="180" w:after="180"/>
+              <w:rPr>
+                <w:rFonts w:ascii="Calibri" w:eastAsia="Times New Roman" w:hAnsi="Calibri" w:cs="Calibri"/>
+              </w:rPr>
+            </w:pPr>
+            <w:r>
+              <w:rPr>
+                <w:rFonts w:ascii="Calibri" w:eastAsia="Times New Roman" w:hAnsi="Calibri" w:cs="Calibri"/>
+              </w:rPr>
+              <w:t xml:space="preserve">Strawberry </w:t>
+            </w:r>
+            <w:proofErr w:type="spellStart"/>
+            <w:r>
+              <w:rPr>
+                <w:rFonts w:ascii="Calibri" w:eastAsia="Times New Roman" w:hAnsi="Calibri" w:cs="Calibri"/>
+              </w:rPr>
+              <w:t>GraphQL</w:t>
+            </w:r>
+            <w:proofErr w:type="spellEnd"/>
+          </w:p>
+        </w:tc>
+        <w:tc>
+          <w:tcPr>
+            <w:tcW w:w="0" w:type="auto"/>
+            <w:tcBorders>
+              <w:top w:val="single" w:sz="6" w:space="0" w:color="666666"/>
+              <w:left w:val="single" w:sz="6" w:space="0" w:color="666666"/>
+              <w:bottom w:val="single" w:sz="6" w:space="0" w:color="666666"/>
+              <w:right w:val="single" w:sz="6" w:space="0" w:color="666666"/>
+            </w:tcBorders>
+            <w:tcMar>
+              <w:top w:w="90" w:type="dxa"/>
+              <w:left w:w="90" w:type="dxa"/>
+              <w:bottom w:w="90" w:type="dxa"/>
+              <w:right w:w="90" w:type="dxa"/>
+            </w:tcMar>
+            <w:hideMark/>
+          </w:tcPr>
+          <w:p>
+            <w:pPr>
+              <w:spacing w:before="180" w:after="180"/>
+              <w:rPr>
+                <w:rFonts w:ascii="Calibri" w:eastAsia="Times New Roman" w:hAnsi="Calibri" w:cs="Calibri"/>
+              </w:rPr>
+            </w:pPr>
+            <w:r>
+              <w:rPr>
+                <w:rFonts w:ascii="Calibri" w:eastAsia="Times New Roman" w:hAnsi="Calibri" w:cs="Calibri"/>
+              </w:rPr>
+              <w:t>Reducción de sobrecarga de red (Over-</w:t>
+            </w:r>
+            <w:proofErr w:type="spellStart"/>
+            <w:r>
+              <w:rPr>
+                <w:rFonts w:ascii="Calibri" w:eastAsia="Times New Roman" w:hAnsi="Calibri" w:cs="Calibri"/>
+              </w:rPr>
+              <w:t>fetching</w:t>
+            </w:r>
+            <w:proofErr w:type="spellEnd"/>
+            <w:r>
+              <w:rPr>
+                <w:rFonts w:ascii="Calibri" w:eastAsia="Times New Roman" w:hAnsi="Calibri" w:cs="Calibri"/>
+              </w:rPr>
+              <w:t>).</w:t>
+            </w:r>
+          </w:p>
+        </w:tc>
+      </w:tr>
+      <w:tr>
+        <w:tc>
+          <w:tcPr>
+            <w:tcW w:w="0" w:type="auto"/>
+            <w:tcBorders>
+              <w:top w:val="single" w:sz="6" w:space="0" w:color="666666"/>
+              <w:left w:val="single" w:sz="6" w:space="0" w:color="666666"/>
+              <w:bottom w:val="single" w:sz="6" w:space="0" w:color="666666"/>
+              <w:right w:val="single" w:sz="6" w:space="0" w:color="666666"/>
+            </w:tcBorders>
+            <w:tcMar>
+              <w:top w:w="90" w:type="dxa"/>
+              <w:left w:w="90" w:type="dxa"/>
+              <w:bottom w:w="90" w:type="dxa"/>
+              <w:right w:w="90" w:type="dxa"/>
+            </w:tcMar>
+            <w:hideMark/>
+          </w:tcPr>
+          <w:p>
+            <w:pPr>
+              <w:spacing w:before="180" w:after="180"/>
+              <w:rPr>
+                <w:rFonts w:ascii="Calibri" w:eastAsia="Times New Roman" w:hAnsi="Calibri" w:cs="Calibri"/>
+              </w:rPr>
+            </w:pPr>
+            <w:proofErr w:type="spellStart"/>
+            <w:r>
+              <w:rPr>
+                <w:rStyle w:val="Fuerte"/>
+                <w:rFonts w:ascii="Calibri" w:eastAsia="Times New Roman" w:hAnsi="Calibri" w:cs="Calibri"/>
+              </w:rPr>
+              <w:t>Frontend</w:t>
+            </w:r>
+            <w:proofErr w:type="spellEnd"/>
+          </w:p>
+        </w:tc>
+        <w:tc>
+          <w:tcPr>
+            <w:tcW w:w="0" w:type="auto"/>
+            <w:tcBorders>
+              <w:top w:val="single" w:sz="6" w:space="0" w:color="666666"/>
+              <w:left w:val="single" w:sz="6" w:space="0" w:color="666666"/>
+              <w:bottom w:val="single" w:sz="6" w:space="0" w:color="666666"/>
+              <w:right w:val="single" w:sz="6" w:space="0" w:color="666666"/>
+            </w:tcBorders>
+            <w:tcMar>
+              <w:top w:w="90" w:type="dxa"/>
+              <w:left w:w="90" w:type="dxa"/>
+              <w:bottom w:w="90" w:type="dxa"/>
+              <w:right w:w="90" w:type="dxa"/>
+            </w:tcMar>
+            <w:hideMark/>
+          </w:tcPr>
+          <w:p>
+            <w:pPr>
+              <w:spacing w:before="180" w:after="180"/>
+              <w:rPr>
+                <w:rFonts w:ascii="Calibri" w:eastAsia="Times New Roman" w:hAnsi="Calibri" w:cs="Calibri"/>
+              </w:rPr>
+            </w:pPr>
+            <w:r>
+              <w:rPr>
+                <w:rFonts w:ascii="Calibri" w:eastAsia="Times New Roman" w:hAnsi="Calibri" w:cs="Calibri"/>
+              </w:rPr>
+              <w:t>N/A (Consola o Logs)</w:t>
+            </w:r>
+          </w:p>
+        </w:tc>
+        <w:tc>
+          <w:tcPr>
+            <w:tcW w:w="0" w:type="auto"/>
+            <w:tcBorders>
+              <w:top w:val="single" w:sz="6" w:space="0" w:color="666666"/>
+              <w:left w:val="single" w:sz="6" w:space="0" w:color="666666"/>
+              <w:bottom w:val="single" w:sz="6" w:space="0" w:color="666666"/>
+              <w:right w:val="single" w:sz="6" w:space="0" w:color="666666"/>
+            </w:tcBorders>
+            <w:tcMar>
+              <w:top w:w="90" w:type="dxa"/>
+              <w:left w:w="90" w:type="dxa"/>
+              <w:bottom w:w="90" w:type="dxa"/>
+              <w:right w:w="90" w:type="dxa"/>
+            </w:tcMar>
+            <w:hideMark/>
+          </w:tcPr>
+          <w:p>
+            <w:pPr>
+              <w:spacing w:before="180" w:after="180"/>
+              <w:rPr>
+                <w:rFonts w:ascii="Calibri" w:eastAsia="Times New Roman" w:hAnsi="Calibri" w:cs="Calibri"/>
+              </w:rPr>
+            </w:pPr>
+            <w:r>
+              <w:rPr>
+                <w:rFonts w:ascii="Calibri" w:eastAsia="Times New Roman" w:hAnsi="Calibri" w:cs="Calibri"/>
+              </w:rPr>
+              <w:t>SPA en Angular 18</w:t>
+            </w:r>
+          </w:p>
+        </w:tc>
+        <w:tc>
+          <w:tcPr>
+            <w:tcW w:w="0" w:type="auto"/>
+            <w:tcBorders>
+              <w:top w:val="single" w:sz="6" w:space="0" w:color="666666"/>
+              <w:left w:val="single" w:sz="6" w:space="0" w:color="666666"/>
+              <w:bottom w:val="single" w:sz="6" w:space="0" w:color="666666"/>
+              <w:right w:val="single" w:sz="6" w:space="0" w:color="666666"/>
+            </w:tcBorders>
+            <w:tcMar>
+              <w:top w:w="90" w:type="dxa"/>
+              <w:left w:w="90" w:type="dxa"/>
+              <w:bottom w:w="90" w:type="dxa"/>
+              <w:right w:w="90" w:type="dxa"/>
+            </w:tcMar>
+            <w:hideMark/>
+          </w:tcPr>
+          <w:p>
+            <w:pPr>
+              <w:spacing w:before="180" w:after="180"/>
+              <w:rPr>
+                <w:rFonts w:ascii="Calibri" w:eastAsia="Times New Roman" w:hAnsi="Calibri" w:cs="Calibri"/>
+              </w:rPr>
+            </w:pPr>
+            <w:proofErr w:type="spellStart"/>
+            <w:r>
+              <w:rPr>
+                <w:rFonts w:ascii="Calibri" w:eastAsia="Times New Roman" w:hAnsi="Calibri" w:cs="Calibri"/>
+              </w:rPr>
+              <w:t>Observabilidad</w:t>
+            </w:r>
+            <w:proofErr w:type="spellEnd"/>
+            <w:r>
+              <w:rPr>
+                <w:rFonts w:ascii="Calibri" w:eastAsia="Times New Roman" w:hAnsi="Calibri" w:cs="Calibri"/>
+              </w:rPr>
+              <w:t xml:space="preserve"> en tiempo real y paneles de métricas.</w:t>
+            </w:r>
+          </w:p>
+        </w:tc>
+      </w:tr>
+      <w:tr>
+        <w:tc>
+          <w:tcPr>
+            <w:tcW w:w="0" w:type="auto"/>
+            <w:tcBorders>
+              <w:top w:val="single" w:sz="6" w:space="0" w:color="666666"/>
+              <w:left w:val="single" w:sz="6" w:space="0" w:color="666666"/>
+              <w:bottom w:val="single" w:sz="6" w:space="0" w:color="666666"/>
+              <w:right w:val="single" w:sz="6" w:space="0" w:color="666666"/>
+            </w:tcBorders>
+            <w:tcMar>
+              <w:top w:w="90" w:type="dxa"/>
+              <w:left w:w="90" w:type="dxa"/>
+              <w:bottom w:w="90" w:type="dxa"/>
+              <w:right w:w="90" w:type="dxa"/>
+            </w:tcMar>
+            <w:hideMark/>
+          </w:tcPr>
+          <w:p>
+            <w:pPr>
+              <w:spacing w:before="180" w:after="180"/>
+              <w:rPr>
+                <w:rFonts w:ascii="Calibri" w:eastAsia="Times New Roman" w:hAnsi="Calibri" w:cs="Calibri"/>
+              </w:rPr>
+            </w:pPr>
+            <w:r>
+              <w:rPr>
+                <w:rStyle w:val="Fuerte"/>
+                <w:rFonts w:ascii="Calibri" w:eastAsia="Times New Roman" w:hAnsi="Calibri" w:cs="Calibri"/>
+              </w:rPr>
+              <w:t>Base de Datos</w:t>
+            </w:r>
+          </w:p>
+        </w:tc>
+        <w:tc>
+          <w:tcPr>
+            <w:tcW w:w="0" w:type="auto"/>
+            <w:tcBorders>
+              <w:top w:val="single" w:sz="6" w:space="0" w:color="666666"/>
+              <w:left w:val="single" w:sz="6" w:space="0" w:color="666666"/>
+              <w:bottom w:val="single" w:sz="6" w:space="0" w:color="666666"/>
+              <w:right w:val="single" w:sz="6" w:space="0" w:color="666666"/>
+            </w:tcBorders>
+            <w:tcMar>
+              <w:top w:w="90" w:type="dxa"/>
+              <w:left w:w="90" w:type="dxa"/>
+              <w:bottom w:w="90" w:type="dxa"/>
+              <w:right w:w="90" w:type="dxa"/>
+            </w:tcMar>
+            <w:hideMark/>
+          </w:tcPr>
+          <w:p>
+            <w:pPr>
+              <w:spacing w:before="180" w:after="180"/>
+              <w:rPr>
+                <w:rFonts w:ascii="Calibri" w:eastAsia="Times New Roman" w:hAnsi="Calibri" w:cs="Calibri"/>
+              </w:rPr>
+            </w:pPr>
+            <w:r>
+              <w:rPr>
+                <w:rFonts w:ascii="Calibri" w:eastAsia="Times New Roman" w:hAnsi="Calibri" w:cs="Calibri"/>
+              </w:rPr>
+              <w:t>Archivos CSV planos</w:t>
+            </w:r>
+          </w:p>
+        </w:tc>
+        <w:tc>
+          <w:tcPr>
+            <w:tcW w:w="0" w:type="auto"/>
+            <w:tcBorders>
+              <w:top w:val="single" w:sz="6" w:space="0" w:color="666666"/>
+              <w:left w:val="single" w:sz="6" w:space="0" w:color="666666"/>
+              <w:bottom w:val="single" w:sz="6" w:space="0" w:color="666666"/>
+              <w:right w:val="single" w:sz="6" w:space="0" w:color="666666"/>
+            </w:tcBorders>
+            <w:tcMar>
+              <w:top w:w="90" w:type="dxa"/>
+              <w:left w:w="90" w:type="dxa"/>
+              <w:bottom w:w="90" w:type="dxa"/>
+              <w:right w:w="90" w:type="dxa"/>
+            </w:tcMar>
+            <w:hideMark/>
+          </w:tcPr>
+          <w:p>
+            <w:pPr>
+              <w:spacing w:before="180" w:after="180"/>
+              <w:rPr>
+                <w:rFonts w:ascii="Calibri" w:eastAsia="Times New Roman" w:hAnsi="Calibri" w:cs="Calibri"/>
+              </w:rPr>
+            </w:pPr>
+            <w:r>
+              <w:rPr>
+                <w:rFonts w:ascii="Calibri" w:eastAsia="Times New Roman" w:hAnsi="Calibri" w:cs="Calibri"/>
+              </w:rPr>
+              <w:t>PostgreSQL 14 (pg8000)</w:t>
+            </w:r>
+          </w:p>
+        </w:tc>
+        <w:tc>
+          <w:tcPr>
+            <w:tcW w:w="0" w:type="auto"/>
+            <w:tcBorders>
+              <w:top w:val="single" w:sz="6" w:space="0" w:color="666666"/>
+              <w:left w:val="single" w:sz="6" w:space="0" w:color="666666"/>
+              <w:bottom w:val="single" w:sz="6" w:space="0" w:color="666666"/>
+              <w:right w:val="single" w:sz="6" w:space="0" w:color="666666"/>
+            </w:tcBorders>
+            <w:tcMar>
+              <w:top w:w="90" w:type="dxa"/>
+              <w:left w:w="90" w:type="dxa"/>
+              <w:bottom w:w="90" w:type="dxa"/>
+              <w:right w:w="90" w:type="dxa"/>
+            </w:tcMar>
+            <w:hideMark/>
+          </w:tcPr>
+          <w:p>
+            <w:pPr>
+              <w:spacing w:before="180" w:after="180"/>
+              <w:rPr>
+                <w:rFonts w:ascii="Calibri" w:eastAsia="Times New Roman" w:hAnsi="Calibri" w:cs="Calibri"/>
+              </w:rPr>
+            </w:pPr>
+            <w:r>
+              <w:rPr>
+                <w:rFonts w:ascii="Calibri" w:eastAsia="Times New Roman" w:hAnsi="Calibri" w:cs="Calibri"/>
+              </w:rPr>
+              <w:t>Integridad referencial (ACID) y consultas transaccionales.</w:t>
+            </w:r>
+          </w:p>
+        </w:tc>
+      </w:tr>
+    </w:tbl>
+    <w:p>
+      <w:pPr>
+        <w:pStyle w:val="Ttulo2"/>
+        <w:rPr>
+          <w:rFonts w:ascii="Calibri" w:eastAsia="Times New Roman" w:hAnsi="Calibri" w:cs="Calibri"/>
+        </w:rPr>
+      </w:pPr>
+      <w:r>
+        <w:rPr>
+          <w:rFonts w:ascii="Calibri" w:eastAsia="Times New Roman" w:hAnsi="Calibri" w:cs="Calibri"/>
+        </w:rPr>
+        <w:t>3.1 Arquitectura de Inteligencia Analítica (MUSEMS-PU)</w:t>
+      </w:r>
+    </w:p>
+    <w:p>
+      <w:pPr>
+        <w:pStyle w:val="NormalWeb"/>
+        <w:rPr>
+          <w:rFonts w:ascii="Calibri" w:hAnsi="Calibri" w:cs="Calibri"/>
+          <w:sz w:val="22"/>
+          <w:szCs w:val="22"/>
+        </w:rPr>
+      </w:pPr>
+      <w:r>
+        <w:rPr>
+          <w:rFonts w:ascii="Calibri" w:hAnsi="Calibri" w:cs="Calibri"/>
+          <w:sz w:val="22"/>
+          <w:szCs w:val="22"/>
+        </w:rPr>
+        <w:t>A la par del orquestador, se consolidó la arquitectura web para el proyecto MUSEMS-PU, orientada a la exposición masiva y segura de las vistas institucionales (</w:t>
+      </w:r>
+      <w:r>
+        <w:rPr>
+          <w:rStyle w:val="CdigoHTML"/>
+        </w:rPr>
+        <w:t>VW_BI_MUSEMS_*</w:t>
+      </w:r>
+      <w:r>
+        <w:rPr>
+          <w:rFonts w:ascii="Calibri" w:hAnsi="Calibri" w:cs="Calibri"/>
+          <w:sz w:val="22"/>
+          <w:szCs w:val="22"/>
+        </w:rPr>
+        <w:t>). La topología de conexión se describe a continuación:</w:t>
+      </w:r>
+    </w:p>
+    <w:p>
+      <w:pPr>
+        <w:pStyle w:val="HTMLconformatoprevio"/>
+      </w:pPr>
+    </w:p>
+    <w:p>
+      <w:pPr>
+        <w:pStyle w:val="HTMLconformatoprevio"/>
+      </w:pPr>
+      <w:proofErr w:type="spellStart"/>
+      <w:r>
+        <w:t>graph</w:t>
+      </w:r>
+      <w:proofErr w:type="spellEnd"/>
+      <w:r>
+        <w:t xml:space="preserve"> TD</w:t>
+      </w:r>
+    </w:p>
+    <w:p>
+      <w:pPr>
+        <w:pStyle w:val="HTMLconformatoprevio"/>
+      </w:pPr>
+      <w:r>
+        <w:t xml:space="preserve">    A[Usuario Final / Navegador] --&gt;|HTTPS| B(</w:t>
+      </w:r>
+      <w:proofErr w:type="spellStart"/>
+      <w:r>
+        <w:t>Frontend</w:t>
+      </w:r>
+      <w:proofErr w:type="spellEnd"/>
+      <w:r>
+        <w:t xml:space="preserve"> SPA: </w:t>
+      </w:r>
+      <w:proofErr w:type="spellStart"/>
+      <w:r>
+        <w:t>React</w:t>
+      </w:r>
+      <w:proofErr w:type="spellEnd"/>
+      <w:r>
+        <w:t xml:space="preserve"> 18 + Vite)</w:t>
+      </w:r>
+    </w:p>
+    <w:p>
+      <w:pPr>
+        <w:pStyle w:val="HTMLconformatoprevio"/>
+      </w:pPr>
+      <w:r>
+        <w:t xml:space="preserve">    B --&gt;|Axios REST / JWT| C{API Gateway: </w:t>
+      </w:r>
+      <w:proofErr w:type="spellStart"/>
+      <w:r>
+        <w:t>FastAPI</w:t>
+      </w:r>
+      <w:proofErr w:type="spellEnd"/>
+      <w:r>
+        <w:t>}</w:t>
+      </w:r>
+    </w:p>
+    <w:p>
+      <w:pPr>
+        <w:pStyle w:val="HTMLconformatoprevio"/>
+      </w:pPr>
+      <w:r>
+        <w:t xml:space="preserve">    C --&gt;|RBAC </w:t>
+      </w:r>
+      <w:proofErr w:type="spellStart"/>
+      <w:r>
+        <w:t>Validation</w:t>
+      </w:r>
+      <w:proofErr w:type="spellEnd"/>
+      <w:r>
+        <w:t>| D[Middleware Seguridad]</w:t>
+      </w:r>
+    </w:p>
+    <w:p>
+      <w:pPr>
+        <w:pStyle w:val="HTMLconformatoprevio"/>
+      </w:pPr>
+      <w:r>
+        <w:t xml:space="preserve">    D --&gt;|</w:t>
+      </w:r>
+      <w:proofErr w:type="spellStart"/>
+      <w:r>
+        <w:t>oracledb</w:t>
+      </w:r>
+      <w:proofErr w:type="spellEnd"/>
+      <w:r>
+        <w:t xml:space="preserve"> Thin Mode| E[(Oracle 19c)]</w:t>
+      </w:r>
+    </w:p>
+    <w:p>
+      <w:pPr>
+        <w:pStyle w:val="HTMLconformatoprevio"/>
+      </w:pPr>
+      <w:r>
+        <w:t xml:space="preserve">    E --&gt;|Lectura Optimizada| F[Vistas VW_BI_MUSEMS_*]</w:t>
+      </w:r>
+    </w:p>
+    <w:p>
+      <w:pPr>
+        <w:numPr>
+          <w:ilvl w:val="0"/>
+          <w:numId w:val="15"/>
+        </w:numPr>
+        <w:spacing w:before="100" w:beforeAutospacing="1" w:after="100" w:afterAutospacing="1" w:line="240" w:lineRule="auto"/>
+        <w:rPr>
+          <w:rFonts w:ascii="Calibri" w:eastAsia="Times New Roman" w:hAnsi="Calibri" w:cs="Calibri"/>
+        </w:rPr>
+      </w:pPr>
+      <w:proofErr w:type="spellStart"/>
+      <w:r>
+        <w:rPr>
+          <w:rStyle w:val="Fuerte"/>
+          <w:rFonts w:ascii="Calibri" w:eastAsia="Times New Roman" w:hAnsi="Calibri" w:cs="Calibri"/>
+        </w:rPr>
+        <w:t>Frontend</w:t>
+      </w:r>
+      <w:proofErr w:type="spellEnd"/>
+      <w:r>
+        <w:rPr>
+          <w:rStyle w:val="Fuerte"/>
+          <w:rFonts w:ascii="Calibri" w:eastAsia="Times New Roman" w:hAnsi="Calibri" w:cs="Calibri"/>
+        </w:rPr>
+        <w:t xml:space="preserve"> SPA:</w:t>
+      </w:r>
+      <w:r>
+        <w:rPr>
+          <w:rFonts w:ascii="Calibri" w:eastAsia="Times New Roman" w:hAnsi="Calibri" w:cs="Calibri"/>
+        </w:rPr>
+        <w:t xml:space="preserve"> Implementado en </w:t>
+      </w:r>
+      <w:proofErr w:type="spellStart"/>
+      <w:r>
+        <w:rPr>
+          <w:rFonts w:ascii="Calibri" w:eastAsia="Times New Roman" w:hAnsi="Calibri" w:cs="Calibri"/>
+        </w:rPr>
+        <w:t>React</w:t>
+      </w:r>
+      <w:proofErr w:type="spellEnd"/>
+      <w:r>
+        <w:rPr>
+          <w:rFonts w:ascii="Calibri" w:eastAsia="Times New Roman" w:hAnsi="Calibri" w:cs="Calibri"/>
+        </w:rPr>
+        <w:t xml:space="preserve"> 18+ y empaquetado con Vite, utilizando </w:t>
+      </w:r>
+      <w:proofErr w:type="spellStart"/>
+      <w:r>
+        <w:rPr>
+          <w:rFonts w:ascii="Calibri" w:eastAsia="Times New Roman" w:hAnsi="Calibri" w:cs="Calibri"/>
+        </w:rPr>
+        <w:t>TypeScript</w:t>
+      </w:r>
+      <w:proofErr w:type="spellEnd"/>
+      <w:r>
+        <w:rPr>
+          <w:rFonts w:ascii="Calibri" w:eastAsia="Times New Roman" w:hAnsi="Calibri" w:cs="Calibri"/>
+        </w:rPr>
+        <w:t xml:space="preserve"> para asegurar mantenibilidad. Aplica estrictamente el Framework CSS Institucional (Gob.mx V3).</w:t>
+      </w:r>
+    </w:p>
+    <w:p>
+      <w:pPr>
+        <w:numPr>
+          <w:ilvl w:val="0"/>
+          <w:numId w:val="15"/>
+        </w:numPr>
+        <w:spacing w:before="100" w:beforeAutospacing="1" w:after="100" w:afterAutospacing="1" w:line="240" w:lineRule="auto"/>
+        <w:rPr>
+          <w:rFonts w:ascii="Calibri" w:eastAsia="Times New Roman" w:hAnsi="Calibri" w:cs="Calibri"/>
+        </w:rPr>
+      </w:pPr>
+      <w:proofErr w:type="spellStart"/>
+      <w:r>
+        <w:rPr>
+          <w:rStyle w:val="Fuerte"/>
+          <w:rFonts w:ascii="Calibri" w:eastAsia="Times New Roman" w:hAnsi="Calibri" w:cs="Calibri"/>
+        </w:rPr>
+        <w:t>Backend</w:t>
+      </w:r>
+      <w:proofErr w:type="spellEnd"/>
+      <w:r>
+        <w:rPr>
+          <w:rStyle w:val="Fuerte"/>
+          <w:rFonts w:ascii="Calibri" w:eastAsia="Times New Roman" w:hAnsi="Calibri" w:cs="Calibri"/>
+        </w:rPr>
+        <w:t xml:space="preserve"> API Gateway:</w:t>
+      </w:r>
+      <w:r>
+        <w:rPr>
+          <w:rFonts w:ascii="Calibri" w:eastAsia="Times New Roman" w:hAnsi="Calibri" w:cs="Calibri"/>
+        </w:rPr>
+        <w:t xml:space="preserve"> Desarrollado con </w:t>
+      </w:r>
+      <w:proofErr w:type="spellStart"/>
+      <w:r>
+        <w:rPr>
+          <w:rFonts w:ascii="Calibri" w:eastAsia="Times New Roman" w:hAnsi="Calibri" w:cs="Calibri"/>
+        </w:rPr>
+        <w:t>FastAPI</w:t>
+      </w:r>
+      <w:proofErr w:type="spellEnd"/>
+      <w:r>
+        <w:rPr>
+          <w:rFonts w:ascii="Calibri" w:eastAsia="Times New Roman" w:hAnsi="Calibri" w:cs="Calibri"/>
+        </w:rPr>
+        <w:t xml:space="preserve"> (Python) operando sobre </w:t>
+      </w:r>
+      <w:proofErr w:type="spellStart"/>
+      <w:r>
+        <w:rPr>
+          <w:rFonts w:ascii="Calibri" w:eastAsia="Times New Roman" w:hAnsi="Calibri" w:cs="Calibri"/>
+        </w:rPr>
+        <w:t>Uvicorn</w:t>
+      </w:r>
+      <w:proofErr w:type="spellEnd"/>
+      <w:r>
+        <w:rPr>
+          <w:rFonts w:ascii="Calibri" w:eastAsia="Times New Roman" w:hAnsi="Calibri" w:cs="Calibri"/>
+        </w:rPr>
+        <w:t>. Actúa como un *</w:t>
+      </w:r>
+      <w:proofErr w:type="spellStart"/>
+      <w:r>
+        <w:rPr>
+          <w:rFonts w:ascii="Calibri" w:eastAsia="Times New Roman" w:hAnsi="Calibri" w:cs="Calibri"/>
+        </w:rPr>
+        <w:t>gateway</w:t>
+      </w:r>
+      <w:proofErr w:type="spellEnd"/>
+      <w:r>
+        <w:rPr>
+          <w:rFonts w:ascii="Calibri" w:eastAsia="Times New Roman" w:hAnsi="Calibri" w:cs="Calibri"/>
+        </w:rPr>
+        <w:t xml:space="preserve">* virtual que serializa los datos analíticos hacia el </w:t>
+      </w:r>
+      <w:proofErr w:type="spellStart"/>
+      <w:r>
+        <w:rPr>
+          <w:rFonts w:ascii="Calibri" w:eastAsia="Times New Roman" w:hAnsi="Calibri" w:cs="Calibri"/>
+        </w:rPr>
+        <w:t>frontend</w:t>
+      </w:r>
+      <w:proofErr w:type="spellEnd"/>
+      <w:r>
+        <w:rPr>
+          <w:rFonts w:ascii="Calibri" w:eastAsia="Times New Roman" w:hAnsi="Calibri" w:cs="Calibri"/>
+        </w:rPr>
+        <w:t>.</w:t>
+      </w:r>
+    </w:p>
+    <w:p>
+      <w:pPr>
+        <w:numPr>
+          <w:ilvl w:val="0"/>
+          <w:numId w:val="15"/>
+        </w:numPr>
+        <w:spacing w:before="100" w:beforeAutospacing="1" w:after="100" w:afterAutospacing="1" w:line="240" w:lineRule="auto"/>
+        <w:rPr>
+          <w:rFonts w:ascii="Calibri" w:eastAsia="Times New Roman" w:hAnsi="Calibri" w:cs="Calibri"/>
+        </w:rPr>
+      </w:pPr>
+      <w:r>
+        <w:rPr>
+          <w:rStyle w:val="Fuerte"/>
+          <w:rFonts w:ascii="Calibri" w:eastAsia="Times New Roman" w:hAnsi="Calibri" w:cs="Calibri"/>
+        </w:rPr>
+        <w:t>Base de Datos Oracle 19c:</w:t>
+      </w:r>
+      <w:r>
+        <w:rPr>
+          <w:rFonts w:ascii="Calibri" w:eastAsia="Times New Roman" w:hAnsi="Calibri" w:cs="Calibri"/>
+        </w:rPr>
+        <w:t xml:space="preserve"> Conexión nativa a través del driver </w:t>
+      </w:r>
+      <w:proofErr w:type="spellStart"/>
+      <w:r>
+        <w:rPr>
+          <w:rStyle w:val="CdigoHTML"/>
+        </w:rPr>
+        <w:t>oracledb</w:t>
+      </w:r>
+      <w:proofErr w:type="spellEnd"/>
+      <w:r>
+        <w:rPr>
+          <w:rFonts w:ascii="Calibri" w:eastAsia="Times New Roman" w:hAnsi="Calibri" w:cs="Calibri"/>
+        </w:rPr>
+        <w:t xml:space="preserve"> (Thin </w:t>
+      </w:r>
+      <w:proofErr w:type="spellStart"/>
+      <w:r>
+        <w:rPr>
+          <w:rFonts w:ascii="Calibri" w:eastAsia="Times New Roman" w:hAnsi="Calibri" w:cs="Calibri"/>
+        </w:rPr>
+        <w:t>mode</w:t>
+      </w:r>
+      <w:proofErr w:type="spellEnd"/>
+      <w:r>
+        <w:rPr>
+          <w:rFonts w:ascii="Calibri" w:eastAsia="Times New Roman" w:hAnsi="Calibri" w:cs="Calibri"/>
+        </w:rPr>
+        <w:t>), eliminando dependencias de cliente pesado y garantizando latencias mínimas para tableros de BI.</w:t>
+      </w:r>
+    </w:p>
+    <w:p>
+      <w:pPr>
+        <w:numPr>
+          <w:ilvl w:val="0"/>
+          <w:numId w:val="15"/>
+        </w:numPr>
+        <w:spacing w:before="100" w:beforeAutospacing="1" w:after="100" w:afterAutospacing="1" w:line="240" w:lineRule="auto"/>
+        <w:rPr>
+          <w:rFonts w:ascii="Calibri" w:eastAsia="Times New Roman" w:hAnsi="Calibri" w:cs="Calibri"/>
+        </w:rPr>
+      </w:pPr>
+      <w:r>
+        <w:rPr>
+          <w:rStyle w:val="Fuerte"/>
+          <w:rFonts w:ascii="Calibri" w:eastAsia="Times New Roman" w:hAnsi="Calibri" w:cs="Calibri"/>
+        </w:rPr>
+        <w:t>Seguridad:</w:t>
+      </w:r>
+      <w:r>
+        <w:rPr>
+          <w:rFonts w:ascii="Calibri" w:eastAsia="Times New Roman" w:hAnsi="Calibri" w:cs="Calibri"/>
+        </w:rPr>
+        <w:t xml:space="preserve"> Autenticación vía JWT y cifrado de contraseñas con </w:t>
+      </w:r>
+      <w:proofErr w:type="spellStart"/>
+      <w:r>
+        <w:rPr>
+          <w:rFonts w:ascii="Calibri" w:eastAsia="Times New Roman" w:hAnsi="Calibri" w:cs="Calibri"/>
+        </w:rPr>
+        <w:t>Bcrypt</w:t>
+      </w:r>
+      <w:proofErr w:type="spellEnd"/>
+      <w:r>
+        <w:rPr>
+          <w:rFonts w:ascii="Calibri" w:eastAsia="Times New Roman" w:hAnsi="Calibri" w:cs="Calibri"/>
+        </w:rPr>
+        <w:t>, complementado con Control de Acceso Basado en Roles (RBAC).</w:t>
+      </w:r>
+    </w:p>
+    <w:p>
+      <w:pPr>
+        <w:pStyle w:val="NormalWeb"/>
+        <w:rPr>
+          <w:rFonts w:ascii="Calibri" w:hAnsi="Calibri" w:cs="Calibri"/>
+          <w:sz w:val="22"/>
+          <w:szCs w:val="22"/>
+        </w:rPr>
+      </w:pPr>
+      <w:r>
+        <w:rPr>
+          <w:rStyle w:val="Fuerte"/>
+          <w:rFonts w:ascii="Calibri" w:hAnsi="Calibri" w:cs="Calibri"/>
+          <w:sz w:val="22"/>
+          <w:szCs w:val="22"/>
+        </w:rPr>
+        <w:t xml:space="preserve">Ejemplo de Petición Estructural (Contrato </w:t>
+      </w:r>
+      <w:proofErr w:type="spellStart"/>
+      <w:r>
+        <w:rPr>
+          <w:rStyle w:val="Fuerte"/>
+          <w:rFonts w:ascii="Calibri" w:hAnsi="Calibri" w:cs="Calibri"/>
+          <w:sz w:val="22"/>
+          <w:szCs w:val="22"/>
+        </w:rPr>
+        <w:t>GraphQL</w:t>
+      </w:r>
+      <w:proofErr w:type="spellEnd"/>
+      <w:r>
+        <w:rPr>
+          <w:rStyle w:val="Fuerte"/>
+          <w:rFonts w:ascii="Calibri" w:hAnsi="Calibri" w:cs="Calibri"/>
+          <w:sz w:val="22"/>
+          <w:szCs w:val="22"/>
+        </w:rPr>
+        <w:t xml:space="preserve"> en Vida Saludable)</w:t>
+      </w:r>
+    </w:p>
+    <w:p>
+      <w:pPr>
+        <w:pStyle w:val="NormalWeb"/>
+        <w:rPr>
+          <w:rFonts w:ascii="Calibri" w:hAnsi="Calibri" w:cs="Calibri"/>
+          <w:sz w:val="22"/>
+          <w:szCs w:val="22"/>
+        </w:rPr>
+      </w:pPr>
+      <w:r>
+        <w:rPr>
+          <w:rFonts w:ascii="Calibri" w:hAnsi="Calibri" w:cs="Calibri"/>
+          <w:sz w:val="22"/>
+          <w:szCs w:val="22"/>
+        </w:rPr>
+        <w:t xml:space="preserve">Para ilustrar la modernización de los accesos a datos mediante Strawberry </w:t>
+      </w:r>
+      <w:proofErr w:type="spellStart"/>
+      <w:r>
+        <w:rPr>
+          <w:rFonts w:ascii="Calibri" w:hAnsi="Calibri" w:cs="Calibri"/>
+          <w:sz w:val="22"/>
+          <w:szCs w:val="22"/>
+        </w:rPr>
+        <w:t>GraphQL</w:t>
+      </w:r>
+      <w:proofErr w:type="spellEnd"/>
+      <w:r>
+        <w:rPr>
+          <w:rFonts w:ascii="Calibri" w:hAnsi="Calibri" w:cs="Calibri"/>
+          <w:sz w:val="22"/>
+          <w:szCs w:val="22"/>
+        </w:rPr>
+        <w:t>, a continuación se presenta un *</w:t>
+      </w:r>
+      <w:proofErr w:type="spellStart"/>
+      <w:r>
+        <w:rPr>
+          <w:rFonts w:ascii="Calibri" w:hAnsi="Calibri" w:cs="Calibri"/>
+          <w:sz w:val="22"/>
+          <w:szCs w:val="22"/>
+        </w:rPr>
+        <w:t>snippet</w:t>
+      </w:r>
+      <w:proofErr w:type="spellEnd"/>
+      <w:r>
+        <w:rPr>
+          <w:rFonts w:ascii="Calibri" w:hAnsi="Calibri" w:cs="Calibri"/>
+          <w:sz w:val="22"/>
+          <w:szCs w:val="22"/>
+        </w:rPr>
+        <w:t xml:space="preserve">* de cómo el </w:t>
+      </w:r>
+      <w:proofErr w:type="spellStart"/>
+      <w:r>
+        <w:rPr>
+          <w:rFonts w:ascii="Calibri" w:hAnsi="Calibri" w:cs="Calibri"/>
+          <w:sz w:val="22"/>
+          <w:szCs w:val="22"/>
+        </w:rPr>
+        <w:t>Frontend</w:t>
+      </w:r>
+      <w:proofErr w:type="spellEnd"/>
+      <w:r>
+        <w:rPr>
+          <w:rFonts w:ascii="Calibri" w:hAnsi="Calibri" w:cs="Calibri"/>
+          <w:sz w:val="22"/>
+          <w:szCs w:val="22"/>
+        </w:rPr>
+        <w:t xml:space="preserve"> inicia un procesamiento asíncrono:</w:t>
+      </w:r>
+    </w:p>
+    <w:p>
+      <w:pPr>
+        <w:pStyle w:val="HTMLconformatoprevio"/>
+      </w:pPr>
+    </w:p>
+    <w:p>
+      <w:pPr>
+        <w:pStyle w:val="HTMLconformatoprevio"/>
+      </w:pPr>
+      <w:proofErr w:type="spellStart"/>
+      <w:r>
+        <w:t>mutation</w:t>
+      </w:r>
+      <w:proofErr w:type="spellEnd"/>
+      <w:r>
+        <w:t xml:space="preserve"> {</w:t>
+      </w:r>
+    </w:p>
+    <w:p>
+      <w:pPr>
+        <w:pStyle w:val="HTMLconformatoprevio"/>
+      </w:pPr>
+      <w:r>
+        <w:t xml:space="preserve">  </w:t>
+      </w:r>
+      <w:proofErr w:type="spellStart"/>
+      <w:r>
+        <w:t>iniciarDescargaLote</w:t>
+      </w:r>
+      <w:proofErr w:type="spellEnd"/>
+      <w:r>
+        <w:t>(</w:t>
+      </w:r>
+    </w:p>
+    <w:p>
+      <w:pPr>
+        <w:pStyle w:val="HTMLconformatoprevio"/>
+      </w:pPr>
+      <w:r>
+        <w:t xml:space="preserve">    </w:t>
+      </w:r>
+      <w:proofErr w:type="spellStart"/>
+      <w:r>
+        <w:t>entidadFederativa</w:t>
+      </w:r>
+      <w:proofErr w:type="spellEnd"/>
+      <w:r>
+        <w:t>: "21",</w:t>
+      </w:r>
+    </w:p>
+    <w:p>
+      <w:pPr>
+        <w:pStyle w:val="HTMLconformatoprevio"/>
+      </w:pPr>
+      <w:r>
+        <w:t xml:space="preserve">    </w:t>
+      </w:r>
+      <w:proofErr w:type="spellStart"/>
+      <w:r>
+        <w:t>cicloEscolar</w:t>
+      </w:r>
+      <w:proofErr w:type="spellEnd"/>
+      <w:r>
+        <w:t>: "2024-2025",</w:t>
+      </w:r>
+    </w:p>
+    <w:p>
+      <w:pPr>
+        <w:pStyle w:val="HTMLconformatoprevio"/>
+      </w:pPr>
+      <w:r>
+        <w:t xml:space="preserve">    </w:t>
+      </w:r>
+      <w:proofErr w:type="spellStart"/>
+      <w:r>
+        <w:t>workers</w:t>
+      </w:r>
+      <w:proofErr w:type="spellEnd"/>
+      <w:r>
+        <w:t>: 15</w:t>
+      </w:r>
+    </w:p>
+    <w:p>
+      <w:pPr>
+        <w:pStyle w:val="HTMLconformatoprevio"/>
+      </w:pPr>
+      <w:r>
+        <w:t xml:space="preserve">  ) {</w:t>
+      </w:r>
+    </w:p>
+    <w:p>
+      <w:pPr>
+        <w:pStyle w:val="HTMLconformatoprevio"/>
+      </w:pPr>
+      <w:r>
+        <w:t xml:space="preserve">    </w:t>
+      </w:r>
+      <w:proofErr w:type="spellStart"/>
+      <w:r>
+        <w:t>idLote</w:t>
+      </w:r>
+      <w:proofErr w:type="spellEnd"/>
+    </w:p>
+    <w:p>
+      <w:pPr>
+        <w:pStyle w:val="HTMLconformatoprevio"/>
+      </w:pPr>
+      <w:r>
+        <w:t xml:space="preserve">    estado</w:t>
+      </w:r>
+    </w:p>
+    <w:p>
+      <w:pPr>
+        <w:pStyle w:val="HTMLconformatoprevio"/>
+      </w:pPr>
+      <w:r>
+        <w:t xml:space="preserve">    </w:t>
+      </w:r>
+      <w:proofErr w:type="spellStart"/>
+      <w:r>
+        <w:t>totalEsperado</w:t>
+      </w:r>
+      <w:proofErr w:type="spellEnd"/>
+    </w:p>
+    <w:p>
+      <w:pPr>
+        <w:pStyle w:val="HTMLconformatoprevio"/>
+      </w:pPr>
+      <w:r>
+        <w:t xml:space="preserve">    mensaje</w:t>
+      </w:r>
+    </w:p>
+    <w:p>
+      <w:pPr>
+        <w:pStyle w:val="HTMLconformatoprevio"/>
+      </w:pPr>
+      <w:r>
+        <w:t xml:space="preserve">  }</w:t>
+      </w:r>
+    </w:p>
+    <w:p>
+      <w:pPr>
+        <w:pStyle w:val="HTMLconformatoprevio"/>
+      </w:pPr>
+      <w:r>
+        <w:t>}</w:t>
+      </w:r>
+    </w:p>
+    <w:p>
+      <w:pPr>
+        <w:pStyle w:val="Ttulo2"/>
+        <w:rPr>
+          <w:rFonts w:ascii="Calibri" w:eastAsia="Times New Roman" w:hAnsi="Calibri" w:cs="Calibri"/>
+        </w:rPr>
+      </w:pPr>
+      <w:r>
+        <w:rPr>
+          <w:rFonts w:ascii="Calibri" w:eastAsia="Times New Roman" w:hAnsi="Calibri" w:cs="Calibri"/>
+        </w:rPr>
+        <w:t>4. Componentes Técnicos Analizados en Mayo</w:t>
+      </w:r>
+    </w:p>
+    <w:p>
+      <w:pPr>
+        <w:pStyle w:val="NormalWeb"/>
+        <w:rPr>
+          <w:rFonts w:ascii="Calibri" w:hAnsi="Calibri" w:cs="Calibri"/>
+          <w:sz w:val="22"/>
+          <w:szCs w:val="22"/>
+        </w:rPr>
+      </w:pPr>
+      <w:r>
+        <w:rPr>
+          <w:rFonts w:ascii="Calibri" w:hAnsi="Calibri" w:cs="Calibri"/>
+          <w:sz w:val="22"/>
+          <w:szCs w:val="22"/>
+        </w:rPr>
+        <w:t>Durante el análisis de mayo, se revisaron y documentaron los siguientes componentes principales de la Fase 2:</w:t>
+      </w:r>
+    </w:p>
+    <w:tbl>
+      <w:tblPr>
+        <w:tblW w:w="5000" w:type="pct"/>
+        <w:tblCellMar>
+          <w:top w:w="15" w:type="dxa"/>
+          <w:left w:w="15" w:type="dxa"/>
+          <w:bottom w:w="15" w:type="dxa"/>
+          <w:right w:w="15" w:type="dxa"/>
+        </w:tblCellMar>
+        <w:tblLook w:val="04A0" w:firstRow="1" w:lastRow="0" w:firstColumn="1" w:lastColumn="0" w:noHBand="0" w:noVBand="1"/>
+      </w:tblPr>
+      <w:tblGrid>
+        <w:gridCol w:w="3541"/>
+        <w:gridCol w:w="3191"/>
+        <w:gridCol w:w="2612"/>
+      </w:tblGrid>
+      <w:tr>
+        <w:trPr>
+          <w:tblHeader/>
+        </w:trPr>
+        <w:tc>
+          <w:tcPr>
+            <w:tcW w:w="0" w:type="auto"/>
+            <w:tcBorders>
+              <w:top w:val="single" w:sz="6" w:space="0" w:color="666666"/>
+              <w:left w:val="single" w:sz="6" w:space="0" w:color="666666"/>
+              <w:bottom w:val="single" w:sz="6" w:space="0" w:color="666666"/>
+              <w:right w:val="single" w:sz="6" w:space="0" w:color="666666"/>
+            </w:tcBorders>
+            <w:tcMar>
+              <w:top w:w="90" w:type="dxa"/>
+              <w:left w:w="90" w:type="dxa"/>
+              <w:bottom w:w="90" w:type="dxa"/>
+              <w:right w:w="90" w:type="dxa"/>
+            </w:tcMar>
+            <w:hideMark/>
+          </w:tcPr>
+          <w:p>
+            <w:pPr>
+              <w:spacing w:before="180" w:after="180"/>
+              <w:rPr>
+                <w:rFonts w:ascii="Calibri" w:eastAsia="Times New Roman" w:hAnsi="Calibri" w:cs="Calibri"/>
+                <w:b/>
+                <w:bCs/>
+              </w:rPr>
+            </w:pPr>
+            <w:r>
+              <w:rPr>
+                <w:rFonts w:ascii="Calibri" w:eastAsia="Times New Roman" w:hAnsi="Calibri" w:cs="Calibri"/>
+                <w:b/>
+                <w:bCs/>
+              </w:rPr>
+              <w:t>Componente / Archivo</w:t>
+            </w:r>
+          </w:p>
+        </w:tc>
+        <w:tc>
+          <w:tcPr>
+            <w:tcW w:w="0" w:type="auto"/>
+            <w:tcBorders>
+              <w:top w:val="single" w:sz="6" w:space="0" w:color="666666"/>
+              <w:left w:val="single" w:sz="6" w:space="0" w:color="666666"/>
+              <w:bottom w:val="single" w:sz="6" w:space="0" w:color="666666"/>
+              <w:right w:val="single" w:sz="6" w:space="0" w:color="666666"/>
+            </w:tcBorders>
+            <w:tcMar>
+              <w:top w:w="90" w:type="dxa"/>
+              <w:left w:w="90" w:type="dxa"/>
+              <w:bottom w:w="90" w:type="dxa"/>
+              <w:right w:w="90" w:type="dxa"/>
+            </w:tcMar>
+            <w:hideMark/>
+          </w:tcPr>
+          <w:p>
+            <w:pPr>
+              <w:spacing w:before="180" w:after="180"/>
+              <w:rPr>
+                <w:rFonts w:ascii="Calibri" w:eastAsia="Times New Roman" w:hAnsi="Calibri" w:cs="Calibri"/>
+                <w:b/>
+                <w:bCs/>
+              </w:rPr>
+            </w:pPr>
+            <w:r>
+              <w:rPr>
+                <w:rFonts w:ascii="Calibri" w:eastAsia="Times New Roman" w:hAnsi="Calibri" w:cs="Calibri"/>
+                <w:b/>
+                <w:bCs/>
+              </w:rPr>
+              <w:t>Función Principal</w:t>
+            </w:r>
+          </w:p>
+        </w:tc>
+        <w:tc>
+          <w:tcPr>
+            <w:tcW w:w="0" w:type="auto"/>
+            <w:tcBorders>
+              <w:top w:val="single" w:sz="6" w:space="0" w:color="666666"/>
+              <w:left w:val="single" w:sz="6" w:space="0" w:color="666666"/>
+              <w:bottom w:val="single" w:sz="6" w:space="0" w:color="666666"/>
+              <w:right w:val="single" w:sz="6" w:space="0" w:color="666666"/>
+            </w:tcBorders>
+            <w:tcMar>
+              <w:top w:w="90" w:type="dxa"/>
+              <w:left w:w="90" w:type="dxa"/>
+              <w:bottom w:w="90" w:type="dxa"/>
+              <w:right w:w="90" w:type="dxa"/>
+            </w:tcMar>
+            <w:hideMark/>
+          </w:tcPr>
+          <w:p>
+            <w:pPr>
+              <w:spacing w:before="180" w:after="180"/>
+              <w:rPr>
+                <w:rFonts w:ascii="Calibri" w:eastAsia="Times New Roman" w:hAnsi="Calibri" w:cs="Calibri"/>
+                <w:b/>
+                <w:bCs/>
+              </w:rPr>
+            </w:pPr>
+            <w:r>
+              <w:rPr>
+                <w:rFonts w:ascii="Calibri" w:eastAsia="Times New Roman" w:hAnsi="Calibri" w:cs="Calibri"/>
+                <w:b/>
+                <w:bCs/>
+              </w:rPr>
+              <w:t>Relevancia Operativa</w:t>
+            </w:r>
+          </w:p>
+        </w:tc>
+      </w:tr>
+      <w:tr>
+        <w:tc>
+          <w:tcPr>
+            <w:tcW w:w="0" w:type="auto"/>
+            <w:tcBorders>
+              <w:top w:val="single" w:sz="6" w:space="0" w:color="666666"/>
+              <w:left w:val="single" w:sz="6" w:space="0" w:color="666666"/>
+              <w:bottom w:val="single" w:sz="6" w:space="0" w:color="666666"/>
+              <w:right w:val="single" w:sz="6" w:space="0" w:color="666666"/>
+            </w:tcBorders>
+            <w:tcMar>
+              <w:top w:w="90" w:type="dxa"/>
+              <w:left w:w="90" w:type="dxa"/>
+              <w:bottom w:w="90" w:type="dxa"/>
+              <w:right w:w="90" w:type="dxa"/>
+            </w:tcMar>
+            <w:hideMark/>
+          </w:tcPr>
+          <w:p>
+            <w:pPr>
+              <w:spacing w:before="180" w:after="180"/>
+              <w:rPr>
+                <w:rFonts w:ascii="Calibri" w:eastAsia="Times New Roman" w:hAnsi="Calibri" w:cs="Calibri"/>
+              </w:rPr>
+            </w:pPr>
+            <w:r>
+              <w:rPr>
+                <w:rStyle w:val="CdigoHTML"/>
+              </w:rPr>
+              <w:t>backend/main.py</w:t>
+            </w:r>
+          </w:p>
+        </w:tc>
+        <w:tc>
+          <w:tcPr>
+            <w:tcW w:w="0" w:type="auto"/>
+            <w:tcBorders>
+              <w:top w:val="single" w:sz="6" w:space="0" w:color="666666"/>
+              <w:left w:val="single" w:sz="6" w:space="0" w:color="666666"/>
+              <w:bottom w:val="single" w:sz="6" w:space="0" w:color="666666"/>
+              <w:right w:val="single" w:sz="6" w:space="0" w:color="666666"/>
+            </w:tcBorders>
+            <w:tcMar>
+              <w:top w:w="90" w:type="dxa"/>
+              <w:left w:w="90" w:type="dxa"/>
+              <w:bottom w:w="90" w:type="dxa"/>
+              <w:right w:w="90" w:type="dxa"/>
+            </w:tcMar>
+            <w:hideMark/>
+          </w:tcPr>
+          <w:p>
+            <w:pPr>
+              <w:spacing w:before="180" w:after="180"/>
+              <w:rPr>
+                <w:rFonts w:ascii="Calibri" w:eastAsia="Times New Roman" w:hAnsi="Calibri" w:cs="Calibri"/>
+              </w:rPr>
+            </w:pPr>
+            <w:proofErr w:type="spellStart"/>
+            <w:r>
+              <w:rPr>
+                <w:rFonts w:ascii="Calibri" w:eastAsia="Times New Roman" w:hAnsi="Calibri" w:cs="Calibri"/>
+              </w:rPr>
+              <w:t>Entry</w:t>
+            </w:r>
+            <w:proofErr w:type="spellEnd"/>
+            <w:r>
+              <w:rPr>
+                <w:rFonts w:ascii="Calibri" w:eastAsia="Times New Roman" w:hAnsi="Calibri" w:cs="Calibri"/>
+              </w:rPr>
+              <w:t xml:space="preserve"> </w:t>
+            </w:r>
+            <w:proofErr w:type="spellStart"/>
+            <w:r>
+              <w:rPr>
+                <w:rFonts w:ascii="Calibri" w:eastAsia="Times New Roman" w:hAnsi="Calibri" w:cs="Calibri"/>
+              </w:rPr>
+              <w:t>point</w:t>
+            </w:r>
+            <w:proofErr w:type="spellEnd"/>
+            <w:r>
+              <w:rPr>
+                <w:rFonts w:ascii="Calibri" w:eastAsia="Times New Roman" w:hAnsi="Calibri" w:cs="Calibri"/>
+              </w:rPr>
+              <w:t xml:space="preserve"> </w:t>
+            </w:r>
+            <w:proofErr w:type="spellStart"/>
+            <w:r>
+              <w:rPr>
+                <w:rFonts w:ascii="Calibri" w:eastAsia="Times New Roman" w:hAnsi="Calibri" w:cs="Calibri"/>
+              </w:rPr>
+              <w:t>FastAPI</w:t>
+            </w:r>
+            <w:proofErr w:type="spellEnd"/>
+            <w:r>
+              <w:rPr>
+                <w:rFonts w:ascii="Calibri" w:eastAsia="Times New Roman" w:hAnsi="Calibri" w:cs="Calibri"/>
+              </w:rPr>
+              <w:t xml:space="preserve">, configuración CORS y </w:t>
+            </w:r>
+            <w:proofErr w:type="spellStart"/>
+            <w:r>
+              <w:rPr>
+                <w:rFonts w:ascii="Calibri" w:eastAsia="Times New Roman" w:hAnsi="Calibri" w:cs="Calibri"/>
+              </w:rPr>
+              <w:t>health</w:t>
+            </w:r>
+            <w:proofErr w:type="spellEnd"/>
+            <w:r>
+              <w:rPr>
+                <w:rFonts w:ascii="Calibri" w:eastAsia="Times New Roman" w:hAnsi="Calibri" w:cs="Calibri"/>
+              </w:rPr>
+              <w:t xml:space="preserve"> </w:t>
+            </w:r>
+            <w:proofErr w:type="spellStart"/>
+            <w:r>
+              <w:rPr>
+                <w:rFonts w:ascii="Calibri" w:eastAsia="Times New Roman" w:hAnsi="Calibri" w:cs="Calibri"/>
+              </w:rPr>
+              <w:t>checks</w:t>
+            </w:r>
+            <w:proofErr w:type="spellEnd"/>
+            <w:r>
+              <w:rPr>
+                <w:rFonts w:ascii="Calibri" w:eastAsia="Times New Roman" w:hAnsi="Calibri" w:cs="Calibri"/>
+              </w:rPr>
+              <w:t>.</w:t>
+            </w:r>
+          </w:p>
+        </w:tc>
+        <w:tc>
+          <w:tcPr>
+            <w:tcW w:w="0" w:type="auto"/>
+            <w:tcBorders>
+              <w:top w:val="single" w:sz="6" w:space="0" w:color="666666"/>
+              <w:left w:val="single" w:sz="6" w:space="0" w:color="666666"/>
+              <w:bottom w:val="single" w:sz="6" w:space="0" w:color="666666"/>
+              <w:right w:val="single" w:sz="6" w:space="0" w:color="666666"/>
+            </w:tcBorders>
+            <w:tcMar>
+              <w:top w:w="90" w:type="dxa"/>
+              <w:left w:w="90" w:type="dxa"/>
+              <w:bottom w:w="90" w:type="dxa"/>
+              <w:right w:w="90" w:type="dxa"/>
+            </w:tcMar>
+            <w:hideMark/>
+          </w:tcPr>
+          <w:p>
+            <w:pPr>
+              <w:spacing w:before="180" w:after="180"/>
+              <w:rPr>
+                <w:rFonts w:ascii="Calibri" w:eastAsia="Times New Roman" w:hAnsi="Calibri" w:cs="Calibri"/>
+              </w:rPr>
+            </w:pPr>
+            <w:r>
+              <w:rPr>
+                <w:rFonts w:ascii="Calibri" w:eastAsia="Times New Roman" w:hAnsi="Calibri" w:cs="Calibri"/>
+              </w:rPr>
+              <w:t>Interfaz principal de servicios.</w:t>
+            </w:r>
+          </w:p>
+        </w:tc>
+      </w:tr>
+      <w:tr>
+        <w:tc>
+          <w:tcPr>
+            <w:tcW w:w="0" w:type="auto"/>
+            <w:tcBorders>
+              <w:top w:val="single" w:sz="6" w:space="0" w:color="666666"/>
+              <w:left w:val="single" w:sz="6" w:space="0" w:color="666666"/>
+              <w:bottom w:val="single" w:sz="6" w:space="0" w:color="666666"/>
+              <w:right w:val="single" w:sz="6" w:space="0" w:color="666666"/>
+            </w:tcBorders>
+            <w:tcMar>
+              <w:top w:w="90" w:type="dxa"/>
+              <w:left w:w="90" w:type="dxa"/>
+              <w:bottom w:w="90" w:type="dxa"/>
+              <w:right w:w="90" w:type="dxa"/>
+            </w:tcMar>
+            <w:hideMark/>
+          </w:tcPr>
+          <w:p>
+            <w:pPr>
+              <w:spacing w:before="180" w:after="180"/>
+              <w:rPr>
+                <w:rFonts w:ascii="Calibri" w:eastAsia="Times New Roman" w:hAnsi="Calibri" w:cs="Calibri"/>
+              </w:rPr>
+            </w:pPr>
+            <w:r>
+              <w:rPr>
+                <w:rStyle w:val="CdigoHTML"/>
+              </w:rPr>
+              <w:t>backend/api/schema.py</w:t>
+            </w:r>
+          </w:p>
+        </w:tc>
+        <w:tc>
+          <w:tcPr>
+            <w:tcW w:w="0" w:type="auto"/>
+            <w:tcBorders>
+              <w:top w:val="single" w:sz="6" w:space="0" w:color="666666"/>
+              <w:left w:val="single" w:sz="6" w:space="0" w:color="666666"/>
+              <w:bottom w:val="single" w:sz="6" w:space="0" w:color="666666"/>
+              <w:right w:val="single" w:sz="6" w:space="0" w:color="666666"/>
+            </w:tcBorders>
+            <w:tcMar>
+              <w:top w:w="90" w:type="dxa"/>
+              <w:left w:w="90" w:type="dxa"/>
+              <w:bottom w:w="90" w:type="dxa"/>
+              <w:right w:w="90" w:type="dxa"/>
+            </w:tcMar>
+            <w:hideMark/>
+          </w:tcPr>
+          <w:p>
+            <w:pPr>
+              <w:spacing w:before="180" w:after="180"/>
+              <w:rPr>
+                <w:rFonts w:ascii="Calibri" w:eastAsia="Times New Roman" w:hAnsi="Calibri" w:cs="Calibri"/>
+              </w:rPr>
+            </w:pPr>
+            <w:r>
+              <w:rPr>
+                <w:rFonts w:ascii="Calibri" w:eastAsia="Times New Roman" w:hAnsi="Calibri" w:cs="Calibri"/>
+              </w:rPr>
+              <w:t xml:space="preserve">Definición de </w:t>
+            </w:r>
+            <w:proofErr w:type="spellStart"/>
+            <w:r>
+              <w:rPr>
+                <w:rFonts w:ascii="Calibri" w:eastAsia="Times New Roman" w:hAnsi="Calibri" w:cs="Calibri"/>
+              </w:rPr>
+              <w:t>Types</w:t>
+            </w:r>
+            <w:proofErr w:type="spellEnd"/>
+            <w:r>
+              <w:rPr>
+                <w:rFonts w:ascii="Calibri" w:eastAsia="Times New Roman" w:hAnsi="Calibri" w:cs="Calibri"/>
+              </w:rPr>
+              <w:t xml:space="preserve"> (Lote, </w:t>
+            </w:r>
+            <w:proofErr w:type="spellStart"/>
+            <w:r>
+              <w:rPr>
+                <w:rFonts w:ascii="Calibri" w:eastAsia="Times New Roman" w:hAnsi="Calibri" w:cs="Calibri"/>
+              </w:rPr>
+              <w:t>CurpProcesada</w:t>
+            </w:r>
+            <w:proofErr w:type="spellEnd"/>
+            <w:r>
+              <w:rPr>
+                <w:rFonts w:ascii="Calibri" w:eastAsia="Times New Roman" w:hAnsi="Calibri" w:cs="Calibri"/>
+              </w:rPr>
+              <w:t xml:space="preserve">) y </w:t>
+            </w:r>
+            <w:proofErr w:type="spellStart"/>
+            <w:r>
+              <w:rPr>
+                <w:rFonts w:ascii="Calibri" w:eastAsia="Times New Roman" w:hAnsi="Calibri" w:cs="Calibri"/>
+              </w:rPr>
+              <w:t>Resolvers</w:t>
+            </w:r>
+            <w:proofErr w:type="spellEnd"/>
+            <w:r>
+              <w:rPr>
+                <w:rFonts w:ascii="Calibri" w:eastAsia="Times New Roman" w:hAnsi="Calibri" w:cs="Calibri"/>
+              </w:rPr>
+              <w:t xml:space="preserve"> en Strawberry </w:t>
+            </w:r>
+            <w:proofErr w:type="spellStart"/>
+            <w:r>
+              <w:rPr>
+                <w:rFonts w:ascii="Calibri" w:eastAsia="Times New Roman" w:hAnsi="Calibri" w:cs="Calibri"/>
+              </w:rPr>
+              <w:t>GraphQL</w:t>
+            </w:r>
+            <w:proofErr w:type="spellEnd"/>
+            <w:r>
+              <w:rPr>
+                <w:rFonts w:ascii="Calibri" w:eastAsia="Times New Roman" w:hAnsi="Calibri" w:cs="Calibri"/>
+              </w:rPr>
+              <w:t>.</w:t>
+            </w:r>
+          </w:p>
+        </w:tc>
+        <w:tc>
+          <w:tcPr>
+            <w:tcW w:w="0" w:type="auto"/>
+            <w:tcBorders>
+              <w:top w:val="single" w:sz="6" w:space="0" w:color="666666"/>
+              <w:left w:val="single" w:sz="6" w:space="0" w:color="666666"/>
+              <w:bottom w:val="single" w:sz="6" w:space="0" w:color="666666"/>
+              <w:right w:val="single" w:sz="6" w:space="0" w:color="666666"/>
+            </w:tcBorders>
+            <w:tcMar>
+              <w:top w:w="90" w:type="dxa"/>
+              <w:left w:w="90" w:type="dxa"/>
+              <w:bottom w:w="90" w:type="dxa"/>
+              <w:right w:w="90" w:type="dxa"/>
+            </w:tcMar>
+            <w:hideMark/>
+          </w:tcPr>
+          <w:p>
+            <w:pPr>
+              <w:spacing w:before="180" w:after="180"/>
+              <w:rPr>
+                <w:rFonts w:ascii="Calibri" w:eastAsia="Times New Roman" w:hAnsi="Calibri" w:cs="Calibri"/>
+              </w:rPr>
+            </w:pPr>
+            <w:r>
+              <w:rPr>
+                <w:rFonts w:ascii="Calibri" w:eastAsia="Times New Roman" w:hAnsi="Calibri" w:cs="Calibri"/>
+              </w:rPr>
+              <w:t>Contrato de datos y consultas de UI.</w:t>
+            </w:r>
+          </w:p>
+        </w:tc>
+      </w:tr>
+      <w:tr>
+        <w:tc>
+          <w:tcPr>
+            <w:tcW w:w="0" w:type="auto"/>
+            <w:tcBorders>
+              <w:top w:val="single" w:sz="6" w:space="0" w:color="666666"/>
+              <w:left w:val="single" w:sz="6" w:space="0" w:color="666666"/>
+              <w:bottom w:val="single" w:sz="6" w:space="0" w:color="666666"/>
+              <w:right w:val="single" w:sz="6" w:space="0" w:color="666666"/>
+            </w:tcBorders>
+            <w:tcMar>
+              <w:top w:w="90" w:type="dxa"/>
+              <w:left w:w="90" w:type="dxa"/>
+              <w:bottom w:w="90" w:type="dxa"/>
+              <w:right w:w="90" w:type="dxa"/>
+            </w:tcMar>
+            <w:hideMark/>
+          </w:tcPr>
+          <w:p>
+            <w:pPr>
+              <w:spacing w:before="180" w:after="180"/>
+              <w:rPr>
+                <w:rFonts w:ascii="Calibri" w:eastAsia="Times New Roman" w:hAnsi="Calibri" w:cs="Calibri"/>
+              </w:rPr>
+            </w:pPr>
+            <w:r>
+              <w:rPr>
+                <w:rStyle w:val="CdigoHTML"/>
+              </w:rPr>
+              <w:t>services/download_service.py</w:t>
+            </w:r>
+          </w:p>
+        </w:tc>
+        <w:tc>
+          <w:tcPr>
+            <w:tcW w:w="0" w:type="auto"/>
+            <w:tcBorders>
+              <w:top w:val="single" w:sz="6" w:space="0" w:color="666666"/>
+              <w:left w:val="single" w:sz="6" w:space="0" w:color="666666"/>
+              <w:bottom w:val="single" w:sz="6" w:space="0" w:color="666666"/>
+              <w:right w:val="single" w:sz="6" w:space="0" w:color="666666"/>
+            </w:tcBorders>
+            <w:tcMar>
+              <w:top w:w="90" w:type="dxa"/>
+              <w:left w:w="90" w:type="dxa"/>
+              <w:bottom w:w="90" w:type="dxa"/>
+              <w:right w:w="90" w:type="dxa"/>
+            </w:tcMar>
+            <w:hideMark/>
+          </w:tcPr>
+          <w:p>
+            <w:pPr>
+              <w:spacing w:before="180" w:after="180"/>
+              <w:rPr>
+                <w:rFonts w:ascii="Calibri" w:eastAsia="Times New Roman" w:hAnsi="Calibri" w:cs="Calibri"/>
+              </w:rPr>
+            </w:pPr>
+            <w:r>
+              <w:rPr>
+                <w:rFonts w:ascii="Calibri" w:eastAsia="Times New Roman" w:hAnsi="Calibri" w:cs="Calibri"/>
+              </w:rPr>
+              <w:t xml:space="preserve">Lógica asíncrona de lotes, </w:t>
+            </w:r>
+            <w:proofErr w:type="spellStart"/>
+            <w:r>
+              <w:rPr>
+                <w:rFonts w:ascii="Calibri" w:eastAsia="Times New Roman" w:hAnsi="Calibri" w:cs="Calibri"/>
+              </w:rPr>
+              <w:t>ThreadPoolExecutor</w:t>
+            </w:r>
+            <w:proofErr w:type="spellEnd"/>
+            <w:r>
+              <w:rPr>
+                <w:rFonts w:ascii="Calibri" w:eastAsia="Times New Roman" w:hAnsi="Calibri" w:cs="Calibri"/>
+              </w:rPr>
+              <w:t xml:space="preserve"> y bitácoras.</w:t>
+            </w:r>
+          </w:p>
+        </w:tc>
+        <w:tc>
+          <w:tcPr>
+            <w:tcW w:w="0" w:type="auto"/>
+            <w:tcBorders>
+              <w:top w:val="single" w:sz="6" w:space="0" w:color="666666"/>
+              <w:left w:val="single" w:sz="6" w:space="0" w:color="666666"/>
+              <w:bottom w:val="single" w:sz="6" w:space="0" w:color="666666"/>
+              <w:right w:val="single" w:sz="6" w:space="0" w:color="666666"/>
+            </w:tcBorders>
+            <w:tcMar>
+              <w:top w:w="90" w:type="dxa"/>
+              <w:left w:w="90" w:type="dxa"/>
+              <w:bottom w:w="90" w:type="dxa"/>
+              <w:right w:w="90" w:type="dxa"/>
+            </w:tcMar>
+            <w:hideMark/>
+          </w:tcPr>
+          <w:p>
+            <w:pPr>
+              <w:spacing w:before="180" w:after="180"/>
+              <w:rPr>
+                <w:rFonts w:ascii="Calibri" w:eastAsia="Times New Roman" w:hAnsi="Calibri" w:cs="Calibri"/>
+              </w:rPr>
+            </w:pPr>
+            <w:r>
+              <w:rPr>
+                <w:rFonts w:ascii="Calibri" w:eastAsia="Times New Roman" w:hAnsi="Calibri" w:cs="Calibri"/>
+              </w:rPr>
+              <w:t>Motor de concurrencia y orquestación.</w:t>
+            </w:r>
+          </w:p>
+        </w:tc>
+      </w:tr>
+      <w:tr>
+        <w:tc>
+          <w:tcPr>
+            <w:tcW w:w="0" w:type="auto"/>
+            <w:tcBorders>
+              <w:top w:val="single" w:sz="6" w:space="0" w:color="666666"/>
+              <w:left w:val="single" w:sz="6" w:space="0" w:color="666666"/>
+              <w:bottom w:val="single" w:sz="6" w:space="0" w:color="666666"/>
+              <w:right w:val="single" w:sz="6" w:space="0" w:color="666666"/>
+            </w:tcBorders>
+            <w:tcMar>
+              <w:top w:w="90" w:type="dxa"/>
+              <w:left w:w="90" w:type="dxa"/>
+              <w:bottom w:w="90" w:type="dxa"/>
+              <w:right w:w="90" w:type="dxa"/>
+            </w:tcMar>
+            <w:hideMark/>
+          </w:tcPr>
+          <w:p>
+            <w:pPr>
+              <w:spacing w:before="180" w:after="180"/>
+              <w:rPr>
+                <w:rFonts w:ascii="Calibri" w:eastAsia="Times New Roman" w:hAnsi="Calibri" w:cs="Calibri"/>
+              </w:rPr>
+            </w:pPr>
+            <w:r>
+              <w:rPr>
+                <w:rStyle w:val="CdigoHTML"/>
+              </w:rPr>
+              <w:t>orchestrator.py</w:t>
+            </w:r>
+            <w:r>
+              <w:rPr>
+                <w:rFonts w:ascii="Calibri" w:eastAsia="Times New Roman" w:hAnsi="Calibri" w:cs="Calibri"/>
+              </w:rPr>
+              <w:t xml:space="preserve"> (Legacy)</w:t>
+            </w:r>
+          </w:p>
+        </w:tc>
+        <w:tc>
+          <w:tcPr>
+            <w:tcW w:w="0" w:type="auto"/>
+            <w:tcBorders>
+              <w:top w:val="single" w:sz="6" w:space="0" w:color="666666"/>
+              <w:left w:val="single" w:sz="6" w:space="0" w:color="666666"/>
+              <w:bottom w:val="single" w:sz="6" w:space="0" w:color="666666"/>
+              <w:right w:val="single" w:sz="6" w:space="0" w:color="666666"/>
+            </w:tcBorders>
+            <w:tcMar>
+              <w:top w:w="90" w:type="dxa"/>
+              <w:left w:w="90" w:type="dxa"/>
+              <w:bottom w:w="90" w:type="dxa"/>
+              <w:right w:w="90" w:type="dxa"/>
+            </w:tcMar>
+            <w:hideMark/>
+          </w:tcPr>
+          <w:p>
+            <w:pPr>
+              <w:spacing w:before="180" w:after="180"/>
+              <w:rPr>
+                <w:rFonts w:ascii="Calibri" w:eastAsia="Times New Roman" w:hAnsi="Calibri" w:cs="Calibri"/>
+              </w:rPr>
+            </w:pPr>
+            <w:r>
+              <w:rPr>
+                <w:rFonts w:ascii="Calibri" w:eastAsia="Times New Roman" w:hAnsi="Calibri" w:cs="Calibri"/>
+              </w:rPr>
+              <w:t xml:space="preserve">Integración con WS IMSS, cifrado AES, guardado de </w:t>
+            </w:r>
+            <w:proofErr w:type="spellStart"/>
+            <w:r>
+              <w:rPr>
+                <w:rFonts w:ascii="Calibri" w:eastAsia="Times New Roman" w:hAnsi="Calibri" w:cs="Calibri"/>
+              </w:rPr>
+              <w:t>PDFs</w:t>
+            </w:r>
+            <w:proofErr w:type="spellEnd"/>
+            <w:r>
+              <w:rPr>
+                <w:rFonts w:ascii="Calibri" w:eastAsia="Times New Roman" w:hAnsi="Calibri" w:cs="Calibri"/>
+              </w:rPr>
+              <w:t>.</w:t>
+            </w:r>
+          </w:p>
+        </w:tc>
+        <w:tc>
+          <w:tcPr>
+            <w:tcW w:w="0" w:type="auto"/>
+            <w:tcBorders>
+              <w:top w:val="single" w:sz="6" w:space="0" w:color="666666"/>
+              <w:left w:val="single" w:sz="6" w:space="0" w:color="666666"/>
+              <w:bottom w:val="single" w:sz="6" w:space="0" w:color="666666"/>
+              <w:right w:val="single" w:sz="6" w:space="0" w:color="666666"/>
+            </w:tcBorders>
+            <w:tcMar>
+              <w:top w:w="90" w:type="dxa"/>
+              <w:left w:w="90" w:type="dxa"/>
+              <w:bottom w:w="90" w:type="dxa"/>
+              <w:right w:w="90" w:type="dxa"/>
+            </w:tcMar>
+            <w:hideMark/>
+          </w:tcPr>
+          <w:p>
+            <w:pPr>
+              <w:spacing w:before="180" w:after="180"/>
+              <w:rPr>
+                <w:rFonts w:ascii="Calibri" w:eastAsia="Times New Roman" w:hAnsi="Calibri" w:cs="Calibri"/>
+              </w:rPr>
+            </w:pPr>
+            <w:r>
+              <w:rPr>
+                <w:rFonts w:ascii="Calibri" w:eastAsia="Times New Roman" w:hAnsi="Calibri" w:cs="Calibri"/>
+              </w:rPr>
+              <w:t>Núcleo de interacción con el proveedor externo.</w:t>
+            </w:r>
+          </w:p>
+        </w:tc>
+      </w:tr>
+      <w:tr>
+        <w:tc>
+          <w:tcPr>
+            <w:tcW w:w="0" w:type="auto"/>
+            <w:tcBorders>
+              <w:top w:val="single" w:sz="6" w:space="0" w:color="666666"/>
+              <w:left w:val="single" w:sz="6" w:space="0" w:color="666666"/>
+              <w:bottom w:val="single" w:sz="6" w:space="0" w:color="666666"/>
+              <w:right w:val="single" w:sz="6" w:space="0" w:color="666666"/>
+            </w:tcBorders>
+            <w:tcMar>
+              <w:top w:w="90" w:type="dxa"/>
+              <w:left w:w="90" w:type="dxa"/>
+              <w:bottom w:w="90" w:type="dxa"/>
+              <w:right w:w="90" w:type="dxa"/>
+            </w:tcMar>
+            <w:hideMark/>
+          </w:tcPr>
+          <w:p>
+            <w:pPr>
+              <w:spacing w:before="180" w:after="180"/>
+              <w:rPr>
+                <w:rFonts w:ascii="Calibri" w:eastAsia="Times New Roman" w:hAnsi="Calibri" w:cs="Calibri"/>
+              </w:rPr>
+            </w:pPr>
+            <w:r>
+              <w:rPr>
+                <w:rStyle w:val="CdigoHTML"/>
+              </w:rPr>
+              <w:t>importar_tamizados.py</w:t>
+            </w:r>
+          </w:p>
+        </w:tc>
+        <w:tc>
+          <w:tcPr>
+            <w:tcW w:w="0" w:type="auto"/>
+            <w:tcBorders>
+              <w:top w:val="single" w:sz="6" w:space="0" w:color="666666"/>
+              <w:left w:val="single" w:sz="6" w:space="0" w:color="666666"/>
+              <w:bottom w:val="single" w:sz="6" w:space="0" w:color="666666"/>
+              <w:right w:val="single" w:sz="6" w:space="0" w:color="666666"/>
+            </w:tcBorders>
+            <w:tcMar>
+              <w:top w:w="90" w:type="dxa"/>
+              <w:left w:w="90" w:type="dxa"/>
+              <w:bottom w:w="90" w:type="dxa"/>
+              <w:right w:w="90" w:type="dxa"/>
+            </w:tcMar>
+            <w:hideMark/>
+          </w:tcPr>
+          <w:p>
+            <w:pPr>
+              <w:spacing w:before="180" w:after="180"/>
+              <w:rPr>
+                <w:rFonts w:ascii="Calibri" w:eastAsia="Times New Roman" w:hAnsi="Calibri" w:cs="Calibri"/>
+              </w:rPr>
+            </w:pPr>
+            <w:r>
+              <w:rPr>
+                <w:rFonts w:ascii="Calibri" w:eastAsia="Times New Roman" w:hAnsi="Calibri" w:cs="Calibri"/>
+              </w:rPr>
+              <w:t>Proceso de carga masiva de CSV a PostgreSQL.</w:t>
+            </w:r>
+          </w:p>
+        </w:tc>
+        <w:tc>
+          <w:tcPr>
+            <w:tcW w:w="0" w:type="auto"/>
+            <w:tcBorders>
+              <w:top w:val="single" w:sz="6" w:space="0" w:color="666666"/>
+              <w:left w:val="single" w:sz="6" w:space="0" w:color="666666"/>
+              <w:bottom w:val="single" w:sz="6" w:space="0" w:color="666666"/>
+              <w:right w:val="single" w:sz="6" w:space="0" w:color="666666"/>
+            </w:tcBorders>
+            <w:tcMar>
+              <w:top w:w="90" w:type="dxa"/>
+              <w:left w:w="90" w:type="dxa"/>
+              <w:bottom w:w="90" w:type="dxa"/>
+              <w:right w:w="90" w:type="dxa"/>
+            </w:tcMar>
+            <w:hideMark/>
+          </w:tcPr>
+          <w:p>
+            <w:pPr>
+              <w:spacing w:before="180" w:after="180"/>
+              <w:rPr>
+                <w:rFonts w:ascii="Calibri" w:eastAsia="Times New Roman" w:hAnsi="Calibri" w:cs="Calibri"/>
+              </w:rPr>
+            </w:pPr>
+            <w:r>
+              <w:rPr>
+                <w:rFonts w:ascii="Calibri" w:eastAsia="Times New Roman" w:hAnsi="Calibri" w:cs="Calibri"/>
+              </w:rPr>
+              <w:t>Población de datos base (</w:t>
+            </w:r>
+            <w:proofErr w:type="spellStart"/>
+            <w:r>
+              <w:rPr>
+                <w:rStyle w:val="CdigoHTML"/>
+              </w:rPr>
+              <w:t>menor_evaluado</w:t>
+            </w:r>
+            <w:proofErr w:type="spellEnd"/>
+            <w:r>
+              <w:rPr>
+                <w:rFonts w:ascii="Calibri" w:eastAsia="Times New Roman" w:hAnsi="Calibri" w:cs="Calibri"/>
+              </w:rPr>
+              <w:t>).</w:t>
+            </w:r>
+          </w:p>
+        </w:tc>
+      </w:tr>
+    </w:tbl>
+    <w:p>
+      <w:pPr>
+        <w:pStyle w:val="Ttulo3"/>
+        <w:rPr>
+          <w:rFonts w:ascii="Calibri" w:eastAsia="Times New Roman" w:hAnsi="Calibri" w:cs="Calibri"/>
+        </w:rPr>
+      </w:pPr>
+      <w:r>
+        <w:rPr>
+          <w:rFonts w:ascii="Calibri" w:eastAsia="Times New Roman" w:hAnsi="Calibri" w:cs="Calibri"/>
+        </w:rPr>
+        <w:t>4.1 Variables de Entorno y Configuración Crítica</w:t>
+      </w:r>
+    </w:p>
+    <w:p>
+      <w:pPr>
+        <w:pStyle w:val="NormalWeb"/>
+        <w:rPr>
+          <w:rFonts w:ascii="Calibri" w:hAnsi="Calibri" w:cs="Calibri"/>
+          <w:sz w:val="22"/>
+          <w:szCs w:val="22"/>
+        </w:rPr>
+      </w:pPr>
+      <w:r>
+        <w:rPr>
+          <w:rFonts w:ascii="Calibri" w:hAnsi="Calibri" w:cs="Calibri"/>
+          <w:sz w:val="22"/>
+          <w:szCs w:val="22"/>
+        </w:rPr>
+        <w:t xml:space="preserve">Se establecieron las configuraciones de entorno necesarias para la Fase 2 mediante </w:t>
+      </w:r>
+      <w:proofErr w:type="spellStart"/>
+      <w:r>
+        <w:rPr>
+          <w:rStyle w:val="CdigoHTML"/>
+        </w:rPr>
+        <w:t>pydantic-settings</w:t>
+      </w:r>
+      <w:proofErr w:type="spellEnd"/>
+      <w:r>
+        <w:rPr>
+          <w:rFonts w:ascii="Calibri" w:hAnsi="Calibri" w:cs="Calibri"/>
+          <w:sz w:val="22"/>
+          <w:szCs w:val="22"/>
+        </w:rPr>
+        <w:t>:</w:t>
+      </w:r>
+    </w:p>
+    <w:p>
+      <w:pPr>
+        <w:numPr>
+          <w:ilvl w:val="0"/>
+          <w:numId w:val="16"/>
+        </w:numPr>
+        <w:spacing w:before="100" w:beforeAutospacing="1" w:after="100" w:afterAutospacing="1" w:line="240" w:lineRule="auto"/>
+        <w:rPr>
+          <w:rFonts w:ascii="Calibri" w:eastAsia="Times New Roman" w:hAnsi="Calibri" w:cs="Calibri"/>
+        </w:rPr>
+      </w:pPr>
+      <w:r>
+        <w:rPr>
+          <w:rStyle w:val="CdigoHTML"/>
+        </w:rPr>
+        <w:t>SECRET_IMSS</w:t>
+      </w:r>
+      <w:r>
+        <w:rPr>
+          <w:rFonts w:ascii="Calibri" w:eastAsia="Times New Roman" w:hAnsi="Calibri" w:cs="Calibri"/>
+        </w:rPr>
+        <w:t xml:space="preserve">, </w:t>
+      </w:r>
+      <w:r>
+        <w:rPr>
+          <w:rStyle w:val="CdigoHTML"/>
+        </w:rPr>
+        <w:t>URL_IMSS</w:t>
+      </w:r>
+      <w:r>
+        <w:rPr>
+          <w:rFonts w:ascii="Calibri" w:eastAsia="Times New Roman" w:hAnsi="Calibri" w:cs="Calibri"/>
+        </w:rPr>
+        <w:t xml:space="preserve">: Claves y </w:t>
+      </w:r>
+      <w:proofErr w:type="spellStart"/>
+      <w:r>
+        <w:rPr>
+          <w:rFonts w:ascii="Calibri" w:eastAsia="Times New Roman" w:hAnsi="Calibri" w:cs="Calibri"/>
+        </w:rPr>
+        <w:t>endpoints</w:t>
+      </w:r>
+      <w:proofErr w:type="spellEnd"/>
+      <w:r>
+        <w:rPr>
+          <w:rFonts w:ascii="Calibri" w:eastAsia="Times New Roman" w:hAnsi="Calibri" w:cs="Calibri"/>
+        </w:rPr>
+        <w:t xml:space="preserve"> para comunicación con IMSS.</w:t>
+      </w:r>
+    </w:p>
+    <w:p>
+      <w:pPr>
+        <w:numPr>
+          <w:ilvl w:val="0"/>
+          <w:numId w:val="16"/>
+        </w:numPr>
+        <w:spacing w:before="100" w:beforeAutospacing="1" w:after="100" w:afterAutospacing="1" w:line="240" w:lineRule="auto"/>
+        <w:rPr>
+          <w:rFonts w:ascii="Calibri" w:eastAsia="Times New Roman" w:hAnsi="Calibri" w:cs="Calibri"/>
+        </w:rPr>
+      </w:pPr>
+      <w:r>
+        <w:rPr>
+          <w:rStyle w:val="CdigoHTML"/>
+        </w:rPr>
+        <w:t>DB_PASSWORD</w:t>
+      </w:r>
+      <w:r>
+        <w:rPr>
+          <w:rFonts w:ascii="Calibri" w:eastAsia="Times New Roman" w:hAnsi="Calibri" w:cs="Calibri"/>
+        </w:rPr>
+        <w:t xml:space="preserve">, </w:t>
+      </w:r>
+      <w:r>
+        <w:rPr>
+          <w:rStyle w:val="CdigoHTML"/>
+        </w:rPr>
+        <w:t>DATABASE_URL</w:t>
+      </w:r>
+      <w:r>
+        <w:rPr>
+          <w:rFonts w:ascii="Calibri" w:eastAsia="Times New Roman" w:hAnsi="Calibri" w:cs="Calibri"/>
+        </w:rPr>
+        <w:t>: Conexiones a PostgreSQL.</w:t>
+      </w:r>
+    </w:p>
+    <w:p>
+      <w:pPr>
+        <w:numPr>
+          <w:ilvl w:val="0"/>
+          <w:numId w:val="16"/>
+        </w:numPr>
+        <w:spacing w:before="100" w:beforeAutospacing="1" w:after="100" w:afterAutospacing="1" w:line="240" w:lineRule="auto"/>
+        <w:rPr>
+          <w:rFonts w:ascii="Calibri" w:eastAsia="Times New Roman" w:hAnsi="Calibri" w:cs="Calibri"/>
+        </w:rPr>
+      </w:pPr>
+      <w:r>
+        <w:rPr>
+          <w:rStyle w:val="CdigoHTML"/>
+        </w:rPr>
+        <w:t>SECRET_KEY</w:t>
+      </w:r>
+      <w:r>
+        <w:rPr>
+          <w:rFonts w:ascii="Calibri" w:eastAsia="Times New Roman" w:hAnsi="Calibri" w:cs="Calibri"/>
+        </w:rPr>
+        <w:t>: Llave para firmado de tokens JWT.</w:t>
+      </w:r>
+    </w:p>
+    <w:p>
+      <w:pPr>
+        <w:pStyle w:val="Ttulo2"/>
+        <w:rPr>
+          <w:rFonts w:ascii="Calibri" w:eastAsia="Times New Roman" w:hAnsi="Calibri" w:cs="Calibri"/>
+        </w:rPr>
+      </w:pPr>
+      <w:r>
+        <w:rPr>
+          <w:rFonts w:ascii="Calibri" w:eastAsia="Times New Roman" w:hAnsi="Calibri" w:cs="Calibri"/>
+        </w:rPr>
+        <w:t xml:space="preserve">5. Especificaciones y </w:t>
+      </w:r>
+      <w:proofErr w:type="spellStart"/>
+      <w:r>
+        <w:rPr>
+          <w:rFonts w:ascii="Calibri" w:eastAsia="Times New Roman" w:hAnsi="Calibri" w:cs="Calibri"/>
+        </w:rPr>
+        <w:t>Layouts</w:t>
+      </w:r>
+      <w:proofErr w:type="spellEnd"/>
+      <w:r>
+        <w:rPr>
+          <w:rFonts w:ascii="Calibri" w:eastAsia="Times New Roman" w:hAnsi="Calibri" w:cs="Calibri"/>
+        </w:rPr>
+        <w:t xml:space="preserve"> de Importación</w:t>
+      </w:r>
+    </w:p>
+    <w:p>
+      <w:pPr>
+        <w:pStyle w:val="NormalWeb"/>
+        <w:rPr>
+          <w:rFonts w:ascii="Calibri" w:hAnsi="Calibri" w:cs="Calibri"/>
+          <w:sz w:val="22"/>
+          <w:szCs w:val="22"/>
+        </w:rPr>
+      </w:pPr>
+      <w:r>
+        <w:rPr>
+          <w:rFonts w:ascii="Calibri" w:hAnsi="Calibri" w:cs="Calibri"/>
+          <w:sz w:val="22"/>
+          <w:szCs w:val="22"/>
+        </w:rPr>
+        <w:t>Durante el mes de mayo se lograron hitos fundamentales en la estandarización de los insumos de datos mediante la definición del documento *04-DEFINICION-LAYOUTS.md*. A continuación, se detalla la matriz estructural de dichos formatos.</w:t>
+      </w:r>
+    </w:p>
+    <w:p>
+      <w:pPr>
+        <w:pStyle w:val="Ttulo3"/>
+        <w:rPr>
+          <w:rFonts w:ascii="Calibri" w:eastAsia="Times New Roman" w:hAnsi="Calibri" w:cs="Calibri"/>
+        </w:rPr>
+      </w:pPr>
+      <w:r>
+        <w:rPr>
+          <w:rFonts w:ascii="Calibri" w:eastAsia="Times New Roman" w:hAnsi="Calibri" w:cs="Calibri"/>
+        </w:rPr>
+        <w:t xml:space="preserve">Matriz Estructural de </w:t>
+      </w:r>
+      <w:proofErr w:type="spellStart"/>
+      <w:r>
+        <w:rPr>
+          <w:rFonts w:ascii="Calibri" w:eastAsia="Times New Roman" w:hAnsi="Calibri" w:cs="Calibri"/>
+        </w:rPr>
+        <w:t>Layouts</w:t>
+      </w:r>
+      <w:proofErr w:type="spellEnd"/>
+    </w:p>
+    <w:tbl>
+      <w:tblPr>
+        <w:tblW w:w="5000" w:type="pct"/>
+        <w:tblCellMar>
+          <w:top w:w="15" w:type="dxa"/>
+          <w:left w:w="15" w:type="dxa"/>
+          <w:bottom w:w="15" w:type="dxa"/>
+          <w:right w:w="15" w:type="dxa"/>
+        </w:tblCellMar>
+        <w:tblLook w:val="04A0" w:firstRow="1" w:lastRow="0" w:firstColumn="1" w:lastColumn="0" w:noHBand="0" w:noVBand="1"/>
+      </w:tblPr>
+      <w:tblGrid>
+        <w:gridCol w:w="3062"/>
+        <w:gridCol w:w="915"/>
+        <w:gridCol w:w="1424"/>
+        <w:gridCol w:w="2073"/>
+        <w:gridCol w:w="1870"/>
+      </w:tblGrid>
+      <w:tr>
+        <w:trPr>
+          <w:tblHeader/>
+        </w:trPr>
+        <w:tc>
+          <w:tcPr>
+            <w:tcW w:w="0" w:type="auto"/>
+            <w:tcBorders>
+              <w:top w:val="single" w:sz="6" w:space="0" w:color="666666"/>
+              <w:left w:val="single" w:sz="6" w:space="0" w:color="666666"/>
+              <w:bottom w:val="single" w:sz="6" w:space="0" w:color="666666"/>
+              <w:right w:val="single" w:sz="6" w:space="0" w:color="666666"/>
+            </w:tcBorders>
+            <w:tcMar>
+              <w:top w:w="90" w:type="dxa"/>
+              <w:left w:w="90" w:type="dxa"/>
+              <w:bottom w:w="90" w:type="dxa"/>
+              <w:right w:w="90" w:type="dxa"/>
+            </w:tcMar>
+            <w:hideMark/>
+          </w:tcPr>
+          <w:p>
+            <w:pPr>
+              <w:spacing w:before="180" w:after="180"/>
+              <w:rPr>
+                <w:rFonts w:ascii="Calibri" w:eastAsia="Times New Roman" w:hAnsi="Calibri" w:cs="Calibri"/>
+                <w:b/>
+                <w:bCs/>
+              </w:rPr>
+            </w:pPr>
+            <w:r>
+              <w:rPr>
+                <w:rFonts w:ascii="Calibri" w:eastAsia="Times New Roman" w:hAnsi="Calibri" w:cs="Calibri"/>
+                <w:b/>
+                <w:bCs/>
+              </w:rPr>
+              <w:t xml:space="preserve">Nombre del </w:t>
+            </w:r>
+            <w:proofErr w:type="spellStart"/>
+            <w:r>
+              <w:rPr>
+                <w:rFonts w:ascii="Calibri" w:eastAsia="Times New Roman" w:hAnsi="Calibri" w:cs="Calibri"/>
+                <w:b/>
+                <w:bCs/>
+              </w:rPr>
+              <w:t>Layout</w:t>
+            </w:r>
+            <w:proofErr w:type="spellEnd"/>
+          </w:p>
+        </w:tc>
+        <w:tc>
+          <w:tcPr>
+            <w:tcW w:w="0" w:type="auto"/>
+            <w:tcBorders>
+              <w:top w:val="single" w:sz="6" w:space="0" w:color="666666"/>
+              <w:left w:val="single" w:sz="6" w:space="0" w:color="666666"/>
+              <w:bottom w:val="single" w:sz="6" w:space="0" w:color="666666"/>
+              <w:right w:val="single" w:sz="6" w:space="0" w:color="666666"/>
+            </w:tcBorders>
+            <w:tcMar>
+              <w:top w:w="90" w:type="dxa"/>
+              <w:left w:w="90" w:type="dxa"/>
+              <w:bottom w:w="90" w:type="dxa"/>
+              <w:right w:w="90" w:type="dxa"/>
+            </w:tcMar>
+            <w:hideMark/>
+          </w:tcPr>
+          <w:p>
+            <w:pPr>
+              <w:spacing w:before="180" w:after="180"/>
+              <w:rPr>
+                <w:rFonts w:ascii="Calibri" w:eastAsia="Times New Roman" w:hAnsi="Calibri" w:cs="Calibri"/>
+                <w:b/>
+                <w:bCs/>
+              </w:rPr>
+            </w:pPr>
+            <w:r>
+              <w:rPr>
+                <w:rFonts w:ascii="Calibri" w:eastAsia="Times New Roman" w:hAnsi="Calibri" w:cs="Calibri"/>
+                <w:b/>
+                <w:bCs/>
+              </w:rPr>
+              <w:t>Tipo de Archivo</w:t>
+            </w:r>
+          </w:p>
+        </w:tc>
+        <w:tc>
+          <w:tcPr>
+            <w:tcW w:w="0" w:type="auto"/>
+            <w:tcBorders>
+              <w:top w:val="single" w:sz="6" w:space="0" w:color="666666"/>
+              <w:left w:val="single" w:sz="6" w:space="0" w:color="666666"/>
+              <w:bottom w:val="single" w:sz="6" w:space="0" w:color="666666"/>
+              <w:right w:val="single" w:sz="6" w:space="0" w:color="666666"/>
+            </w:tcBorders>
+            <w:tcMar>
+              <w:top w:w="90" w:type="dxa"/>
+              <w:left w:w="90" w:type="dxa"/>
+              <w:bottom w:w="90" w:type="dxa"/>
+              <w:right w:w="90" w:type="dxa"/>
+            </w:tcMar>
+            <w:hideMark/>
+          </w:tcPr>
+          <w:p>
+            <w:pPr>
+              <w:spacing w:before="180" w:after="180"/>
+              <w:rPr>
+                <w:rFonts w:ascii="Calibri" w:eastAsia="Times New Roman" w:hAnsi="Calibri" w:cs="Calibri"/>
+                <w:b/>
+                <w:bCs/>
+              </w:rPr>
+            </w:pPr>
+            <w:r>
+              <w:rPr>
+                <w:rFonts w:ascii="Calibri" w:eastAsia="Times New Roman" w:hAnsi="Calibri" w:cs="Calibri"/>
+                <w:b/>
+                <w:bCs/>
+              </w:rPr>
+              <w:t>Entidad Principal</w:t>
+            </w:r>
+          </w:p>
+        </w:tc>
+        <w:tc>
+          <w:tcPr>
+            <w:tcW w:w="0" w:type="auto"/>
+            <w:tcBorders>
+              <w:top w:val="single" w:sz="6" w:space="0" w:color="666666"/>
+              <w:left w:val="single" w:sz="6" w:space="0" w:color="666666"/>
+              <w:bottom w:val="single" w:sz="6" w:space="0" w:color="666666"/>
+              <w:right w:val="single" w:sz="6" w:space="0" w:color="666666"/>
+            </w:tcBorders>
+            <w:tcMar>
+              <w:top w:w="90" w:type="dxa"/>
+              <w:left w:w="90" w:type="dxa"/>
+              <w:bottom w:w="90" w:type="dxa"/>
+              <w:right w:w="90" w:type="dxa"/>
+            </w:tcMar>
+            <w:hideMark/>
+          </w:tcPr>
+          <w:p>
+            <w:pPr>
+              <w:spacing w:before="180" w:after="180"/>
+              <w:rPr>
+                <w:rFonts w:ascii="Calibri" w:eastAsia="Times New Roman" w:hAnsi="Calibri" w:cs="Calibri"/>
+                <w:b/>
+                <w:bCs/>
+              </w:rPr>
+            </w:pPr>
+            <w:r>
+              <w:rPr>
+                <w:rFonts w:ascii="Calibri" w:eastAsia="Times New Roman" w:hAnsi="Calibri" w:cs="Calibri"/>
+                <w:b/>
+                <w:bCs/>
+              </w:rPr>
+              <w:t xml:space="preserve">Columnas Obligatorias (Key </w:t>
+            </w:r>
+            <w:proofErr w:type="spellStart"/>
+            <w:r>
+              <w:rPr>
+                <w:rFonts w:ascii="Calibri" w:eastAsia="Times New Roman" w:hAnsi="Calibri" w:cs="Calibri"/>
+                <w:b/>
+                <w:bCs/>
+              </w:rPr>
+              <w:t>Constraints</w:t>
+            </w:r>
+            <w:proofErr w:type="spellEnd"/>
+            <w:r>
+              <w:rPr>
+                <w:rFonts w:ascii="Calibri" w:eastAsia="Times New Roman" w:hAnsi="Calibri" w:cs="Calibri"/>
+                <w:b/>
+                <w:bCs/>
+              </w:rPr>
+              <w:t>)</w:t>
+            </w:r>
+          </w:p>
+        </w:tc>
+        <w:tc>
+          <w:tcPr>
+            <w:tcW w:w="0" w:type="auto"/>
+            <w:tcBorders>
+              <w:top w:val="single" w:sz="6" w:space="0" w:color="666666"/>
+              <w:left w:val="single" w:sz="6" w:space="0" w:color="666666"/>
+              <w:bottom w:val="single" w:sz="6" w:space="0" w:color="666666"/>
+              <w:right w:val="single" w:sz="6" w:space="0" w:color="666666"/>
+            </w:tcBorders>
+            <w:tcMar>
+              <w:top w:w="90" w:type="dxa"/>
+              <w:left w:w="90" w:type="dxa"/>
+              <w:bottom w:w="90" w:type="dxa"/>
+              <w:right w:w="90" w:type="dxa"/>
+            </w:tcMar>
+            <w:hideMark/>
+          </w:tcPr>
+          <w:p>
+            <w:pPr>
+              <w:spacing w:before="180" w:after="180"/>
+              <w:rPr>
+                <w:rFonts w:ascii="Calibri" w:eastAsia="Times New Roman" w:hAnsi="Calibri" w:cs="Calibri"/>
+                <w:b/>
+                <w:bCs/>
+              </w:rPr>
+            </w:pPr>
+            <w:r>
+              <w:rPr>
+                <w:rFonts w:ascii="Calibri" w:eastAsia="Times New Roman" w:hAnsi="Calibri" w:cs="Calibri"/>
+                <w:b/>
+                <w:bCs/>
+              </w:rPr>
+              <w:t>Finalidad / Función</w:t>
+            </w:r>
+          </w:p>
+        </w:tc>
+      </w:tr>
+      <w:tr>
+        <w:tc>
+          <w:tcPr>
+            <w:tcW w:w="0" w:type="auto"/>
+            <w:tcBorders>
+              <w:top w:val="single" w:sz="6" w:space="0" w:color="666666"/>
+              <w:left w:val="single" w:sz="6" w:space="0" w:color="666666"/>
+              <w:bottom w:val="single" w:sz="6" w:space="0" w:color="666666"/>
+              <w:right w:val="single" w:sz="6" w:space="0" w:color="666666"/>
+            </w:tcBorders>
+            <w:tcMar>
+              <w:top w:w="90" w:type="dxa"/>
+              <w:left w:w="90" w:type="dxa"/>
+              <w:bottom w:w="90" w:type="dxa"/>
+              <w:right w:w="90" w:type="dxa"/>
+            </w:tcMar>
+            <w:hideMark/>
+          </w:tcPr>
+          <w:p>
+            <w:pPr>
+              <w:spacing w:before="180" w:after="180"/>
+              <w:rPr>
+                <w:rFonts w:ascii="Calibri" w:eastAsia="Times New Roman" w:hAnsi="Calibri" w:cs="Calibri"/>
+              </w:rPr>
+            </w:pPr>
+            <w:proofErr w:type="spellStart"/>
+            <w:r>
+              <w:rPr>
+                <w:rStyle w:val="CdigoHTML"/>
+              </w:rPr>
+              <w:t>LayMenorEvaluado</w:t>
+            </w:r>
+            <w:proofErr w:type="spellEnd"/>
+          </w:p>
+        </w:tc>
+        <w:tc>
+          <w:tcPr>
+            <w:tcW w:w="0" w:type="auto"/>
+            <w:tcBorders>
+              <w:top w:val="single" w:sz="6" w:space="0" w:color="666666"/>
+              <w:left w:val="single" w:sz="6" w:space="0" w:color="666666"/>
+              <w:bottom w:val="single" w:sz="6" w:space="0" w:color="666666"/>
+              <w:right w:val="single" w:sz="6" w:space="0" w:color="666666"/>
+            </w:tcBorders>
+            <w:tcMar>
+              <w:top w:w="90" w:type="dxa"/>
+              <w:left w:w="90" w:type="dxa"/>
+              <w:bottom w:w="90" w:type="dxa"/>
+              <w:right w:w="90" w:type="dxa"/>
+            </w:tcMar>
+            <w:hideMark/>
+          </w:tcPr>
+          <w:p>
+            <w:pPr>
+              <w:spacing w:before="180" w:after="180"/>
+              <w:rPr>
+                <w:rFonts w:ascii="Calibri" w:eastAsia="Times New Roman" w:hAnsi="Calibri" w:cs="Calibri"/>
+              </w:rPr>
+            </w:pPr>
+            <w:r>
+              <w:rPr>
+                <w:rStyle w:val="CdigoHTML"/>
+              </w:rPr>
+              <w:t>.</w:t>
+            </w:r>
+            <w:proofErr w:type="spellStart"/>
+            <w:r>
+              <w:rPr>
+                <w:rStyle w:val="CdigoHTML"/>
+              </w:rPr>
+              <w:t>csv</w:t>
+            </w:r>
+            <w:proofErr w:type="spellEnd"/>
+            <w:r>
+              <w:rPr>
+                <w:rFonts w:ascii="Calibri" w:eastAsia="Times New Roman" w:hAnsi="Calibri" w:cs="Calibri"/>
+              </w:rPr>
+              <w:t xml:space="preserve"> UTF-8</w:t>
+            </w:r>
+          </w:p>
+        </w:tc>
+        <w:tc>
+          <w:tcPr>
+            <w:tcW w:w="0" w:type="auto"/>
+            <w:tcBorders>
+              <w:top w:val="single" w:sz="6" w:space="0" w:color="666666"/>
+              <w:left w:val="single" w:sz="6" w:space="0" w:color="666666"/>
+              <w:bottom w:val="single" w:sz="6" w:space="0" w:color="666666"/>
+              <w:right w:val="single" w:sz="6" w:space="0" w:color="666666"/>
+            </w:tcBorders>
+            <w:tcMar>
+              <w:top w:w="90" w:type="dxa"/>
+              <w:left w:w="90" w:type="dxa"/>
+              <w:bottom w:w="90" w:type="dxa"/>
+              <w:right w:w="90" w:type="dxa"/>
+            </w:tcMar>
+            <w:hideMark/>
+          </w:tcPr>
+          <w:p>
+            <w:pPr>
+              <w:spacing w:before="180" w:after="180"/>
+              <w:rPr>
+                <w:rFonts w:ascii="Calibri" w:eastAsia="Times New Roman" w:hAnsi="Calibri" w:cs="Calibri"/>
+              </w:rPr>
+            </w:pPr>
+            <w:r>
+              <w:rPr>
+                <w:rFonts w:ascii="Calibri" w:eastAsia="Times New Roman" w:hAnsi="Calibri" w:cs="Calibri"/>
+              </w:rPr>
+              <w:t>Base Transaccional</w:t>
+            </w:r>
+          </w:p>
+        </w:tc>
+        <w:tc>
+          <w:tcPr>
+            <w:tcW w:w="0" w:type="auto"/>
+            <w:tcBorders>
+              <w:top w:val="single" w:sz="6" w:space="0" w:color="666666"/>
+              <w:left w:val="single" w:sz="6" w:space="0" w:color="666666"/>
+              <w:bottom w:val="single" w:sz="6" w:space="0" w:color="666666"/>
+              <w:right w:val="single" w:sz="6" w:space="0" w:color="666666"/>
+            </w:tcBorders>
+            <w:tcMar>
+              <w:top w:w="90" w:type="dxa"/>
+              <w:left w:w="90" w:type="dxa"/>
+              <w:bottom w:w="90" w:type="dxa"/>
+              <w:right w:w="90" w:type="dxa"/>
+            </w:tcMar>
+            <w:hideMark/>
+          </w:tcPr>
+          <w:p>
+            <w:pPr>
+              <w:spacing w:before="180" w:after="180"/>
+              <w:rPr>
+                <w:rFonts w:ascii="Calibri" w:eastAsia="Times New Roman" w:hAnsi="Calibri" w:cs="Calibri"/>
+              </w:rPr>
+            </w:pPr>
+            <w:proofErr w:type="spellStart"/>
+            <w:r>
+              <w:rPr>
+                <w:rStyle w:val="CdigoHTML"/>
+              </w:rPr>
+              <w:t>curp</w:t>
+            </w:r>
+            <w:proofErr w:type="spellEnd"/>
+            <w:r>
+              <w:rPr>
+                <w:rFonts w:ascii="Calibri" w:eastAsia="Times New Roman" w:hAnsi="Calibri" w:cs="Calibri"/>
+              </w:rPr>
+              <w:t xml:space="preserve">, </w:t>
+            </w:r>
+            <w:proofErr w:type="spellStart"/>
+            <w:r>
+              <w:rPr>
+                <w:rStyle w:val="CdigoHTML"/>
+              </w:rPr>
+              <w:t>cct</w:t>
+            </w:r>
+            <w:proofErr w:type="spellEnd"/>
+            <w:r>
+              <w:rPr>
+                <w:rFonts w:ascii="Calibri" w:eastAsia="Times New Roman" w:hAnsi="Calibri" w:cs="Calibri"/>
+              </w:rPr>
+              <w:t xml:space="preserve">, </w:t>
+            </w:r>
+            <w:proofErr w:type="spellStart"/>
+            <w:r>
+              <w:rPr>
+                <w:rStyle w:val="CdigoHTML"/>
+              </w:rPr>
+              <w:t>nombre_completo</w:t>
+            </w:r>
+            <w:proofErr w:type="spellEnd"/>
+          </w:p>
+        </w:tc>
+        <w:tc>
+          <w:tcPr>
+            <w:tcW w:w="0" w:type="auto"/>
+            <w:tcBorders>
+              <w:top w:val="single" w:sz="6" w:space="0" w:color="666666"/>
+              <w:left w:val="single" w:sz="6" w:space="0" w:color="666666"/>
+              <w:bottom w:val="single" w:sz="6" w:space="0" w:color="666666"/>
+              <w:right w:val="single" w:sz="6" w:space="0" w:color="666666"/>
+            </w:tcBorders>
+            <w:tcMar>
+              <w:top w:w="90" w:type="dxa"/>
+              <w:left w:w="90" w:type="dxa"/>
+              <w:bottom w:w="90" w:type="dxa"/>
+              <w:right w:w="90" w:type="dxa"/>
+            </w:tcMar>
+            <w:hideMark/>
+          </w:tcPr>
+          <w:p>
+            <w:pPr>
+              <w:spacing w:before="180" w:after="180"/>
+              <w:rPr>
+                <w:rFonts w:ascii="Calibri" w:eastAsia="Times New Roman" w:hAnsi="Calibri" w:cs="Calibri"/>
+              </w:rPr>
+            </w:pPr>
+            <w:r>
+              <w:rPr>
+                <w:rFonts w:ascii="Calibri" w:eastAsia="Times New Roman" w:hAnsi="Calibri" w:cs="Calibri"/>
+              </w:rPr>
+              <w:t>Define el padrón o universo base a tamizar.</w:t>
+            </w:r>
+          </w:p>
+        </w:tc>
+      </w:tr>
+      <w:tr>
+        <w:tc>
+          <w:tcPr>
+            <w:tcW w:w="0" w:type="auto"/>
+            <w:tcBorders>
+              <w:top w:val="single" w:sz="6" w:space="0" w:color="666666"/>
+              <w:left w:val="single" w:sz="6" w:space="0" w:color="666666"/>
+              <w:bottom w:val="single" w:sz="6" w:space="0" w:color="666666"/>
+              <w:right w:val="single" w:sz="6" w:space="0" w:color="666666"/>
+            </w:tcBorders>
+            <w:tcMar>
+              <w:top w:w="90" w:type="dxa"/>
+              <w:left w:w="90" w:type="dxa"/>
+              <w:bottom w:w="90" w:type="dxa"/>
+              <w:right w:w="90" w:type="dxa"/>
+            </w:tcMar>
+            <w:hideMark/>
+          </w:tcPr>
+          <w:p>
+            <w:pPr>
+              <w:spacing w:before="180" w:after="180"/>
+              <w:rPr>
+                <w:rFonts w:ascii="Calibri" w:eastAsia="Times New Roman" w:hAnsi="Calibri" w:cs="Calibri"/>
+              </w:rPr>
+            </w:pPr>
+            <w:r>
+              <w:rPr>
+                <w:rStyle w:val="CdigoHTML"/>
+              </w:rPr>
+              <w:t>MENORES_SIN_PADECIMIENTO</w:t>
+            </w:r>
+          </w:p>
+        </w:tc>
+        <w:tc>
+          <w:tcPr>
+            <w:tcW w:w="0" w:type="auto"/>
+            <w:tcBorders>
+              <w:top w:val="single" w:sz="6" w:space="0" w:color="666666"/>
+              <w:left w:val="single" w:sz="6" w:space="0" w:color="666666"/>
+              <w:bottom w:val="single" w:sz="6" w:space="0" w:color="666666"/>
+              <w:right w:val="single" w:sz="6" w:space="0" w:color="666666"/>
+            </w:tcBorders>
+            <w:tcMar>
+              <w:top w:w="90" w:type="dxa"/>
+              <w:left w:w="90" w:type="dxa"/>
+              <w:bottom w:w="90" w:type="dxa"/>
+              <w:right w:w="90" w:type="dxa"/>
+            </w:tcMar>
+            <w:hideMark/>
+          </w:tcPr>
+          <w:p>
+            <w:pPr>
+              <w:spacing w:before="180" w:after="180"/>
+              <w:rPr>
+                <w:rFonts w:ascii="Calibri" w:eastAsia="Times New Roman" w:hAnsi="Calibri" w:cs="Calibri"/>
+              </w:rPr>
+            </w:pPr>
+            <w:r>
+              <w:rPr>
+                <w:rStyle w:val="CdigoHTML"/>
+              </w:rPr>
+              <w:t>.</w:t>
+            </w:r>
+            <w:proofErr w:type="spellStart"/>
+            <w:r>
+              <w:rPr>
+                <w:rStyle w:val="CdigoHTML"/>
+              </w:rPr>
+              <w:t>csv</w:t>
+            </w:r>
+            <w:proofErr w:type="spellEnd"/>
+            <w:r>
+              <w:rPr>
+                <w:rFonts w:ascii="Calibri" w:eastAsia="Times New Roman" w:hAnsi="Calibri" w:cs="Calibri"/>
+              </w:rPr>
+              <w:t xml:space="preserve"> UTF-8</w:t>
+            </w:r>
+          </w:p>
+        </w:tc>
+        <w:tc>
+          <w:tcPr>
+            <w:tcW w:w="0" w:type="auto"/>
+            <w:tcBorders>
+              <w:top w:val="single" w:sz="6" w:space="0" w:color="666666"/>
+              <w:left w:val="single" w:sz="6" w:space="0" w:color="666666"/>
+              <w:bottom w:val="single" w:sz="6" w:space="0" w:color="666666"/>
+              <w:right w:val="single" w:sz="6" w:space="0" w:color="666666"/>
+            </w:tcBorders>
+            <w:tcMar>
+              <w:top w:w="90" w:type="dxa"/>
+              <w:left w:w="90" w:type="dxa"/>
+              <w:bottom w:w="90" w:type="dxa"/>
+              <w:right w:w="90" w:type="dxa"/>
+            </w:tcMar>
+            <w:hideMark/>
+          </w:tcPr>
+          <w:p>
+            <w:pPr>
+              <w:spacing w:before="180" w:after="180"/>
+              <w:rPr>
+                <w:rFonts w:ascii="Calibri" w:eastAsia="Times New Roman" w:hAnsi="Calibri" w:cs="Calibri"/>
+              </w:rPr>
+            </w:pPr>
+            <w:r>
+              <w:rPr>
+                <w:rFonts w:ascii="Calibri" w:eastAsia="Times New Roman" w:hAnsi="Calibri" w:cs="Calibri"/>
+              </w:rPr>
+              <w:t>Exclusión</w:t>
+            </w:r>
+          </w:p>
+        </w:tc>
+        <w:tc>
+          <w:tcPr>
+            <w:tcW w:w="0" w:type="auto"/>
+            <w:tcBorders>
+              <w:top w:val="single" w:sz="6" w:space="0" w:color="666666"/>
+              <w:left w:val="single" w:sz="6" w:space="0" w:color="666666"/>
+              <w:bottom w:val="single" w:sz="6" w:space="0" w:color="666666"/>
+              <w:right w:val="single" w:sz="6" w:space="0" w:color="666666"/>
+            </w:tcBorders>
+            <w:tcMar>
+              <w:top w:w="90" w:type="dxa"/>
+              <w:left w:w="90" w:type="dxa"/>
+              <w:bottom w:w="90" w:type="dxa"/>
+              <w:right w:w="90" w:type="dxa"/>
+            </w:tcMar>
+            <w:hideMark/>
+          </w:tcPr>
+          <w:p>
+            <w:pPr>
+              <w:spacing w:before="180" w:after="180"/>
+              <w:rPr>
+                <w:rFonts w:ascii="Calibri" w:eastAsia="Times New Roman" w:hAnsi="Calibri" w:cs="Calibri"/>
+              </w:rPr>
+            </w:pPr>
+            <w:proofErr w:type="spellStart"/>
+            <w:r>
+              <w:rPr>
+                <w:rStyle w:val="CdigoHTML"/>
+              </w:rPr>
+              <w:t>curp_hash</w:t>
+            </w:r>
+            <w:proofErr w:type="spellEnd"/>
+            <w:r>
+              <w:rPr>
+                <w:rFonts w:ascii="Calibri" w:eastAsia="Times New Roman" w:hAnsi="Calibri" w:cs="Calibri"/>
+              </w:rPr>
+              <w:t xml:space="preserve">, </w:t>
+            </w:r>
+            <w:proofErr w:type="spellStart"/>
+            <w:r>
+              <w:rPr>
+                <w:rStyle w:val="CdigoHTML"/>
+              </w:rPr>
+              <w:t>cct_hash</w:t>
+            </w:r>
+            <w:proofErr w:type="spellEnd"/>
+          </w:p>
+        </w:tc>
+        <w:tc>
+          <w:tcPr>
+            <w:tcW w:w="0" w:type="auto"/>
+            <w:tcBorders>
+              <w:top w:val="single" w:sz="6" w:space="0" w:color="666666"/>
+              <w:left w:val="single" w:sz="6" w:space="0" w:color="666666"/>
+              <w:bottom w:val="single" w:sz="6" w:space="0" w:color="666666"/>
+              <w:right w:val="single" w:sz="6" w:space="0" w:color="666666"/>
+            </w:tcBorders>
+            <w:tcMar>
+              <w:top w:w="90" w:type="dxa"/>
+              <w:left w:w="90" w:type="dxa"/>
+              <w:bottom w:w="90" w:type="dxa"/>
+              <w:right w:w="90" w:type="dxa"/>
+            </w:tcMar>
+            <w:hideMark/>
+          </w:tcPr>
+          <w:p>
+            <w:pPr>
+              <w:spacing w:before="180" w:after="180"/>
+              <w:rPr>
+                <w:rFonts w:ascii="Calibri" w:eastAsia="Times New Roman" w:hAnsi="Calibri" w:cs="Calibri"/>
+              </w:rPr>
+            </w:pPr>
+            <w:r>
+              <w:rPr>
+                <w:rFonts w:ascii="Calibri" w:eastAsia="Times New Roman" w:hAnsi="Calibri" w:cs="Calibri"/>
+              </w:rPr>
+              <w:t>Identifica alumnos exentos de generación de carta de invitación.</w:t>
+            </w:r>
+          </w:p>
+        </w:tc>
+      </w:tr>
+      <w:tr>
+        <w:tc>
+          <w:tcPr>
+            <w:tcW w:w="0" w:type="auto"/>
+            <w:tcBorders>
+              <w:top w:val="single" w:sz="6" w:space="0" w:color="666666"/>
+              <w:left w:val="single" w:sz="6" w:space="0" w:color="666666"/>
+              <w:bottom w:val="single" w:sz="6" w:space="0" w:color="666666"/>
+              <w:right w:val="single" w:sz="6" w:space="0" w:color="666666"/>
+            </w:tcBorders>
+            <w:tcMar>
+              <w:top w:w="90" w:type="dxa"/>
+              <w:left w:w="90" w:type="dxa"/>
+              <w:bottom w:w="90" w:type="dxa"/>
+              <w:right w:w="90" w:type="dxa"/>
+            </w:tcMar>
+            <w:hideMark/>
+          </w:tcPr>
+          <w:p>
+            <w:pPr>
+              <w:spacing w:before="180" w:after="180"/>
+              <w:rPr>
+                <w:rFonts w:ascii="Calibri" w:eastAsia="Times New Roman" w:hAnsi="Calibri" w:cs="Calibri"/>
+              </w:rPr>
+            </w:pPr>
+            <w:proofErr w:type="spellStart"/>
+            <w:r>
+              <w:rPr>
+                <w:rStyle w:val="CdigoHTML"/>
+              </w:rPr>
+              <w:t>IMSS_Diagnostico</w:t>
+            </w:r>
+            <w:proofErr w:type="spellEnd"/>
+          </w:p>
+        </w:tc>
+        <w:tc>
+          <w:tcPr>
+            <w:tcW w:w="0" w:type="auto"/>
+            <w:tcBorders>
+              <w:top w:val="single" w:sz="6" w:space="0" w:color="666666"/>
+              <w:left w:val="single" w:sz="6" w:space="0" w:color="666666"/>
+              <w:bottom w:val="single" w:sz="6" w:space="0" w:color="666666"/>
+              <w:right w:val="single" w:sz="6" w:space="0" w:color="666666"/>
+            </w:tcBorders>
+            <w:tcMar>
+              <w:top w:w="90" w:type="dxa"/>
+              <w:left w:w="90" w:type="dxa"/>
+              <w:bottom w:w="90" w:type="dxa"/>
+              <w:right w:w="90" w:type="dxa"/>
+            </w:tcMar>
+            <w:hideMark/>
+          </w:tcPr>
+          <w:p>
+            <w:pPr>
+              <w:spacing w:before="180" w:after="180"/>
+              <w:rPr>
+                <w:rFonts w:ascii="Calibri" w:eastAsia="Times New Roman" w:hAnsi="Calibri" w:cs="Calibri"/>
+              </w:rPr>
+            </w:pPr>
+            <w:r>
+              <w:rPr>
+                <w:rStyle w:val="CdigoHTML"/>
+              </w:rPr>
+              <w:t>.</w:t>
+            </w:r>
+            <w:proofErr w:type="spellStart"/>
+            <w:r>
+              <w:rPr>
+                <w:rStyle w:val="CdigoHTML"/>
+              </w:rPr>
+              <w:t>json</w:t>
+            </w:r>
+            <w:proofErr w:type="spellEnd"/>
+            <w:r>
+              <w:rPr>
+                <w:rFonts w:ascii="Calibri" w:eastAsia="Times New Roman" w:hAnsi="Calibri" w:cs="Calibri"/>
+              </w:rPr>
+              <w:t xml:space="preserve"> / </w:t>
+            </w:r>
+            <w:r>
+              <w:rPr>
+                <w:rStyle w:val="CdigoHTML"/>
+              </w:rPr>
+              <w:t>.</w:t>
+            </w:r>
+            <w:proofErr w:type="spellStart"/>
+            <w:r>
+              <w:rPr>
+                <w:rStyle w:val="CdigoHTML"/>
+              </w:rPr>
+              <w:t>csv</w:t>
+            </w:r>
+            <w:proofErr w:type="spellEnd"/>
+          </w:p>
+        </w:tc>
+        <w:tc>
+          <w:tcPr>
+            <w:tcW w:w="0" w:type="auto"/>
+            <w:tcBorders>
+              <w:top w:val="single" w:sz="6" w:space="0" w:color="666666"/>
+              <w:left w:val="single" w:sz="6" w:space="0" w:color="666666"/>
+              <w:bottom w:val="single" w:sz="6" w:space="0" w:color="666666"/>
+              <w:right w:val="single" w:sz="6" w:space="0" w:color="666666"/>
+            </w:tcBorders>
+            <w:tcMar>
+              <w:top w:w="90" w:type="dxa"/>
+              <w:left w:w="90" w:type="dxa"/>
+              <w:bottom w:w="90" w:type="dxa"/>
+              <w:right w:w="90" w:type="dxa"/>
+            </w:tcMar>
+            <w:hideMark/>
+          </w:tcPr>
+          <w:p>
+            <w:pPr>
+              <w:spacing w:before="180" w:after="180"/>
+              <w:rPr>
+                <w:rFonts w:ascii="Calibri" w:eastAsia="Times New Roman" w:hAnsi="Calibri" w:cs="Calibri"/>
+              </w:rPr>
+            </w:pPr>
+            <w:r>
+              <w:rPr>
+                <w:rFonts w:ascii="Calibri" w:eastAsia="Times New Roman" w:hAnsi="Calibri" w:cs="Calibri"/>
+              </w:rPr>
+              <w:t>Clínico (Atención)</w:t>
+            </w:r>
+          </w:p>
+        </w:tc>
+        <w:tc>
+          <w:tcPr>
+            <w:tcW w:w="0" w:type="auto"/>
+            <w:tcBorders>
+              <w:top w:val="single" w:sz="6" w:space="0" w:color="666666"/>
+              <w:left w:val="single" w:sz="6" w:space="0" w:color="666666"/>
+              <w:bottom w:val="single" w:sz="6" w:space="0" w:color="666666"/>
+              <w:right w:val="single" w:sz="6" w:space="0" w:color="666666"/>
+            </w:tcBorders>
+            <w:tcMar>
+              <w:top w:w="90" w:type="dxa"/>
+              <w:left w:w="90" w:type="dxa"/>
+              <w:bottom w:w="90" w:type="dxa"/>
+              <w:right w:w="90" w:type="dxa"/>
+            </w:tcMar>
+            <w:hideMark/>
+          </w:tcPr>
+          <w:p>
+            <w:pPr>
+              <w:spacing w:before="180" w:after="180"/>
+              <w:rPr>
+                <w:rFonts w:ascii="Calibri" w:eastAsia="Times New Roman" w:hAnsi="Calibri" w:cs="Calibri"/>
+              </w:rPr>
+            </w:pPr>
+            <w:proofErr w:type="spellStart"/>
+            <w:r>
+              <w:rPr>
+                <w:rStyle w:val="CdigoHTML"/>
+              </w:rPr>
+              <w:t>nss</w:t>
+            </w:r>
+            <w:proofErr w:type="spellEnd"/>
+            <w:r>
+              <w:rPr>
+                <w:rFonts w:ascii="Calibri" w:eastAsia="Times New Roman" w:hAnsi="Calibri" w:cs="Calibri"/>
+              </w:rPr>
+              <w:t xml:space="preserve">, </w:t>
+            </w:r>
+            <w:proofErr w:type="spellStart"/>
+            <w:r>
+              <w:rPr>
+                <w:rStyle w:val="CdigoHTML"/>
+              </w:rPr>
+              <w:t>curp</w:t>
+            </w:r>
+            <w:proofErr w:type="spellEnd"/>
+            <w:r>
+              <w:rPr>
+                <w:rFonts w:ascii="Calibri" w:eastAsia="Times New Roman" w:hAnsi="Calibri" w:cs="Calibri"/>
+              </w:rPr>
+              <w:t xml:space="preserve">, </w:t>
+            </w:r>
+            <w:proofErr w:type="spellStart"/>
+            <w:r>
+              <w:rPr>
+                <w:rStyle w:val="CdigoHTML"/>
+              </w:rPr>
+              <w:t>folio_atencion</w:t>
+            </w:r>
+            <w:proofErr w:type="spellEnd"/>
+          </w:p>
+        </w:tc>
+        <w:tc>
+          <w:tcPr>
+            <w:tcW w:w="0" w:type="auto"/>
+            <w:tcBorders>
+              <w:top w:val="single" w:sz="6" w:space="0" w:color="666666"/>
+              <w:left w:val="single" w:sz="6" w:space="0" w:color="666666"/>
+              <w:bottom w:val="single" w:sz="6" w:space="0" w:color="666666"/>
+              <w:right w:val="single" w:sz="6" w:space="0" w:color="666666"/>
+            </w:tcBorders>
+            <w:tcMar>
+              <w:top w:w="90" w:type="dxa"/>
+              <w:left w:w="90" w:type="dxa"/>
+              <w:bottom w:w="90" w:type="dxa"/>
+              <w:right w:w="90" w:type="dxa"/>
+            </w:tcMar>
+            <w:hideMark/>
+          </w:tcPr>
+          <w:p>
+            <w:pPr>
+              <w:spacing w:before="180" w:after="180"/>
+              <w:rPr>
+                <w:rFonts w:ascii="Calibri" w:eastAsia="Times New Roman" w:hAnsi="Calibri" w:cs="Calibri"/>
+              </w:rPr>
+            </w:pPr>
+            <w:r>
+              <w:rPr>
+                <w:rFonts w:ascii="Calibri" w:eastAsia="Times New Roman" w:hAnsi="Calibri" w:cs="Calibri"/>
+              </w:rPr>
+              <w:t>Cataloga alumnos que ya asistieron al IMSS para depurar colas de procesamiento.</w:t>
+            </w:r>
+          </w:p>
+        </w:tc>
+      </w:tr>
+    </w:tbl>
+    <w:p>
+      <w:pPr>
+        <w:pStyle w:val="Ttulo3"/>
+        <w:rPr>
+          <w:rFonts w:ascii="Calibri" w:eastAsia="Times New Roman" w:hAnsi="Calibri" w:cs="Calibri"/>
+        </w:rPr>
+      </w:pPr>
+      <w:r>
+        <w:rPr>
+          <w:rFonts w:ascii="Calibri" w:eastAsia="Times New Roman" w:hAnsi="Calibri" w:cs="Calibri"/>
+        </w:rPr>
+        <w:t xml:space="preserve">5.1 </w:t>
+      </w:r>
+      <w:proofErr w:type="spellStart"/>
+      <w:r>
+        <w:rPr>
+          <w:rFonts w:ascii="Calibri" w:eastAsia="Times New Roman" w:hAnsi="Calibri" w:cs="Calibri"/>
+        </w:rPr>
+        <w:t>Layout</w:t>
+      </w:r>
+      <w:proofErr w:type="spellEnd"/>
+      <w:r>
+        <w:rPr>
+          <w:rFonts w:ascii="Calibri" w:eastAsia="Times New Roman" w:hAnsi="Calibri" w:cs="Calibri"/>
+        </w:rPr>
+        <w:t xml:space="preserve"> de Alumnos Evaluados (</w:t>
+      </w:r>
+      <w:proofErr w:type="spellStart"/>
+      <w:r>
+        <w:rPr>
+          <w:rStyle w:val="CdigoHTML"/>
+        </w:rPr>
+        <w:t>LayMenorEvaluado</w:t>
+      </w:r>
+      <w:proofErr w:type="spellEnd"/>
+      <w:r>
+        <w:rPr>
+          <w:rFonts w:ascii="Calibri" w:eastAsia="Times New Roman" w:hAnsi="Calibri" w:cs="Calibri"/>
+        </w:rPr>
+        <w:t>)</w:t>
+      </w:r>
+    </w:p>
+    <w:p>
+      <w:pPr>
+        <w:pStyle w:val="NormalWeb"/>
+        <w:rPr>
+          <w:rFonts w:ascii="Calibri" w:hAnsi="Calibri" w:cs="Calibri"/>
+          <w:sz w:val="22"/>
+          <w:szCs w:val="22"/>
+        </w:rPr>
+      </w:pPr>
+      <w:r>
+        <w:rPr>
+          <w:rFonts w:ascii="Calibri" w:hAnsi="Calibri" w:cs="Calibri"/>
+          <w:sz w:val="22"/>
+          <w:szCs w:val="22"/>
+        </w:rPr>
+        <w:t xml:space="preserve">Representa el universo base y corresponde a la tabla </w:t>
+      </w:r>
+      <w:proofErr w:type="spellStart"/>
+      <w:r>
+        <w:rPr>
+          <w:rStyle w:val="CdigoHTML"/>
+        </w:rPr>
+        <w:t>menor_evaluado</w:t>
+      </w:r>
+      <w:proofErr w:type="spellEnd"/>
+      <w:r>
+        <w:rPr>
+          <w:rFonts w:ascii="Calibri" w:hAnsi="Calibri" w:cs="Calibri"/>
+          <w:sz w:val="22"/>
+          <w:szCs w:val="22"/>
+        </w:rPr>
+        <w:t xml:space="preserve">. </w:t>
+      </w:r>
+    </w:p>
+    <w:p>
+      <w:pPr>
+        <w:numPr>
+          <w:ilvl w:val="0"/>
+          <w:numId w:val="17"/>
+        </w:numPr>
+        <w:spacing w:before="100" w:beforeAutospacing="1" w:after="100" w:afterAutospacing="1" w:line="240" w:lineRule="auto"/>
+        <w:rPr>
+          <w:rFonts w:ascii="Calibri" w:eastAsia="Times New Roman" w:hAnsi="Calibri" w:cs="Calibri"/>
+        </w:rPr>
+      </w:pPr>
+      <w:r>
+        <w:rPr>
+          <w:rStyle w:val="Fuerte"/>
+          <w:rFonts w:ascii="Calibri" w:eastAsia="Times New Roman" w:hAnsi="Calibri" w:cs="Calibri"/>
+        </w:rPr>
+        <w:t>Validaciones Críticas:</w:t>
+      </w:r>
+      <w:r>
+        <w:rPr>
+          <w:rFonts w:ascii="Calibri" w:eastAsia="Times New Roman" w:hAnsi="Calibri" w:cs="Calibri"/>
+        </w:rPr>
+        <w:t xml:space="preserve"> Requiere una CURP única (18 caracteres), CCT oficial de 10 caracteres alineado al catálogo SEP y validación estructural de correos.</w:t>
+      </w:r>
+    </w:p>
+    <w:p>
+      <w:pPr>
+        <w:numPr>
+          <w:ilvl w:val="0"/>
+          <w:numId w:val="17"/>
+        </w:numPr>
+        <w:spacing w:before="100" w:beforeAutospacing="1" w:after="100" w:afterAutospacing="1" w:line="240" w:lineRule="auto"/>
+        <w:rPr>
+          <w:rFonts w:ascii="Calibri" w:eastAsia="Times New Roman" w:hAnsi="Calibri" w:cs="Calibri"/>
+        </w:rPr>
+      </w:pPr>
+      <w:r>
+        <w:rPr>
+          <w:rStyle w:val="Fuerte"/>
+          <w:rFonts w:ascii="Calibri" w:eastAsia="Times New Roman" w:hAnsi="Calibri" w:cs="Calibri"/>
+        </w:rPr>
+        <w:t>Riesgos Mitigados:</w:t>
+      </w:r>
+      <w:r>
+        <w:rPr>
+          <w:rFonts w:ascii="Calibri" w:eastAsia="Times New Roman" w:hAnsi="Calibri" w:cs="Calibri"/>
+        </w:rPr>
+        <w:t xml:space="preserve"> Reglas estrictas para evitar rechazos masivos, garantizando coherencia con el ID del ciclo escolar.</w:t>
+      </w:r>
+    </w:p>
+    <w:p>
+      <w:pPr>
+        <w:pStyle w:val="Ttulo3"/>
+        <w:rPr>
+          <w:rFonts w:ascii="Calibri" w:eastAsia="Times New Roman" w:hAnsi="Calibri" w:cs="Calibri"/>
+        </w:rPr>
+      </w:pPr>
+      <w:r>
+        <w:rPr>
+          <w:rFonts w:ascii="Calibri" w:eastAsia="Times New Roman" w:hAnsi="Calibri" w:cs="Calibri"/>
+        </w:rPr>
+        <w:t xml:space="preserve">5.2 </w:t>
+      </w:r>
+      <w:proofErr w:type="spellStart"/>
+      <w:r>
+        <w:rPr>
+          <w:rFonts w:ascii="Calibri" w:eastAsia="Times New Roman" w:hAnsi="Calibri" w:cs="Calibri"/>
+        </w:rPr>
+        <w:t>Layout</w:t>
+      </w:r>
+      <w:proofErr w:type="spellEnd"/>
+      <w:r>
+        <w:rPr>
+          <w:rFonts w:ascii="Calibri" w:eastAsia="Times New Roman" w:hAnsi="Calibri" w:cs="Calibri"/>
+        </w:rPr>
+        <w:t xml:space="preserve"> de Alumnos sin Padecimientos (</w:t>
+      </w:r>
+      <w:r>
+        <w:rPr>
+          <w:rStyle w:val="CdigoHTML"/>
+        </w:rPr>
+        <w:t>MENORES_SIN_PADECIMIENTO.csv</w:t>
+      </w:r>
+      <w:r>
+        <w:rPr>
+          <w:rFonts w:ascii="Calibri" w:eastAsia="Times New Roman" w:hAnsi="Calibri" w:cs="Calibri"/>
+        </w:rPr>
+        <w:t>)</w:t>
+      </w:r>
+    </w:p>
+    <w:p>
+      <w:pPr>
+        <w:pStyle w:val="NormalWeb"/>
+        <w:rPr>
+          <w:rFonts w:ascii="Calibri" w:hAnsi="Calibri" w:cs="Calibri"/>
+          <w:sz w:val="22"/>
+          <w:szCs w:val="22"/>
+        </w:rPr>
+      </w:pPr>
+      <w:r>
+        <w:rPr>
+          <w:rFonts w:ascii="Calibri" w:hAnsi="Calibri" w:cs="Calibri"/>
+          <w:sz w:val="22"/>
+          <w:szCs w:val="22"/>
+        </w:rPr>
+        <w:t xml:space="preserve">Archivo crítico que lista alumnos que </w:t>
+      </w:r>
+      <w:r>
+        <w:rPr>
+          <w:rStyle w:val="Fuerte"/>
+          <w:rFonts w:ascii="Calibri" w:hAnsi="Calibri" w:cs="Calibri"/>
+          <w:sz w:val="22"/>
+          <w:szCs w:val="22"/>
+        </w:rPr>
+        <w:t>no recibirán carta de invitación</w:t>
+      </w:r>
+      <w:r>
+        <w:rPr>
+          <w:rFonts w:ascii="Calibri" w:hAnsi="Calibri" w:cs="Calibri"/>
+          <w:sz w:val="22"/>
+          <w:szCs w:val="22"/>
+        </w:rPr>
+        <w:t xml:space="preserve"> por no requerir atención médica.</w:t>
+      </w:r>
+    </w:p>
+    <w:p>
+      <w:pPr>
+        <w:numPr>
+          <w:ilvl w:val="0"/>
+          <w:numId w:val="18"/>
+        </w:numPr>
+        <w:spacing w:before="100" w:beforeAutospacing="1" w:after="100" w:afterAutospacing="1" w:line="240" w:lineRule="auto"/>
+        <w:rPr>
+          <w:rFonts w:ascii="Calibri" w:eastAsia="Times New Roman" w:hAnsi="Calibri" w:cs="Calibri"/>
+        </w:rPr>
+      </w:pPr>
+      <w:r>
+        <w:rPr>
+          <w:rStyle w:val="Fuerte"/>
+          <w:rFonts w:ascii="Calibri" w:eastAsia="Times New Roman" w:hAnsi="Calibri" w:cs="Calibri"/>
+        </w:rPr>
+        <w:t>Evidencia Operativa:</w:t>
+      </w:r>
+      <w:r>
+        <w:rPr>
+          <w:rFonts w:ascii="Calibri" w:eastAsia="Times New Roman" w:hAnsi="Calibri" w:cs="Calibri"/>
+        </w:rPr>
+        <w:t xml:space="preserve"> Se cargó y validó un archivo real con </w:t>
+      </w:r>
+      <w:r>
+        <w:rPr>
+          <w:rStyle w:val="Fuerte"/>
+          <w:rFonts w:ascii="Calibri" w:eastAsia="Times New Roman" w:hAnsi="Calibri" w:cs="Calibri"/>
+        </w:rPr>
+        <w:t>128,111 registros</w:t>
+      </w:r>
+      <w:r>
+        <w:rPr>
+          <w:rFonts w:ascii="Calibri" w:eastAsia="Times New Roman" w:hAnsi="Calibri" w:cs="Calibri"/>
+        </w:rPr>
+        <w:t xml:space="preserve"> (Estado de México).</w:t>
+      </w:r>
+    </w:p>
+    <w:p>
+      <w:pPr>
+        <w:numPr>
+          <w:ilvl w:val="0"/>
+          <w:numId w:val="18"/>
+        </w:numPr>
+        <w:spacing w:before="100" w:beforeAutospacing="1" w:after="100" w:afterAutospacing="1" w:line="240" w:lineRule="auto"/>
+        <w:rPr>
+          <w:rFonts w:ascii="Calibri" w:eastAsia="Times New Roman" w:hAnsi="Calibri" w:cs="Calibri"/>
+        </w:rPr>
+      </w:pPr>
+      <w:r>
+        <w:rPr>
+          <w:rStyle w:val="Fuerte"/>
+          <w:rFonts w:ascii="Calibri" w:eastAsia="Times New Roman" w:hAnsi="Calibri" w:cs="Calibri"/>
+        </w:rPr>
+        <w:t>Hallazgos:</w:t>
+      </w:r>
+      <w:r>
+        <w:rPr>
+          <w:rFonts w:ascii="Calibri" w:eastAsia="Times New Roman" w:hAnsi="Calibri" w:cs="Calibri"/>
+        </w:rPr>
+        <w:t xml:space="preserve"> 127,069 registros exitosos (99.19%). Se detectaron 767 </w:t>
+      </w:r>
+      <w:proofErr w:type="spellStart"/>
+      <w:r>
+        <w:rPr>
+          <w:rFonts w:ascii="Calibri" w:eastAsia="Times New Roman" w:hAnsi="Calibri" w:cs="Calibri"/>
+        </w:rPr>
+        <w:t>CURPs</w:t>
+      </w:r>
+      <w:proofErr w:type="spellEnd"/>
+      <w:r>
+        <w:rPr>
+          <w:rFonts w:ascii="Calibri" w:eastAsia="Times New Roman" w:hAnsi="Calibri" w:cs="Calibri"/>
+        </w:rPr>
+        <w:t xml:space="preserve"> extranjeros (código "NE") y 1,042 </w:t>
+      </w:r>
+      <w:proofErr w:type="spellStart"/>
+      <w:r>
+        <w:rPr>
+          <w:rFonts w:ascii="Calibri" w:eastAsia="Times New Roman" w:hAnsi="Calibri" w:cs="Calibri"/>
+        </w:rPr>
+        <w:t>CURPs</w:t>
+      </w:r>
+      <w:proofErr w:type="spellEnd"/>
+      <w:r>
+        <w:rPr>
+          <w:rFonts w:ascii="Calibri" w:eastAsia="Times New Roman" w:hAnsi="Calibri" w:cs="Calibri"/>
+        </w:rPr>
+        <w:t xml:space="preserve"> inválidas, las cuales fueron aisladas en depuración automatizada.</w:t>
+      </w:r>
+    </w:p>
+    <w:p>
+      <w:pPr>
+        <w:pStyle w:val="Ttulo3"/>
+        <w:rPr>
+          <w:rFonts w:ascii="Calibri" w:eastAsia="Times New Roman" w:hAnsi="Calibri" w:cs="Calibri"/>
+        </w:rPr>
+      </w:pPr>
+      <w:r>
+        <w:rPr>
+          <w:rFonts w:ascii="Calibri" w:eastAsia="Times New Roman" w:hAnsi="Calibri" w:cs="Calibri"/>
+        </w:rPr>
+        <w:t xml:space="preserve">5.3 </w:t>
+      </w:r>
+      <w:proofErr w:type="spellStart"/>
+      <w:r>
+        <w:rPr>
+          <w:rFonts w:ascii="Calibri" w:eastAsia="Times New Roman" w:hAnsi="Calibri" w:cs="Calibri"/>
+        </w:rPr>
+        <w:t>Layouts</w:t>
+      </w:r>
+      <w:proofErr w:type="spellEnd"/>
+      <w:r>
+        <w:rPr>
+          <w:rFonts w:ascii="Calibri" w:eastAsia="Times New Roman" w:hAnsi="Calibri" w:cs="Calibri"/>
+        </w:rPr>
+        <w:t xml:space="preserve"> Clínicos (IMSS / IMSS-Bienestar)</w:t>
+      </w:r>
+    </w:p>
+    <w:p>
+      <w:pPr>
+        <w:pStyle w:val="NormalWeb"/>
+        <w:rPr>
+          <w:rFonts w:ascii="Calibri" w:hAnsi="Calibri" w:cs="Calibri"/>
+          <w:sz w:val="22"/>
+          <w:szCs w:val="22"/>
+        </w:rPr>
+      </w:pPr>
+      <w:r>
+        <w:rPr>
+          <w:rFonts w:ascii="Calibri" w:hAnsi="Calibri" w:cs="Calibri"/>
+          <w:sz w:val="22"/>
+          <w:szCs w:val="22"/>
+        </w:rPr>
+        <w:t>Archivos paralelos para excluir a menores que ya recibieron la atención (</w:t>
+      </w:r>
+      <w:proofErr w:type="spellStart"/>
+      <w:r>
+        <w:rPr>
+          <w:rStyle w:val="CdigoHTML"/>
+        </w:rPr>
+        <w:t>menor_diagnostico_consulta</w:t>
+      </w:r>
+      <w:proofErr w:type="spellEnd"/>
+      <w:r>
+        <w:rPr>
+          <w:rFonts w:ascii="Calibri" w:hAnsi="Calibri" w:cs="Calibri"/>
+          <w:sz w:val="22"/>
+          <w:szCs w:val="22"/>
+        </w:rPr>
+        <w:t xml:space="preserve">). El sistema cruza dinámicamente estas listas con los "Sin padecimientos" garantizando que solo la población objetivo no atendida genere </w:t>
+      </w:r>
+      <w:proofErr w:type="spellStart"/>
+      <w:r>
+        <w:rPr>
+          <w:rFonts w:ascii="Calibri" w:hAnsi="Calibri" w:cs="Calibri"/>
+          <w:sz w:val="22"/>
+          <w:szCs w:val="22"/>
+        </w:rPr>
+        <w:t>PDFs</w:t>
+      </w:r>
+      <w:proofErr w:type="spellEnd"/>
+      <w:r>
+        <w:rPr>
+          <w:rFonts w:ascii="Calibri" w:hAnsi="Calibri" w:cs="Calibri"/>
+          <w:sz w:val="22"/>
+          <w:szCs w:val="22"/>
+        </w:rPr>
+        <w:t>.</w:t>
+      </w:r>
+    </w:p>
+    <w:p>
+      <w:pPr>
+        <w:pStyle w:val="Ttulo2"/>
+        <w:rPr>
+          <w:rFonts w:ascii="Calibri" w:eastAsia="Times New Roman" w:hAnsi="Calibri" w:cs="Calibri"/>
+        </w:rPr>
+      </w:pPr>
+      <w:r>
+        <w:rPr>
+          <w:rFonts w:ascii="Calibri" w:eastAsia="Times New Roman" w:hAnsi="Calibri" w:cs="Calibri"/>
+        </w:rPr>
+        <w:t>6. Diagrama del Pipeline de Procesamiento y Lógica de Negocio</w:t>
+      </w:r>
+    </w:p>
+    <w:p>
+      <w:pPr>
+        <w:pStyle w:val="NormalWeb"/>
+        <w:rPr>
+          <w:rFonts w:ascii="Calibri" w:hAnsi="Calibri" w:cs="Calibri"/>
+          <w:sz w:val="22"/>
+          <w:szCs w:val="22"/>
+        </w:rPr>
+      </w:pPr>
+      <w:r>
+        <w:rPr>
+          <w:rFonts w:ascii="Calibri" w:hAnsi="Calibri" w:cs="Calibri"/>
+          <w:sz w:val="22"/>
+          <w:szCs w:val="22"/>
+        </w:rPr>
+        <w:t>El flujo de procesamiento concurrente evaluado durante mayo opera bajo la siguiente secuencia orquestada:</w:t>
+      </w:r>
+    </w:p>
+    <w:p>
+      <w:pPr>
+        <w:pStyle w:val="HTMLconformatoprevio"/>
+      </w:pPr>
+    </w:p>
+    <w:p>
+      <w:pPr>
+        <w:pStyle w:val="HTMLconformatoprevio"/>
+      </w:pPr>
+      <w:proofErr w:type="spellStart"/>
+      <w:r>
+        <w:t>flowchart</w:t>
+      </w:r>
+      <w:proofErr w:type="spellEnd"/>
+      <w:r>
+        <w:t xml:space="preserve"> TD</w:t>
+      </w:r>
+    </w:p>
+    <w:p>
+      <w:pPr>
+        <w:pStyle w:val="HTMLconformatoprevio"/>
+      </w:pPr>
+      <w:r>
+        <w:t xml:space="preserve">    A[Inicio: </w:t>
+      </w:r>
+      <w:proofErr w:type="spellStart"/>
+      <w:r>
+        <w:t>GraphQL</w:t>
+      </w:r>
+      <w:proofErr w:type="spellEnd"/>
+      <w:r>
+        <w:t xml:space="preserve"> </w:t>
+      </w:r>
+      <w:proofErr w:type="spellStart"/>
+      <w:r>
+        <w:t>Mutation</w:t>
+      </w:r>
+      <w:proofErr w:type="spellEnd"/>
+      <w:r>
+        <w:t xml:space="preserve"> </w:t>
+      </w:r>
+      <w:proofErr w:type="spellStart"/>
+      <w:r>
+        <w:t>iniciarDescargaLote</w:t>
+      </w:r>
+      <w:proofErr w:type="spellEnd"/>
+      <w:r>
+        <w:t>] --&gt; B[Registro de Lote en Tabla Lote]</w:t>
+      </w:r>
+    </w:p>
+    <w:p>
+      <w:pPr>
+        <w:pStyle w:val="HTMLconformatoprevio"/>
+      </w:pPr>
+      <w:r>
+        <w:t xml:space="preserve">    B --&gt; C[Consulta de Registros: </w:t>
+      </w:r>
+      <w:proofErr w:type="spellStart"/>
+      <w:r>
+        <w:t>menor_evaluado</w:t>
+      </w:r>
+      <w:proofErr w:type="spellEnd"/>
+      <w:r>
+        <w:t xml:space="preserve"> JOIN </w:t>
+      </w:r>
+      <w:proofErr w:type="spellStart"/>
+      <w:r>
+        <w:t>catalogo_cct</w:t>
+      </w:r>
+      <w:proofErr w:type="spellEnd"/>
+      <w:r>
+        <w:t>]</w:t>
+      </w:r>
+    </w:p>
+    <w:p>
+      <w:pPr>
+        <w:pStyle w:val="HTMLconformatoprevio"/>
+      </w:pPr>
+      <w:r>
+        <w:t xml:space="preserve">    C --&gt; D{¿CURP en archivo SIN PADECIMIENTOS?}</w:t>
+      </w:r>
+    </w:p>
+    <w:p>
+      <w:pPr>
+        <w:pStyle w:val="HTMLconformatoprevio"/>
+      </w:pPr>
+      <w:r>
+        <w:t xml:space="preserve">    D -- SÍ --&gt; E[Descartar - No incluir Carta]</w:t>
+      </w:r>
+    </w:p>
+    <w:p>
+      <w:pPr>
+        <w:pStyle w:val="HTMLconformatoprevio"/>
+      </w:pPr>
+      <w:r>
+        <w:t xml:space="preserve">    D -- NO --&gt; F{¿CURP en archivos IMSS?}</w:t>
+      </w:r>
+    </w:p>
+    <w:p>
+      <w:pPr>
+        <w:pStyle w:val="HTMLconformatoprevio"/>
+      </w:pPr>
+      <w:r>
+        <w:t xml:space="preserve">    F -- SÍ --&gt; G[Descartar - No incluir Carta]</w:t>
+      </w:r>
+    </w:p>
+    <w:p>
+      <w:pPr>
+        <w:pStyle w:val="HTMLconformatoprevio"/>
+      </w:pPr>
+      <w:r>
+        <w:t xml:space="preserve">    F -- NO --&gt; H[Agregar a </w:t>
+      </w:r>
+      <w:proofErr w:type="spellStart"/>
+      <w:r>
+        <w:t>ThreadPoolExecutor</w:t>
+      </w:r>
+      <w:proofErr w:type="spellEnd"/>
+      <w:r>
+        <w:t>]</w:t>
+      </w:r>
+    </w:p>
+    <w:p>
+      <w:pPr>
+        <w:pStyle w:val="HTMLconformatoprevio"/>
+      </w:pPr>
+      <w:r>
+        <w:t xml:space="preserve">    H --&gt; I[Construir Token Cifrado AES]</w:t>
+      </w:r>
+    </w:p>
+    <w:p>
+      <w:pPr>
+        <w:pStyle w:val="HTMLconformatoprevio"/>
+      </w:pPr>
+      <w:r>
+        <w:t xml:space="preserve">    I --&gt; J[Llamada HTTPS a URL_IMSS con </w:t>
+      </w:r>
+      <w:proofErr w:type="spellStart"/>
+      <w:r>
+        <w:t>Timeout</w:t>
+      </w:r>
+      <w:proofErr w:type="spellEnd"/>
+      <w:r>
+        <w:t>]</w:t>
+      </w:r>
+    </w:p>
+    <w:p>
+      <w:pPr>
+        <w:pStyle w:val="HTMLconformatoprevio"/>
+      </w:pPr>
+      <w:r>
+        <w:t xml:space="preserve">    J --&gt; K{¿Respuesta 200 OK?}</w:t>
+      </w:r>
+    </w:p>
+    <w:p>
+      <w:pPr>
+        <w:pStyle w:val="HTMLconformatoprevio"/>
+      </w:pPr>
+      <w:r>
+        <w:t xml:space="preserve">    K -- Sí --&gt; L[Descargar y Resguardar PDF en sin-carta/]</w:t>
+      </w:r>
+    </w:p>
+    <w:p>
+      <w:pPr>
+        <w:pStyle w:val="HTMLconformatoprevio"/>
+      </w:pPr>
+      <w:r>
+        <w:t xml:space="preserve">    K -- No --&gt; M[Registrar en </w:t>
+      </w:r>
+      <w:proofErr w:type="spellStart"/>
+      <w:r>
+        <w:t>BitacoraEvento</w:t>
+      </w:r>
+      <w:proofErr w:type="spellEnd"/>
+      <w:r>
+        <w:t xml:space="preserve"> y Reintentar]</w:t>
+      </w:r>
+    </w:p>
+    <w:p>
+      <w:pPr>
+        <w:pStyle w:val="HTMLconformatoprevio"/>
+      </w:pPr>
+      <w:r>
+        <w:t xml:space="preserve">    L --&gt; N[Actualizar </w:t>
+      </w:r>
+      <w:proofErr w:type="spellStart"/>
+      <w:r>
+        <w:t>CurpProcesada</w:t>
+      </w:r>
+      <w:proofErr w:type="spellEnd"/>
+      <w:r>
+        <w:t xml:space="preserve"> a EXITO]</w:t>
+      </w:r>
+    </w:p>
+    <w:p>
+      <w:pPr>
+        <w:pStyle w:val="Ttulo2"/>
+        <w:rPr>
+          <w:rFonts w:ascii="Calibri" w:eastAsia="Times New Roman" w:hAnsi="Calibri" w:cs="Calibri"/>
+        </w:rPr>
+      </w:pPr>
+      <w:r>
+        <w:rPr>
+          <w:rFonts w:ascii="Calibri" w:eastAsia="Times New Roman" w:hAnsi="Calibri" w:cs="Calibri"/>
+        </w:rPr>
+        <w:t>7. Evidencia Operativa y Resultados del Mes de Mayo</w:t>
+      </w:r>
+    </w:p>
+    <w:p>
+      <w:pPr>
+        <w:pStyle w:val="Ttulo3"/>
+        <w:rPr>
+          <w:rFonts w:ascii="Calibri" w:eastAsia="Times New Roman" w:hAnsi="Calibri" w:cs="Calibri"/>
+        </w:rPr>
+      </w:pPr>
+      <w:r>
+        <w:rPr>
+          <w:rFonts w:ascii="Calibri" w:eastAsia="Times New Roman" w:hAnsi="Calibri" w:cs="Calibri"/>
+        </w:rPr>
+        <w:t>7.1 Ejecuciones y Simulaciones Masivas en DEV</w:t>
+      </w:r>
+    </w:p>
+    <w:p>
+      <w:pPr>
+        <w:pStyle w:val="NormalWeb"/>
+        <w:rPr>
+          <w:rFonts w:ascii="Calibri" w:hAnsi="Calibri" w:cs="Calibri"/>
+          <w:sz w:val="22"/>
+          <w:szCs w:val="22"/>
+        </w:rPr>
+      </w:pPr>
+      <w:r>
+        <w:rPr>
+          <w:rFonts w:ascii="Calibri" w:hAnsi="Calibri" w:cs="Calibri"/>
+          <w:sz w:val="22"/>
+          <w:szCs w:val="22"/>
+        </w:rPr>
+        <w:t>Se ejecutaron corridas de prueba enfocadas en medir concurrencia y tolerancia a fallos:</w:t>
+      </w:r>
+    </w:p>
+    <w:p>
+      <w:pPr>
+        <w:pStyle w:val="NormalWeb"/>
+        <w:rPr>
+          <w:rFonts w:ascii="Calibri" w:hAnsi="Calibri" w:cs="Calibri"/>
+          <w:sz w:val="22"/>
+          <w:szCs w:val="22"/>
+        </w:rPr>
+      </w:pPr>
+      <w:r>
+        <w:rPr>
+          <w:rFonts w:ascii="Calibri" w:hAnsi="Calibri" w:cs="Calibri"/>
+          <w:sz w:val="22"/>
+          <w:szCs w:val="22"/>
+        </w:rPr>
+        <w:t xml:space="preserve">1. </w:t>
+      </w:r>
+      <w:r>
+        <w:rPr>
+          <w:rStyle w:val="CdigoHTML"/>
+          <w:b/>
+          <w:bCs/>
+        </w:rPr>
+        <w:t>LOTE-202605-01</w:t>
+      </w:r>
+      <w:r>
+        <w:rPr>
+          <w:rStyle w:val="Fuerte"/>
+          <w:rFonts w:ascii="Calibri" w:hAnsi="Calibri" w:cs="Calibri"/>
+          <w:sz w:val="22"/>
+          <w:szCs w:val="22"/>
+        </w:rPr>
+        <w:t xml:space="preserve"> (Veracruz - 30):</w:t>
+      </w:r>
+      <w:r>
+        <w:rPr>
+          <w:rFonts w:ascii="Calibri" w:hAnsi="Calibri" w:cs="Calibri"/>
+          <w:sz w:val="22"/>
+          <w:szCs w:val="22"/>
+        </w:rPr>
+        <w:t xml:space="preserve"> Procesamiento de prefijos de entidad.</w:t>
+      </w:r>
+    </w:p>
+    <w:p>
+      <w:pPr>
+        <w:pStyle w:val="NormalWeb"/>
+        <w:rPr>
+          <w:rFonts w:ascii="Calibri" w:hAnsi="Calibri" w:cs="Calibri"/>
+          <w:sz w:val="22"/>
+          <w:szCs w:val="22"/>
+        </w:rPr>
+      </w:pPr>
+      <w:r>
+        <w:rPr>
+          <w:rFonts w:ascii="Calibri" w:hAnsi="Calibri" w:cs="Calibri"/>
+          <w:sz w:val="22"/>
+          <w:szCs w:val="22"/>
+        </w:rPr>
+        <w:t xml:space="preserve">2. </w:t>
+      </w:r>
+      <w:r>
+        <w:rPr>
+          <w:rStyle w:val="CdigoHTML"/>
+          <w:b/>
+          <w:bCs/>
+        </w:rPr>
+        <w:t>LOTE-202605-02</w:t>
+      </w:r>
+      <w:r>
+        <w:rPr>
+          <w:rStyle w:val="Fuerte"/>
+          <w:rFonts w:ascii="Calibri" w:hAnsi="Calibri" w:cs="Calibri"/>
+          <w:sz w:val="22"/>
+          <w:szCs w:val="22"/>
+        </w:rPr>
+        <w:t xml:space="preserve"> (Puebla - 21):</w:t>
+      </w:r>
+      <w:r>
+        <w:rPr>
+          <w:rFonts w:ascii="Calibri" w:hAnsi="Calibri" w:cs="Calibri"/>
+          <w:sz w:val="22"/>
+          <w:szCs w:val="22"/>
+        </w:rPr>
+        <w:t xml:space="preserve"> Prueba de saturación de API con 20 hilos simultáneos.</w:t>
+      </w:r>
+    </w:p>
+    <w:p>
+      <w:pPr>
+        <w:pStyle w:val="NormalWeb"/>
+        <w:rPr>
+          <w:rFonts w:ascii="Calibri" w:hAnsi="Calibri" w:cs="Calibri"/>
+          <w:sz w:val="22"/>
+          <w:szCs w:val="22"/>
+        </w:rPr>
+      </w:pPr>
+      <w:r>
+        <w:rPr>
+          <w:rFonts w:ascii="Calibri" w:hAnsi="Calibri" w:cs="Calibri"/>
+          <w:sz w:val="22"/>
+          <w:szCs w:val="22"/>
+        </w:rPr>
+        <w:t xml:space="preserve">3. </w:t>
+      </w:r>
+      <w:r>
+        <w:rPr>
+          <w:rStyle w:val="CdigoHTML"/>
+          <w:b/>
+          <w:bCs/>
+        </w:rPr>
+        <w:t>LOTE-202605-03_REPROCESO</w:t>
+      </w:r>
+      <w:r>
+        <w:rPr>
+          <w:rStyle w:val="Fuerte"/>
+          <w:rFonts w:ascii="Calibri" w:hAnsi="Calibri" w:cs="Calibri"/>
+          <w:sz w:val="22"/>
+          <w:szCs w:val="22"/>
+        </w:rPr>
+        <w:t xml:space="preserve"> (Coahuila/Estado de México):</w:t>
+      </w:r>
+      <w:r>
+        <w:rPr>
+          <w:rFonts w:ascii="Calibri" w:hAnsi="Calibri" w:cs="Calibri"/>
+          <w:sz w:val="22"/>
+          <w:szCs w:val="22"/>
+        </w:rPr>
+        <w:t xml:space="preserve"> Recuperación automática de fallos previos.</w:t>
+      </w:r>
+    </w:p>
+    <w:p>
+      <w:pPr>
+        <w:pStyle w:val="Ttulo3"/>
+        <w:rPr>
+          <w:rFonts w:ascii="Calibri" w:eastAsia="Times New Roman" w:hAnsi="Calibri" w:cs="Calibri"/>
+        </w:rPr>
+      </w:pPr>
+      <w:r>
+        <w:rPr>
+          <w:rFonts w:ascii="Calibri" w:eastAsia="Times New Roman" w:hAnsi="Calibri" w:cs="Calibri"/>
+        </w:rPr>
+        <w:t>7.2 Resultados Operativos (Métricas Base)</w:t>
+      </w:r>
+    </w:p>
+    <w:tbl>
+      <w:tblPr>
+        <w:tblW w:w="5000" w:type="pct"/>
+        <w:tblCellMar>
+          <w:top w:w="15" w:type="dxa"/>
+          <w:left w:w="15" w:type="dxa"/>
+          <w:bottom w:w="15" w:type="dxa"/>
+          <w:right w:w="15" w:type="dxa"/>
+        </w:tblCellMar>
+        <w:tblLook w:val="04A0" w:firstRow="1" w:lastRow="0" w:firstColumn="1" w:lastColumn="0" w:noHBand="0" w:noVBand="1"/>
+      </w:tblPr>
+      <w:tblGrid>
+        <w:gridCol w:w="1713"/>
+        <w:gridCol w:w="969"/>
+        <w:gridCol w:w="1507"/>
+        <w:gridCol w:w="1353"/>
+        <w:gridCol w:w="1335"/>
+        <w:gridCol w:w="1090"/>
+        <w:gridCol w:w="1377"/>
+      </w:tblGrid>
+      <w:tr>
+        <w:trPr>
+          <w:tblHeader/>
+        </w:trPr>
+        <w:tc>
+          <w:tcPr>
+            <w:tcW w:w="0" w:type="auto"/>
+            <w:tcBorders>
+              <w:top w:val="single" w:sz="6" w:space="0" w:color="666666"/>
+              <w:left w:val="single" w:sz="6" w:space="0" w:color="666666"/>
+              <w:bottom w:val="single" w:sz="6" w:space="0" w:color="666666"/>
+              <w:right w:val="single" w:sz="6" w:space="0" w:color="666666"/>
+            </w:tcBorders>
+            <w:tcMar>
+              <w:top w:w="90" w:type="dxa"/>
+              <w:left w:w="90" w:type="dxa"/>
+              <w:bottom w:w="90" w:type="dxa"/>
+              <w:right w:w="90" w:type="dxa"/>
+            </w:tcMar>
+            <w:hideMark/>
+          </w:tcPr>
+          <w:p>
+            <w:pPr>
+              <w:spacing w:before="180" w:after="180"/>
+              <w:rPr>
+                <w:rFonts w:ascii="Calibri" w:eastAsia="Times New Roman" w:hAnsi="Calibri" w:cs="Calibri"/>
+                <w:b/>
+                <w:bCs/>
+              </w:rPr>
+            </w:pPr>
+            <w:r>
+              <w:rPr>
+                <w:rFonts w:ascii="Calibri" w:eastAsia="Times New Roman" w:hAnsi="Calibri" w:cs="Calibri"/>
+                <w:b/>
+                <w:bCs/>
+              </w:rPr>
               <w:t>Identificador de Lote</w:t>
             </w:r>
           </w:p>
@@ -1074,7 +4889,7 @@
                 <w:b/>
                 <w:bCs/>
               </w:rPr>
-              <w:t>Entidad Atendida</w:t>
+              <w:t>Entidad</w:t>
             </w:r>
           </w:p>
         </w:tc>
@@ -1146,7 +4961,7 @@
                 <w:b/>
                 <w:bCs/>
               </w:rPr>
-              <w:t>Descargas Exitosas (PDF)</w:t>
+              <w:t>Descargas Exitosas</w:t>
             </w:r>
           </w:p>
         </w:tc>
@@ -1218,7 +5033,7 @@
                 <w:b/>
                 <w:bCs/>
               </w:rPr>
-              <w:t>Tasa de Éxito Inicial</w:t>
+              <w:t>Tasa de Éxito</w:t>
             </w:r>
           </w:p>
         </w:tc>
@@ -1320,7 +5135,7 @@
               <w:rPr>
                 <w:rFonts w:ascii="Calibri" w:eastAsia="Times New Roman" w:hAnsi="Calibri" w:cs="Calibri"/>
               </w:rPr>
-              <w:t>Veracruz (30)</w:t>
+              <w:t>Veracruz</w:t>
             </w:r>
           </w:p>
         </w:tc>
@@ -1480,7 +5295,7 @@
               <w:rPr>
                 <w:rFonts w:ascii="Calibri" w:eastAsia="Times New Roman" w:hAnsi="Calibri" w:cs="Calibri"/>
               </w:rPr>
-              <w:t>14.5 minutos</w:t>
+              <w:t>14.5 min</w:t>
             </w:r>
           </w:p>
         </w:tc>
@@ -1546,7 +5361,7 @@
               <w:rPr>
                 <w:rFonts w:ascii="Calibri" w:eastAsia="Times New Roman" w:hAnsi="Calibri" w:cs="Calibri"/>
               </w:rPr>
-              <w:t>Puebla (21)</w:t>
+              <w:t>Puebla</w:t>
             </w:r>
           </w:p>
         </w:tc>
@@ -1706,7 +5521,7 @@
               <w:rPr>
                 <w:rFonts w:ascii="Calibri" w:eastAsia="Times New Roman" w:hAnsi="Calibri" w:cs="Calibri"/>
               </w:rPr>
-              <w:t>18.2 minutos</w:t>
+              <w:t>18.2 min</w:t>
             </w:r>
           </w:p>
         </w:tc>
@@ -1772,7 +5587,7 @@
               <w:rPr>
                 <w:rFonts w:ascii="Calibri" w:eastAsia="Times New Roman" w:hAnsi="Calibri" w:cs="Calibri"/>
               </w:rPr>
-              <w:t>México (15)</w:t>
+              <w:t>México</w:t>
             </w:r>
           </w:p>
         </w:tc>
@@ -1932,7 +5747,7 @@
               <w:rPr>
                 <w:rFonts w:ascii="Calibri" w:eastAsia="Times New Roman" w:hAnsi="Calibri" w:cs="Calibri"/>
               </w:rPr>
-              <w:t>7.1 minutos</w:t>
+              <w:t>7.1 min</w:t>
             </w:r>
           </w:p>
         </w:tc>
@@ -1967,7 +5782,7 @@
                 <w:rStyle w:val="Fuerte"/>
                 <w:rFonts w:ascii="Calibri" w:eastAsia="Times New Roman" w:hAnsi="Calibri" w:cs="Calibri"/>
               </w:rPr>
-              <w:t>Total Consolidados</w:t>
+              <w:t>Consolidado</w:t>
             </w:r>
           </w:p>
         </w:tc>
@@ -2000,7 +5815,7 @@
                 <w:rStyle w:val="Fuerte"/>
                 <w:rFonts w:ascii="Calibri" w:eastAsia="Times New Roman" w:hAnsi="Calibri" w:cs="Calibri"/>
               </w:rPr>
-              <w:t>Todas</w:t>
+              <w:t>Varias</w:t>
             </w:r>
           </w:p>
         </w:tc>
@@ -2165,7 +5980,7 @@
                 <w:rStyle w:val="Fuerte"/>
                 <w:rFonts w:ascii="Calibri" w:eastAsia="Times New Roman" w:hAnsi="Calibri" w:cs="Calibri"/>
               </w:rPr>
-              <w:t>39.8 minutos</w:t>
+              <w:t>39.8 min</w:t>
             </w:r>
           </w:p>
         </w:tc>
@@ -2182,7 +5997,7 @@
         <w:rPr>
           <w:rFonts w:ascii="Calibri" w:eastAsia="Times New Roman" w:hAnsi="Calibri" w:cs="Calibri"/>
         </w:rPr>
-        <w:t>5.3 Incidencias reales del mes y resoluciones</w:t>
+        <w:t>7.3 Incidencias Reales y Resoluciones</w:t>
       </w:r>
     </w:p>
     <w:p>
@@ -2200,21 +6015,191 @@
           <w:sz w:val="22"/>
           <w:szCs w:val="22"/>
         </w:rPr>
-        <w:t>Durante el procesamiento de Puebla (</w:t>
-      </w:r>
-      <w:r>
-        <w:rPr>
-          <w:rStyle w:val="CdigoHTML"/>
-        </w:rPr>
-        <w:t>LOTE-202605-02</w:t>
-      </w:r>
+        <w:t>Durante el lote de Puebla se reportaron errores HTTP 429 (</w:t>
+      </w:r>
+      <w:proofErr w:type="spellStart"/>
       <w:r>
         <w:rPr>
           <w:rFonts w:ascii="Calibri" w:hAnsi="Calibri" w:cs="Calibri"/>
           <w:sz w:val="22"/>
           <w:szCs w:val="22"/>
         </w:rPr>
-        <w:t>), se reportaron múltiples errores HTTP 429 por saturación:</w:t>
+        <w:t>Too</w:t>
+      </w:r>
+      <w:proofErr w:type="spellEnd"/>
+      <w:r>
+        <w:rPr>
+          <w:rFonts w:ascii="Calibri" w:hAnsi="Calibri" w:cs="Calibri"/>
+          <w:sz w:val="22"/>
+          <w:szCs w:val="22"/>
+        </w:rPr>
+        <w:t xml:space="preserve"> Many </w:t>
+      </w:r>
+      <w:proofErr w:type="spellStart"/>
+      <w:r>
+        <w:rPr>
+          <w:rFonts w:ascii="Calibri" w:hAnsi="Calibri" w:cs="Calibri"/>
+          <w:sz w:val="22"/>
+          <w:szCs w:val="22"/>
+        </w:rPr>
+        <w:t>Requests</w:t>
+      </w:r>
+      <w:proofErr w:type="spellEnd"/>
+      <w:r>
+        <w:rPr>
+          <w:rFonts w:ascii="Calibri" w:hAnsi="Calibri" w:cs="Calibri"/>
+          <w:sz w:val="22"/>
+          <w:szCs w:val="22"/>
+        </w:rPr>
+        <w:t>):</w:t>
+      </w:r>
+    </w:p>
+    <w:p>
+      <w:pPr>
+        <w:numPr>
+          <w:ilvl w:val="0"/>
+          <w:numId w:val="19"/>
+        </w:numPr>
+        <w:spacing w:before="100" w:beforeAutospacing="1" w:after="100" w:afterAutospacing="1" w:line="240" w:lineRule="auto"/>
+        <w:rPr>
+          <w:rFonts w:ascii="Calibri" w:eastAsia="Times New Roman" w:hAnsi="Calibri" w:cs="Calibri"/>
+        </w:rPr>
+      </w:pPr>
+      <w:r>
+        <w:rPr>
+          <w:rStyle w:val="Fuerte"/>
+          <w:rFonts w:ascii="Calibri" w:eastAsia="Times New Roman" w:hAnsi="Calibri" w:cs="Calibri"/>
+        </w:rPr>
+        <w:t>Causa Raíz:</w:t>
+      </w:r>
+      <w:r>
+        <w:rPr>
+          <w:rFonts w:ascii="Calibri" w:eastAsia="Times New Roman" w:hAnsi="Calibri" w:cs="Calibri"/>
+        </w:rPr>
+        <w:t xml:space="preserve"> Configuración de </w:t>
+      </w:r>
+      <w:r>
+        <w:rPr>
+          <w:rStyle w:val="CdigoHTML"/>
+        </w:rPr>
+        <w:t>WORKERS=20</w:t>
+      </w:r>
+      <w:r>
+        <w:rPr>
+          <w:rFonts w:ascii="Calibri" w:eastAsia="Times New Roman" w:hAnsi="Calibri" w:cs="Calibri"/>
+        </w:rPr>
+        <w:t xml:space="preserve"> saturó la cuota del WAF del IMSS.</w:t>
+      </w:r>
+    </w:p>
+    <w:p>
+      <w:pPr>
+        <w:numPr>
+          <w:ilvl w:val="0"/>
+          <w:numId w:val="19"/>
+        </w:numPr>
+        <w:spacing w:before="100" w:beforeAutospacing="1" w:after="100" w:afterAutospacing="1" w:line="240" w:lineRule="auto"/>
+        <w:rPr>
+          <w:rFonts w:ascii="Calibri" w:eastAsia="Times New Roman" w:hAnsi="Calibri" w:cs="Calibri"/>
+        </w:rPr>
+      </w:pPr>
+      <w:r>
+        <w:rPr>
+          <w:rStyle w:val="Fuerte"/>
+          <w:rFonts w:ascii="Calibri" w:eastAsia="Times New Roman" w:hAnsi="Calibri" w:cs="Calibri"/>
+        </w:rPr>
+        <w:t>Mitigación:</w:t>
+      </w:r>
+      <w:r>
+        <w:rPr>
+          <w:rFonts w:ascii="Calibri" w:eastAsia="Times New Roman" w:hAnsi="Calibri" w:cs="Calibri"/>
+        </w:rPr>
+        <w:t xml:space="preserve"> Implementación de *</w:t>
+      </w:r>
+      <w:proofErr w:type="spellStart"/>
+      <w:r>
+        <w:rPr>
+          <w:rFonts w:ascii="Calibri" w:eastAsia="Times New Roman" w:hAnsi="Calibri" w:cs="Calibri"/>
+        </w:rPr>
+        <w:t>Circuit</w:t>
+      </w:r>
+      <w:proofErr w:type="spellEnd"/>
+      <w:r>
+        <w:rPr>
+          <w:rFonts w:ascii="Calibri" w:eastAsia="Times New Roman" w:hAnsi="Calibri" w:cs="Calibri"/>
+        </w:rPr>
+        <w:t xml:space="preserve"> Breaker* y ajuste de </w:t>
+      </w:r>
+      <w:r>
+        <w:rPr>
+          <w:rStyle w:val="CdigoHTML"/>
+        </w:rPr>
+        <w:t>WORKERS=10</w:t>
+      </w:r>
+      <w:r>
+        <w:rPr>
+          <w:rFonts w:ascii="Calibri" w:eastAsia="Times New Roman" w:hAnsi="Calibri" w:cs="Calibri"/>
+        </w:rPr>
+        <w:t xml:space="preserve">. Se invocó reproceso automático reduciendo fallos a 10 </w:t>
+      </w:r>
+      <w:proofErr w:type="spellStart"/>
+      <w:r>
+        <w:rPr>
+          <w:rFonts w:ascii="Calibri" w:eastAsia="Times New Roman" w:hAnsi="Calibri" w:cs="Calibri"/>
+        </w:rPr>
+        <w:t>CURPs</w:t>
+      </w:r>
+      <w:proofErr w:type="spellEnd"/>
+      <w:r>
+        <w:rPr>
+          <w:rFonts w:ascii="Calibri" w:eastAsia="Times New Roman" w:hAnsi="Calibri" w:cs="Calibri"/>
+        </w:rPr>
+        <w:t xml:space="preserve"> (tasa final 99.83%).</w:t>
+      </w:r>
+    </w:p>
+    <w:p>
+      <w:pPr>
+        <w:pStyle w:val="Ttulo2"/>
+        <w:rPr>
+          <w:rFonts w:ascii="Calibri" w:eastAsia="Times New Roman" w:hAnsi="Calibri" w:cs="Calibri"/>
+        </w:rPr>
+      </w:pPr>
+      <w:r>
+        <w:rPr>
+          <w:rFonts w:ascii="Calibri" w:eastAsia="Times New Roman" w:hAnsi="Calibri" w:cs="Calibri"/>
+        </w:rPr>
+        <w:t>8. Hallazgos Relevantes y Auditoría de Seguridad (</w:t>
+      </w:r>
+      <w:proofErr w:type="spellStart"/>
+      <w:r>
+        <w:rPr>
+          <w:rFonts w:ascii="Calibri" w:eastAsia="Times New Roman" w:hAnsi="Calibri" w:cs="Calibri"/>
+        </w:rPr>
+        <w:t>Critical</w:t>
+      </w:r>
+      <w:proofErr w:type="spellEnd"/>
+      <w:r>
+        <w:rPr>
+          <w:rFonts w:ascii="Calibri" w:eastAsia="Times New Roman" w:hAnsi="Calibri" w:cs="Calibri"/>
+        </w:rPr>
+        <w:t xml:space="preserve"> Issues)</w:t>
+      </w:r>
+    </w:p>
+    <w:p>
+      <w:pPr>
+        <w:pStyle w:val="NormalWeb"/>
+        <w:rPr>
+          <w:rFonts w:ascii="Calibri" w:hAnsi="Calibri" w:cs="Calibri"/>
+          <w:sz w:val="22"/>
+          <w:szCs w:val="22"/>
+        </w:rPr>
+      </w:pPr>
+      <w:r>
+        <w:rPr>
+          <w:rFonts w:ascii="Calibri" w:hAnsi="Calibri" w:cs="Calibri"/>
+          <w:sz w:val="22"/>
+          <w:szCs w:val="22"/>
+        </w:rPr>
+        <w:t>El análisis exhaustivo del código de mayo reveló importantes consideraciones de arquitectura y seguridad que requieren remediación:</w:t>
       </w:r>
     </w:p>
     <w:p>
@@ -2241,7 +6226,7 @@
           <w:sz w:val="22"/>
           <w:szCs w:val="22"/>
         </w:rPr>
-        <w:t>Causa raíz:</w:t>
+        <w:t>Exposición de Datos Personales (LGPDPPSO):</w:t>
       </w:r>
       <w:r>
         <w:rPr>
@@ -2249,21 +6234,70 @@
           <w:sz w:val="22"/>
           <w:szCs w:val="22"/>
         </w:rPr>
-        <w:t xml:space="preserve"> La variable </w:t>
-      </w:r>
-      <w:r>
-        <w:rPr>
-          <w:rStyle w:val="CdigoHTML"/>
-        </w:rPr>
-        <w:t>WORKERS</w:t>
-      </w:r>
+        <w:t xml:space="preserve"> Se identificó que la API </w:t>
+      </w:r>
+      <w:proofErr w:type="spellStart"/>
       <w:r>
         <w:rPr>
           <w:rFonts w:ascii="Calibri" w:hAnsi="Calibri" w:cs="Calibri"/>
           <w:sz w:val="22"/>
           <w:szCs w:val="22"/>
         </w:rPr>
-        <w:t xml:space="preserve"> estaba en 20 hilos. La IP del servidor saturó la cuota del WAF del IMSS.</w:t>
+        <w:t>GraphQL</w:t>
+      </w:r>
+      <w:proofErr w:type="spellEnd"/>
+      <w:r>
+        <w:rPr>
+          <w:rFonts w:ascii="Calibri" w:hAnsi="Calibri" w:cs="Calibri"/>
+          <w:sz w:val="22"/>
+          <w:szCs w:val="22"/>
+        </w:rPr>
+        <w:t xml:space="preserve"> (tipo </w:t>
+      </w:r>
+      <w:proofErr w:type="spellStart"/>
+      <w:r>
+        <w:rPr>
+          <w:rStyle w:val="CdigoHTML"/>
+        </w:rPr>
+        <w:t>CurpProcesada</w:t>
+      </w:r>
+      <w:proofErr w:type="spellEnd"/>
+      <w:r>
+        <w:rPr>
+          <w:rFonts w:ascii="Calibri" w:hAnsi="Calibri" w:cs="Calibri"/>
+          <w:sz w:val="22"/>
+          <w:szCs w:val="22"/>
+        </w:rPr>
+        <w:t xml:space="preserve">) exponía la CURP completa sin enmascaramiento. Se propuso una mitigación inmediata para enmascarar (ej. </w:t>
+      </w:r>
+      <w:r>
+        <w:rPr>
+          <w:rStyle w:val="CdigoHTML"/>
+        </w:rPr>
+        <w:t>XXXX</w:t>
+      </w:r>
+      <w:r>
+        <w:rPr>
+          <w:rStyle w:val="Fuerte"/>
+          <w:rFonts w:ascii="Courier New" w:hAnsi="Courier New" w:cs="Courier New"/>
+          <w:sz w:val="20"/>
+          <w:szCs w:val="20"/>
+        </w:rPr>
+        <w:t>*</w:t>
+      </w:r>
+      <w:r>
+        <w:rPr>
+          <w:rStyle w:val="CdigoHTML"/>
+        </w:rPr>
+        <w:t>*XXXX**0</w:t>
+      </w:r>
+      <w:r>
+        <w:rPr>
+          <w:rFonts w:ascii="Calibri" w:hAnsi="Calibri" w:cs="Calibri"/>
+          <w:sz w:val="22"/>
+          <w:szCs w:val="22"/>
+        </w:rPr>
+        <w:t>) para usuarios no administradores.</w:t>
       </w:r>
     </w:p>
     <w:p>
@@ -2290,7 +6324,7 @@
           <w:sz w:val="22"/>
           <w:szCs w:val="22"/>
         </w:rPr>
-        <w:t>Mitigación Operativa:</w:t>
+        <w:t>Cifrado AES-ECB Inseguro:</w:t>
       </w:r>
       <w:r>
         <w:rPr>
@@ -2298,39 +6332,7 @@
           <w:sz w:val="22"/>
           <w:szCs w:val="22"/>
         </w:rPr>
-        <w:t xml:space="preserve"> El orquestador activó un procedimiento de *Circuit Breaker*. Se ajustó la variable a </w:t>
-      </w:r>
-      <w:r>
-        <w:rPr>
-          <w:rStyle w:val="CdigoHTML"/>
-        </w:rPr>
-        <w:t>WORKERS=10</w:t>
-      </w:r>
-      <w:r>
-        <w:rPr>
-          <w:rFonts w:ascii="Calibri" w:hAnsi="Calibri" w:cs="Calibri"/>
-          <w:sz w:val="22"/>
-          <w:szCs w:val="22"/>
-        </w:rPr>
-        <w:t>.</w:t>
-      </w:r>
-    </w:p>
-    <w:p>
-      <w:pPr>
-        <w:pStyle w:val="NormalWeb"/>
-        <w:rPr>
-          <w:rFonts w:ascii="Calibri" w:hAnsi="Calibri" w:cs="Calibri"/>
-          <w:sz w:val="22"/>
-          <w:szCs w:val="22"/>
-        </w:rPr>
-      </w:pPr>
-      <w:r>
-        <w:rPr>
-          <w:rFonts w:ascii="Calibri" w:hAnsi="Calibri" w:cs="Calibri"/>
-          <w:sz w:val="22"/>
-          <w:szCs w:val="22"/>
-        </w:rPr>
-        <w:t xml:space="preserve">3. </w:t>
+        <w:t xml:space="preserve"> El orquestador utilizaba AES en modo ECB (sin vector de inicialización) para generar los tokens del IMSS. Se documentó la recomendación crítica de transitar a </w:t>
       </w:r>
       <w:r>
         <w:rPr>
@@ -2339,7 +6341,7 @@
           <w:sz w:val="22"/>
           <w:szCs w:val="22"/>
         </w:rPr>
-        <w:t>Recuperación automatizada:</w:t>
+        <w:t>AES-256-GCM</w:t>
       </w:r>
       <w:r>
         <w:rPr>
@@ -2347,21 +6349,25 @@
           <w:sz w:val="22"/>
           <w:szCs w:val="22"/>
         </w:rPr>
-        <w:t xml:space="preserve"> Se invocó </w:t>
-      </w:r>
-      <w:r>
-        <w:rPr>
-          <w:rStyle w:val="CdigoHTML"/>
-        </w:rPr>
-        <w:t>run_reproceso.py</w:t>
-      </w:r>
-      <w:r>
+        <w:t xml:space="preserve"> para evitar ataques de análisis de patrones, lo que requerirá coordinación técnica con IMSS.</w:t>
+      </w:r>
+    </w:p>
+    <w:p>
+      <w:pPr>
+        <w:pStyle w:val="NormalWeb"/>
         <w:rPr>
           <w:rFonts w:ascii="Calibri" w:hAnsi="Calibri" w:cs="Calibri"/>
           <w:sz w:val="22"/>
           <w:szCs w:val="22"/>
         </w:rPr>
-        <w:t xml:space="preserve"> reduciendo los fallos a solo 10 CURPs, incrementando la tasa ajustada a </w:t>
+      </w:pPr>
+      <w:r>
+        <w:rPr>
+          <w:rFonts w:ascii="Calibri" w:hAnsi="Calibri" w:cs="Calibri"/>
+          <w:sz w:val="22"/>
+          <w:szCs w:val="22"/>
+        </w:rPr>
+        <w:t xml:space="preserve">3. </w:t>
       </w:r>
       <w:r>
         <w:rPr>
@@ -2370,7 +6376,7 @@
           <w:sz w:val="22"/>
           <w:szCs w:val="22"/>
         </w:rPr>
-        <w:t>99.83%</w:t>
+        <w:t>Prevención de Inyecciones SQL:</w:t>
       </w:r>
       <w:r>
         <w:rPr>
@@ -2378,22 +6384,192 @@
           <w:sz w:val="22"/>
           <w:szCs w:val="22"/>
         </w:rPr>
+        <w:t xml:space="preserve"> Se identificó riesgo en la construcción dinámica de filtros en </w:t>
+      </w:r>
+      <w:r>
+        <w:rPr>
+          <w:rStyle w:val="CdigoHTML"/>
+        </w:rPr>
+        <w:t>download_service.py</w:t>
+      </w:r>
+      <w:r>
+        <w:rPr>
+          <w:rFonts w:ascii="Calibri" w:hAnsi="Calibri" w:cs="Calibri"/>
+          <w:sz w:val="22"/>
+          <w:szCs w:val="22"/>
+        </w:rPr>
+        <w:t xml:space="preserve"> mediante f-</w:t>
+      </w:r>
+      <w:proofErr w:type="spellStart"/>
+      <w:r>
+        <w:rPr>
+          <w:rFonts w:ascii="Calibri" w:hAnsi="Calibri" w:cs="Calibri"/>
+          <w:sz w:val="22"/>
+          <w:szCs w:val="22"/>
+        </w:rPr>
+        <w:t>strings</w:t>
+      </w:r>
+      <w:proofErr w:type="spellEnd"/>
+      <w:r>
+        <w:rPr>
+          <w:rFonts w:ascii="Calibri" w:hAnsi="Calibri" w:cs="Calibri"/>
+          <w:sz w:val="22"/>
+          <w:szCs w:val="22"/>
+        </w:rPr>
+        <w:t>. Se reemplazó por el uso estricto de parámetros SQL (</w:t>
+      </w:r>
+      <w:r>
+        <w:rPr>
+          <w:rStyle w:val="CdigoHTML"/>
+        </w:rPr>
+        <w:t>:entidad</w:t>
+      </w:r>
+      <w:r>
+        <w:rPr>
+          <w:rFonts w:ascii="Calibri" w:hAnsi="Calibri" w:cs="Calibri"/>
+          <w:sz w:val="22"/>
+          <w:szCs w:val="22"/>
+        </w:rPr>
+        <w:t xml:space="preserve">) en las ejecuciones de </w:t>
+      </w:r>
+      <w:r>
+        <w:rPr>
+          <w:rStyle w:val="CdigoHTML"/>
+        </w:rPr>
+        <w:t>pg8000</w:t>
+      </w:r>
+      <w:r>
+        <w:rPr>
+          <w:rFonts w:ascii="Calibri" w:hAnsi="Calibri" w:cs="Calibri"/>
+          <w:sz w:val="22"/>
+          <w:szCs w:val="22"/>
+        </w:rPr>
         <w:t>.</w:t>
       </w:r>
     </w:p>
     <w:p>
       <w:pPr>
-        <w:rPr>
-          <w:rFonts w:ascii="Calibri" w:eastAsia="Times New Roman" w:hAnsi="Calibri" w:cs="Calibri"/>
-        </w:rPr>
-      </w:pPr>
-      <w:r>
-        <w:rPr>
-          <w:rFonts w:ascii="Calibri" w:eastAsia="Times New Roman" w:hAnsi="Calibri" w:cs="Calibri"/>
-        </w:rPr>
-        <w:pict w14:anchorId="51BA3252">
-          <v:rect id="_x0000_i1028" style="width:0;height:1.5pt" o:hralign="center" o:hrstd="t" o:hr="t" fillcolor="#a0a0a0" stroked="f"/>
-        </w:pict>
+        <w:pStyle w:val="NormalWeb"/>
+        <w:rPr>
+          <w:rFonts w:ascii="Calibri" w:hAnsi="Calibri" w:cs="Calibri"/>
+          <w:sz w:val="22"/>
+          <w:szCs w:val="22"/>
+        </w:rPr>
+      </w:pPr>
+      <w:r>
+        <w:rPr>
+          <w:rFonts w:ascii="Calibri" w:hAnsi="Calibri" w:cs="Calibri"/>
+          <w:sz w:val="22"/>
+          <w:szCs w:val="22"/>
+        </w:rPr>
+        <w:t xml:space="preserve">4. </w:t>
+      </w:r>
+      <w:r>
+        <w:rPr>
+          <w:rStyle w:val="Fuerte"/>
+          <w:rFonts w:ascii="Calibri" w:hAnsi="Calibri" w:cs="Calibri"/>
+          <w:sz w:val="22"/>
+          <w:szCs w:val="22"/>
+        </w:rPr>
+        <w:t xml:space="preserve">Ausencia de Rate </w:t>
+      </w:r>
+      <w:proofErr w:type="spellStart"/>
+      <w:r>
+        <w:rPr>
+          <w:rStyle w:val="Fuerte"/>
+          <w:rFonts w:ascii="Calibri" w:hAnsi="Calibri" w:cs="Calibri"/>
+          <w:sz w:val="22"/>
+          <w:szCs w:val="22"/>
+        </w:rPr>
+        <w:t>Limiting</w:t>
+      </w:r>
+      <w:proofErr w:type="spellEnd"/>
+      <w:r>
+        <w:rPr>
+          <w:rStyle w:val="Fuerte"/>
+          <w:rFonts w:ascii="Calibri" w:hAnsi="Calibri" w:cs="Calibri"/>
+          <w:sz w:val="22"/>
+          <w:szCs w:val="22"/>
+        </w:rPr>
+        <w:t>:</w:t>
+      </w:r>
+      <w:r>
+        <w:rPr>
+          <w:rFonts w:ascii="Calibri" w:hAnsi="Calibri" w:cs="Calibri"/>
+          <w:sz w:val="22"/>
+          <w:szCs w:val="22"/>
+        </w:rPr>
+        <w:t xml:space="preserve"> La API de </w:t>
+      </w:r>
+      <w:proofErr w:type="spellStart"/>
+      <w:r>
+        <w:rPr>
+          <w:rFonts w:ascii="Calibri" w:hAnsi="Calibri" w:cs="Calibri"/>
+          <w:sz w:val="22"/>
+          <w:szCs w:val="22"/>
+        </w:rPr>
+        <w:t>FastAPI</w:t>
+      </w:r>
+      <w:proofErr w:type="spellEnd"/>
+      <w:r>
+        <w:rPr>
+          <w:rFonts w:ascii="Calibri" w:hAnsi="Calibri" w:cs="Calibri"/>
+          <w:sz w:val="22"/>
+          <w:szCs w:val="22"/>
+        </w:rPr>
+        <w:t xml:space="preserve"> requiere la implementación de controles (</w:t>
+      </w:r>
+      <w:proofErr w:type="spellStart"/>
+      <w:r>
+        <w:rPr>
+          <w:rStyle w:val="CdigoHTML"/>
+        </w:rPr>
+        <w:t>slowapi</w:t>
+      </w:r>
+      <w:proofErr w:type="spellEnd"/>
+      <w:r>
+        <w:rPr>
+          <w:rFonts w:ascii="Calibri" w:hAnsi="Calibri" w:cs="Calibri"/>
+          <w:sz w:val="22"/>
+          <w:szCs w:val="22"/>
+        </w:rPr>
+        <w:t>) para evitar extracción masiva de datos (</w:t>
+      </w:r>
+      <w:proofErr w:type="spellStart"/>
+      <w:r>
+        <w:rPr>
+          <w:rFonts w:ascii="Calibri" w:hAnsi="Calibri" w:cs="Calibri"/>
+          <w:sz w:val="22"/>
+          <w:szCs w:val="22"/>
+        </w:rPr>
+        <w:t>scraping</w:t>
+      </w:r>
+      <w:proofErr w:type="spellEnd"/>
+      <w:r>
+        <w:rPr>
+          <w:rFonts w:ascii="Calibri" w:hAnsi="Calibri" w:cs="Calibri"/>
+          <w:sz w:val="22"/>
+          <w:szCs w:val="22"/>
+        </w:rPr>
+        <w:t xml:space="preserve">) a través de consultas </w:t>
+      </w:r>
+      <w:proofErr w:type="spellStart"/>
+      <w:r>
+        <w:rPr>
+          <w:rFonts w:ascii="Calibri" w:hAnsi="Calibri" w:cs="Calibri"/>
+          <w:sz w:val="22"/>
+          <w:szCs w:val="22"/>
+        </w:rPr>
+        <w:t>GraphQL</w:t>
+      </w:r>
+      <w:proofErr w:type="spellEnd"/>
+      <w:r>
+        <w:rPr>
+          <w:rFonts w:ascii="Calibri" w:hAnsi="Calibri" w:cs="Calibri"/>
+          <w:sz w:val="22"/>
+          <w:szCs w:val="22"/>
+        </w:rPr>
+        <w:t xml:space="preserve"> costosas.</w:t>
       </w:r>
     </w:p>
     <w:p>
@@ -2407,14 +6583,14 @@
         <w:rPr>
           <w:rFonts w:ascii="Calibri" w:eastAsia="Times New Roman" w:hAnsi="Calibri" w:cs="Calibri"/>
         </w:rPr>
-        <w:t>6. Próximos Pasos rumbo a Junio de 2026</w:t>
+        <w:t>9. Riesgos y Dependencias</w:t>
       </w:r>
     </w:p>
     <w:p>
       <w:pPr>
         <w:numPr>
           <w:ilvl w:val="0"/>
-          <w:numId w:val="17"/>
+          <w:numId w:val="20"/>
         </w:numPr>
         <w:spacing w:before="100" w:beforeAutospacing="1" w:after="100" w:afterAutospacing="1" w:line="240" w:lineRule="auto"/>
         <w:rPr>
@@ -2423,16 +6599,23 @@
       </w:pPr>
       <w:r>
         <w:rPr>
+          <w:rStyle w:val="Fuerte"/>
           <w:rFonts w:ascii="Calibri" w:eastAsia="Times New Roman" w:hAnsi="Calibri" w:cs="Calibri"/>
         </w:rPr>
-        <w:t>Desplegar los hooks de seguridad de repositorios pre-commit tras el incidente de datos reportado (ver Reporte de Alertamiento).</w:t>
+        <w:t>Técnicos:</w:t>
+      </w:r>
+      <w:r>
+        <w:rPr>
+          <w:rFonts w:ascii="Calibri" w:eastAsia="Times New Roman" w:hAnsi="Calibri" w:cs="Calibri"/>
+        </w:rPr>
+        <w:t xml:space="preserve"> La actualización del algoritmo criptográfico requiere sincronía obligatoria con el equipo de TI del IMSS.</w:t>
       </w:r>
     </w:p>
     <w:p>
       <w:pPr>
         <w:numPr>
           <w:ilvl w:val="0"/>
-          <w:numId w:val="17"/>
+          <w:numId w:val="20"/>
         </w:numPr>
         <w:spacing w:before="100" w:beforeAutospacing="1" w:after="100" w:afterAutospacing="1" w:line="240" w:lineRule="auto"/>
         <w:rPr>
@@ -2441,16 +6624,51 @@
       </w:pPr>
       <w:r>
         <w:rPr>
+          <w:rStyle w:val="Fuerte"/>
           <w:rFonts w:ascii="Calibri" w:eastAsia="Times New Roman" w:hAnsi="Calibri" w:cs="Calibri"/>
         </w:rPr>
-        <w:t>Consolidar las bitácoras acumuladas de los lotes de mayo para el corte trimestral del 30 de junio.</w:t>
+        <w:t>Rendimiento:</w:t>
+      </w:r>
+      <w:r>
+        <w:rPr>
+          <w:rFonts w:ascii="Calibri" w:eastAsia="Times New Roman" w:hAnsi="Calibri" w:cs="Calibri"/>
+        </w:rPr>
+        <w:t xml:space="preserve"> El </w:t>
+      </w:r>
+      <w:proofErr w:type="spellStart"/>
+      <w:r>
+        <w:rPr>
+          <w:rFonts w:ascii="Calibri" w:eastAsia="Times New Roman" w:hAnsi="Calibri" w:cs="Calibri"/>
+        </w:rPr>
+        <w:t>Frontend</w:t>
+      </w:r>
+      <w:proofErr w:type="spellEnd"/>
+      <w:r>
+        <w:rPr>
+          <w:rFonts w:ascii="Calibri" w:eastAsia="Times New Roman" w:hAnsi="Calibri" w:cs="Calibri"/>
+        </w:rPr>
+        <w:t xml:space="preserve"> de Angular aún se encuentra en etapa de "esqueleto" (estructura creada pero sin implementación de las </w:t>
+      </w:r>
+      <w:proofErr w:type="spellStart"/>
+      <w:r>
+        <w:rPr>
+          <w:rFonts w:ascii="Calibri" w:eastAsia="Times New Roman" w:hAnsi="Calibri" w:cs="Calibri"/>
+        </w:rPr>
+        <w:t>features</w:t>
+      </w:r>
+      <w:proofErr w:type="spellEnd"/>
+      <w:r>
+        <w:rPr>
+          <w:rFonts w:ascii="Calibri" w:eastAsia="Times New Roman" w:hAnsi="Calibri" w:cs="Calibri"/>
+        </w:rPr>
+        <w:t xml:space="preserve"> de visualización y Apollo Client).</w:t>
       </w:r>
     </w:p>
     <w:p>
       <w:pPr>
         <w:numPr>
           <w:ilvl w:val="0"/>
-          <w:numId w:val="17"/>
+          <w:numId w:val="20"/>
         </w:numPr>
         <w:spacing w:before="100" w:beforeAutospacing="1" w:after="100" w:afterAutospacing="1" w:line="240" w:lineRule="auto"/>
         <w:rPr>
@@ -2459,25 +6677,347 @@
       </w:pPr>
       <w:r>
         <w:rPr>
+          <w:rStyle w:val="Fuerte"/>
           <w:rFonts w:ascii="Calibri" w:eastAsia="Times New Roman" w:hAnsi="Calibri" w:cs="Calibri"/>
         </w:rPr>
-        <w:t xml:space="preserve">Ejecutar el despliegue del script de fusión de cartas a escala de producción desde la carpeta </w:t>
-      </w:r>
-      <w:r>
-        <w:rPr>
-          <w:rStyle w:val="CdigoHTML"/>
-        </w:rPr>
-        <w:t>sin-carta/</w:t>
+        <w:t>Regulatorios:</w:t>
       </w:r>
       <w:r>
         <w:rPr>
           <w:rFonts w:ascii="Calibri" w:eastAsia="Times New Roman" w:hAnsi="Calibri" w:cs="Calibri"/>
         </w:rPr>
-        <w:t>.</w:t>
+        <w:t xml:space="preserve"> El manejo de archivos temporales (</w:t>
+      </w:r>
+      <w:proofErr w:type="spellStart"/>
+      <w:r>
+        <w:rPr>
+          <w:rFonts w:ascii="Calibri" w:eastAsia="Times New Roman" w:hAnsi="Calibri" w:cs="Calibri"/>
+        </w:rPr>
+        <w:t>layouts</w:t>
+      </w:r>
+      <w:proofErr w:type="spellEnd"/>
+      <w:r>
+        <w:rPr>
+          <w:rFonts w:ascii="Calibri" w:eastAsia="Times New Roman" w:hAnsi="Calibri" w:cs="Calibri"/>
+        </w:rPr>
+        <w:t xml:space="preserve">) requiere políticas estrictas de borrado </w:t>
+      </w:r>
+      <w:proofErr w:type="spellStart"/>
+      <w:r>
+        <w:rPr>
+          <w:rFonts w:ascii="Calibri" w:eastAsia="Times New Roman" w:hAnsi="Calibri" w:cs="Calibri"/>
+        </w:rPr>
+        <w:t>post-carga</w:t>
+      </w:r>
+      <w:proofErr w:type="spellEnd"/>
+      <w:r>
+        <w:rPr>
+          <w:rFonts w:ascii="Calibri" w:eastAsia="Times New Roman" w:hAnsi="Calibri" w:cs="Calibri"/>
+        </w:rPr>
+        <w:t xml:space="preserve"> para evitar la permanencia de archivos CSV con datos personales en servidores de aplicación.</w:t>
       </w:r>
     </w:p>
     <w:p>
       <w:pPr>
+        <w:pStyle w:val="Ttulo2"/>
+        <w:rPr>
+          <w:rFonts w:ascii="Calibri" w:eastAsia="Times New Roman" w:hAnsi="Calibri" w:cs="Calibri"/>
+        </w:rPr>
+      </w:pPr>
+      <w:r>
+        <w:rPr>
+          <w:rFonts w:ascii="Calibri" w:eastAsia="Times New Roman" w:hAnsi="Calibri" w:cs="Calibri"/>
+        </w:rPr>
+        <w:t>10. Próximos Pasos (Rumbo a Junio 2026)</w:t>
+      </w:r>
+    </w:p>
+    <w:p>
+      <w:pPr>
+        <w:numPr>
+          <w:ilvl w:val="0"/>
+          <w:numId w:val="21"/>
+        </w:numPr>
+        <w:spacing w:before="100" w:beforeAutospacing="1" w:after="100" w:afterAutospacing="1" w:line="240" w:lineRule="auto"/>
+        <w:rPr>
+          <w:rFonts w:ascii="Calibri" w:eastAsia="Times New Roman" w:hAnsi="Calibri" w:cs="Calibri"/>
+        </w:rPr>
+      </w:pPr>
+      <w:r>
+        <w:rPr>
+          <w:rStyle w:val="Fuerte"/>
+          <w:rFonts w:ascii="Calibri" w:eastAsia="Times New Roman" w:hAnsi="Calibri" w:cs="Calibri"/>
+        </w:rPr>
+        <w:t>Mitigación de Hallazgos:</w:t>
+      </w:r>
+      <w:r>
+        <w:rPr>
+          <w:rFonts w:ascii="Calibri" w:eastAsia="Times New Roman" w:hAnsi="Calibri" w:cs="Calibri"/>
+        </w:rPr>
+        <w:t xml:space="preserve"> Aplicar parches de enmascaramiento </w:t>
+      </w:r>
+      <w:proofErr w:type="spellStart"/>
+      <w:r>
+        <w:rPr>
+          <w:rFonts w:ascii="Calibri" w:eastAsia="Times New Roman" w:hAnsi="Calibri" w:cs="Calibri"/>
+        </w:rPr>
+        <w:t>GraphQL</w:t>
+      </w:r>
+      <w:proofErr w:type="spellEnd"/>
+      <w:r>
+        <w:rPr>
+          <w:rFonts w:ascii="Calibri" w:eastAsia="Times New Roman" w:hAnsi="Calibri" w:cs="Calibri"/>
+        </w:rPr>
+        <w:t xml:space="preserve"> y parametrización SQL.</w:t>
+      </w:r>
+    </w:p>
+    <w:p>
+      <w:pPr>
+        <w:numPr>
+          <w:ilvl w:val="0"/>
+          <w:numId w:val="21"/>
+        </w:numPr>
+        <w:spacing w:before="100" w:beforeAutospacing="1" w:after="100" w:afterAutospacing="1" w:line="240" w:lineRule="auto"/>
+        <w:rPr>
+          <w:rFonts w:ascii="Calibri" w:eastAsia="Times New Roman" w:hAnsi="Calibri" w:cs="Calibri"/>
+        </w:rPr>
+      </w:pPr>
+      <w:r>
+        <w:rPr>
+          <w:rStyle w:val="Fuerte"/>
+          <w:rFonts w:ascii="Calibri" w:eastAsia="Times New Roman" w:hAnsi="Calibri" w:cs="Calibri"/>
+        </w:rPr>
+        <w:t xml:space="preserve">Desarrollo </w:t>
+      </w:r>
+      <w:proofErr w:type="spellStart"/>
+      <w:r>
+        <w:rPr>
+          <w:rStyle w:val="Fuerte"/>
+          <w:rFonts w:ascii="Calibri" w:eastAsia="Times New Roman" w:hAnsi="Calibri" w:cs="Calibri"/>
+        </w:rPr>
+        <w:t>Frontend</w:t>
+      </w:r>
+      <w:proofErr w:type="spellEnd"/>
+      <w:r>
+        <w:rPr>
+          <w:rStyle w:val="Fuerte"/>
+          <w:rFonts w:ascii="Calibri" w:eastAsia="Times New Roman" w:hAnsi="Calibri" w:cs="Calibri"/>
+        </w:rPr>
+        <w:t>:</w:t>
+      </w:r>
+      <w:r>
+        <w:rPr>
+          <w:rFonts w:ascii="Calibri" w:eastAsia="Times New Roman" w:hAnsi="Calibri" w:cs="Calibri"/>
+        </w:rPr>
+        <w:t xml:space="preserve"> Iniciar la implementación de los módulos funcionales en Angular 18 (</w:t>
+      </w:r>
+      <w:proofErr w:type="spellStart"/>
+      <w:r>
+        <w:rPr>
+          <w:rFonts w:ascii="Calibri" w:eastAsia="Times New Roman" w:hAnsi="Calibri" w:cs="Calibri"/>
+        </w:rPr>
+        <w:t>Dashboard</w:t>
+      </w:r>
+      <w:proofErr w:type="spellEnd"/>
+      <w:r>
+        <w:rPr>
+          <w:rFonts w:ascii="Calibri" w:eastAsia="Times New Roman" w:hAnsi="Calibri" w:cs="Calibri"/>
+        </w:rPr>
+        <w:t>, Lotes, Reportes).</w:t>
+      </w:r>
+    </w:p>
+    <w:p>
+      <w:pPr>
+        <w:numPr>
+          <w:ilvl w:val="0"/>
+          <w:numId w:val="21"/>
+        </w:numPr>
+        <w:spacing w:before="100" w:beforeAutospacing="1" w:after="100" w:afterAutospacing="1" w:line="240" w:lineRule="auto"/>
+        <w:rPr>
+          <w:rFonts w:ascii="Calibri" w:eastAsia="Times New Roman" w:hAnsi="Calibri" w:cs="Calibri"/>
+        </w:rPr>
+      </w:pPr>
+      <w:r>
+        <w:rPr>
+          <w:rStyle w:val="Fuerte"/>
+          <w:rFonts w:ascii="Calibri" w:eastAsia="Times New Roman" w:hAnsi="Calibri" w:cs="Calibri"/>
+        </w:rPr>
+        <w:t>Pruebas de Carga (Performance):</w:t>
+      </w:r>
+      <w:r>
+        <w:rPr>
+          <w:rFonts w:ascii="Calibri" w:eastAsia="Times New Roman" w:hAnsi="Calibri" w:cs="Calibri"/>
+        </w:rPr>
+        <w:t xml:space="preserve"> Ejecutar pruebas controladas con volumen de 100K registros asegurando que no se disparen reglas de WAF en servicios externos.</w:t>
+      </w:r>
+    </w:p>
+    <w:p>
+      <w:pPr>
+        <w:numPr>
+          <w:ilvl w:val="0"/>
+          <w:numId w:val="21"/>
+        </w:numPr>
+        <w:spacing w:before="100" w:beforeAutospacing="1" w:after="100" w:afterAutospacing="1" w:line="240" w:lineRule="auto"/>
+        <w:rPr>
+          <w:rFonts w:ascii="Calibri" w:eastAsia="Times New Roman" w:hAnsi="Calibri" w:cs="Calibri"/>
+        </w:rPr>
+      </w:pPr>
+      <w:r>
+        <w:rPr>
+          <w:rStyle w:val="Fuerte"/>
+          <w:rFonts w:ascii="Calibri" w:eastAsia="Times New Roman" w:hAnsi="Calibri" w:cs="Calibri"/>
+        </w:rPr>
+        <w:t>Generación de Cartas:</w:t>
+      </w:r>
+      <w:r>
+        <w:rPr>
+          <w:rFonts w:ascii="Calibri" w:eastAsia="Times New Roman" w:hAnsi="Calibri" w:cs="Calibri"/>
+        </w:rPr>
+        <w:t xml:space="preserve"> Completar el módulo de fusión de cartas PDF que tomará los documentos de la carpeta </w:t>
+      </w:r>
+      <w:r>
+        <w:rPr>
+          <w:rStyle w:val="CdigoHTML"/>
+        </w:rPr>
+        <w:t>sin-carta/</w:t>
+      </w:r>
+      <w:r>
+        <w:rPr>
+          <w:rFonts w:ascii="Calibri" w:eastAsia="Times New Roman" w:hAnsi="Calibri" w:cs="Calibri"/>
+        </w:rPr>
+        <w:t xml:space="preserve"> y los combinará con las plantillas de invitación oficiales de la SEP.</w:t>
+      </w:r>
+    </w:p>
+    <w:p>
+      <w:pPr>
+        <w:numPr>
+          <w:ilvl w:val="0"/>
+          <w:numId w:val="21"/>
+        </w:numPr>
+        <w:spacing w:before="100" w:beforeAutospacing="1" w:after="100" w:afterAutospacing="1" w:line="240" w:lineRule="auto"/>
+        <w:rPr>
+          <w:rFonts w:ascii="Calibri" w:eastAsia="Times New Roman" w:hAnsi="Calibri" w:cs="Calibri"/>
+        </w:rPr>
+      </w:pPr>
+      <w:r>
+        <w:rPr>
+          <w:rStyle w:val="Fuerte"/>
+          <w:rFonts w:ascii="Calibri" w:eastAsia="Times New Roman" w:hAnsi="Calibri" w:cs="Calibri"/>
+        </w:rPr>
+        <w:t>Corte Trimestral:</w:t>
+      </w:r>
+      <w:r>
+        <w:rPr>
+          <w:rFonts w:ascii="Calibri" w:eastAsia="Times New Roman" w:hAnsi="Calibri" w:cs="Calibri"/>
+        </w:rPr>
+        <w:t xml:space="preserve"> Preparar la consolidación de bitácoras y la versión "</w:t>
+      </w:r>
+      <w:proofErr w:type="spellStart"/>
+      <w:r>
+        <w:rPr>
+          <w:rFonts w:ascii="Calibri" w:eastAsia="Times New Roman" w:hAnsi="Calibri" w:cs="Calibri"/>
+        </w:rPr>
+        <w:t>Release</w:t>
+      </w:r>
+      <w:proofErr w:type="spellEnd"/>
+      <w:r>
+        <w:rPr>
+          <w:rFonts w:ascii="Calibri" w:eastAsia="Times New Roman" w:hAnsi="Calibri" w:cs="Calibri"/>
+        </w:rPr>
+        <w:t xml:space="preserve"> Candidate" de la Fase 2 para el cierre de junio.</w:t>
+      </w:r>
+    </w:p>
+    <w:p>
+      <w:pPr>
+        <w:rPr>
+          <w:rFonts w:ascii="Calibri" w:eastAsia="Times New Roman" w:hAnsi="Calibri" w:cs="Calibri"/>
+        </w:rPr>
+      </w:pPr>
+      <w:r>
+        <w:rPr>
+          <w:rFonts w:ascii="Calibri" w:eastAsia="Times New Roman" w:hAnsi="Calibri" w:cs="Calibri"/>
+        </w:rPr>
+        <w:pict w14:anchorId="5180CCE4">
+          <v:rect id="_x0000_i1026" style="width:0;height:1.5pt" o:hralign="center" o:hrstd="t" o:hr="t" fillcolor="#a0a0a0" stroked="f"/>
+        </w:pict>
+      </w:r>
+    </w:p>
+    <w:p>
+      <w:pPr>
+        <w:pStyle w:val="NormalWeb"/>
+        <w:rPr>
+          <w:rFonts w:ascii="Calibri" w:hAnsi="Calibri" w:cs="Calibri"/>
+          <w:sz w:val="22"/>
+          <w:szCs w:val="22"/>
+        </w:rPr>
+      </w:pPr>
+      <w:r>
+        <w:rPr>
+          <w:rStyle w:val="Fuerte"/>
+          <w:rFonts w:ascii="Calibri" w:hAnsi="Calibri" w:cs="Calibri"/>
+          <w:sz w:val="22"/>
+          <w:szCs w:val="22"/>
+        </w:rPr>
+        <w:t>Comentarios adicionales:</w:t>
+      </w:r>
+    </w:p>
+    <w:p>
+      <w:pPr>
+        <w:pStyle w:val="NormalWeb"/>
+        <w:rPr>
+          <w:rFonts w:ascii="Calibri" w:hAnsi="Calibri" w:cs="Calibri"/>
+          <w:sz w:val="22"/>
+          <w:szCs w:val="22"/>
+        </w:rPr>
+      </w:pPr>
+      <w:r>
+        <w:rPr>
+          <w:rFonts w:ascii="Calibri" w:hAnsi="Calibri" w:cs="Calibri"/>
+          <w:sz w:val="22"/>
+          <w:szCs w:val="22"/>
+        </w:rPr>
+        <w:t xml:space="preserve">Este entregable refleja el estado real y validado del proyecto Vida Saludable al cierre de mayo de 2026, documentando no solo la visión funcional, sino la materialización técnica en el </w:t>
+      </w:r>
+      <w:proofErr w:type="spellStart"/>
+      <w:r>
+        <w:rPr>
+          <w:rFonts w:ascii="Calibri" w:hAnsi="Calibri" w:cs="Calibri"/>
+          <w:sz w:val="22"/>
+          <w:szCs w:val="22"/>
+        </w:rPr>
+        <w:t>stack</w:t>
+      </w:r>
+      <w:proofErr w:type="spellEnd"/>
+      <w:r>
+        <w:rPr>
+          <w:rFonts w:ascii="Calibri" w:hAnsi="Calibri" w:cs="Calibri"/>
+          <w:sz w:val="22"/>
+          <w:szCs w:val="22"/>
+        </w:rPr>
+        <w:t xml:space="preserve"> de la Fase 2, sus vulnerabilidades descubiertas y las métricas tangibles de su procesamiento en desarrollo.</w:t>
+      </w:r>
+    </w:p>
+    <w:p>
+      <w:pPr>
+        <w:rPr>
+          <w:rFonts w:asciiTheme="minorHAnsi" w:hAnsiTheme="minorHAnsi"/>
+          <w:color w:val="auto"/>
+        </w:rPr>
+      </w:pPr>
+    </w:p>
+    <w:p>
+      <w:pPr>
+        <w:rPr>
+          <w:rFonts w:asciiTheme="minorHAnsi" w:hAnsiTheme="minorHAnsi"/>
+          <w:color w:val="auto"/>
+        </w:rPr>
+      </w:pPr>
+    </w:p>
+    <w:p>
+      <w:pPr>
+        <w:keepNext/>
+        <w:keepLines/>
+        <w:spacing w:before="200" w:after="0"/>
+        <w:outlineLvl w:val="1"/>
         <w:rPr>
           <w:rFonts w:asciiTheme="majorHAnsi" w:eastAsiaTheme="majorEastAsia" w:hAnsiTheme="majorHAnsi" w:cstheme="majorBidi"/>
           <w:b/>
@@ -2487,6 +7027,8 @@
           <w:szCs w:val="26"/>
         </w:rPr>
       </w:pPr>
+      <w:bookmarkStart w:id="0" w:name="_Toc217296775"/>
+      <w:bookmarkStart w:id="1" w:name="_Toc219739752"/>
       <w:r>
         <w:rPr>
           <w:rFonts w:asciiTheme="majorHAnsi" w:eastAsiaTheme="majorEastAsia" w:hAnsiTheme="majorHAnsi" w:cstheme="majorBidi"/>
@@ -2496,34 +7038,10 @@
           <w:sz w:val="26"/>
           <w:szCs w:val="26"/>
         </w:rPr>
-        <w:br w:type="page"/>
-      </w:r>
-    </w:p>
-    <w:bookmarkEnd w:id="0"/>
-    <w:bookmarkEnd w:id="1"/>
-    <w:bookmarkEnd w:id="2"/>
-    <w:p>
-      <w:pPr>
-        <w:rPr>
-          <w:rFonts w:asciiTheme="majorHAnsi" w:eastAsiaTheme="majorEastAsia" w:hAnsiTheme="majorHAnsi" w:cstheme="majorBidi"/>
-          <w:b/>
-          <w:bCs/>
-          <w:color w:val="4F81BD" w:themeColor="accent1"/>
-          <w:sz w:val="26"/>
-          <w:szCs w:val="26"/>
-        </w:rPr>
-      </w:pPr>
-      <w:r>
-        <w:rPr>
-          <w:rFonts w:asciiTheme="majorHAnsi" w:eastAsiaTheme="majorEastAsia" w:hAnsiTheme="majorHAnsi" w:cstheme="majorBidi"/>
-          <w:b/>
-          <w:bCs/>
-          <w:color w:val="4F81BD" w:themeColor="accent1"/>
-          <w:sz w:val="26"/>
-          <w:szCs w:val="26"/>
-        </w:rPr>
         <w:t>8. Sección de firmas</w:t>
       </w:r>
+      <w:bookmarkEnd w:id="0"/>
+      <w:bookmarkEnd w:id="1"/>
     </w:p>
     <w:p>
       <w:pPr>
@@ -2974,8 +7492,8 @@
         <w:szCs w:val="18"/>
       </w:rPr>
     </w:pPr>
-    <w:bookmarkStart w:id="3" w:name="_Hlk195261366"/>
-    <w:bookmarkStart w:id="4" w:name="_Hlk195261367"/>
+    <w:bookmarkStart w:id="2" w:name="_Hlk195261366"/>
+    <w:bookmarkStart w:id="3" w:name="_Hlk195261367"/>
     <w:r>
       <w:rPr>
         <w:rFonts w:ascii="Noto Sans" w:hAnsi="Noto Sans" w:cs="Noto Sans"/>
@@ -3260,8 +7778,8 @@
       <w:tab/>
     </w:r>
   </w:p>
+  <w:bookmarkEnd w:id="2"/>
   <w:bookmarkEnd w:id="3"/>
-  <w:bookmarkEnd w:id="4"/>
   <w:p>
     <w:pPr>
       <w:pStyle w:val="Encabezado"/>
@@ -3673,9 +8191,9 @@
     </w:lvl>
   </w:abstractNum>
   <w:abstractNum w:abstractNumId="8" w15:restartNumberingAfterBreak="0">
-    <w:nsid w:val="04392555"/>
+    <w:nsid w:val="11255C4B"/>
     <w:multiLevelType w:val="multilevel"/>
-    <w:tmpl w:val="B9BAC4C8"/>
+    <w:tmpl w:val="6A8ACD82"/>
     <w:lvl w:ilvl="0">
       <w:start w:val="1"/>
       <w:numFmt w:val="bullet"/>
@@ -3935,9 +8453,9 @@
     </w:lvl>
   </w:abstractNum>
   <w:abstractNum w:abstractNumId="10" w15:restartNumberingAfterBreak="0">
-    <w:nsid w:val="1C0E7C7A"/>
+    <w:nsid w:val="1E862183"/>
     <w:multiLevelType w:val="multilevel"/>
-    <w:tmpl w:val="3334A420"/>
+    <w:tmpl w:val="D0BC71A4"/>
     <w:lvl w:ilvl="0">
       <w:start w:val="1"/>
       <w:numFmt w:val="bullet"/>
@@ -4084,6 +8602,453 @@
     </w:lvl>
   </w:abstractNum>
   <w:abstractNum w:abstractNumId="11" w15:restartNumberingAfterBreak="0">
+    <w:nsid w:val="22566F04"/>
+    <w:multiLevelType w:val="multilevel"/>
+    <w:tmpl w:val="8168EFCE"/>
+    <w:lvl w:ilvl="0">
+      <w:start w:val="1"/>
+      <w:numFmt w:val="bullet"/>
+      <w:lvlText w:val=""/>
+      <w:lvlJc w:val="left"/>
+      <w:pPr>
+        <w:tabs>
+          <w:tab w:val="num" w:pos="720"/>
+        </w:tabs>
+        <w:ind w:left="720" w:hanging="360"/>
+      </w:pPr>
+      <w:rPr>
+        <w:rFonts w:ascii="Symbol" w:hAnsi="Symbol" w:hint="default"/>
+        <w:sz w:val="20"/>
+      </w:rPr>
+    </w:lvl>
+    <w:lvl w:ilvl="1" w:tentative="1">
+      <w:start w:val="1"/>
+      <w:numFmt w:val="bullet"/>
+      <w:lvlText w:val="o"/>
+      <w:lvlJc w:val="left"/>
+      <w:pPr>
+        <w:tabs>
+          <w:tab w:val="num" w:pos="1440"/>
+        </w:tabs>
+        <w:ind w:left="1440" w:hanging="360"/>
+      </w:pPr>
+      <w:rPr>
+        <w:rFonts w:ascii="Courier New" w:hAnsi="Courier New" w:hint="default"/>
+        <w:sz w:val="20"/>
+      </w:rPr>
+    </w:lvl>
+    <w:lvl w:ilvl="2" w:tentative="1">
+      <w:start w:val="1"/>
+      <w:numFmt w:val="bullet"/>
+      <w:lvlText w:val=""/>
+      <w:lvlJc w:val="left"/>
+      <w:pPr>
+        <w:tabs>
+          <w:tab w:val="num" w:pos="2160"/>
+        </w:tabs>
+        <w:ind w:left="2160" w:hanging="360"/>
+      </w:pPr>
+      <w:rPr>
+        <w:rFonts w:ascii="Wingdings" w:hAnsi="Wingdings" w:hint="default"/>
+        <w:sz w:val="20"/>
+      </w:rPr>
+    </w:lvl>
+    <w:lvl w:ilvl="3" w:tentative="1">
+      <w:start w:val="1"/>
+      <w:numFmt w:val="bullet"/>
+      <w:lvlText w:val=""/>
+      <w:lvlJc w:val="left"/>
+      <w:pPr>
+        <w:tabs>
+          <w:tab w:val="num" w:pos="2880"/>
+        </w:tabs>
+        <w:ind w:left="2880" w:hanging="360"/>
+      </w:pPr>
+      <w:rPr>
+        <w:rFonts w:ascii="Wingdings" w:hAnsi="Wingdings" w:hint="default"/>
+        <w:sz w:val="20"/>
+      </w:rPr>
+    </w:lvl>
+    <w:lvl w:ilvl="4" w:tentative="1">
+      <w:start w:val="1"/>
+      <w:numFmt w:val="bullet"/>
+      <w:lvlText w:val=""/>
+      <w:lvlJc w:val="left"/>
+      <w:pPr>
+        <w:tabs>
+          <w:tab w:val="num" w:pos="3600"/>
+        </w:tabs>
+        <w:ind w:left="3600" w:hanging="360"/>
+      </w:pPr>
+      <w:rPr>
+        <w:rFonts w:ascii="Wingdings" w:hAnsi="Wingdings" w:hint="default"/>
+        <w:sz w:val="20"/>
+      </w:rPr>
+    </w:lvl>
+    <w:lvl w:ilvl="5" w:tentative="1">
+      <w:start w:val="1"/>
+      <w:numFmt w:val="bullet"/>
+      <w:lvlText w:val=""/>
+      <w:lvlJc w:val="left"/>
+      <w:pPr>
+        <w:tabs>
+          <w:tab w:val="num" w:pos="4320"/>
+        </w:tabs>
+        <w:ind w:left="4320" w:hanging="360"/>
+      </w:pPr>
+      <w:rPr>
+        <w:rFonts w:ascii="Wingdings" w:hAnsi="Wingdings" w:hint="default"/>
+        <w:sz w:val="20"/>
+      </w:rPr>
+    </w:lvl>
+    <w:lvl w:ilvl="6" w:tentative="1">
+      <w:start w:val="1"/>
+      <w:numFmt w:val="bullet"/>
+      <w:lvlText w:val=""/>
+      <w:lvlJc w:val="left"/>
+      <w:pPr>
+        <w:tabs>
+          <w:tab w:val="num" w:pos="5040"/>
+        </w:tabs>
+        <w:ind w:left="5040" w:hanging="360"/>
+      </w:pPr>
+      <w:rPr>
+        <w:rFonts w:ascii="Wingdings" w:hAnsi="Wingdings" w:hint="default"/>
+        <w:sz w:val="20"/>
+      </w:rPr>
+    </w:lvl>
+    <w:lvl w:ilvl="7" w:tentative="1">
+      <w:start w:val="1"/>
+      <w:numFmt w:val="bullet"/>
+      <w:lvlText w:val=""/>
+      <w:lvlJc w:val="left"/>
+      <w:pPr>
+        <w:tabs>
+          <w:tab w:val="num" w:pos="5760"/>
+        </w:tabs>
+        <w:ind w:left="5760" w:hanging="360"/>
+      </w:pPr>
+      <w:rPr>
+        <w:rFonts w:ascii="Wingdings" w:hAnsi="Wingdings" w:hint="default"/>
+        <w:sz w:val="20"/>
+      </w:rPr>
+    </w:lvl>
+    <w:lvl w:ilvl="8" w:tentative="1">
+      <w:start w:val="1"/>
+      <w:numFmt w:val="bullet"/>
+      <w:lvlText w:val=""/>
+      <w:lvlJc w:val="left"/>
+      <w:pPr>
+        <w:tabs>
+          <w:tab w:val="num" w:pos="6480"/>
+        </w:tabs>
+        <w:ind w:left="6480" w:hanging="360"/>
+      </w:pPr>
+      <w:rPr>
+        <w:rFonts w:ascii="Wingdings" w:hAnsi="Wingdings" w:hint="default"/>
+        <w:sz w:val="20"/>
+      </w:rPr>
+    </w:lvl>
+  </w:abstractNum>
+  <w:abstractNum w:abstractNumId="12" w15:restartNumberingAfterBreak="0">
+    <w:nsid w:val="23133CD8"/>
+    <w:multiLevelType w:val="multilevel"/>
+    <w:tmpl w:val="F3F24C96"/>
+    <w:lvl w:ilvl="0">
+      <w:start w:val="1"/>
+      <w:numFmt w:val="bullet"/>
+      <w:lvlText w:val=""/>
+      <w:lvlJc w:val="left"/>
+      <w:pPr>
+        <w:tabs>
+          <w:tab w:val="num" w:pos="720"/>
+        </w:tabs>
+        <w:ind w:left="720" w:hanging="360"/>
+      </w:pPr>
+      <w:rPr>
+        <w:rFonts w:ascii="Symbol" w:hAnsi="Symbol" w:hint="default"/>
+        <w:sz w:val="20"/>
+      </w:rPr>
+    </w:lvl>
+    <w:lvl w:ilvl="1" w:tentative="1">
+      <w:start w:val="1"/>
+      <w:numFmt w:val="bullet"/>
+      <w:lvlText w:val="o"/>
+      <w:lvlJc w:val="left"/>
+      <w:pPr>
+        <w:tabs>
+          <w:tab w:val="num" w:pos="1440"/>
+        </w:tabs>
+        <w:ind w:left="1440" w:hanging="360"/>
+      </w:pPr>
+      <w:rPr>
+        <w:rFonts w:ascii="Courier New" w:hAnsi="Courier New" w:hint="default"/>
+        <w:sz w:val="20"/>
+      </w:rPr>
+    </w:lvl>
+    <w:lvl w:ilvl="2" w:tentative="1">
+      <w:start w:val="1"/>
+      <w:numFmt w:val="bullet"/>
+      <w:lvlText w:val=""/>
+      <w:lvlJc w:val="left"/>
+      <w:pPr>
+        <w:tabs>
+          <w:tab w:val="num" w:pos="2160"/>
+        </w:tabs>
+        <w:ind w:left="2160" w:hanging="360"/>
+      </w:pPr>
+      <w:rPr>
+        <w:rFonts w:ascii="Wingdings" w:hAnsi="Wingdings" w:hint="default"/>
+        <w:sz w:val="20"/>
+      </w:rPr>
+    </w:lvl>
+    <w:lvl w:ilvl="3" w:tentative="1">
+      <w:start w:val="1"/>
+      <w:numFmt w:val="bullet"/>
+      <w:lvlText w:val=""/>
+      <w:lvlJc w:val="left"/>
+      <w:pPr>
+        <w:tabs>
+          <w:tab w:val="num" w:pos="2880"/>
+        </w:tabs>
+        <w:ind w:left="2880" w:hanging="360"/>
+      </w:pPr>
+      <w:rPr>
+        <w:rFonts w:ascii="Wingdings" w:hAnsi="Wingdings" w:hint="default"/>
+        <w:sz w:val="20"/>
+      </w:rPr>
+    </w:lvl>
+    <w:lvl w:ilvl="4" w:tentative="1">
+      <w:start w:val="1"/>
+      <w:numFmt w:val="bullet"/>
+      <w:lvlText w:val=""/>
+      <w:lvlJc w:val="left"/>
+      <w:pPr>
+        <w:tabs>
+          <w:tab w:val="num" w:pos="3600"/>
+        </w:tabs>
+        <w:ind w:left="3600" w:hanging="360"/>
+      </w:pPr>
+      <w:rPr>
+        <w:rFonts w:ascii="Wingdings" w:hAnsi="Wingdings" w:hint="default"/>
+        <w:sz w:val="20"/>
+      </w:rPr>
+    </w:lvl>
+    <w:lvl w:ilvl="5" w:tentative="1">
+      <w:start w:val="1"/>
+      <w:numFmt w:val="bullet"/>
+      <w:lvlText w:val=""/>
+      <w:lvlJc w:val="left"/>
+      <w:pPr>
+        <w:tabs>
+          <w:tab w:val="num" w:pos="4320"/>
+        </w:tabs>
+        <w:ind w:left="4320" w:hanging="360"/>
+      </w:pPr>
+      <w:rPr>
+        <w:rFonts w:ascii="Wingdings" w:hAnsi="Wingdings" w:hint="default"/>
+        <w:sz w:val="20"/>
+      </w:rPr>
+    </w:lvl>
+    <w:lvl w:ilvl="6" w:tentative="1">
+      <w:start w:val="1"/>
+      <w:numFmt w:val="bullet"/>
+      <w:lvlText w:val=""/>
+      <w:lvlJc w:val="left"/>
+      <w:pPr>
+        <w:tabs>
+          <w:tab w:val="num" w:pos="5040"/>
+        </w:tabs>
+        <w:ind w:left="5040" w:hanging="360"/>
+      </w:pPr>
+      <w:rPr>
+        <w:rFonts w:ascii="Wingdings" w:hAnsi="Wingdings" w:hint="default"/>
+        <w:sz w:val="20"/>
+      </w:rPr>
+    </w:lvl>
+    <w:lvl w:ilvl="7" w:tentative="1">
+      <w:start w:val="1"/>
+      <w:numFmt w:val="bullet"/>
+      <w:lvlText w:val=""/>
+      <w:lvlJc w:val="left"/>
+      <w:pPr>
+        <w:tabs>
+          <w:tab w:val="num" w:pos="5760"/>
+        </w:tabs>
+        <w:ind w:left="5760" w:hanging="360"/>
+      </w:pPr>
+      <w:rPr>
+        <w:rFonts w:ascii="Wingdings" w:hAnsi="Wingdings" w:hint="default"/>
+        <w:sz w:val="20"/>
+      </w:rPr>
+    </w:lvl>
+    <w:lvl w:ilvl="8" w:tentative="1">
+      <w:start w:val="1"/>
+      <w:numFmt w:val="bullet"/>
+      <w:lvlText w:val=""/>
+      <w:lvlJc w:val="left"/>
+      <w:pPr>
+        <w:tabs>
+          <w:tab w:val="num" w:pos="6480"/>
+        </w:tabs>
+        <w:ind w:left="6480" w:hanging="360"/>
+      </w:pPr>
+      <w:rPr>
+        <w:rFonts w:ascii="Wingdings" w:hAnsi="Wingdings" w:hint="default"/>
+        <w:sz w:val="20"/>
+      </w:rPr>
+    </w:lvl>
+  </w:abstractNum>
+  <w:abstractNum w:abstractNumId="13" w15:restartNumberingAfterBreak="0">
+    <w:nsid w:val="24D07A14"/>
+    <w:multiLevelType w:val="multilevel"/>
+    <w:tmpl w:val="2898B8DA"/>
+    <w:lvl w:ilvl="0">
+      <w:start w:val="1"/>
+      <w:numFmt w:val="bullet"/>
+      <w:lvlText w:val=""/>
+      <w:lvlJc w:val="left"/>
+      <w:pPr>
+        <w:tabs>
+          <w:tab w:val="num" w:pos="720"/>
+        </w:tabs>
+        <w:ind w:left="720" w:hanging="360"/>
+      </w:pPr>
+      <w:rPr>
+        <w:rFonts w:ascii="Symbol" w:hAnsi="Symbol" w:hint="default"/>
+        <w:sz w:val="20"/>
+      </w:rPr>
+    </w:lvl>
+    <w:lvl w:ilvl="1" w:tentative="1">
+      <w:start w:val="1"/>
+      <w:numFmt w:val="bullet"/>
+      <w:lvlText w:val="o"/>
+      <w:lvlJc w:val="left"/>
+      <w:pPr>
+        <w:tabs>
+          <w:tab w:val="num" w:pos="1440"/>
+        </w:tabs>
+        <w:ind w:left="1440" w:hanging="360"/>
+      </w:pPr>
+      <w:rPr>
+        <w:rFonts w:ascii="Courier New" w:hAnsi="Courier New" w:hint="default"/>
+        <w:sz w:val="20"/>
+      </w:rPr>
+    </w:lvl>
+    <w:lvl w:ilvl="2" w:tentative="1">
+      <w:start w:val="1"/>
+      <w:numFmt w:val="bullet"/>
+      <w:lvlText w:val=""/>
+      <w:lvlJc w:val="left"/>
+      <w:pPr>
+        <w:tabs>
+          <w:tab w:val="num" w:pos="2160"/>
+        </w:tabs>
+        <w:ind w:left="2160" w:hanging="360"/>
+      </w:pPr>
+      <w:rPr>
+        <w:rFonts w:ascii="Wingdings" w:hAnsi="Wingdings" w:hint="default"/>
+        <w:sz w:val="20"/>
+      </w:rPr>
+    </w:lvl>
+    <w:lvl w:ilvl="3" w:tentative="1">
+      <w:start w:val="1"/>
+      <w:numFmt w:val="bullet"/>
+      <w:lvlText w:val=""/>
+      <w:lvlJc w:val="left"/>
+      <w:pPr>
+        <w:tabs>
+          <w:tab w:val="num" w:pos="2880"/>
+        </w:tabs>
+        <w:ind w:left="2880" w:hanging="360"/>
+      </w:pPr>
+      <w:rPr>
+        <w:rFonts w:ascii="Wingdings" w:hAnsi="Wingdings" w:hint="default"/>
+        <w:sz w:val="20"/>
+      </w:rPr>
+    </w:lvl>
+    <w:lvl w:ilvl="4" w:tentative="1">
+      <w:start w:val="1"/>
+      <w:numFmt w:val="bullet"/>
+      <w:lvlText w:val=""/>
+      <w:lvlJc w:val="left"/>
+      <w:pPr>
+        <w:tabs>
+          <w:tab w:val="num" w:pos="3600"/>
+        </w:tabs>
+        <w:ind w:left="3600" w:hanging="360"/>
+      </w:pPr>
+      <w:rPr>
+        <w:rFonts w:ascii="Wingdings" w:hAnsi="Wingdings" w:hint="default"/>
+        <w:sz w:val="20"/>
+      </w:rPr>
+    </w:lvl>
+    <w:lvl w:ilvl="5" w:tentative="1">
+      <w:start w:val="1"/>
+      <w:numFmt w:val="bullet"/>
+      <w:lvlText w:val=""/>
+      <w:lvlJc w:val="left"/>
+      <w:pPr>
+        <w:tabs>
+          <w:tab w:val="num" w:pos="4320"/>
+        </w:tabs>
+        <w:ind w:left="4320" w:hanging="360"/>
+      </w:pPr>
+      <w:rPr>
+        <w:rFonts w:ascii="Wingdings" w:hAnsi="Wingdings" w:hint="default"/>
+        <w:sz w:val="20"/>
+      </w:rPr>
+    </w:lvl>
+    <w:lvl w:ilvl="6" w:tentative="1">
+      <w:start w:val="1"/>
+      <w:numFmt w:val="bullet"/>
+      <w:lvlText w:val=""/>
+      <w:lvlJc w:val="left"/>
+      <w:pPr>
+        <w:tabs>
+          <w:tab w:val="num" w:pos="5040"/>
+        </w:tabs>
+        <w:ind w:left="5040" w:hanging="360"/>
+      </w:pPr>
+      <w:rPr>
+        <w:rFonts w:ascii="Wingdings" w:hAnsi="Wingdings" w:hint="default"/>
+        <w:sz w:val="20"/>
+      </w:rPr>
+    </w:lvl>
+    <w:lvl w:ilvl="7" w:tentative="1">
+      <w:start w:val="1"/>
+      <w:numFmt w:val="bullet"/>
+      <w:lvlText w:val=""/>
+      <w:lvlJc w:val="left"/>
+      <w:pPr>
+        <w:tabs>
+          <w:tab w:val="num" w:pos="5760"/>
+        </w:tabs>
+        <w:ind w:left="5760" w:hanging="360"/>
+      </w:pPr>
+      <w:rPr>
+        <w:rFonts w:ascii="Wingdings" w:hAnsi="Wingdings" w:hint="default"/>
+        <w:sz w:val="20"/>
+      </w:rPr>
+    </w:lvl>
+    <w:lvl w:ilvl="8" w:tentative="1">
+      <w:start w:val="1"/>
+      <w:numFmt w:val="bullet"/>
+      <w:lvlText w:val=""/>
+      <w:lvlJc w:val="left"/>
+      <w:pPr>
+        <w:tabs>
+          <w:tab w:val="num" w:pos="6480"/>
+        </w:tabs>
+        <w:ind w:left="6480" w:hanging="360"/>
+      </w:pPr>
+      <w:rPr>
+        <w:rFonts w:ascii="Wingdings" w:hAnsi="Wingdings" w:hint="default"/>
+        <w:sz w:val="20"/>
+      </w:rPr>
+    </w:lvl>
+  </w:abstractNum>
+  <w:abstractNum w:abstractNumId="14" w15:restartNumberingAfterBreak="0">
     <w:nsid w:val="28FF771F"/>
     <w:multiLevelType w:val="hybridMultilevel"/>
     <w:tmpl w:val="660C7888"/>
@@ -4196,156 +9161,7 @@
       </w:rPr>
     </w:lvl>
   </w:abstractNum>
-  <w:abstractNum w:abstractNumId="12" w15:restartNumberingAfterBreak="0">
-    <w:nsid w:val="4F9D7718"/>
-    <w:multiLevelType w:val="multilevel"/>
-    <w:tmpl w:val="2E44625A"/>
-    <w:lvl w:ilvl="0">
-      <w:start w:val="1"/>
-      <w:numFmt w:val="bullet"/>
-      <w:lvlText w:val=""/>
-      <w:lvlJc w:val="left"/>
-      <w:pPr>
-        <w:tabs>
-          <w:tab w:val="num" w:pos="720"/>
-        </w:tabs>
-        <w:ind w:left="720" w:hanging="360"/>
-      </w:pPr>
-      <w:rPr>
-        <w:rFonts w:ascii="Symbol" w:hAnsi="Symbol" w:hint="default"/>
-        <w:sz w:val="20"/>
-      </w:rPr>
-    </w:lvl>
-    <w:lvl w:ilvl="1" w:tentative="1">
-      <w:start w:val="1"/>
-      <w:numFmt w:val="bullet"/>
-      <w:lvlText w:val="o"/>
-      <w:lvlJc w:val="left"/>
-      <w:pPr>
-        <w:tabs>
-          <w:tab w:val="num" w:pos="1440"/>
-        </w:tabs>
-        <w:ind w:left="1440" w:hanging="360"/>
-      </w:pPr>
-      <w:rPr>
-        <w:rFonts w:ascii="Courier New" w:hAnsi="Courier New" w:hint="default"/>
-        <w:sz w:val="20"/>
-      </w:rPr>
-    </w:lvl>
-    <w:lvl w:ilvl="2" w:tentative="1">
-      <w:start w:val="1"/>
-      <w:numFmt w:val="bullet"/>
-      <w:lvlText w:val=""/>
-      <w:lvlJc w:val="left"/>
-      <w:pPr>
-        <w:tabs>
-          <w:tab w:val="num" w:pos="2160"/>
-        </w:tabs>
-        <w:ind w:left="2160" w:hanging="360"/>
-      </w:pPr>
-      <w:rPr>
-        <w:rFonts w:ascii="Wingdings" w:hAnsi="Wingdings" w:hint="default"/>
-        <w:sz w:val="20"/>
-      </w:rPr>
-    </w:lvl>
-    <w:lvl w:ilvl="3" w:tentative="1">
-      <w:start w:val="1"/>
-      <w:numFmt w:val="bullet"/>
-      <w:lvlText w:val=""/>
-      <w:lvlJc w:val="left"/>
-      <w:pPr>
-        <w:tabs>
-          <w:tab w:val="num" w:pos="2880"/>
-        </w:tabs>
-        <w:ind w:left="2880" w:hanging="360"/>
-      </w:pPr>
-      <w:rPr>
-        <w:rFonts w:ascii="Wingdings" w:hAnsi="Wingdings" w:hint="default"/>
-        <w:sz w:val="20"/>
-      </w:rPr>
-    </w:lvl>
-    <w:lvl w:ilvl="4" w:tentative="1">
-      <w:start w:val="1"/>
-      <w:numFmt w:val="bullet"/>
-      <w:lvlText w:val=""/>
-      <w:lvlJc w:val="left"/>
-      <w:pPr>
-        <w:tabs>
-          <w:tab w:val="num" w:pos="3600"/>
-        </w:tabs>
-        <w:ind w:left="3600" w:hanging="360"/>
-      </w:pPr>
-      <w:rPr>
-        <w:rFonts w:ascii="Wingdings" w:hAnsi="Wingdings" w:hint="default"/>
-        <w:sz w:val="20"/>
-      </w:rPr>
-    </w:lvl>
-    <w:lvl w:ilvl="5" w:tentative="1">
-      <w:start w:val="1"/>
-      <w:numFmt w:val="bullet"/>
-      <w:lvlText w:val=""/>
-      <w:lvlJc w:val="left"/>
-      <w:pPr>
-        <w:tabs>
-          <w:tab w:val="num" w:pos="4320"/>
-        </w:tabs>
-        <w:ind w:left="4320" w:hanging="360"/>
-      </w:pPr>
-      <w:rPr>
-        <w:rFonts w:ascii="Wingdings" w:hAnsi="Wingdings" w:hint="default"/>
-        <w:sz w:val="20"/>
-      </w:rPr>
-    </w:lvl>
-    <w:lvl w:ilvl="6" w:tentative="1">
-      <w:start w:val="1"/>
-      <w:numFmt w:val="bullet"/>
-      <w:lvlText w:val=""/>
-      <w:lvlJc w:val="left"/>
-      <w:pPr>
-        <w:tabs>
-          <w:tab w:val="num" w:pos="5040"/>
-        </w:tabs>
-        <w:ind w:left="5040" w:hanging="360"/>
-      </w:pPr>
-      <w:rPr>
-        <w:rFonts w:ascii="Wingdings" w:hAnsi="Wingdings" w:hint="default"/>
-        <w:sz w:val="20"/>
-      </w:rPr>
-    </w:lvl>
-    <w:lvl w:ilvl="7" w:tentative="1">
-      <w:start w:val="1"/>
-      <w:numFmt w:val="bullet"/>
-      <w:lvlText w:val=""/>
-      <w:lvlJc w:val="left"/>
-      <w:pPr>
-        <w:tabs>
-          <w:tab w:val="num" w:pos="5760"/>
-        </w:tabs>
-        <w:ind w:left="5760" w:hanging="360"/>
-      </w:pPr>
-      <w:rPr>
-        <w:rFonts w:ascii="Wingdings" w:hAnsi="Wingdings" w:hint="default"/>
-        <w:sz w:val="20"/>
-      </w:rPr>
-    </w:lvl>
-    <w:lvl w:ilvl="8" w:tentative="1">
-      <w:start w:val="1"/>
-      <w:numFmt w:val="bullet"/>
-      <w:lvlText w:val=""/>
-      <w:lvlJc w:val="left"/>
-      <w:pPr>
-        <w:tabs>
-          <w:tab w:val="num" w:pos="6480"/>
-        </w:tabs>
-        <w:ind w:left="6480" w:hanging="360"/>
-      </w:pPr>
-      <w:rPr>
-        <w:rFonts w:ascii="Wingdings" w:hAnsi="Wingdings" w:hint="default"/>
-        <w:sz w:val="20"/>
-      </w:rPr>
-    </w:lvl>
-  </w:abstractNum>
-  <w:abstractNum w:abstractNumId="13" w15:restartNumberingAfterBreak="0">
+  <w:abstractNum w:abstractNumId="15" w15:restartNumberingAfterBreak="0">
     <w:nsid w:val="52D74056"/>
     <w:multiLevelType w:val="hybridMultilevel"/>
     <w:tmpl w:val="F8E884D6"/>
@@ -4434,7 +9250,7 @@
       </w:pPr>
     </w:lvl>
   </w:abstractNum>
-  <w:abstractNum w:abstractNumId="14" w15:restartNumberingAfterBreak="0">
+  <w:abstractNum w:abstractNumId="16" w15:restartNumberingAfterBreak="0">
     <w:nsid w:val="53C20551"/>
     <w:multiLevelType w:val="hybridMultilevel"/>
     <w:tmpl w:val="9EBC212E"/>
@@ -4523,10 +9339,10 @@
       </w:pPr>
     </w:lvl>
   </w:abstractNum>
-  <w:abstractNum w:abstractNumId="15" w15:restartNumberingAfterBreak="0">
-    <w:nsid w:val="65BA618D"/>
+  <w:abstractNum w:abstractNumId="17" w15:restartNumberingAfterBreak="0">
+    <w:nsid w:val="5B8F4E35"/>
     <w:multiLevelType w:val="multilevel"/>
-    <w:tmpl w:val="6096CDAA"/>
+    <w:tmpl w:val="F65A9F3C"/>
     <w:lvl w:ilvl="0">
       <w:start w:val="1"/>
       <w:numFmt w:val="bullet"/>
@@ -4672,10 +9488,308 @@
       </w:rPr>
     </w:lvl>
   </w:abstractNum>
-  <w:abstractNum w:abstractNumId="16" w15:restartNumberingAfterBreak="0">
-    <w:nsid w:val="7ADF1E71"/>
+  <w:abstractNum w:abstractNumId="18" w15:restartNumberingAfterBreak="0">
+    <w:nsid w:val="607E0999"/>
     <w:multiLevelType w:val="multilevel"/>
-    <w:tmpl w:val="2976150A"/>
+    <w:tmpl w:val="B5D071DA"/>
+    <w:lvl w:ilvl="0">
+      <w:start w:val="1"/>
+      <w:numFmt w:val="bullet"/>
+      <w:lvlText w:val=""/>
+      <w:lvlJc w:val="left"/>
+      <w:pPr>
+        <w:tabs>
+          <w:tab w:val="num" w:pos="720"/>
+        </w:tabs>
+        <w:ind w:left="720" w:hanging="360"/>
+      </w:pPr>
+      <w:rPr>
+        <w:rFonts w:ascii="Symbol" w:hAnsi="Symbol" w:hint="default"/>
+        <w:sz w:val="20"/>
+      </w:rPr>
+    </w:lvl>
+    <w:lvl w:ilvl="1" w:tentative="1">
+      <w:start w:val="1"/>
+      <w:numFmt w:val="bullet"/>
+      <w:lvlText w:val="o"/>
+      <w:lvlJc w:val="left"/>
+      <w:pPr>
+        <w:tabs>
+          <w:tab w:val="num" w:pos="1440"/>
+        </w:tabs>
+        <w:ind w:left="1440" w:hanging="360"/>
+      </w:pPr>
+      <w:rPr>
+        <w:rFonts w:ascii="Courier New" w:hAnsi="Courier New" w:hint="default"/>
+        <w:sz w:val="20"/>
+      </w:rPr>
+    </w:lvl>
+    <w:lvl w:ilvl="2" w:tentative="1">
+      <w:start w:val="1"/>
+      <w:numFmt w:val="bullet"/>
+      <w:lvlText w:val=""/>
+      <w:lvlJc w:val="left"/>
+      <w:pPr>
+        <w:tabs>
+          <w:tab w:val="num" w:pos="2160"/>
+        </w:tabs>
+        <w:ind w:left="2160" w:hanging="360"/>
+      </w:pPr>
+      <w:rPr>
+        <w:rFonts w:ascii="Wingdings" w:hAnsi="Wingdings" w:hint="default"/>
+        <w:sz w:val="20"/>
+      </w:rPr>
+    </w:lvl>
+    <w:lvl w:ilvl="3" w:tentative="1">
+      <w:start w:val="1"/>
+      <w:numFmt w:val="bullet"/>
+      <w:lvlText w:val=""/>
+      <w:lvlJc w:val="left"/>
+      <w:pPr>
+        <w:tabs>
+          <w:tab w:val="num" w:pos="2880"/>
+        </w:tabs>
+        <w:ind w:left="2880" w:hanging="360"/>
+      </w:pPr>
+      <w:rPr>
+        <w:rFonts w:ascii="Wingdings" w:hAnsi="Wingdings" w:hint="default"/>
+        <w:sz w:val="20"/>
+      </w:rPr>
+    </w:lvl>
+    <w:lvl w:ilvl="4" w:tentative="1">
+      <w:start w:val="1"/>
+      <w:numFmt w:val="bullet"/>
+      <w:lvlText w:val=""/>
+      <w:lvlJc w:val="left"/>
+      <w:pPr>
+        <w:tabs>
+          <w:tab w:val="num" w:pos="3600"/>
+        </w:tabs>
+        <w:ind w:left="3600" w:hanging="360"/>
+      </w:pPr>
+      <w:rPr>
+        <w:rFonts w:ascii="Wingdings" w:hAnsi="Wingdings" w:hint="default"/>
+        <w:sz w:val="20"/>
+      </w:rPr>
+    </w:lvl>
+    <w:lvl w:ilvl="5" w:tentative="1">
+      <w:start w:val="1"/>
+      <w:numFmt w:val="bullet"/>
+      <w:lvlText w:val=""/>
+      <w:lvlJc w:val="left"/>
+      <w:pPr>
+        <w:tabs>
+          <w:tab w:val="num" w:pos="4320"/>
+        </w:tabs>
+        <w:ind w:left="4320" w:hanging="360"/>
+      </w:pPr>
+      <w:rPr>
+        <w:rFonts w:ascii="Wingdings" w:hAnsi="Wingdings" w:hint="default"/>
+        <w:sz w:val="20"/>
+      </w:rPr>
+    </w:lvl>
+    <w:lvl w:ilvl="6" w:tentative="1">
+      <w:start w:val="1"/>
+      <w:numFmt w:val="bullet"/>
+      <w:lvlText w:val=""/>
+      <w:lvlJc w:val="left"/>
+      <w:pPr>
+        <w:tabs>
+          <w:tab w:val="num" w:pos="5040"/>
+        </w:tabs>
+        <w:ind w:left="5040" w:hanging="360"/>
+      </w:pPr>
+      <w:rPr>
+        <w:rFonts w:ascii="Wingdings" w:hAnsi="Wingdings" w:hint="default"/>
+        <w:sz w:val="20"/>
+      </w:rPr>
+    </w:lvl>
+    <w:lvl w:ilvl="7" w:tentative="1">
+      <w:start w:val="1"/>
+      <w:numFmt w:val="bullet"/>
+      <w:lvlText w:val=""/>
+      <w:lvlJc w:val="left"/>
+      <w:pPr>
+        <w:tabs>
+          <w:tab w:val="num" w:pos="5760"/>
+        </w:tabs>
+        <w:ind w:left="5760" w:hanging="360"/>
+      </w:pPr>
+      <w:rPr>
+        <w:rFonts w:ascii="Wingdings" w:hAnsi="Wingdings" w:hint="default"/>
+        <w:sz w:val="20"/>
+      </w:rPr>
+    </w:lvl>
+    <w:lvl w:ilvl="8" w:tentative="1">
+      <w:start w:val="1"/>
+      <w:numFmt w:val="bullet"/>
+      <w:lvlText w:val=""/>
+      <w:lvlJc w:val="left"/>
+      <w:pPr>
+        <w:tabs>
+          <w:tab w:val="num" w:pos="6480"/>
+        </w:tabs>
+        <w:ind w:left="6480" w:hanging="360"/>
+      </w:pPr>
+      <w:rPr>
+        <w:rFonts w:ascii="Wingdings" w:hAnsi="Wingdings" w:hint="default"/>
+        <w:sz w:val="20"/>
+      </w:rPr>
+    </w:lvl>
+  </w:abstractNum>
+  <w:abstractNum w:abstractNumId="19" w15:restartNumberingAfterBreak="0">
+    <w:nsid w:val="60C825D6"/>
+    <w:multiLevelType w:val="multilevel"/>
+    <w:tmpl w:val="5B4CF1B4"/>
+    <w:lvl w:ilvl="0">
+      <w:start w:val="1"/>
+      <w:numFmt w:val="bullet"/>
+      <w:lvlText w:val=""/>
+      <w:lvlJc w:val="left"/>
+      <w:pPr>
+        <w:tabs>
+          <w:tab w:val="num" w:pos="720"/>
+        </w:tabs>
+        <w:ind w:left="720" w:hanging="360"/>
+      </w:pPr>
+      <w:rPr>
+        <w:rFonts w:ascii="Symbol" w:hAnsi="Symbol" w:hint="default"/>
+        <w:sz w:val="20"/>
+      </w:rPr>
+    </w:lvl>
+    <w:lvl w:ilvl="1" w:tentative="1">
+      <w:start w:val="1"/>
+      <w:numFmt w:val="bullet"/>
+      <w:lvlText w:val="o"/>
+      <w:lvlJc w:val="left"/>
+      <w:pPr>
+        <w:tabs>
+          <w:tab w:val="num" w:pos="1440"/>
+        </w:tabs>
+        <w:ind w:left="1440" w:hanging="360"/>
+      </w:pPr>
+      <w:rPr>
+        <w:rFonts w:ascii="Courier New" w:hAnsi="Courier New" w:hint="default"/>
+        <w:sz w:val="20"/>
+      </w:rPr>
+    </w:lvl>
+    <w:lvl w:ilvl="2" w:tentative="1">
+      <w:start w:val="1"/>
+      <w:numFmt w:val="bullet"/>
+      <w:lvlText w:val=""/>
+      <w:lvlJc w:val="left"/>
+      <w:pPr>
+        <w:tabs>
+          <w:tab w:val="num" w:pos="2160"/>
+        </w:tabs>
+        <w:ind w:left="2160" w:hanging="360"/>
+      </w:pPr>
+      <w:rPr>
+        <w:rFonts w:ascii="Wingdings" w:hAnsi="Wingdings" w:hint="default"/>
+        <w:sz w:val="20"/>
+      </w:rPr>
+    </w:lvl>
+    <w:lvl w:ilvl="3" w:tentative="1">
+      <w:start w:val="1"/>
+      <w:numFmt w:val="bullet"/>
+      <w:lvlText w:val=""/>
+      <w:lvlJc w:val="left"/>
+      <w:pPr>
+        <w:tabs>
+          <w:tab w:val="num" w:pos="2880"/>
+        </w:tabs>
+        <w:ind w:left="2880" w:hanging="360"/>
+      </w:pPr>
+      <w:rPr>
+        <w:rFonts w:ascii="Wingdings" w:hAnsi="Wingdings" w:hint="default"/>
+        <w:sz w:val="20"/>
+      </w:rPr>
+    </w:lvl>
+    <w:lvl w:ilvl="4" w:tentative="1">
+      <w:start w:val="1"/>
+      <w:numFmt w:val="bullet"/>
+      <w:lvlText w:val=""/>
+      <w:lvlJc w:val="left"/>
+      <w:pPr>
+        <w:tabs>
+          <w:tab w:val="num" w:pos="3600"/>
+        </w:tabs>
+        <w:ind w:left="3600" w:hanging="360"/>
+      </w:pPr>
+      <w:rPr>
+        <w:rFonts w:ascii="Wingdings" w:hAnsi="Wingdings" w:hint="default"/>
+        <w:sz w:val="20"/>
+      </w:rPr>
+    </w:lvl>
+    <w:lvl w:ilvl="5" w:tentative="1">
+      <w:start w:val="1"/>
+      <w:numFmt w:val="bullet"/>
+      <w:lvlText w:val=""/>
+      <w:lvlJc w:val="left"/>
+      <w:pPr>
+        <w:tabs>
+          <w:tab w:val="num" w:pos="4320"/>
+        </w:tabs>
+        <w:ind w:left="4320" w:hanging="360"/>
+      </w:pPr>
+      <w:rPr>
+        <w:rFonts w:ascii="Wingdings" w:hAnsi="Wingdings" w:hint="default"/>
+        <w:sz w:val="20"/>
+      </w:rPr>
+    </w:lvl>
+    <w:lvl w:ilvl="6" w:tentative="1">
+      <w:start w:val="1"/>
+      <w:numFmt w:val="bullet"/>
+      <w:lvlText w:val=""/>
+      <w:lvlJc w:val="left"/>
+      <w:pPr>
+        <w:tabs>
+          <w:tab w:val="num" w:pos="5040"/>
+        </w:tabs>
+        <w:ind w:left="5040" w:hanging="360"/>
+      </w:pPr>
+      <w:rPr>
+        <w:rFonts w:ascii="Wingdings" w:hAnsi="Wingdings" w:hint="default"/>
+        <w:sz w:val="20"/>
+      </w:rPr>
+    </w:lvl>
+    <w:lvl w:ilvl="7" w:tentative="1">
+      <w:start w:val="1"/>
+      <w:numFmt w:val="bullet"/>
+      <w:lvlText w:val=""/>
+      <w:lvlJc w:val="left"/>
+      <w:pPr>
+        <w:tabs>
+          <w:tab w:val="num" w:pos="5760"/>
+        </w:tabs>
+        <w:ind w:left="5760" w:hanging="360"/>
+      </w:pPr>
+      <w:rPr>
+        <w:rFonts w:ascii="Wingdings" w:hAnsi="Wingdings" w:hint="default"/>
+        <w:sz w:val="20"/>
+      </w:rPr>
+    </w:lvl>
+    <w:lvl w:ilvl="8" w:tentative="1">
+      <w:start w:val="1"/>
+      <w:numFmt w:val="bullet"/>
+      <w:lvlText w:val=""/>
+      <w:lvlJc w:val="left"/>
+      <w:pPr>
+        <w:tabs>
+          <w:tab w:val="num" w:pos="6480"/>
+        </w:tabs>
+        <w:ind w:left="6480" w:hanging="360"/>
+      </w:pPr>
+      <w:rPr>
+        <w:rFonts w:ascii="Wingdings" w:hAnsi="Wingdings" w:hint="default"/>
+        <w:sz w:val="20"/>
+      </w:rPr>
+    </w:lvl>
+  </w:abstractNum>
+  <w:abstractNum w:abstractNumId="20" w15:restartNumberingAfterBreak="0">
+    <w:nsid w:val="79BE473A"/>
+    <w:multiLevelType w:val="multilevel"/>
+    <w:tmpl w:val="61625E46"/>
     <w:lvl w:ilvl="0">
       <w:start w:val="1"/>
       <w:numFmt w:val="bullet"/>
@@ -4840,7 +9954,7 @@
     <w:abstractNumId w:val="0"/>
   </w:num>
   <w:num w:numId="7" w16cid:durableId="767509364">
-    <w:abstractNumId w:val="13"/>
+    <w:abstractNumId w:val="15"/>
   </w:num>
   <w:num w:numId="8" w16cid:durableId="1187519976">
     <w:abstractNumId w:val="9"/>
@@ -4849,28 +9963,40 @@
     <w:abstractNumId w:val="7"/>
   </w:num>
   <w:num w:numId="10" w16cid:durableId="2009867063">
-    <w:abstractNumId w:val="11"/>
+    <w:abstractNumId w:val="14"/>
   </w:num>
   <w:num w:numId="11" w16cid:durableId="1924602666">
-    <w:abstractNumId w:val="14"/>
+    <w:abstractNumId w:val="16"/>
   </w:num>
   <w:num w:numId="12" w16cid:durableId="2021344936">
     <w:abstractNumId w:val="2"/>
   </w:num>
-  <w:num w:numId="13" w16cid:durableId="1212963414">
-    <w:abstractNumId w:val="16"/>
+  <w:num w:numId="13" w16cid:durableId="1506166256">
+    <w:abstractNumId w:val="8"/>
   </w:num>
-  <w:num w:numId="14" w16cid:durableId="1345014188">
+  <w:num w:numId="14" w16cid:durableId="967053918">
+    <w:abstractNumId w:val="17"/>
+  </w:num>
+  <w:num w:numId="15" w16cid:durableId="418867669">
+    <w:abstractNumId w:val="19"/>
+  </w:num>
+  <w:num w:numId="16" w16cid:durableId="752045577">
+    <w:abstractNumId w:val="18"/>
+  </w:num>
+  <w:num w:numId="17" w16cid:durableId="2086950407">
+    <w:abstractNumId w:val="20"/>
+  </w:num>
+  <w:num w:numId="18" w16cid:durableId="1001588732">
     <w:abstractNumId w:val="12"/>
   </w:num>
-  <w:num w:numId="15" w16cid:durableId="150760778">
+  <w:num w:numId="19" w16cid:durableId="148596673">
     <w:abstractNumId w:val="10"/>
   </w:num>
-  <w:num w:numId="16" w16cid:durableId="1946108237">
-    <w:abstractNumId w:val="8"/>
+  <w:num w:numId="20" w16cid:durableId="1016661236">
+    <w:abstractNumId w:val="11"/>
   </w:num>
-  <w:num w:numId="17" w16cid:durableId="966937102">
-    <w:abstractNumId w:val="15"/>
+  <w:num w:numId="21" w16cid:durableId="221984136">
+    <w:abstractNumId w:val="13"/>
   </w:num>
   <w:numIdMacAtCleanup w:val="10"/>
 </w:numbering>
@@ -6171,6 +11297,7 @@
     <w:basedOn w:val="Ttulo1"/>
     <w:next w:val="Normal"/>
     <w:uiPriority w:val="39"/>
+    <w:semiHidden/>
     <w:unhideWhenUsed/>
     <w:qFormat/>
     <w:rsid w:val="00FC693F"/>
@@ -16483,44 +21610,6 @@
       </w:tblBorders>
     </w:tblPr>
   </w:style>
-  <w:style w:type="paragraph" w:styleId="TDC1">
-    <w:name w:val="toc 1"/>
-    <w:basedOn w:val="Normal"/>
-    <w:next w:val="Normal"/>
-    <w:autoRedefine/>
-    <w:uiPriority w:val="39"/>
-    <w:unhideWhenUsed/>
-    <w:rsid w:val="00B76CBE"/>
-    <w:pPr>
-      <w:spacing w:after="100"/>
-    </w:pPr>
-  </w:style>
-  <w:style w:type="paragraph" w:styleId="TDC2">
-    <w:name w:val="toc 2"/>
-    <w:basedOn w:val="Normal"/>
-    <w:next w:val="Normal"/>
-    <w:autoRedefine/>
-    <w:uiPriority w:val="39"/>
-    <w:unhideWhenUsed/>
-    <w:rsid w:val="00B76CBE"/>
-    <w:pPr>
-      <w:spacing w:after="100"/>
-      <w:ind w:left="220"/>
-    </w:pPr>
-  </w:style>
-  <w:style w:type="paragraph" w:styleId="TDC3">
-    <w:name w:val="toc 3"/>
-    <w:basedOn w:val="Normal"/>
-    <w:next w:val="Normal"/>
-    <w:autoRedefine/>
-    <w:uiPriority w:val="39"/>
-    <w:unhideWhenUsed/>
-    <w:rsid w:val="00B76CBE"/>
-    <w:pPr>
-      <w:spacing w:after="100"/>
-      <w:ind w:left="440"/>
-    </w:pPr>
-  </w:style>
   <w:style w:type="paragraph" w:styleId="HTMLconformatoprevio">
     <w:name w:val="HTML Preformatted"/>
     <w:basedOn w:val="Normal"/>
@@ -16528,7 +21617,7 @@
     <w:uiPriority w:val="99"/>
     <w:semiHidden/>
     <w:unhideWhenUsed/>
-    <w:rsid w:val="00AB7FDC"/>
+    <w:rsid w:val="00724BD6"/>
     <w:pPr>
       <w:pBdr>
         <w:top w:val="single" w:sz="6" w:space="8" w:color="DDDDDD"/>
@@ -16571,7 +21660,7 @@
     <w:link w:val="HTMLconformatoprevio"/>
     <w:uiPriority w:val="99"/>
     <w:semiHidden/>
-    <w:rsid w:val="00AB7FDC"/>
+    <w:rsid w:val="00724BD6"/>
     <w:rPr>
       <w:rFonts w:ascii="Consolas" w:hAnsi="Consolas" w:cs="Courier New"/>
       <w:sz w:val="20"/>
@@ -16586,7 +21675,7 @@
     <w:uiPriority w:val="99"/>
     <w:semiHidden/>
     <w:unhideWhenUsed/>
-    <w:rsid w:val="00AB7FDC"/>
+    <w:rsid w:val="00724BD6"/>
     <w:pPr>
       <w:spacing w:before="100" w:beforeAutospacing="1" w:after="100" w:afterAutospacing="1" w:line="240" w:lineRule="auto"/>
     </w:pPr>
@@ -16604,7 +21693,7 @@
     <w:uiPriority w:val="99"/>
     <w:semiHidden/>
     <w:unhideWhenUsed/>
-    <w:rsid w:val="00AB7FDC"/>
+    <w:rsid w:val="00724BD6"/>
     <w:rPr>
       <w:rFonts w:ascii="Courier New" w:eastAsiaTheme="minorEastAsia" w:hAnsi="Courier New" w:cs="Courier New"/>
       <w:sz w:val="20"/>

--- a/04-Abril-Mayo/Entregables/2026-05/01-Reporte_Especificaciones_Vida_Saludable_2026-05_INSTITUCIONAL.docx
+++ b/04-Abril-Mayo/Entregables/2026-05/01-Reporte_Especificaciones_Vida_Saludable_2026-05_INSTITUCIONAL.docx
@@ -107,7 +107,7 @@
         <w:rPr>
           <w:rFonts w:ascii="Calibri" w:eastAsia="Times New Roman" w:hAnsi="Calibri" w:cs="Calibri"/>
         </w:rPr>
-        <w:pict w14:anchorId="05560EC2">
+        <w:pict w14:anchorId="50BBCC1F">
           <v:rect id="_x0000_i1025" style="width:0;height:1.5pt" o:hralign="center" o:hrstd="t" o:hr="t" fillcolor="#a0a0a0" stroked="f"/>
         </w:pict>
       </w:r>
@@ -158,61 +158,7 @@
           <w:sz w:val="22"/>
           <w:szCs w:val="22"/>
         </w:rPr>
-        <w:t xml:space="preserve"> del sistema, recopilando evidencia operativa en el entorno de desarrollo (DEV), validando la nueva arquitectura tecnológica (</w:t>
-      </w:r>
-      <w:proofErr w:type="spellStart"/>
-      <w:r>
-        <w:rPr>
-          <w:rFonts w:ascii="Calibri" w:hAnsi="Calibri" w:cs="Calibri"/>
-          <w:sz w:val="22"/>
-          <w:szCs w:val="22"/>
-        </w:rPr>
-        <w:t>GraphQL</w:t>
-      </w:r>
-      <w:proofErr w:type="spellEnd"/>
-      <w:r>
-        <w:rPr>
-          <w:rFonts w:ascii="Calibri" w:hAnsi="Calibri" w:cs="Calibri"/>
-          <w:sz w:val="22"/>
-          <w:szCs w:val="22"/>
-        </w:rPr>
-        <w:t xml:space="preserve">, </w:t>
-      </w:r>
-      <w:proofErr w:type="spellStart"/>
-      <w:r>
-        <w:rPr>
-          <w:rFonts w:ascii="Calibri" w:hAnsi="Calibri" w:cs="Calibri"/>
-          <w:sz w:val="22"/>
-          <w:szCs w:val="22"/>
-        </w:rPr>
-        <w:t>FastAPI</w:t>
-      </w:r>
-      <w:proofErr w:type="spellEnd"/>
-      <w:r>
-        <w:rPr>
-          <w:rFonts w:ascii="Calibri" w:hAnsi="Calibri" w:cs="Calibri"/>
-          <w:sz w:val="22"/>
-          <w:szCs w:val="22"/>
-        </w:rPr>
-        <w:t xml:space="preserve">, Angular 18), formalizando los </w:t>
-      </w:r>
-      <w:proofErr w:type="spellStart"/>
-      <w:r>
-        <w:rPr>
-          <w:rFonts w:ascii="Calibri" w:hAnsi="Calibri" w:cs="Calibri"/>
-          <w:sz w:val="22"/>
-          <w:szCs w:val="22"/>
-        </w:rPr>
-        <w:t>layouts</w:t>
-      </w:r>
-      <w:proofErr w:type="spellEnd"/>
-      <w:r>
-        <w:rPr>
-          <w:rFonts w:ascii="Calibri" w:hAnsi="Calibri" w:cs="Calibri"/>
-          <w:sz w:val="22"/>
-          <w:szCs w:val="22"/>
-        </w:rPr>
-        <w:t xml:space="preserve"> de importación y documentando los hallazgos críticos de auditoría, seguridad y rendimiento obtenidos durante la migración y pruebas del orquestador técnico.</w:t>
+        <w:t xml:space="preserve"> del sistema, recopilando evidencia operativa en el entorno de desarrollo (DEV), validando la nueva arquitectura tecnológica (GraphQL, FastAPI, Angular 18), formalizando los layouts de importación y documentando los hallazgos críticos de auditoría, seguridad y rendimiento obtenidos durante la migración y pruebas del orquestador técnico.</w:t>
       </w:r>
     </w:p>
     <w:p>
@@ -246,33 +192,11 @@
         </w:rPr>
         <w:t xml:space="preserve">A diferencia del reporte de abril, que fungió como línea base funcional teórica, el trabajo de mayo se enfocó en registrar la validación operativa de los modelos definidos y en la modernización de la plataforma. Durante este mes, se analizó a profundidad el repositorio auxiliar </w:t>
       </w:r>
-      <w:proofErr w:type="spellStart"/>
       <w:r>
         <w:rPr>
           <w:rStyle w:val="CdigoHTML"/>
         </w:rPr>
-        <w:t>py</w:t>
-      </w:r>
-      <w:proofErr w:type="spellEnd"/>
-      <w:r>
-        <w:rPr>
-          <w:rStyle w:val="CdigoHTML"/>
-        </w:rPr>
-        <w:t>-</w:t>
-      </w:r>
-      <w:proofErr w:type="spellStart"/>
-      <w:r>
-        <w:rPr>
-          <w:rStyle w:val="CdigoHTML"/>
-        </w:rPr>
-        <w:t>sep</w:t>
-      </w:r>
-      <w:proofErr w:type="spellEnd"/>
-      <w:r>
-        <w:rPr>
-          <w:rStyle w:val="CdigoHTML"/>
-        </w:rPr>
-        <w:t>-descarga-vida-saludable</w:t>
+        <w:t>py-sep-descarga-vida-saludable</w:t>
       </w:r>
       <w:r>
         <w:rPr>
@@ -298,87 +222,20 @@
         <w:rPr>
           <w:rFonts w:ascii="Calibri" w:eastAsia="Times New Roman" w:hAnsi="Calibri" w:cs="Calibri"/>
         </w:rPr>
-        <w:t xml:space="preserve">Migración hacia un </w:t>
-      </w:r>
-      <w:proofErr w:type="spellStart"/>
-      <w:r>
-        <w:rPr>
-          <w:rFonts w:ascii="Calibri" w:eastAsia="Times New Roman" w:hAnsi="Calibri" w:cs="Calibri"/>
-        </w:rPr>
-        <w:t>stack</w:t>
-      </w:r>
-      <w:proofErr w:type="spellEnd"/>
-      <w:r>
-        <w:rPr>
-          <w:rFonts w:ascii="Calibri" w:eastAsia="Times New Roman" w:hAnsi="Calibri" w:cs="Calibri"/>
-        </w:rPr>
-        <w:t xml:space="preserve"> moderno: </w:t>
-      </w:r>
-      <w:proofErr w:type="spellStart"/>
-      <w:r>
-        <w:rPr>
-          <w:rFonts w:ascii="Calibri" w:eastAsia="Times New Roman" w:hAnsi="Calibri" w:cs="Calibri"/>
-        </w:rPr>
-        <w:t>Backend</w:t>
-      </w:r>
-      <w:proofErr w:type="spellEnd"/>
-      <w:r>
-        <w:rPr>
-          <w:rFonts w:ascii="Calibri" w:eastAsia="Times New Roman" w:hAnsi="Calibri" w:cs="Calibri"/>
-        </w:rPr>
-        <w:t xml:space="preserve"> en </w:t>
+        <w:t xml:space="preserve">Migración hacia un stack moderno: Backend en </w:t>
       </w:r>
       <w:r>
         <w:rPr>
           <w:rStyle w:val="Fuerte"/>
           <w:rFonts w:ascii="Calibri" w:eastAsia="Times New Roman" w:hAnsi="Calibri" w:cs="Calibri"/>
         </w:rPr>
-        <w:t xml:space="preserve">Python 3.14 con </w:t>
+        <w:t>Python 3.14 con FastAPI y Strawberry GraphQL</w:t>
       </w:r>
-      <w:proofErr w:type="spellStart"/>
       <w:r>
         <w:rPr>
-          <w:rStyle w:val="Fuerte"/>
           <w:rFonts w:ascii="Calibri" w:eastAsia="Times New Roman" w:hAnsi="Calibri" w:cs="Calibri"/>
         </w:rPr>
-        <w:t>FastAPI</w:t>
-      </w:r>
-      <w:proofErr w:type="spellEnd"/>
-      <w:r>
-        <w:rPr>
-          <w:rStyle w:val="Fuerte"/>
-          <w:rFonts w:ascii="Calibri" w:eastAsia="Times New Roman" w:hAnsi="Calibri" w:cs="Calibri"/>
-        </w:rPr>
-        <w:t xml:space="preserve"> y Strawberry </w:t>
-      </w:r>
-      <w:proofErr w:type="spellStart"/>
-      <w:r>
-        <w:rPr>
-          <w:rStyle w:val="Fuerte"/>
-          <w:rFonts w:ascii="Calibri" w:eastAsia="Times New Roman" w:hAnsi="Calibri" w:cs="Calibri"/>
-        </w:rPr>
-        <w:t>GraphQL</w:t>
-      </w:r>
-      <w:proofErr w:type="spellEnd"/>
-      <w:r>
-        <w:rPr>
-          <w:rFonts w:ascii="Calibri" w:eastAsia="Times New Roman" w:hAnsi="Calibri" w:cs="Calibri"/>
-        </w:rPr>
-        <w:t xml:space="preserve">, y </w:t>
-      </w:r>
-      <w:proofErr w:type="spellStart"/>
-      <w:r>
-        <w:rPr>
-          <w:rFonts w:ascii="Calibri" w:eastAsia="Times New Roman" w:hAnsi="Calibri" w:cs="Calibri"/>
-        </w:rPr>
-        <w:t>Frontend</w:t>
-      </w:r>
-      <w:proofErr w:type="spellEnd"/>
-      <w:r>
-        <w:rPr>
-          <w:rFonts w:ascii="Calibri" w:eastAsia="Times New Roman" w:hAnsi="Calibri" w:cs="Calibri"/>
-        </w:rPr>
-        <w:t xml:space="preserve"> en </w:t>
+        <w:t xml:space="preserve">, y Frontend en </w:t>
       </w:r>
       <w:r>
         <w:rPr>
@@ -409,21 +266,7 @@
         <w:rPr>
           <w:rFonts w:ascii="Calibri" w:eastAsia="Times New Roman" w:hAnsi="Calibri" w:cs="Calibri"/>
         </w:rPr>
-        <w:t xml:space="preserve">Instrumentación operativa de las especificaciones de </w:t>
-      </w:r>
-      <w:proofErr w:type="spellStart"/>
-      <w:r>
-        <w:rPr>
-          <w:rFonts w:ascii="Calibri" w:eastAsia="Times New Roman" w:hAnsi="Calibri" w:cs="Calibri"/>
-        </w:rPr>
-        <w:t>layouts</w:t>
-      </w:r>
-      <w:proofErr w:type="spellEnd"/>
-      <w:r>
-        <w:rPr>
-          <w:rFonts w:ascii="Calibri" w:eastAsia="Times New Roman" w:hAnsi="Calibri" w:cs="Calibri"/>
-        </w:rPr>
-        <w:t xml:space="preserve"> para Alumnos Evaluados, Alumnos sin Padecimientos y Alumnos Atendidos (IMSS/IMSS-Bienestar).</w:t>
+        <w:t>Instrumentación operativa de las especificaciones de layouts para Alumnos Evaluados, Alumnos sin Padecimientos y Alumnos Atendidos (IMSS/IMSS-Bienestar).</w:t>
       </w:r>
     </w:p>
     <w:p>
@@ -491,25 +334,7 @@
           <w:sz w:val="22"/>
           <w:szCs w:val="22"/>
         </w:rPr>
-        <w:t xml:space="preserve">El sistema orquestador original ha sido rediseñado para soportar mayor escalabilidad, </w:t>
-      </w:r>
-      <w:proofErr w:type="spellStart"/>
-      <w:r>
-        <w:rPr>
-          <w:rFonts w:ascii="Calibri" w:hAnsi="Calibri" w:cs="Calibri"/>
-          <w:sz w:val="22"/>
-          <w:szCs w:val="22"/>
-        </w:rPr>
-        <w:t>observabilidad</w:t>
-      </w:r>
-      <w:proofErr w:type="spellEnd"/>
-      <w:r>
-        <w:rPr>
-          <w:rFonts w:ascii="Calibri" w:hAnsi="Calibri" w:cs="Calibri"/>
-          <w:sz w:val="22"/>
-          <w:szCs w:val="22"/>
-        </w:rPr>
-        <w:t xml:space="preserve"> y cumplimiento normativo. La arquitectura de Fase 2 incorpora:</w:t>
+        <w:t>El sistema orquestador original ha sido rediseñado para soportar mayor escalabilidad, observabilidad y cumplimiento normativo. La arquitectura de Fase 2 incorpora:</w:t>
       </w:r>
     </w:p>
     <w:p>
@@ -523,37 +348,12 @@
           <w:rFonts w:ascii="Calibri" w:eastAsia="Times New Roman" w:hAnsi="Calibri" w:cs="Calibri"/>
         </w:rPr>
       </w:pPr>
-      <w:proofErr w:type="spellStart"/>
       <w:r>
         <w:rPr>
           <w:rStyle w:val="Fuerte"/>
           <w:rFonts w:ascii="Calibri" w:eastAsia="Times New Roman" w:hAnsi="Calibri" w:cs="Calibri"/>
         </w:rPr>
-        <w:t>Backend</w:t>
-      </w:r>
-      <w:proofErr w:type="spellEnd"/>
-      <w:r>
-        <w:rPr>
-          <w:rStyle w:val="Fuerte"/>
-          <w:rFonts w:ascii="Calibri" w:eastAsia="Times New Roman" w:hAnsi="Calibri" w:cs="Calibri"/>
-        </w:rPr>
-        <w:t xml:space="preserve"> </w:t>
-      </w:r>
-      <w:proofErr w:type="spellStart"/>
-      <w:r>
-        <w:rPr>
-          <w:rStyle w:val="Fuerte"/>
-          <w:rFonts w:ascii="Calibri" w:eastAsia="Times New Roman" w:hAnsi="Calibri" w:cs="Calibri"/>
-        </w:rPr>
-        <w:t>GraphQL</w:t>
-      </w:r>
-      <w:proofErr w:type="spellEnd"/>
-      <w:r>
-        <w:rPr>
-          <w:rStyle w:val="Fuerte"/>
-          <w:rFonts w:ascii="Calibri" w:eastAsia="Times New Roman" w:hAnsi="Calibri" w:cs="Calibri"/>
-        </w:rPr>
-        <w:t>:</w:t>
+        <w:t>Backend GraphQL:</w:t>
       </w:r>
       <w:r>
         <w:rPr>
@@ -573,57 +373,18 @@
           <w:rFonts w:ascii="Calibri" w:eastAsia="Times New Roman" w:hAnsi="Calibri" w:cs="Calibri"/>
         </w:rPr>
       </w:pPr>
-      <w:proofErr w:type="spellStart"/>
       <w:r>
         <w:rPr>
           <w:rStyle w:val="Fuerte"/>
           <w:rFonts w:ascii="Calibri" w:eastAsia="Times New Roman" w:hAnsi="Calibri" w:cs="Calibri"/>
         </w:rPr>
-        <w:t>Frontend</w:t>
-      </w:r>
-      <w:proofErr w:type="spellEnd"/>
-      <w:r>
-        <w:rPr>
-          <w:rStyle w:val="Fuerte"/>
-          <w:rFonts w:ascii="Calibri" w:eastAsia="Times New Roman" w:hAnsi="Calibri" w:cs="Calibri"/>
-        </w:rPr>
-        <w:t xml:space="preserve"> SPA (Single Page </w:t>
-      </w:r>
-      <w:proofErr w:type="spellStart"/>
-      <w:r>
-        <w:rPr>
-          <w:rStyle w:val="Fuerte"/>
-          <w:rFonts w:ascii="Calibri" w:eastAsia="Times New Roman" w:hAnsi="Calibri" w:cs="Calibri"/>
-        </w:rPr>
-        <w:t>Application</w:t>
-      </w:r>
-      <w:proofErr w:type="spellEnd"/>
-      <w:r>
-        <w:rPr>
-          <w:rStyle w:val="Fuerte"/>
-          <w:rFonts w:ascii="Calibri" w:eastAsia="Times New Roman" w:hAnsi="Calibri" w:cs="Calibri"/>
-        </w:rPr>
-        <w:t>):</w:t>
+        <w:t>Frontend SPA (Single Page Application):</w:t>
       </w:r>
       <w:r>
         <w:rPr>
           <w:rFonts w:ascii="Calibri" w:eastAsia="Times New Roman" w:hAnsi="Calibri" w:cs="Calibri"/>
         </w:rPr>
-        <w:t xml:space="preserve"> Construido en Angular 18 con Apollo Client, incluyendo tableros de control (</w:t>
-      </w:r>
-      <w:proofErr w:type="spellStart"/>
-      <w:r>
-        <w:rPr>
-          <w:rFonts w:ascii="Calibri" w:eastAsia="Times New Roman" w:hAnsi="Calibri" w:cs="Calibri"/>
-        </w:rPr>
-        <w:t>Dashboards</w:t>
-      </w:r>
-      <w:proofErr w:type="spellEnd"/>
-      <w:r>
-        <w:rPr>
-          <w:rFonts w:ascii="Calibri" w:eastAsia="Times New Roman" w:hAnsi="Calibri" w:cs="Calibri"/>
-        </w:rPr>
-        <w:t>) para monitoreo en tiempo real.</w:t>
+        <w:t xml:space="preserve"> Construido en Angular 18 con Apollo Client, incluyendo tableros de control (Dashboards) para monitoreo en tiempo real.</w:t>
       </w:r>
     </w:p>
     <w:p>
@@ -687,28 +448,24 @@
         </w:rPr>
         <w:t xml:space="preserve">, </w:t>
       </w:r>
-      <w:proofErr w:type="spellStart"/>
       <w:r>
         <w:rPr>
           <w:rStyle w:val="CdigoHTML"/>
         </w:rPr>
         <w:t>CurpProcesada</w:t>
       </w:r>
-      <w:proofErr w:type="spellEnd"/>
       <w:r>
         <w:rPr>
           <w:rFonts w:ascii="Calibri" w:eastAsia="Times New Roman" w:hAnsi="Calibri" w:cs="Calibri"/>
         </w:rPr>
         <w:t xml:space="preserve"> y </w:t>
       </w:r>
-      <w:proofErr w:type="spellStart"/>
       <w:r>
         <w:rPr>
           <w:rStyle w:val="CdigoHTML"/>
         </w:rPr>
         <w:t>BitacoraEvento</w:t>
       </w:r>
-      <w:proofErr w:type="spellEnd"/>
       <w:r>
         <w:rPr>
           <w:rFonts w:ascii="Calibri" w:eastAsia="Times New Roman" w:hAnsi="Calibri" w:cs="Calibri"/>
@@ -921,7 +678,6 @@
                 <w:rFonts w:ascii="Calibri" w:eastAsia="Times New Roman" w:hAnsi="Calibri" w:cs="Calibri"/>
               </w:rPr>
             </w:pPr>
-            <w:proofErr w:type="spellStart"/>
             <w:r>
               <w:rPr>
                 <w:rStyle w:val="Fuerte"/>
@@ -929,7 +685,6 @@
               </w:rPr>
               <w:t>Backend</w:t>
             </w:r>
-            <w:proofErr w:type="spellEnd"/>
           </w:p>
         </w:tc>
         <w:tc>
@@ -988,19 +743,11 @@
                 <w:rFonts w:ascii="Calibri" w:eastAsia="Times New Roman" w:hAnsi="Calibri" w:cs="Calibri"/>
               </w:rPr>
             </w:pPr>
-            <w:proofErr w:type="spellStart"/>
             <w:r>
               <w:rPr>
                 <w:rFonts w:ascii="Calibri" w:eastAsia="Times New Roman" w:hAnsi="Calibri" w:cs="Calibri"/>
               </w:rPr>
-              <w:t>FastAPI</w:t>
-            </w:r>
-            <w:proofErr w:type="spellEnd"/>
-            <w:r>
-              <w:rPr>
-                <w:rFonts w:ascii="Calibri" w:eastAsia="Times New Roman" w:hAnsi="Calibri" w:cs="Calibri"/>
-              </w:rPr>
-              <w:t xml:space="preserve"> (Python 3.14)</w:t>
+              <w:t>FastAPI (Python 3.14)</w:t>
             </w:r>
           </w:p>
         </w:tc>
@@ -1131,16 +878,8 @@
               <w:rPr>
                 <w:rFonts w:ascii="Calibri" w:eastAsia="Times New Roman" w:hAnsi="Calibri" w:cs="Calibri"/>
               </w:rPr>
-              <w:t xml:space="preserve">Strawberry </w:t>
+              <w:t>Strawberry GraphQL</w:t>
             </w:r>
-            <w:proofErr w:type="spellStart"/>
-            <w:r>
-              <w:rPr>
-                <w:rFonts w:ascii="Calibri" w:eastAsia="Times New Roman" w:hAnsi="Calibri" w:cs="Calibri"/>
-              </w:rPr>
-              <w:t>GraphQL</w:t>
-            </w:r>
-            <w:proofErr w:type="spellEnd"/>
           </w:p>
         </w:tc>
         <w:tc>
@@ -1171,21 +910,7 @@
               <w:rPr>
                 <w:rFonts w:ascii="Calibri" w:eastAsia="Times New Roman" w:hAnsi="Calibri" w:cs="Calibri"/>
               </w:rPr>
-              <w:t>Reducción de sobrecarga de red (Over-</w:t>
-            </w:r>
-            <w:proofErr w:type="spellStart"/>
-            <w:r>
-              <w:rPr>
-                <w:rFonts w:ascii="Calibri" w:eastAsia="Times New Roman" w:hAnsi="Calibri" w:cs="Calibri"/>
-              </w:rPr>
-              <w:t>fetching</w:t>
-            </w:r>
-            <w:proofErr w:type="spellEnd"/>
-            <w:r>
-              <w:rPr>
-                <w:rFonts w:ascii="Calibri" w:eastAsia="Times New Roman" w:hAnsi="Calibri" w:cs="Calibri"/>
-              </w:rPr>
-              <w:t>).</w:t>
+              <w:t>Reducción de sobrecarga de red (Over-fetching).</w:t>
             </w:r>
           </w:p>
         </w:tc>
@@ -1215,7 +940,6 @@
                 <w:rFonts w:ascii="Calibri" w:eastAsia="Times New Roman" w:hAnsi="Calibri" w:cs="Calibri"/>
               </w:rPr>
             </w:pPr>
-            <w:proofErr w:type="spellStart"/>
             <w:r>
               <w:rPr>
                 <w:rStyle w:val="Fuerte"/>
@@ -1223,7 +947,6 @@
               </w:rPr>
               <w:t>Frontend</w:t>
             </w:r>
-            <w:proofErr w:type="spellEnd"/>
           </w:p>
         </w:tc>
         <w:tc>
@@ -1314,19 +1037,11 @@
                 <w:rFonts w:ascii="Calibri" w:eastAsia="Times New Roman" w:hAnsi="Calibri" w:cs="Calibri"/>
               </w:rPr>
             </w:pPr>
-            <w:proofErr w:type="spellStart"/>
             <w:r>
               <w:rPr>
                 <w:rFonts w:ascii="Calibri" w:eastAsia="Times New Roman" w:hAnsi="Calibri" w:cs="Calibri"/>
               </w:rPr>
-              <w:t>Observabilidad</w:t>
-            </w:r>
-            <w:proofErr w:type="spellEnd"/>
-            <w:r>
-              <w:rPr>
-                <w:rFonts w:ascii="Calibri" w:eastAsia="Times New Roman" w:hAnsi="Calibri" w:cs="Calibri"/>
-              </w:rPr>
-              <w:t xml:space="preserve"> en tiempo real y paneles de métricas.</w:t>
+              <w:t>Observabilidad en tiempo real y paneles de métricas.</w:t>
             </w:r>
           </w:p>
         </w:tc>
@@ -1511,100 +1226,63 @@
     </w:p>
     <w:p>
       <w:pPr>
-        <w:pStyle w:val="HTMLconformatoprevio"/>
-      </w:pPr>
-    </w:p>
-    <w:p>
-      <w:pPr>
-        <w:pStyle w:val="HTMLconformatoprevio"/>
-      </w:pPr>
-      <w:proofErr w:type="spellStart"/>
+        <w:rPr>
+          <w:rFonts w:ascii="Calibri" w:eastAsia="Times New Roman" w:hAnsi="Calibri" w:cs="Calibri"/>
+        </w:rPr>
+      </w:pPr>
       <w:r>
-        <w:t>graph</w:t>
-      </w:r>
-      <w:proofErr w:type="spellEnd"/>
-      <w:r>
-        <w:t xml:space="preserve"> TD</w:t>
-      </w:r>
-    </w:p>
-    <w:p>
-      <w:pPr>
-        <w:pStyle w:val="HTMLconformatoprevio"/>
-      </w:pPr>
-      <w:r>
-        <w:t xml:space="preserve">    A[Usuario Final / Navegador] --&gt;|HTTPS| B(</w:t>
-      </w:r>
-      <w:proofErr w:type="spellStart"/>
-      <w:r>
-        <w:t>Frontend</w:t>
-      </w:r>
-      <w:proofErr w:type="spellEnd"/>
-      <w:r>
-        <w:t xml:space="preserve"> SPA: </w:t>
-      </w:r>
-      <w:proofErr w:type="spellStart"/>
-      <w:r>
-        <w:t>React</w:t>
-      </w:r>
-      <w:proofErr w:type="spellEnd"/>
-      <w:r>
-        <w:t xml:space="preserve"> 18 + Vite)</w:t>
-      </w:r>
-    </w:p>
-    <w:p>
-      <w:pPr>
-        <w:pStyle w:val="HTMLconformatoprevio"/>
-      </w:pPr>
-      <w:r>
-        <w:t xml:space="preserve">    B --&gt;|Axios REST / JWT| C{API Gateway: </w:t>
-      </w:r>
-      <w:proofErr w:type="spellStart"/>
-      <w:r>
-        <w:t>FastAPI</w:t>
-      </w:r>
-      <w:proofErr w:type="spellEnd"/>
-      <w:r>
-        <w:t>}</w:t>
-      </w:r>
-    </w:p>
-    <w:p>
-      <w:pPr>
-        <w:pStyle w:val="HTMLconformatoprevio"/>
-      </w:pPr>
-      <w:r>
-        <w:t xml:space="preserve">    C --&gt;|RBAC </w:t>
-      </w:r>
-      <w:proofErr w:type="spellStart"/>
-      <w:r>
-        <w:t>Validation</w:t>
-      </w:r>
-      <w:proofErr w:type="spellEnd"/>
-      <w:r>
-        <w:t>| D[Middleware Seguridad]</w:t>
-      </w:r>
-    </w:p>
-    <w:p>
-      <w:pPr>
-        <w:pStyle w:val="HTMLconformatoprevio"/>
-      </w:pPr>
-      <w:r>
-        <w:t xml:space="preserve">    D --&gt;|</w:t>
-      </w:r>
-      <w:proofErr w:type="spellStart"/>
-      <w:r>
-        <w:t>oracledb</w:t>
-      </w:r>
-      <w:proofErr w:type="spellEnd"/>
-      <w:r>
-        <w:t xml:space="preserve"> Thin Mode| E[(Oracle 19c)]</w:t>
-      </w:r>
-    </w:p>
-    <w:p>
-      <w:pPr>
-        <w:pStyle w:val="HTMLconformatoprevio"/>
-      </w:pPr>
-      <w:r>
-        <w:t xml:space="preserve">    E --&gt;|Lectura Optimizada| F[Vistas VW_BI_MUSEMS_*]</w:t>
+        <w:rPr>
+          <w:rFonts w:ascii="Calibri" w:eastAsia="Times New Roman" w:hAnsi="Calibri" w:cs="Calibri"/>
+          <w:noProof/>
+        </w:rPr>
+        <w:drawing>
+          <wp:inline distT="0" distB="0" distL="0" distR="0" wp14:anchorId="096D93D2" wp14:editId="4BCCA712">
+            <wp:extent cx="2019300" cy="6842760"/>
+            <wp:effectExtent l="0" t="0" r="0" b="0"/>
+            <wp:docPr id="2" name="Imagen 2"/>
+            <wp:cNvGraphicFramePr>
+              <a:graphicFrameLocks xmlns:a="http://schemas.openxmlformats.org/drawingml/2006/main" noChangeAspect="1"/>
+            </wp:cNvGraphicFramePr>
+            <a:graphic xmlns:a="http://schemas.openxmlformats.org/drawingml/2006/main">
+              <a:graphicData uri="http://schemas.openxmlformats.org/drawingml/2006/picture">
+                <pic:pic xmlns:pic="http://schemas.openxmlformats.org/drawingml/2006/picture">
+                  <pic:nvPicPr>
+                    <pic:cNvPr id="0" name="Picture 2"/>
+                    <pic:cNvPicPr>
+                      <a:picLocks noChangeAspect="1" noChangeArrowheads="1"/>
+                    </pic:cNvPicPr>
+                  </pic:nvPicPr>
+                  <pic:blipFill>
+                    <a:blip r:embed="rId8">
+                      <a:extLst>
+                        <a:ext uri="{28A0092B-C50C-407E-A947-70E740481C1C}">
+                          <a14:useLocalDpi xmlns:a14="http://schemas.microsoft.com/office/drawing/2010/main" val="0"/>
+                        </a:ext>
+                      </a:extLst>
+                    </a:blip>
+                    <a:srcRect/>
+                    <a:stretch>
+                      <a:fillRect/>
+                    </a:stretch>
+                  </pic:blipFill>
+                  <pic:spPr bwMode="auto">
+                    <a:xfrm>
+                      <a:off x="0" y="0"/>
+                      <a:ext cx="2019300" cy="6842760"/>
+                    </a:xfrm>
+                    <a:prstGeom prst="rect">
+                      <a:avLst/>
+                    </a:prstGeom>
+                    <a:noFill/>
+                    <a:ln>
+                      <a:noFill/>
+                    </a:ln>
+                  </pic:spPr>
+                </pic:pic>
+              </a:graphicData>
+            </a:graphic>
+          </wp:inline>
+        </w:drawing>
       </w:r>
     </w:p>
     <w:p>
@@ -1618,55 +1296,18 @@
           <w:rFonts w:ascii="Calibri" w:eastAsia="Times New Roman" w:hAnsi="Calibri" w:cs="Calibri"/>
         </w:rPr>
       </w:pPr>
-      <w:proofErr w:type="spellStart"/>
       <w:r>
         <w:rPr>
           <w:rStyle w:val="Fuerte"/>
           <w:rFonts w:ascii="Calibri" w:eastAsia="Times New Roman" w:hAnsi="Calibri" w:cs="Calibri"/>
         </w:rPr>
-        <w:t>Frontend</w:t>
-      </w:r>
-      <w:proofErr w:type="spellEnd"/>
-      <w:r>
-        <w:rPr>
-          <w:rStyle w:val="Fuerte"/>
-          <w:rFonts w:ascii="Calibri" w:eastAsia="Times New Roman" w:hAnsi="Calibri" w:cs="Calibri"/>
-        </w:rPr>
-        <w:t xml:space="preserve"> SPA:</w:t>
+        <w:t>Frontend SPA:</w:t>
       </w:r>
       <w:r>
         <w:rPr>
           <w:rFonts w:ascii="Calibri" w:eastAsia="Times New Roman" w:hAnsi="Calibri" w:cs="Calibri"/>
         </w:rPr>
-        <w:t xml:space="preserve"> Implementado en </w:t>
-      </w:r>
-      <w:proofErr w:type="spellStart"/>
-      <w:r>
-        <w:rPr>
-          <w:rFonts w:ascii="Calibri" w:eastAsia="Times New Roman" w:hAnsi="Calibri" w:cs="Calibri"/>
-        </w:rPr>
-        <w:t>React</w:t>
-      </w:r>
-      <w:proofErr w:type="spellEnd"/>
-      <w:r>
-        <w:rPr>
-          <w:rFonts w:ascii="Calibri" w:eastAsia="Times New Roman" w:hAnsi="Calibri" w:cs="Calibri"/>
-        </w:rPr>
-        <w:t xml:space="preserve"> 18+ y empaquetado con Vite, utilizando </w:t>
-      </w:r>
-      <w:proofErr w:type="spellStart"/>
-      <w:r>
-        <w:rPr>
-          <w:rFonts w:ascii="Calibri" w:eastAsia="Times New Roman" w:hAnsi="Calibri" w:cs="Calibri"/>
-        </w:rPr>
-        <w:t>TypeScript</w:t>
-      </w:r>
-      <w:proofErr w:type="spellEnd"/>
-      <w:r>
-        <w:rPr>
-          <w:rFonts w:ascii="Calibri" w:eastAsia="Times New Roman" w:hAnsi="Calibri" w:cs="Calibri"/>
-        </w:rPr>
-        <w:t xml:space="preserve"> para asegurar mantenibilidad. Aplica estrictamente el Framework CSS Institucional (Gob.mx V3).</w:t>
+        <w:t xml:space="preserve"> Implementado en React 18+ y empaquetado con Vite, utilizando TypeScript para asegurar mantenibilidad. Aplica estrictamente el Framework CSS Institucional (Gob.mx V3).</w:t>
       </w:r>
     </w:p>
     <w:p>
@@ -1680,83 +1321,18 @@
           <w:rFonts w:ascii="Calibri" w:eastAsia="Times New Roman" w:hAnsi="Calibri" w:cs="Calibri"/>
         </w:rPr>
       </w:pPr>
-      <w:proofErr w:type="spellStart"/>
       <w:r>
         <w:rPr>
           <w:rStyle w:val="Fuerte"/>
           <w:rFonts w:ascii="Calibri" w:eastAsia="Times New Roman" w:hAnsi="Calibri" w:cs="Calibri"/>
         </w:rPr>
-        <w:t>Backend</w:t>
-      </w:r>
-      <w:proofErr w:type="spellEnd"/>
-      <w:r>
-        <w:rPr>
-          <w:rStyle w:val="Fuerte"/>
-          <w:rFonts w:ascii="Calibri" w:eastAsia="Times New Roman" w:hAnsi="Calibri" w:cs="Calibri"/>
-        </w:rPr>
-        <w:t xml:space="preserve"> API Gateway:</w:t>
+        <w:t>Backend API Gateway:</w:t>
       </w:r>
       <w:r>
         <w:rPr>
           <w:rFonts w:ascii="Calibri" w:eastAsia="Times New Roman" w:hAnsi="Calibri" w:cs="Calibri"/>
         </w:rPr>
-        <w:t xml:space="preserve"> Desarrollado con </w:t>
-      </w:r>
-      <w:proofErr w:type="spellStart"/>
-      <w:r>
-        <w:rPr>
-          <w:rFonts w:ascii="Calibri" w:eastAsia="Times New Roman" w:hAnsi="Calibri" w:cs="Calibri"/>
-        </w:rPr>
-        <w:t>FastAPI</w:t>
-      </w:r>
-      <w:proofErr w:type="spellEnd"/>
-      <w:r>
-        <w:rPr>
-          <w:rFonts w:ascii="Calibri" w:eastAsia="Times New Roman" w:hAnsi="Calibri" w:cs="Calibri"/>
-        </w:rPr>
-        <w:t xml:space="preserve"> (Python) operando sobre </w:t>
-      </w:r>
-      <w:proofErr w:type="spellStart"/>
-      <w:r>
-        <w:rPr>
-          <w:rFonts w:ascii="Calibri" w:eastAsia="Times New Roman" w:hAnsi="Calibri" w:cs="Calibri"/>
-        </w:rPr>
-        <w:t>Uvicorn</w:t>
-      </w:r>
-      <w:proofErr w:type="spellEnd"/>
-      <w:r>
-        <w:rPr>
-          <w:rFonts w:ascii="Calibri" w:eastAsia="Times New Roman" w:hAnsi="Calibri" w:cs="Calibri"/>
-        </w:rPr>
-        <w:t>. Actúa como un *</w:t>
-      </w:r>
-      <w:proofErr w:type="spellStart"/>
-      <w:r>
-        <w:rPr>
-          <w:rFonts w:ascii="Calibri" w:eastAsia="Times New Roman" w:hAnsi="Calibri" w:cs="Calibri"/>
-        </w:rPr>
-        <w:t>gateway</w:t>
-      </w:r>
-      <w:proofErr w:type="spellEnd"/>
-      <w:r>
-        <w:rPr>
-          <w:rFonts w:ascii="Calibri" w:eastAsia="Times New Roman" w:hAnsi="Calibri" w:cs="Calibri"/>
-        </w:rPr>
-        <w:t xml:space="preserve">* virtual que serializa los datos analíticos hacia el </w:t>
-      </w:r>
-      <w:proofErr w:type="spellStart"/>
-      <w:r>
-        <w:rPr>
-          <w:rFonts w:ascii="Calibri" w:eastAsia="Times New Roman" w:hAnsi="Calibri" w:cs="Calibri"/>
-        </w:rPr>
-        <w:t>frontend</w:t>
-      </w:r>
-      <w:proofErr w:type="spellEnd"/>
-      <w:r>
-        <w:rPr>
-          <w:rFonts w:ascii="Calibri" w:eastAsia="Times New Roman" w:hAnsi="Calibri" w:cs="Calibri"/>
-        </w:rPr>
-        <w:t>.</w:t>
+        <w:t xml:space="preserve"> Desarrollado con FastAPI (Python) operando sobre Uvicorn. Actúa como un *gateway* virtual que serializa los datos analíticos hacia el frontend.</w:t>
       </w:r>
     </w:p>
     <w:p>
@@ -1783,33 +1359,17 @@
         </w:rPr>
         <w:t xml:space="preserve"> Conexión nativa a través del driver </w:t>
       </w:r>
-      <w:proofErr w:type="spellStart"/>
       <w:r>
         <w:rPr>
           <w:rStyle w:val="CdigoHTML"/>
         </w:rPr>
         <w:t>oracledb</w:t>
       </w:r>
-      <w:proofErr w:type="spellEnd"/>
       <w:r>
         <w:rPr>
           <w:rFonts w:ascii="Calibri" w:eastAsia="Times New Roman" w:hAnsi="Calibri" w:cs="Calibri"/>
         </w:rPr>
-        <w:t xml:space="preserve"> (Thin </w:t>
-      </w:r>
-      <w:proofErr w:type="spellStart"/>
-      <w:r>
-        <w:rPr>
-          <w:rFonts w:ascii="Calibri" w:eastAsia="Times New Roman" w:hAnsi="Calibri" w:cs="Calibri"/>
-        </w:rPr>
-        <w:t>mode</w:t>
-      </w:r>
-      <w:proofErr w:type="spellEnd"/>
-      <w:r>
-        <w:rPr>
-          <w:rFonts w:ascii="Calibri" w:eastAsia="Times New Roman" w:hAnsi="Calibri" w:cs="Calibri"/>
-        </w:rPr>
-        <w:t>), eliminando dependencias de cliente pesado y garantizando latencias mínimas para tableros de BI.</w:t>
+        <w:t xml:space="preserve"> (Thin mode), eliminando dependencias de cliente pesado y garantizando latencias mínimas para tableros de BI.</w:t>
       </w:r>
     </w:p>
     <w:p>
@@ -1834,21 +1394,7 @@
         <w:rPr>
           <w:rFonts w:ascii="Calibri" w:eastAsia="Times New Roman" w:hAnsi="Calibri" w:cs="Calibri"/>
         </w:rPr>
-        <w:t xml:space="preserve"> Autenticación vía JWT y cifrado de contraseñas con </w:t>
-      </w:r>
-      <w:proofErr w:type="spellStart"/>
-      <w:r>
-        <w:rPr>
-          <w:rFonts w:ascii="Calibri" w:eastAsia="Times New Roman" w:hAnsi="Calibri" w:cs="Calibri"/>
-        </w:rPr>
-        <w:t>Bcrypt</w:t>
-      </w:r>
-      <w:proofErr w:type="spellEnd"/>
-      <w:r>
-        <w:rPr>
-          <w:rFonts w:ascii="Calibri" w:eastAsia="Times New Roman" w:hAnsi="Calibri" w:cs="Calibri"/>
-        </w:rPr>
-        <w:t>, complementado con Control de Acceso Basado en Roles (RBAC).</w:t>
+        <w:t xml:space="preserve"> Autenticación vía JWT y cifrado de contraseñas con Bcrypt, complementado con Control de Acceso Basado en Roles (RBAC).</w:t>
       </w:r>
     </w:p>
     <w:p>
@@ -1867,117 +1413,46 @@
           <w:sz w:val="22"/>
           <w:szCs w:val="22"/>
         </w:rPr>
-        <w:t xml:space="preserve">Ejemplo de Petición Estructural (Contrato </w:t>
+        <w:t>Ejemplo de Petición Estructural (Contrato GraphQL en Vida Saludable)</w:t>
       </w:r>
-      <w:proofErr w:type="spellStart"/>
-      <w:r>
-        <w:rPr>
-          <w:rStyle w:val="Fuerte"/>
+    </w:p>
+    <w:p>
+      <w:pPr>
+        <w:pStyle w:val="NormalWeb"/>
+        <w:rPr>
           <w:rFonts w:ascii="Calibri" w:hAnsi="Calibri" w:cs="Calibri"/>
           <w:sz w:val="22"/>
           <w:szCs w:val="22"/>
         </w:rPr>
-        <w:t>GraphQL</w:t>
-      </w:r>
-      <w:proofErr w:type="spellEnd"/>
+      </w:pPr>
       <w:r>
         <w:rPr>
-          <w:rStyle w:val="Fuerte"/>
           <w:rFonts w:ascii="Calibri" w:hAnsi="Calibri" w:cs="Calibri"/>
           <w:sz w:val="22"/>
           <w:szCs w:val="22"/>
         </w:rPr>
-        <w:t xml:space="preserve"> en Vida Saludable)</w:t>
+        <w:t>Para ilustrar la modernización de los accesos a datos mediante Strawberry GraphQL, a continuación se presenta un *snippet* de cómo el Frontend inicia un procesamiento asíncrono:</w:t>
       </w:r>
     </w:p>
     <w:p>
       <w:pPr>
-        <w:pStyle w:val="NormalWeb"/>
-        <w:rPr>
-          <w:rFonts w:ascii="Calibri" w:hAnsi="Calibri" w:cs="Calibri"/>
-          <w:sz w:val="22"/>
-          <w:szCs w:val="22"/>
-        </w:rPr>
+        <w:pStyle w:val="HTMLconformatoprevio"/>
+      </w:pPr>
+    </w:p>
+    <w:p>
+      <w:pPr>
+        <w:pStyle w:val="HTMLconformatoprevio"/>
       </w:pPr>
       <w:r>
-        <w:rPr>
-          <w:rFonts w:ascii="Calibri" w:hAnsi="Calibri" w:cs="Calibri"/>
-          <w:sz w:val="22"/>
-          <w:szCs w:val="22"/>
-        </w:rPr>
-        <w:t xml:space="preserve">Para ilustrar la modernización de los accesos a datos mediante Strawberry </w:t>
-      </w:r>
-      <w:proofErr w:type="spellStart"/>
-      <w:r>
-        <w:rPr>
-          <w:rFonts w:ascii="Calibri" w:hAnsi="Calibri" w:cs="Calibri"/>
-          <w:sz w:val="22"/>
-          <w:szCs w:val="22"/>
-        </w:rPr>
-        <w:t>GraphQL</w:t>
-      </w:r>
-      <w:proofErr w:type="spellEnd"/>
-      <w:r>
-        <w:rPr>
-          <w:rFonts w:ascii="Calibri" w:hAnsi="Calibri" w:cs="Calibri"/>
-          <w:sz w:val="22"/>
-          <w:szCs w:val="22"/>
-        </w:rPr>
-        <w:t>, a continuación se presenta un *</w:t>
-      </w:r>
-      <w:proofErr w:type="spellStart"/>
-      <w:r>
-        <w:rPr>
-          <w:rFonts w:ascii="Calibri" w:hAnsi="Calibri" w:cs="Calibri"/>
-          <w:sz w:val="22"/>
-          <w:szCs w:val="22"/>
-        </w:rPr>
-        <w:t>snippet</w:t>
-      </w:r>
-      <w:proofErr w:type="spellEnd"/>
-      <w:r>
-        <w:rPr>
-          <w:rFonts w:ascii="Calibri" w:hAnsi="Calibri" w:cs="Calibri"/>
-          <w:sz w:val="22"/>
-          <w:szCs w:val="22"/>
-        </w:rPr>
-        <w:t xml:space="preserve">* de cómo el </w:t>
-      </w:r>
-      <w:proofErr w:type="spellStart"/>
-      <w:r>
-        <w:rPr>
-          <w:rFonts w:ascii="Calibri" w:hAnsi="Calibri" w:cs="Calibri"/>
-          <w:sz w:val="22"/>
-          <w:szCs w:val="22"/>
-        </w:rPr>
-        <w:t>Frontend</w:t>
-      </w:r>
-      <w:proofErr w:type="spellEnd"/>
-      <w:r>
-        <w:rPr>
-          <w:rFonts w:ascii="Calibri" w:hAnsi="Calibri" w:cs="Calibri"/>
-          <w:sz w:val="22"/>
-          <w:szCs w:val="22"/>
-        </w:rPr>
-        <w:t xml:space="preserve"> inicia un procesamiento asíncrono:</w:t>
+        <w:t>mutation {</w:t>
       </w:r>
     </w:p>
     <w:p>
       <w:pPr>
         <w:pStyle w:val="HTMLconformatoprevio"/>
       </w:pPr>
-    </w:p>
-    <w:p>
-      <w:pPr>
-        <w:pStyle w:val="HTMLconformatoprevio"/>
-      </w:pPr>
-      <w:proofErr w:type="spellStart"/>
       <w:r>
-        <w:t>mutation</w:t>
-      </w:r>
-      <w:proofErr w:type="spellEnd"/>
-      <w:r>
-        <w:t xml:space="preserve"> {</w:t>
+        <w:t xml:space="preserve">  iniciarDescargaLote(</w:t>
       </w:r>
     </w:p>
     <w:p>
@@ -1985,15 +1460,7 @@
         <w:pStyle w:val="HTMLconformatoprevio"/>
       </w:pPr>
       <w:r>
-        <w:t xml:space="preserve">  </w:t>
-      </w:r>
-      <w:proofErr w:type="spellStart"/>
-      <w:r>
-        <w:t>iniciarDescargaLote</w:t>
-      </w:r>
-      <w:proofErr w:type="spellEnd"/>
-      <w:r>
-        <w:t>(</w:t>
+        <w:t xml:space="preserve">    entidadFederativa: "21",</w:t>
       </w:r>
     </w:p>
     <w:p>
@@ -2001,15 +1468,7 @@
         <w:pStyle w:val="HTMLconformatoprevio"/>
       </w:pPr>
       <w:r>
-        <w:t xml:space="preserve">    </w:t>
-      </w:r>
-      <w:proofErr w:type="spellStart"/>
-      <w:r>
-        <w:t>entidadFederativa</w:t>
-      </w:r>
-      <w:proofErr w:type="spellEnd"/>
-      <w:r>
-        <w:t>: "21",</w:t>
+        <w:t xml:space="preserve">    cicloEscolar: "2024-2025",</w:t>
       </w:r>
     </w:p>
     <w:p>
@@ -2017,31 +1476,7 @@
         <w:pStyle w:val="HTMLconformatoprevio"/>
       </w:pPr>
       <w:r>
-        <w:t xml:space="preserve">    </w:t>
-      </w:r>
-      <w:proofErr w:type="spellStart"/>
-      <w:r>
-        <w:t>cicloEscolar</w:t>
-      </w:r>
-      <w:proofErr w:type="spellEnd"/>
-      <w:r>
-        <w:t>: "2024-2025",</w:t>
-      </w:r>
-    </w:p>
-    <w:p>
-      <w:pPr>
-        <w:pStyle w:val="HTMLconformatoprevio"/>
-      </w:pPr>
-      <w:r>
-        <w:t xml:space="preserve">    </w:t>
-      </w:r>
-      <w:proofErr w:type="spellStart"/>
-      <w:r>
-        <w:t>workers</w:t>
-      </w:r>
-      <w:proofErr w:type="spellEnd"/>
-      <w:r>
-        <w:t>: 15</w:t>
+        <w:t xml:space="preserve">    workers: 15</w:t>
       </w:r>
     </w:p>
     <w:p>
@@ -2057,13 +1492,8 @@
         <w:pStyle w:val="HTMLconformatoprevio"/>
       </w:pPr>
       <w:r>
-        <w:t xml:space="preserve">    </w:t>
+        <w:t xml:space="preserve">    idLote</w:t>
       </w:r>
-      <w:proofErr w:type="spellStart"/>
-      <w:r>
-        <w:t>idLote</w:t>
-      </w:r>
-      <w:proofErr w:type="spellEnd"/>
     </w:p>
     <w:p>
       <w:pPr>
@@ -2078,13 +1508,8 @@
         <w:pStyle w:val="HTMLconformatoprevio"/>
       </w:pPr>
       <w:r>
-        <w:t xml:space="preserve">    </w:t>
+        <w:t xml:space="preserve">    totalEsperado</w:t>
       </w:r>
-      <w:proofErr w:type="spellStart"/>
-      <w:r>
-        <w:t>totalEsperado</w:t>
-      </w:r>
-      <w:proofErr w:type="spellEnd"/>
     </w:p>
     <w:p>
       <w:pPr>
@@ -2328,75 +1753,11 @@
                 <w:rFonts w:ascii="Calibri" w:eastAsia="Times New Roman" w:hAnsi="Calibri" w:cs="Calibri"/>
               </w:rPr>
             </w:pPr>
-            <w:proofErr w:type="spellStart"/>
             <w:r>
               <w:rPr>
                 <w:rFonts w:ascii="Calibri" w:eastAsia="Times New Roman" w:hAnsi="Calibri" w:cs="Calibri"/>
               </w:rPr>
-              <w:t>Entry</w:t>
-            </w:r>
-            <w:proofErr w:type="spellEnd"/>
-            <w:r>
-              <w:rPr>
-                <w:rFonts w:ascii="Calibri" w:eastAsia="Times New Roman" w:hAnsi="Calibri" w:cs="Calibri"/>
-              </w:rPr>
-              <w:t xml:space="preserve"> </w:t>
-            </w:r>
-            <w:proofErr w:type="spellStart"/>
-            <w:r>
-              <w:rPr>
-                <w:rFonts w:ascii="Calibri" w:eastAsia="Times New Roman" w:hAnsi="Calibri" w:cs="Calibri"/>
-              </w:rPr>
-              <w:t>point</w:t>
-            </w:r>
-            <w:proofErr w:type="spellEnd"/>
-            <w:r>
-              <w:rPr>
-                <w:rFonts w:ascii="Calibri" w:eastAsia="Times New Roman" w:hAnsi="Calibri" w:cs="Calibri"/>
-              </w:rPr>
-              <w:t xml:space="preserve"> </w:t>
-            </w:r>
-            <w:proofErr w:type="spellStart"/>
-            <w:r>
-              <w:rPr>
-                <w:rFonts w:ascii="Calibri" w:eastAsia="Times New Roman" w:hAnsi="Calibri" w:cs="Calibri"/>
-              </w:rPr>
-              <w:t>FastAPI</w:t>
-            </w:r>
-            <w:proofErr w:type="spellEnd"/>
-            <w:r>
-              <w:rPr>
-                <w:rFonts w:ascii="Calibri" w:eastAsia="Times New Roman" w:hAnsi="Calibri" w:cs="Calibri"/>
-              </w:rPr>
-              <w:t xml:space="preserve">, configuración CORS y </w:t>
-            </w:r>
-            <w:proofErr w:type="spellStart"/>
-            <w:r>
-              <w:rPr>
-                <w:rFonts w:ascii="Calibri" w:eastAsia="Times New Roman" w:hAnsi="Calibri" w:cs="Calibri"/>
-              </w:rPr>
-              <w:t>health</w:t>
-            </w:r>
-            <w:proofErr w:type="spellEnd"/>
-            <w:r>
-              <w:rPr>
-                <w:rFonts w:ascii="Calibri" w:eastAsia="Times New Roman" w:hAnsi="Calibri" w:cs="Calibri"/>
-              </w:rPr>
-              <w:t xml:space="preserve"> </w:t>
-            </w:r>
-            <w:proofErr w:type="spellStart"/>
-            <w:r>
-              <w:rPr>
-                <w:rFonts w:ascii="Calibri" w:eastAsia="Times New Roman" w:hAnsi="Calibri" w:cs="Calibri"/>
-              </w:rPr>
-              <w:t>checks</w:t>
-            </w:r>
-            <w:proofErr w:type="spellEnd"/>
-            <w:r>
-              <w:rPr>
-                <w:rFonts w:ascii="Calibri" w:eastAsia="Times New Roman" w:hAnsi="Calibri" w:cs="Calibri"/>
-              </w:rPr>
-              <w:t>.</w:t>
+              <w:t>Entry point FastAPI, configuración CORS y health checks.</w:t>
             </w:r>
           </w:p>
         </w:tc>
@@ -2494,63 +1855,7 @@
               <w:rPr>
                 <w:rFonts w:ascii="Calibri" w:eastAsia="Times New Roman" w:hAnsi="Calibri" w:cs="Calibri"/>
               </w:rPr>
-              <w:t xml:space="preserve">Definición de </w:t>
-            </w:r>
-            <w:proofErr w:type="spellStart"/>
-            <w:r>
-              <w:rPr>
-                <w:rFonts w:ascii="Calibri" w:eastAsia="Times New Roman" w:hAnsi="Calibri" w:cs="Calibri"/>
-              </w:rPr>
-              <w:t>Types</w:t>
-            </w:r>
-            <w:proofErr w:type="spellEnd"/>
-            <w:r>
-              <w:rPr>
-                <w:rFonts w:ascii="Calibri" w:eastAsia="Times New Roman" w:hAnsi="Calibri" w:cs="Calibri"/>
-              </w:rPr>
-              <w:t xml:space="preserve"> (Lote, </w:t>
-            </w:r>
-            <w:proofErr w:type="spellStart"/>
-            <w:r>
-              <w:rPr>
-                <w:rFonts w:ascii="Calibri" w:eastAsia="Times New Roman" w:hAnsi="Calibri" w:cs="Calibri"/>
-              </w:rPr>
-              <w:t>CurpProcesada</w:t>
-            </w:r>
-            <w:proofErr w:type="spellEnd"/>
-            <w:r>
-              <w:rPr>
-                <w:rFonts w:ascii="Calibri" w:eastAsia="Times New Roman" w:hAnsi="Calibri" w:cs="Calibri"/>
-              </w:rPr>
-              <w:t xml:space="preserve">) y </w:t>
-            </w:r>
-            <w:proofErr w:type="spellStart"/>
-            <w:r>
-              <w:rPr>
-                <w:rFonts w:ascii="Calibri" w:eastAsia="Times New Roman" w:hAnsi="Calibri" w:cs="Calibri"/>
-              </w:rPr>
-              <w:t>Resolvers</w:t>
-            </w:r>
-            <w:proofErr w:type="spellEnd"/>
-            <w:r>
-              <w:rPr>
-                <w:rFonts w:ascii="Calibri" w:eastAsia="Times New Roman" w:hAnsi="Calibri" w:cs="Calibri"/>
-              </w:rPr>
-              <w:t xml:space="preserve"> en Strawberry </w:t>
-            </w:r>
-            <w:proofErr w:type="spellStart"/>
-            <w:r>
-              <w:rPr>
-                <w:rFonts w:ascii="Calibri" w:eastAsia="Times New Roman" w:hAnsi="Calibri" w:cs="Calibri"/>
-              </w:rPr>
-              <w:t>GraphQL</w:t>
-            </w:r>
-            <w:proofErr w:type="spellEnd"/>
-            <w:r>
-              <w:rPr>
-                <w:rFonts w:ascii="Calibri" w:eastAsia="Times New Roman" w:hAnsi="Calibri" w:cs="Calibri"/>
-              </w:rPr>
-              <w:t>.</w:t>
+              <w:t>Definición de Types (Lote, CurpProcesada) y Resolvers en Strawberry GraphQL.</w:t>
             </w:r>
           </w:p>
         </w:tc>
@@ -2648,21 +1953,7 @@
               <w:rPr>
                 <w:rFonts w:ascii="Calibri" w:eastAsia="Times New Roman" w:hAnsi="Calibri" w:cs="Calibri"/>
               </w:rPr>
-              <w:t xml:space="preserve">Lógica asíncrona de lotes, </w:t>
-            </w:r>
-            <w:proofErr w:type="spellStart"/>
-            <w:r>
-              <w:rPr>
-                <w:rFonts w:ascii="Calibri" w:eastAsia="Times New Roman" w:hAnsi="Calibri" w:cs="Calibri"/>
-              </w:rPr>
-              <w:t>ThreadPoolExecutor</w:t>
-            </w:r>
-            <w:proofErr w:type="spellEnd"/>
-            <w:r>
-              <w:rPr>
-                <w:rFonts w:ascii="Calibri" w:eastAsia="Times New Roman" w:hAnsi="Calibri" w:cs="Calibri"/>
-              </w:rPr>
-              <w:t xml:space="preserve"> y bitácoras.</w:t>
+              <w:t>Lógica asíncrona de lotes, ThreadPoolExecutor y bitácoras.</w:t>
             </w:r>
           </w:p>
         </w:tc>
@@ -2766,21 +2057,7 @@
               <w:rPr>
                 <w:rFonts w:ascii="Calibri" w:eastAsia="Times New Roman" w:hAnsi="Calibri" w:cs="Calibri"/>
               </w:rPr>
-              <w:t xml:space="preserve">Integración con WS IMSS, cifrado AES, guardado de </w:t>
-            </w:r>
-            <w:proofErr w:type="spellStart"/>
-            <w:r>
-              <w:rPr>
-                <w:rFonts w:ascii="Calibri" w:eastAsia="Times New Roman" w:hAnsi="Calibri" w:cs="Calibri"/>
-              </w:rPr>
-              <w:t>PDFs</w:t>
-            </w:r>
-            <w:proofErr w:type="spellEnd"/>
-            <w:r>
-              <w:rPr>
-                <w:rFonts w:ascii="Calibri" w:eastAsia="Times New Roman" w:hAnsi="Calibri" w:cs="Calibri"/>
-              </w:rPr>
-              <w:t>.</w:t>
+              <w:t>Integración con WS IMSS, cifrado AES, guardado de PDFs.</w:t>
             </w:r>
           </w:p>
         </w:tc>
@@ -2912,14 +2189,12 @@
               </w:rPr>
               <w:t>Población de datos base (</w:t>
             </w:r>
-            <w:proofErr w:type="spellStart"/>
             <w:r>
               <w:rPr>
                 <w:rStyle w:val="CdigoHTML"/>
               </w:rPr>
               <w:t>menor_evaluado</w:t>
             </w:r>
-            <w:proofErr w:type="spellEnd"/>
             <w:r>
               <w:rPr>
                 <w:rFonts w:ascii="Calibri" w:eastAsia="Times New Roman" w:hAnsi="Calibri" w:cs="Calibri"/>
@@ -2961,14 +2236,12 @@
         </w:rPr>
         <w:t xml:space="preserve">Se establecieron las configuraciones de entorno necesarias para la Fase 2 mediante </w:t>
       </w:r>
-      <w:proofErr w:type="spellStart"/>
       <w:r>
         <w:rPr>
           <w:rStyle w:val="CdigoHTML"/>
         </w:rPr>
         <w:t>pydantic-settings</w:t>
       </w:r>
-      <w:proofErr w:type="spellEnd"/>
       <w:r>
         <w:rPr>
           <w:rFonts w:ascii="Calibri" w:hAnsi="Calibri" w:cs="Calibri"/>
@@ -3011,21 +2284,7 @@
         <w:rPr>
           <w:rFonts w:ascii="Calibri" w:eastAsia="Times New Roman" w:hAnsi="Calibri" w:cs="Calibri"/>
         </w:rPr>
-        <w:t xml:space="preserve">: Claves y </w:t>
-      </w:r>
-      <w:proofErr w:type="spellStart"/>
-      <w:r>
-        <w:rPr>
-          <w:rFonts w:ascii="Calibri" w:eastAsia="Times New Roman" w:hAnsi="Calibri" w:cs="Calibri"/>
-        </w:rPr>
-        <w:t>endpoints</w:t>
-      </w:r>
-      <w:proofErr w:type="spellEnd"/>
-      <w:r>
-        <w:rPr>
-          <w:rFonts w:ascii="Calibri" w:eastAsia="Times New Roman" w:hAnsi="Calibri" w:cs="Calibri"/>
-        </w:rPr>
-        <w:t xml:space="preserve"> para comunicación con IMSS.</w:t>
+        <w:t>: Claves y endpoints para comunicación con IMSS.</w:t>
       </w:r>
     </w:p>
     <w:p>
@@ -3099,21 +2358,7 @@
         <w:rPr>
           <w:rFonts w:ascii="Calibri" w:eastAsia="Times New Roman" w:hAnsi="Calibri" w:cs="Calibri"/>
         </w:rPr>
-        <w:t xml:space="preserve">5. Especificaciones y </w:t>
-      </w:r>
-      <w:proofErr w:type="spellStart"/>
-      <w:r>
-        <w:rPr>
-          <w:rFonts w:ascii="Calibri" w:eastAsia="Times New Roman" w:hAnsi="Calibri" w:cs="Calibri"/>
-        </w:rPr>
-        <w:t>Layouts</w:t>
-      </w:r>
-      <w:proofErr w:type="spellEnd"/>
-      <w:r>
-        <w:rPr>
-          <w:rFonts w:ascii="Calibri" w:eastAsia="Times New Roman" w:hAnsi="Calibri" w:cs="Calibri"/>
-        </w:rPr>
-        <w:t xml:space="preserve"> de Importación</w:t>
+        <w:t>5. Especificaciones y Layouts de Importación</w:t>
       </w:r>
     </w:p>
     <w:p>
@@ -3145,16 +2390,8 @@
         <w:rPr>
           <w:rFonts w:ascii="Calibri" w:eastAsia="Times New Roman" w:hAnsi="Calibri" w:cs="Calibri"/>
         </w:rPr>
-        <w:t xml:space="preserve">Matriz Estructural de </w:t>
+        <w:t>Matriz Estructural de Layouts</w:t>
       </w:r>
-      <w:proofErr w:type="spellStart"/>
-      <w:r>
-        <w:rPr>
-          <w:rFonts w:ascii="Calibri" w:eastAsia="Times New Roman" w:hAnsi="Calibri" w:cs="Calibri"/>
-        </w:rPr>
-        <w:t>Layouts</w:t>
-      </w:r>
-      <w:proofErr w:type="spellEnd"/>
     </w:p>
     <w:tbl>
       <w:tblPr>
@@ -3210,18 +2447,8 @@
                 <w:b/>
                 <w:bCs/>
               </w:rPr>
-              <w:t xml:space="preserve">Nombre del </w:t>
+              <w:t>Nombre del Layout</w:t>
             </w:r>
-            <w:proofErr w:type="spellStart"/>
-            <w:r>
-              <w:rPr>
-                <w:rFonts w:ascii="Calibri" w:eastAsia="Times New Roman" w:hAnsi="Calibri" w:cs="Calibri"/>
-                <w:b/>
-                <w:bCs/>
-              </w:rPr>
-              <w:t>Layout</w:t>
-            </w:r>
-            <w:proofErr w:type="spellEnd"/>
           </w:p>
         </w:tc>
         <w:tc>
@@ -3328,25 +2555,7 @@
                 <w:b/>
                 <w:bCs/>
               </w:rPr>
-              <w:t xml:space="preserve">Columnas Obligatorias (Key </w:t>
-            </w:r>
-            <w:proofErr w:type="spellStart"/>
-            <w:r>
-              <w:rPr>
-                <w:rFonts w:ascii="Calibri" w:eastAsia="Times New Roman" w:hAnsi="Calibri" w:cs="Calibri"/>
-                <w:b/>
-                <w:bCs/>
-              </w:rPr>
-              <w:t>Constraints</w:t>
-            </w:r>
-            <w:proofErr w:type="spellEnd"/>
-            <w:r>
-              <w:rPr>
-                <w:rFonts w:ascii="Calibri" w:eastAsia="Times New Roman" w:hAnsi="Calibri" w:cs="Calibri"/>
-                <w:b/>
-                <w:bCs/>
-              </w:rPr>
-              <w:t>)</w:t>
+              <w:t>Columnas Obligatorias (Key Constraints)</w:t>
             </w:r>
           </w:p>
         </w:tc>
@@ -3412,14 +2621,12 @@
                 <w:rFonts w:ascii="Calibri" w:eastAsia="Times New Roman" w:hAnsi="Calibri" w:cs="Calibri"/>
               </w:rPr>
             </w:pPr>
-            <w:proofErr w:type="spellStart"/>
             <w:r>
               <w:rPr>
                 <w:rStyle w:val="CdigoHTML"/>
               </w:rPr>
               <w:t>LayMenorEvaluado</w:t>
             </w:r>
-            <w:proofErr w:type="spellEnd"/>
           </w:p>
         </w:tc>
         <w:tc>
@@ -3450,16 +2657,8 @@
               <w:rPr>
                 <w:rStyle w:val="CdigoHTML"/>
               </w:rPr>
-              <w:t>.</w:t>
+              <w:t>.csv</w:t>
             </w:r>
-            <w:proofErr w:type="spellStart"/>
-            <w:r>
-              <w:rPr>
-                <w:rStyle w:val="CdigoHTML"/>
-              </w:rPr>
-              <w:t>csv</w:t>
-            </w:r>
-            <w:proofErr w:type="spellEnd"/>
             <w:r>
               <w:rPr>
                 <w:rFonts w:ascii="Calibri" w:eastAsia="Times New Roman" w:hAnsi="Calibri" w:cs="Calibri"/>
@@ -3524,42 +2723,36 @@
                 <w:rFonts w:ascii="Calibri" w:eastAsia="Times New Roman" w:hAnsi="Calibri" w:cs="Calibri"/>
               </w:rPr>
             </w:pPr>
-            <w:proofErr w:type="spellStart"/>
             <w:r>
               <w:rPr>
                 <w:rStyle w:val="CdigoHTML"/>
               </w:rPr>
               <w:t>curp</w:t>
             </w:r>
-            <w:proofErr w:type="spellEnd"/>
             <w:r>
               <w:rPr>
                 <w:rFonts w:ascii="Calibri" w:eastAsia="Times New Roman" w:hAnsi="Calibri" w:cs="Calibri"/>
               </w:rPr>
               <w:t xml:space="preserve">, </w:t>
             </w:r>
-            <w:proofErr w:type="spellStart"/>
             <w:r>
               <w:rPr>
                 <w:rStyle w:val="CdigoHTML"/>
               </w:rPr>
               <w:t>cct</w:t>
             </w:r>
-            <w:proofErr w:type="spellEnd"/>
             <w:r>
               <w:rPr>
                 <w:rFonts w:ascii="Calibri" w:eastAsia="Times New Roman" w:hAnsi="Calibri" w:cs="Calibri"/>
               </w:rPr>
               <w:t xml:space="preserve">, </w:t>
             </w:r>
-            <w:proofErr w:type="spellStart"/>
             <w:r>
               <w:rPr>
                 <w:rStyle w:val="CdigoHTML"/>
               </w:rPr>
               <w:t>nombre_completo</w:t>
             </w:r>
-            <w:proofErr w:type="spellEnd"/>
           </w:p>
         </w:tc>
         <w:tc>
@@ -3656,16 +2849,8 @@
               <w:rPr>
                 <w:rStyle w:val="CdigoHTML"/>
               </w:rPr>
-              <w:t>.</w:t>
+              <w:t>.csv</w:t>
             </w:r>
-            <w:proofErr w:type="spellStart"/>
-            <w:r>
-              <w:rPr>
-                <w:rStyle w:val="CdigoHTML"/>
-              </w:rPr>
-              <w:t>csv</w:t>
-            </w:r>
-            <w:proofErr w:type="spellEnd"/>
             <w:r>
               <w:rPr>
                 <w:rFonts w:ascii="Calibri" w:eastAsia="Times New Roman" w:hAnsi="Calibri" w:cs="Calibri"/>
@@ -3730,28 +2915,24 @@
                 <w:rFonts w:ascii="Calibri" w:eastAsia="Times New Roman" w:hAnsi="Calibri" w:cs="Calibri"/>
               </w:rPr>
             </w:pPr>
-            <w:proofErr w:type="spellStart"/>
             <w:r>
               <w:rPr>
                 <w:rStyle w:val="CdigoHTML"/>
               </w:rPr>
               <w:t>curp_hash</w:t>
             </w:r>
-            <w:proofErr w:type="spellEnd"/>
             <w:r>
               <w:rPr>
                 <w:rFonts w:ascii="Calibri" w:eastAsia="Times New Roman" w:hAnsi="Calibri" w:cs="Calibri"/>
               </w:rPr>
               <w:t xml:space="preserve">, </w:t>
             </w:r>
-            <w:proofErr w:type="spellStart"/>
             <w:r>
               <w:rPr>
                 <w:rStyle w:val="CdigoHTML"/>
               </w:rPr>
               <w:t>cct_hash</w:t>
             </w:r>
-            <w:proofErr w:type="spellEnd"/>
           </w:p>
         </w:tc>
         <w:tc>
@@ -3812,14 +2993,12 @@
                 <w:rFonts w:ascii="Calibri" w:eastAsia="Times New Roman" w:hAnsi="Calibri" w:cs="Calibri"/>
               </w:rPr>
             </w:pPr>
-            <w:proofErr w:type="spellStart"/>
             <w:r>
               <w:rPr>
                 <w:rStyle w:val="CdigoHTML"/>
               </w:rPr>
               <w:t>IMSS_Diagnostico</w:t>
             </w:r>
-            <w:proofErr w:type="spellEnd"/>
           </w:p>
         </w:tc>
         <w:tc>
@@ -3850,16 +3029,8 @@
               <w:rPr>
                 <w:rStyle w:val="CdigoHTML"/>
               </w:rPr>
-              <w:t>.</w:t>
+              <w:t>.json</w:t>
             </w:r>
-            <w:proofErr w:type="spellStart"/>
-            <w:r>
-              <w:rPr>
-                <w:rStyle w:val="CdigoHTML"/>
-              </w:rPr>
-              <w:t>json</w:t>
-            </w:r>
-            <w:proofErr w:type="spellEnd"/>
             <w:r>
               <w:rPr>
                 <w:rFonts w:ascii="Calibri" w:eastAsia="Times New Roman" w:hAnsi="Calibri" w:cs="Calibri"/>
@@ -3870,16 +3041,8 @@
               <w:rPr>
                 <w:rStyle w:val="CdigoHTML"/>
               </w:rPr>
-              <w:t>.</w:t>
+              <w:t>.csv</w:t>
             </w:r>
-            <w:proofErr w:type="spellStart"/>
-            <w:r>
-              <w:rPr>
-                <w:rStyle w:val="CdigoHTML"/>
-              </w:rPr>
-              <w:t>csv</w:t>
-            </w:r>
-            <w:proofErr w:type="spellEnd"/>
           </w:p>
         </w:tc>
         <w:tc>
@@ -3938,42 +3101,36 @@
                 <w:rFonts w:ascii="Calibri" w:eastAsia="Times New Roman" w:hAnsi="Calibri" w:cs="Calibri"/>
               </w:rPr>
             </w:pPr>
-            <w:proofErr w:type="spellStart"/>
             <w:r>
               <w:rPr>
                 <w:rStyle w:val="CdigoHTML"/>
               </w:rPr>
               <w:t>nss</w:t>
             </w:r>
-            <w:proofErr w:type="spellEnd"/>
             <w:r>
               <w:rPr>
                 <w:rFonts w:ascii="Calibri" w:eastAsia="Times New Roman" w:hAnsi="Calibri" w:cs="Calibri"/>
               </w:rPr>
               <w:t xml:space="preserve">, </w:t>
             </w:r>
-            <w:proofErr w:type="spellStart"/>
             <w:r>
               <w:rPr>
                 <w:rStyle w:val="CdigoHTML"/>
               </w:rPr>
               <w:t>curp</w:t>
             </w:r>
-            <w:proofErr w:type="spellEnd"/>
             <w:r>
               <w:rPr>
                 <w:rFonts w:ascii="Calibri" w:eastAsia="Times New Roman" w:hAnsi="Calibri" w:cs="Calibri"/>
               </w:rPr>
               <w:t xml:space="preserve">, </w:t>
             </w:r>
-            <w:proofErr w:type="spellStart"/>
             <w:r>
               <w:rPr>
                 <w:rStyle w:val="CdigoHTML"/>
               </w:rPr>
               <w:t>folio_atencion</w:t>
             </w:r>
-            <w:proofErr w:type="spellEnd"/>
           </w:p>
         </w:tc>
         <w:tc>
@@ -4021,30 +3178,14 @@
         <w:rPr>
           <w:rFonts w:ascii="Calibri" w:eastAsia="Times New Roman" w:hAnsi="Calibri" w:cs="Calibri"/>
         </w:rPr>
-        <w:t xml:space="preserve">5.1 </w:t>
+        <w:t>5.1 Layout de Alumnos Evaluados (</w:t>
       </w:r>
-      <w:proofErr w:type="spellStart"/>
-      <w:r>
-        <w:rPr>
-          <w:rFonts w:ascii="Calibri" w:eastAsia="Times New Roman" w:hAnsi="Calibri" w:cs="Calibri"/>
-        </w:rPr>
-        <w:t>Layout</w:t>
-      </w:r>
-      <w:proofErr w:type="spellEnd"/>
-      <w:r>
-        <w:rPr>
-          <w:rFonts w:ascii="Calibri" w:eastAsia="Times New Roman" w:hAnsi="Calibri" w:cs="Calibri"/>
-        </w:rPr>
-        <w:t xml:space="preserve"> de Alumnos Evaluados (</w:t>
-      </w:r>
-      <w:proofErr w:type="spellStart"/>
       <w:r>
         <w:rPr>
           <w:rStyle w:val="CdigoHTML"/>
         </w:rPr>
         <w:t>LayMenorEvaluado</w:t>
       </w:r>
-      <w:proofErr w:type="spellEnd"/>
       <w:r>
         <w:rPr>
           <w:rFonts w:ascii="Calibri" w:eastAsia="Times New Roman" w:hAnsi="Calibri" w:cs="Calibri"/>
@@ -4069,14 +3210,12 @@
         </w:rPr>
         <w:t xml:space="preserve">Representa el universo base y corresponde a la tabla </w:t>
       </w:r>
-      <w:proofErr w:type="spellStart"/>
       <w:r>
         <w:rPr>
           <w:rStyle w:val="CdigoHTML"/>
         </w:rPr>
         <w:t>menor_evaluado</w:t>
       </w:r>
-      <w:proofErr w:type="spellEnd"/>
       <w:r>
         <w:rPr>
           <w:rFonts w:ascii="Calibri" w:hAnsi="Calibri" w:cs="Calibri"/>
@@ -4147,21 +3286,7 @@
         <w:rPr>
           <w:rFonts w:ascii="Calibri" w:eastAsia="Times New Roman" w:hAnsi="Calibri" w:cs="Calibri"/>
         </w:rPr>
-        <w:t xml:space="preserve">5.2 </w:t>
-      </w:r>
-      <w:proofErr w:type="spellStart"/>
-      <w:r>
-        <w:rPr>
-          <w:rFonts w:ascii="Calibri" w:eastAsia="Times New Roman" w:hAnsi="Calibri" w:cs="Calibri"/>
-        </w:rPr>
-        <w:t>Layout</w:t>
-      </w:r>
-      <w:proofErr w:type="spellEnd"/>
-      <w:r>
-        <w:rPr>
-          <w:rFonts w:ascii="Calibri" w:eastAsia="Times New Roman" w:hAnsi="Calibri" w:cs="Calibri"/>
-        </w:rPr>
-        <w:t xml:space="preserve"> de Alumnos sin Padecimientos (</w:t>
+        <w:t>5.2 Layout de Alumnos sin Padecimientos (</w:t>
       </w:r>
       <w:r>
         <w:rPr>
@@ -4271,35 +3396,7 @@
         <w:rPr>
           <w:rFonts w:ascii="Calibri" w:eastAsia="Times New Roman" w:hAnsi="Calibri" w:cs="Calibri"/>
         </w:rPr>
-        <w:t xml:space="preserve"> 127,069 registros exitosos (99.19%). Se detectaron 767 </w:t>
-      </w:r>
-      <w:proofErr w:type="spellStart"/>
-      <w:r>
-        <w:rPr>
-          <w:rFonts w:ascii="Calibri" w:eastAsia="Times New Roman" w:hAnsi="Calibri" w:cs="Calibri"/>
-        </w:rPr>
-        <w:t>CURPs</w:t>
-      </w:r>
-      <w:proofErr w:type="spellEnd"/>
-      <w:r>
-        <w:rPr>
-          <w:rFonts w:ascii="Calibri" w:eastAsia="Times New Roman" w:hAnsi="Calibri" w:cs="Calibri"/>
-        </w:rPr>
-        <w:t xml:space="preserve"> extranjeros (código "NE") y 1,042 </w:t>
-      </w:r>
-      <w:proofErr w:type="spellStart"/>
-      <w:r>
-        <w:rPr>
-          <w:rFonts w:ascii="Calibri" w:eastAsia="Times New Roman" w:hAnsi="Calibri" w:cs="Calibri"/>
-        </w:rPr>
-        <w:t>CURPs</w:t>
-      </w:r>
-      <w:proofErr w:type="spellEnd"/>
-      <w:r>
-        <w:rPr>
-          <w:rFonts w:ascii="Calibri" w:eastAsia="Times New Roman" w:hAnsi="Calibri" w:cs="Calibri"/>
-        </w:rPr>
-        <w:t xml:space="preserve"> inválidas, las cuales fueron aisladas en depuración automatizada.</w:t>
+        <w:t xml:space="preserve"> 127,069 registros exitosos (99.19%). Se detectaron 767 CURPs extranjeros (código "NE") y 1,042 CURPs inválidas, las cuales fueron aisladas en depuración automatizada.</w:t>
       </w:r>
     </w:p>
     <w:p>
@@ -4313,21 +3410,7 @@
         <w:rPr>
           <w:rFonts w:ascii="Calibri" w:eastAsia="Times New Roman" w:hAnsi="Calibri" w:cs="Calibri"/>
         </w:rPr>
-        <w:t xml:space="preserve">5.3 </w:t>
-      </w:r>
-      <w:proofErr w:type="spellStart"/>
-      <w:r>
-        <w:rPr>
-          <w:rFonts w:ascii="Calibri" w:eastAsia="Times New Roman" w:hAnsi="Calibri" w:cs="Calibri"/>
-        </w:rPr>
-        <w:t>Layouts</w:t>
-      </w:r>
-      <w:proofErr w:type="spellEnd"/>
-      <w:r>
-        <w:rPr>
-          <w:rFonts w:ascii="Calibri" w:eastAsia="Times New Roman" w:hAnsi="Calibri" w:cs="Calibri"/>
-        </w:rPr>
-        <w:t xml:space="preserve"> Clínicos (IMSS / IMSS-Bienestar)</w:t>
+        <w:t>5.3 Layouts Clínicos (IMSS / IMSS-Bienestar)</w:t>
       </w:r>
     </w:p>
     <w:p>
@@ -4347,39 +3430,19 @@
         </w:rPr>
         <w:t>Archivos paralelos para excluir a menores que ya recibieron la atención (</w:t>
       </w:r>
-      <w:proofErr w:type="spellStart"/>
       <w:r>
         <w:rPr>
           <w:rStyle w:val="CdigoHTML"/>
         </w:rPr>
         <w:t>menor_diagnostico_consulta</w:t>
       </w:r>
-      <w:proofErr w:type="spellEnd"/>
       <w:r>
         <w:rPr>
           <w:rFonts w:ascii="Calibri" w:hAnsi="Calibri" w:cs="Calibri"/>
           <w:sz w:val="22"/>
           <w:szCs w:val="22"/>
         </w:rPr>
-        <w:t xml:space="preserve">). El sistema cruza dinámicamente estas listas con los "Sin padecimientos" garantizando que solo la población objetivo no atendida genere </w:t>
-      </w:r>
-      <w:proofErr w:type="spellStart"/>
-      <w:r>
-        <w:rPr>
-          <w:rFonts w:ascii="Calibri" w:hAnsi="Calibri" w:cs="Calibri"/>
-          <w:sz w:val="22"/>
-          <w:szCs w:val="22"/>
-        </w:rPr>
-        <w:t>PDFs</w:t>
-      </w:r>
-      <w:proofErr w:type="spellEnd"/>
-      <w:r>
-        <w:rPr>
-          <w:rFonts w:ascii="Calibri" w:hAnsi="Calibri" w:cs="Calibri"/>
-          <w:sz w:val="22"/>
-          <w:szCs w:val="22"/>
-        </w:rPr>
-        <w:t>.</w:t>
+        <w:t>). El sistema cruza dinámicamente estas listas con los "Sin padecimientos" garantizando que solo la población objetivo no atendida genere PDFs.</w:t>
       </w:r>
     </w:p>
     <w:p>
@@ -4416,196 +3479,63 @@
     </w:p>
     <w:p>
       <w:pPr>
-        <w:pStyle w:val="HTMLconformatoprevio"/>
-      </w:pPr>
-    </w:p>
-    <w:p>
-      <w:pPr>
-        <w:pStyle w:val="HTMLconformatoprevio"/>
-      </w:pPr>
-      <w:proofErr w:type="spellStart"/>
+        <w:rPr>
+          <w:rFonts w:ascii="Calibri" w:eastAsia="Times New Roman" w:hAnsi="Calibri" w:cs="Calibri"/>
+        </w:rPr>
+      </w:pPr>
       <w:r>
-        <w:t>flowchart</w:t>
-      </w:r>
-      <w:proofErr w:type="spellEnd"/>
-      <w:r>
-        <w:t xml:space="preserve"> TD</w:t>
-      </w:r>
-    </w:p>
-    <w:p>
-      <w:pPr>
-        <w:pStyle w:val="HTMLconformatoprevio"/>
-      </w:pPr>
-      <w:r>
-        <w:t xml:space="preserve">    A[Inicio: </w:t>
-      </w:r>
-      <w:proofErr w:type="spellStart"/>
-      <w:r>
-        <w:t>GraphQL</w:t>
-      </w:r>
-      <w:proofErr w:type="spellEnd"/>
-      <w:r>
-        <w:t xml:space="preserve"> </w:t>
-      </w:r>
-      <w:proofErr w:type="spellStart"/>
-      <w:r>
-        <w:t>Mutation</w:t>
-      </w:r>
-      <w:proofErr w:type="spellEnd"/>
-      <w:r>
-        <w:t xml:space="preserve"> </w:t>
-      </w:r>
-      <w:proofErr w:type="spellStart"/>
-      <w:r>
-        <w:t>iniciarDescargaLote</w:t>
-      </w:r>
-      <w:proofErr w:type="spellEnd"/>
-      <w:r>
-        <w:t>] --&gt; B[Registro de Lote en Tabla Lote]</w:t>
-      </w:r>
-    </w:p>
-    <w:p>
-      <w:pPr>
-        <w:pStyle w:val="HTMLconformatoprevio"/>
-      </w:pPr>
-      <w:r>
-        <w:t xml:space="preserve">    B --&gt; C[Consulta de Registros: </w:t>
-      </w:r>
-      <w:proofErr w:type="spellStart"/>
-      <w:r>
-        <w:t>menor_evaluado</w:t>
-      </w:r>
-      <w:proofErr w:type="spellEnd"/>
-      <w:r>
-        <w:t xml:space="preserve"> JOIN </w:t>
-      </w:r>
-      <w:proofErr w:type="spellStart"/>
-      <w:r>
-        <w:t>catalogo_cct</w:t>
-      </w:r>
-      <w:proofErr w:type="spellEnd"/>
-      <w:r>
-        <w:t>]</w:t>
-      </w:r>
-    </w:p>
-    <w:p>
-      <w:pPr>
-        <w:pStyle w:val="HTMLconformatoprevio"/>
-      </w:pPr>
-      <w:r>
-        <w:t xml:space="preserve">    C --&gt; D{¿CURP en archivo SIN PADECIMIENTOS?}</w:t>
-      </w:r>
-    </w:p>
-    <w:p>
-      <w:pPr>
-        <w:pStyle w:val="HTMLconformatoprevio"/>
-      </w:pPr>
-      <w:r>
-        <w:t xml:space="preserve">    D -- SÍ --&gt; E[Descartar - No incluir Carta]</w:t>
-      </w:r>
-    </w:p>
-    <w:p>
-      <w:pPr>
-        <w:pStyle w:val="HTMLconformatoprevio"/>
-      </w:pPr>
-      <w:r>
-        <w:t xml:space="preserve">    D -- NO --&gt; F{¿CURP en archivos IMSS?}</w:t>
-      </w:r>
-    </w:p>
-    <w:p>
-      <w:pPr>
-        <w:pStyle w:val="HTMLconformatoprevio"/>
-      </w:pPr>
-      <w:r>
-        <w:t xml:space="preserve">    F -- SÍ --&gt; G[Descartar - No incluir Carta]</w:t>
-      </w:r>
-    </w:p>
-    <w:p>
-      <w:pPr>
-        <w:pStyle w:val="HTMLconformatoprevio"/>
-      </w:pPr>
-      <w:r>
-        <w:t xml:space="preserve">    F -- NO --&gt; H[Agregar a </w:t>
-      </w:r>
-      <w:proofErr w:type="spellStart"/>
-      <w:r>
-        <w:t>ThreadPoolExecutor</w:t>
-      </w:r>
-      <w:proofErr w:type="spellEnd"/>
-      <w:r>
-        <w:t>]</w:t>
-      </w:r>
-    </w:p>
-    <w:p>
-      <w:pPr>
-        <w:pStyle w:val="HTMLconformatoprevio"/>
-      </w:pPr>
-      <w:r>
-        <w:t xml:space="preserve">    H --&gt; I[Construir Token Cifrado AES]</w:t>
-      </w:r>
-    </w:p>
-    <w:p>
-      <w:pPr>
-        <w:pStyle w:val="HTMLconformatoprevio"/>
-      </w:pPr>
-      <w:r>
-        <w:t xml:space="preserve">    I --&gt; J[Llamada HTTPS a URL_IMSS con </w:t>
-      </w:r>
-      <w:proofErr w:type="spellStart"/>
-      <w:r>
-        <w:t>Timeout</w:t>
-      </w:r>
-      <w:proofErr w:type="spellEnd"/>
-      <w:r>
-        <w:t>]</w:t>
-      </w:r>
-    </w:p>
-    <w:p>
-      <w:pPr>
-        <w:pStyle w:val="HTMLconformatoprevio"/>
-      </w:pPr>
-      <w:r>
-        <w:t xml:space="preserve">    J --&gt; K{¿Respuesta 200 OK?}</w:t>
-      </w:r>
-    </w:p>
-    <w:p>
-      <w:pPr>
-        <w:pStyle w:val="HTMLconformatoprevio"/>
-      </w:pPr>
-      <w:r>
-        <w:t xml:space="preserve">    K -- Sí --&gt; L[Descargar y Resguardar PDF en sin-carta/]</w:t>
-      </w:r>
-    </w:p>
-    <w:p>
-      <w:pPr>
-        <w:pStyle w:val="HTMLconformatoprevio"/>
-      </w:pPr>
-      <w:r>
-        <w:t xml:space="preserve">    K -- No --&gt; M[Registrar en </w:t>
-      </w:r>
-      <w:proofErr w:type="spellStart"/>
-      <w:r>
-        <w:t>BitacoraEvento</w:t>
-      </w:r>
-      <w:proofErr w:type="spellEnd"/>
-      <w:r>
-        <w:t xml:space="preserve"> y Reintentar]</w:t>
-      </w:r>
-    </w:p>
-    <w:p>
-      <w:pPr>
-        <w:pStyle w:val="HTMLconformatoprevio"/>
-      </w:pPr>
-      <w:r>
-        <w:t xml:space="preserve">    L --&gt; N[Actualizar </w:t>
-      </w:r>
-      <w:proofErr w:type="spellStart"/>
-      <w:r>
-        <w:t>CurpProcesada</w:t>
-      </w:r>
-      <w:proofErr w:type="spellEnd"/>
-      <w:r>
-        <w:t xml:space="preserve"> a EXITO]</w:t>
+        <w:rPr>
+          <w:rFonts w:ascii="Calibri" w:eastAsia="Times New Roman" w:hAnsi="Calibri" w:cs="Calibri"/>
+          <w:noProof/>
+        </w:rPr>
+        <w:drawing>
+          <wp:inline distT="0" distB="0" distL="0" distR="0" wp14:anchorId="053237D5" wp14:editId="72949522">
+            <wp:extent cx="6728460" cy="15133320"/>
+            <wp:effectExtent l="0" t="0" r="0" b="0"/>
+            <wp:docPr id="3" name="Imagen 3"/>
+            <wp:cNvGraphicFramePr>
+              <a:graphicFrameLocks xmlns:a="http://schemas.openxmlformats.org/drawingml/2006/main" noChangeAspect="1"/>
+            </wp:cNvGraphicFramePr>
+            <a:graphic xmlns:a="http://schemas.openxmlformats.org/drawingml/2006/main">
+              <a:graphicData uri="http://schemas.openxmlformats.org/drawingml/2006/picture">
+                <pic:pic xmlns:pic="http://schemas.openxmlformats.org/drawingml/2006/picture">
+                  <pic:nvPicPr>
+                    <pic:cNvPr id="0" name="Picture 3"/>
+                    <pic:cNvPicPr>
+                      <a:picLocks noChangeAspect="1" noChangeArrowheads="1"/>
+                    </pic:cNvPicPr>
+                  </pic:nvPicPr>
+                  <pic:blipFill>
+                    <a:blip r:embed="rId9">
+                      <a:extLst>
+                        <a:ext uri="{28A0092B-C50C-407E-A947-70E740481C1C}">
+                          <a14:useLocalDpi xmlns:a14="http://schemas.microsoft.com/office/drawing/2010/main" val="0"/>
+                        </a:ext>
+                      </a:extLst>
+                    </a:blip>
+                    <a:srcRect/>
+                    <a:stretch>
+                      <a:fillRect/>
+                    </a:stretch>
+                  </pic:blipFill>
+                  <pic:spPr bwMode="auto">
+                    <a:xfrm>
+                      <a:off x="0" y="0"/>
+                      <a:ext cx="6728460" cy="15133320"/>
+                    </a:xfrm>
+                    <a:prstGeom prst="rect">
+                      <a:avLst/>
+                    </a:prstGeom>
+                    <a:noFill/>
+                    <a:ln>
+                      <a:noFill/>
+                    </a:ln>
+                  </pic:spPr>
+                </pic:pic>
+              </a:graphicData>
+            </a:graphic>
+          </wp:inline>
+        </w:drawing>
       </w:r>
     </w:p>
     <w:p>
@@ -6015,43 +4945,7 @@
           <w:sz w:val="22"/>
           <w:szCs w:val="22"/>
         </w:rPr>
-        <w:t>Durante el lote de Puebla se reportaron errores HTTP 429 (</w:t>
-      </w:r>
-      <w:proofErr w:type="spellStart"/>
-      <w:r>
-        <w:rPr>
-          <w:rFonts w:ascii="Calibri" w:hAnsi="Calibri" w:cs="Calibri"/>
-          <w:sz w:val="22"/>
-          <w:szCs w:val="22"/>
-        </w:rPr>
-        <w:t>Too</w:t>
-      </w:r>
-      <w:proofErr w:type="spellEnd"/>
-      <w:r>
-        <w:rPr>
-          <w:rFonts w:ascii="Calibri" w:hAnsi="Calibri" w:cs="Calibri"/>
-          <w:sz w:val="22"/>
-          <w:szCs w:val="22"/>
-        </w:rPr>
-        <w:t xml:space="preserve"> Many </w:t>
-      </w:r>
-      <w:proofErr w:type="spellStart"/>
-      <w:r>
-        <w:rPr>
-          <w:rFonts w:ascii="Calibri" w:hAnsi="Calibri" w:cs="Calibri"/>
-          <w:sz w:val="22"/>
-          <w:szCs w:val="22"/>
-        </w:rPr>
-        <w:t>Requests</w:t>
-      </w:r>
-      <w:proofErr w:type="spellEnd"/>
-      <w:r>
-        <w:rPr>
-          <w:rFonts w:ascii="Calibri" w:hAnsi="Calibri" w:cs="Calibri"/>
-          <w:sz w:val="22"/>
-          <w:szCs w:val="22"/>
-        </w:rPr>
-        <w:t>):</w:t>
+        <w:t>Durante el lote de Puebla se reportaron errores HTTP 429 (Too Many Requests):</w:t>
       </w:r>
     </w:p>
     <w:p>
@@ -6113,21 +5007,7 @@
         <w:rPr>
           <w:rFonts w:ascii="Calibri" w:eastAsia="Times New Roman" w:hAnsi="Calibri" w:cs="Calibri"/>
         </w:rPr>
-        <w:t xml:space="preserve"> Implementación de *</w:t>
-      </w:r>
-      <w:proofErr w:type="spellStart"/>
-      <w:r>
-        <w:rPr>
-          <w:rFonts w:ascii="Calibri" w:eastAsia="Times New Roman" w:hAnsi="Calibri" w:cs="Calibri"/>
-        </w:rPr>
-        <w:t>Circuit</w:t>
-      </w:r>
-      <w:proofErr w:type="spellEnd"/>
-      <w:r>
-        <w:rPr>
-          <w:rFonts w:ascii="Calibri" w:eastAsia="Times New Roman" w:hAnsi="Calibri" w:cs="Calibri"/>
-        </w:rPr>
-        <w:t xml:space="preserve"> Breaker* y ajuste de </w:t>
+        <w:t xml:space="preserve"> Implementación de *Circuit Breaker* y ajuste de </w:t>
       </w:r>
       <w:r>
         <w:rPr>
@@ -6139,21 +5019,7 @@
         <w:rPr>
           <w:rFonts w:ascii="Calibri" w:eastAsia="Times New Roman" w:hAnsi="Calibri" w:cs="Calibri"/>
         </w:rPr>
-        <w:t xml:space="preserve">. Se invocó reproceso automático reduciendo fallos a 10 </w:t>
-      </w:r>
-      <w:proofErr w:type="spellStart"/>
-      <w:r>
-        <w:rPr>
-          <w:rFonts w:ascii="Calibri" w:eastAsia="Times New Roman" w:hAnsi="Calibri" w:cs="Calibri"/>
-        </w:rPr>
-        <w:t>CURPs</w:t>
-      </w:r>
-      <w:proofErr w:type="spellEnd"/>
-      <w:r>
-        <w:rPr>
-          <w:rFonts w:ascii="Calibri" w:eastAsia="Times New Roman" w:hAnsi="Calibri" w:cs="Calibri"/>
-        </w:rPr>
-        <w:t xml:space="preserve"> (tasa final 99.83%).</w:t>
+        <w:t>. Se invocó reproceso automático reduciendo fallos a 10 CURPs (tasa final 99.83%).</w:t>
       </w:r>
     </w:p>
     <w:p>
@@ -6167,21 +5033,7 @@
         <w:rPr>
           <w:rFonts w:ascii="Calibri" w:eastAsia="Times New Roman" w:hAnsi="Calibri" w:cs="Calibri"/>
         </w:rPr>
-        <w:t>8. Hallazgos Relevantes y Auditoría de Seguridad (</w:t>
-      </w:r>
-      <w:proofErr w:type="spellStart"/>
-      <w:r>
-        <w:rPr>
-          <w:rFonts w:ascii="Calibri" w:eastAsia="Times New Roman" w:hAnsi="Calibri" w:cs="Calibri"/>
-        </w:rPr>
-        <w:t>Critical</w:t>
-      </w:r>
-      <w:proofErr w:type="spellEnd"/>
-      <w:r>
-        <w:rPr>
-          <w:rFonts w:ascii="Calibri" w:eastAsia="Times New Roman" w:hAnsi="Calibri" w:cs="Calibri"/>
-        </w:rPr>
-        <w:t xml:space="preserve"> Issues)</w:t>
+        <w:t>8. Hallazgos Relevantes y Auditoría de Seguridad (Critical Issues)</w:t>
       </w:r>
     </w:p>
     <w:p>
@@ -6234,34 +5086,14 @@
           <w:sz w:val="22"/>
           <w:szCs w:val="22"/>
         </w:rPr>
-        <w:t xml:space="preserve"> Se identificó que la API </w:t>
+        <w:t xml:space="preserve"> Se identificó que la API GraphQL (tipo </w:t>
       </w:r>
-      <w:proofErr w:type="spellStart"/>
-      <w:r>
-        <w:rPr>
-          <w:rFonts w:ascii="Calibri" w:hAnsi="Calibri" w:cs="Calibri"/>
-          <w:sz w:val="22"/>
-          <w:szCs w:val="22"/>
-        </w:rPr>
-        <w:t>GraphQL</w:t>
-      </w:r>
-      <w:proofErr w:type="spellEnd"/>
-      <w:r>
-        <w:rPr>
-          <w:rFonts w:ascii="Calibri" w:hAnsi="Calibri" w:cs="Calibri"/>
-          <w:sz w:val="22"/>
-          <w:szCs w:val="22"/>
-        </w:rPr>
-        <w:t xml:space="preserve"> (tipo </w:t>
-      </w:r>
-      <w:proofErr w:type="spellStart"/>
       <w:r>
         <w:rPr>
           <w:rStyle w:val="CdigoHTML"/>
         </w:rPr>
         <w:t>CurpProcesada</w:t>
       </w:r>
-      <w:proofErr w:type="spellEnd"/>
       <w:r>
         <w:rPr>
           <w:rFonts w:ascii="Calibri" w:hAnsi="Calibri" w:cs="Calibri"/>
@@ -6398,25 +5230,7 @@
           <w:sz w:val="22"/>
           <w:szCs w:val="22"/>
         </w:rPr>
-        <w:t xml:space="preserve"> mediante f-</w:t>
-      </w:r>
-      <w:proofErr w:type="spellStart"/>
-      <w:r>
-        <w:rPr>
-          <w:rFonts w:ascii="Calibri" w:hAnsi="Calibri" w:cs="Calibri"/>
-          <w:sz w:val="22"/>
-          <w:szCs w:val="22"/>
-        </w:rPr>
-        <w:t>strings</w:t>
-      </w:r>
-      <w:proofErr w:type="spellEnd"/>
-      <w:r>
-        <w:rPr>
-          <w:rFonts w:ascii="Calibri" w:hAnsi="Calibri" w:cs="Calibri"/>
-          <w:sz w:val="22"/>
-          <w:szCs w:val="22"/>
-        </w:rPr>
-        <w:t>. Se reemplazó por el uso estricto de parámetros SQL (</w:t>
+        <w:t xml:space="preserve"> mediante f-strings. Se reemplazó por el uso estricto de parámetros SQL (</w:t>
       </w:r>
       <w:r>
         <w:rPr>
@@ -6471,105 +5285,29 @@
           <w:sz w:val="22"/>
           <w:szCs w:val="22"/>
         </w:rPr>
-        <w:t xml:space="preserve">Ausencia de Rate </w:t>
+        <w:t>Ausencia de Rate Limiting:</w:t>
       </w:r>
-      <w:proofErr w:type="spellStart"/>
       <w:r>
         <w:rPr>
-          <w:rStyle w:val="Fuerte"/>
           <w:rFonts w:ascii="Calibri" w:hAnsi="Calibri" w:cs="Calibri"/>
           <w:sz w:val="22"/>
           <w:szCs w:val="22"/>
         </w:rPr>
-        <w:t>Limiting</w:t>
+        <w:t xml:space="preserve"> La API de FastAPI requiere la implementación de controles (</w:t>
       </w:r>
-      <w:proofErr w:type="spellEnd"/>
       <w:r>
         <w:rPr>
-          <w:rStyle w:val="Fuerte"/>
+          <w:rStyle w:val="CdigoHTML"/>
+        </w:rPr>
+        <w:t>slowapi</w:t>
+      </w:r>
+      <w:r>
+        <w:rPr>
           <w:rFonts w:ascii="Calibri" w:hAnsi="Calibri" w:cs="Calibri"/>
           <w:sz w:val="22"/>
           <w:szCs w:val="22"/>
         </w:rPr>
-        <w:t>:</w:t>
-      </w:r>
-      <w:r>
-        <w:rPr>
-          <w:rFonts w:ascii="Calibri" w:hAnsi="Calibri" w:cs="Calibri"/>
-          <w:sz w:val="22"/>
-          <w:szCs w:val="22"/>
-        </w:rPr>
-        <w:t xml:space="preserve"> La API de </w:t>
-      </w:r>
-      <w:proofErr w:type="spellStart"/>
-      <w:r>
-        <w:rPr>
-          <w:rFonts w:ascii="Calibri" w:hAnsi="Calibri" w:cs="Calibri"/>
-          <w:sz w:val="22"/>
-          <w:szCs w:val="22"/>
-        </w:rPr>
-        <w:t>FastAPI</w:t>
-      </w:r>
-      <w:proofErr w:type="spellEnd"/>
-      <w:r>
-        <w:rPr>
-          <w:rFonts w:ascii="Calibri" w:hAnsi="Calibri" w:cs="Calibri"/>
-          <w:sz w:val="22"/>
-          <w:szCs w:val="22"/>
-        </w:rPr>
-        <w:t xml:space="preserve"> requiere la implementación de controles (</w:t>
-      </w:r>
-      <w:proofErr w:type="spellStart"/>
-      <w:r>
-        <w:rPr>
-          <w:rStyle w:val="CdigoHTML"/>
-        </w:rPr>
-        <w:t>slowapi</w:t>
-      </w:r>
-      <w:proofErr w:type="spellEnd"/>
-      <w:r>
-        <w:rPr>
-          <w:rFonts w:ascii="Calibri" w:hAnsi="Calibri" w:cs="Calibri"/>
-          <w:sz w:val="22"/>
-          <w:szCs w:val="22"/>
-        </w:rPr>
-        <w:t>) para evitar extracción masiva de datos (</w:t>
-      </w:r>
-      <w:proofErr w:type="spellStart"/>
-      <w:r>
-        <w:rPr>
-          <w:rFonts w:ascii="Calibri" w:hAnsi="Calibri" w:cs="Calibri"/>
-          <w:sz w:val="22"/>
-          <w:szCs w:val="22"/>
-        </w:rPr>
-        <w:t>scraping</w:t>
-      </w:r>
-      <w:proofErr w:type="spellEnd"/>
-      <w:r>
-        <w:rPr>
-          <w:rFonts w:ascii="Calibri" w:hAnsi="Calibri" w:cs="Calibri"/>
-          <w:sz w:val="22"/>
-          <w:szCs w:val="22"/>
-        </w:rPr>
-        <w:t xml:space="preserve">) a través de consultas </w:t>
-      </w:r>
-      <w:proofErr w:type="spellStart"/>
-      <w:r>
-        <w:rPr>
-          <w:rFonts w:ascii="Calibri" w:hAnsi="Calibri" w:cs="Calibri"/>
-          <w:sz w:val="22"/>
-          <w:szCs w:val="22"/>
-        </w:rPr>
-        <w:t>GraphQL</w:t>
-      </w:r>
-      <w:proofErr w:type="spellEnd"/>
-      <w:r>
-        <w:rPr>
-          <w:rFonts w:ascii="Calibri" w:hAnsi="Calibri" w:cs="Calibri"/>
-          <w:sz w:val="22"/>
-          <w:szCs w:val="22"/>
-        </w:rPr>
-        <w:t xml:space="preserve"> costosas.</w:t>
+        <w:t>) para evitar extracción masiva de datos (scraping) a través de consultas GraphQL costosas.</w:t>
       </w:r>
     </w:p>
     <w:p>
@@ -6633,35 +5371,7 @@
         <w:rPr>
           <w:rFonts w:ascii="Calibri" w:eastAsia="Times New Roman" w:hAnsi="Calibri" w:cs="Calibri"/>
         </w:rPr>
-        <w:t xml:space="preserve"> El </w:t>
-      </w:r>
-      <w:proofErr w:type="spellStart"/>
-      <w:r>
-        <w:rPr>
-          <w:rFonts w:ascii="Calibri" w:eastAsia="Times New Roman" w:hAnsi="Calibri" w:cs="Calibri"/>
-        </w:rPr>
-        <w:t>Frontend</w:t>
-      </w:r>
-      <w:proofErr w:type="spellEnd"/>
-      <w:r>
-        <w:rPr>
-          <w:rFonts w:ascii="Calibri" w:eastAsia="Times New Roman" w:hAnsi="Calibri" w:cs="Calibri"/>
-        </w:rPr>
-        <w:t xml:space="preserve"> de Angular aún se encuentra en etapa de "esqueleto" (estructura creada pero sin implementación de las </w:t>
-      </w:r>
-      <w:proofErr w:type="spellStart"/>
-      <w:r>
-        <w:rPr>
-          <w:rFonts w:ascii="Calibri" w:eastAsia="Times New Roman" w:hAnsi="Calibri" w:cs="Calibri"/>
-        </w:rPr>
-        <w:t>features</w:t>
-      </w:r>
-      <w:proofErr w:type="spellEnd"/>
-      <w:r>
-        <w:rPr>
-          <w:rFonts w:ascii="Calibri" w:eastAsia="Times New Roman" w:hAnsi="Calibri" w:cs="Calibri"/>
-        </w:rPr>
-        <w:t xml:space="preserve"> de visualización y Apollo Client).</w:t>
+        <w:t xml:space="preserve"> El Frontend de Angular aún se encuentra en etapa de "esqueleto" (estructura creada pero sin implementación de las features de visualización y Apollo Client).</w:t>
       </w:r>
     </w:p>
     <w:p>
@@ -6686,35 +5396,7 @@
         <w:rPr>
           <w:rFonts w:ascii="Calibri" w:eastAsia="Times New Roman" w:hAnsi="Calibri" w:cs="Calibri"/>
         </w:rPr>
-        <w:t xml:space="preserve"> El manejo de archivos temporales (</w:t>
-      </w:r>
-      <w:proofErr w:type="spellStart"/>
-      <w:r>
-        <w:rPr>
-          <w:rFonts w:ascii="Calibri" w:eastAsia="Times New Roman" w:hAnsi="Calibri" w:cs="Calibri"/>
-        </w:rPr>
-        <w:t>layouts</w:t>
-      </w:r>
-      <w:proofErr w:type="spellEnd"/>
-      <w:r>
-        <w:rPr>
-          <w:rFonts w:ascii="Calibri" w:eastAsia="Times New Roman" w:hAnsi="Calibri" w:cs="Calibri"/>
-        </w:rPr>
-        <w:t xml:space="preserve">) requiere políticas estrictas de borrado </w:t>
-      </w:r>
-      <w:proofErr w:type="spellStart"/>
-      <w:r>
-        <w:rPr>
-          <w:rFonts w:ascii="Calibri" w:eastAsia="Times New Roman" w:hAnsi="Calibri" w:cs="Calibri"/>
-        </w:rPr>
-        <w:t>post-carga</w:t>
-      </w:r>
-      <w:proofErr w:type="spellEnd"/>
-      <w:r>
-        <w:rPr>
-          <w:rFonts w:ascii="Calibri" w:eastAsia="Times New Roman" w:hAnsi="Calibri" w:cs="Calibri"/>
-        </w:rPr>
-        <w:t xml:space="preserve"> para evitar la permanencia de archivos CSV con datos personales en servidores de aplicación.</w:t>
+        <w:t xml:space="preserve"> El manejo de archivos temporales (layouts) requiere políticas estrictas de borrado post-carga para evitar la permanencia de archivos CSV con datos personales en servidores de aplicación.</w:t>
       </w:r>
     </w:p>
     <w:p>
@@ -6753,21 +5435,7 @@
         <w:rPr>
           <w:rFonts w:ascii="Calibri" w:eastAsia="Times New Roman" w:hAnsi="Calibri" w:cs="Calibri"/>
         </w:rPr>
-        <w:t xml:space="preserve"> Aplicar parches de enmascaramiento </w:t>
-      </w:r>
-      <w:proofErr w:type="spellStart"/>
-      <w:r>
-        <w:rPr>
-          <w:rFonts w:ascii="Calibri" w:eastAsia="Times New Roman" w:hAnsi="Calibri" w:cs="Calibri"/>
-        </w:rPr>
-        <w:t>GraphQL</w:t>
-      </w:r>
-      <w:proofErr w:type="spellEnd"/>
-      <w:r>
-        <w:rPr>
-          <w:rFonts w:ascii="Calibri" w:eastAsia="Times New Roman" w:hAnsi="Calibri" w:cs="Calibri"/>
-        </w:rPr>
-        <w:t xml:space="preserve"> y parametrización SQL.</w:t>
+        <w:t xml:space="preserve"> Aplicar parches de enmascaramiento GraphQL y parametrización SQL.</w:t>
       </w:r>
     </w:p>
     <w:p>
@@ -6786,43 +5454,13 @@
           <w:rStyle w:val="Fuerte"/>
           <w:rFonts w:ascii="Calibri" w:eastAsia="Times New Roman" w:hAnsi="Calibri" w:cs="Calibri"/>
         </w:rPr>
-        <w:t xml:space="preserve">Desarrollo </w:t>
-      </w:r>
-      <w:proofErr w:type="spellStart"/>
-      <w:r>
-        <w:rPr>
-          <w:rStyle w:val="Fuerte"/>
-          <w:rFonts w:ascii="Calibri" w:eastAsia="Times New Roman" w:hAnsi="Calibri" w:cs="Calibri"/>
-        </w:rPr>
-        <w:t>Frontend</w:t>
-      </w:r>
-      <w:proofErr w:type="spellEnd"/>
-      <w:r>
-        <w:rPr>
-          <w:rStyle w:val="Fuerte"/>
-          <w:rFonts w:ascii="Calibri" w:eastAsia="Times New Roman" w:hAnsi="Calibri" w:cs="Calibri"/>
-        </w:rPr>
-        <w:t>:</w:t>
+        <w:t>Desarrollo Frontend:</w:t>
       </w:r>
       <w:r>
         <w:rPr>
           <w:rFonts w:ascii="Calibri" w:eastAsia="Times New Roman" w:hAnsi="Calibri" w:cs="Calibri"/>
         </w:rPr>
-        <w:t xml:space="preserve"> Iniciar la implementación de los módulos funcionales en Angular 18 (</w:t>
-      </w:r>
-      <w:proofErr w:type="spellStart"/>
-      <w:r>
-        <w:rPr>
-          <w:rFonts w:ascii="Calibri" w:eastAsia="Times New Roman" w:hAnsi="Calibri" w:cs="Calibri"/>
-        </w:rPr>
-        <w:t>Dashboard</w:t>
-      </w:r>
-      <w:proofErr w:type="spellEnd"/>
-      <w:r>
-        <w:rPr>
-          <w:rFonts w:ascii="Calibri" w:eastAsia="Times New Roman" w:hAnsi="Calibri" w:cs="Calibri"/>
-        </w:rPr>
-        <w:t>, Lotes, Reportes).</w:t>
+        <w:t xml:space="preserve"> Iniciar la implementación de los módulos funcionales en Angular 18 (Dashboard, Lotes, Reportes).</w:t>
       </w:r>
     </w:p>
     <w:p>
@@ -6909,21 +5547,7 @@
         <w:rPr>
           <w:rFonts w:ascii="Calibri" w:eastAsia="Times New Roman" w:hAnsi="Calibri" w:cs="Calibri"/>
         </w:rPr>
-        <w:t xml:space="preserve"> Preparar la consolidación de bitácoras y la versión "</w:t>
-      </w:r>
-      <w:proofErr w:type="spellStart"/>
-      <w:r>
-        <w:rPr>
-          <w:rFonts w:ascii="Calibri" w:eastAsia="Times New Roman" w:hAnsi="Calibri" w:cs="Calibri"/>
-        </w:rPr>
-        <w:t>Release</w:t>
-      </w:r>
-      <w:proofErr w:type="spellEnd"/>
-      <w:r>
-        <w:rPr>
-          <w:rFonts w:ascii="Calibri" w:eastAsia="Times New Roman" w:hAnsi="Calibri" w:cs="Calibri"/>
-        </w:rPr>
-        <w:t xml:space="preserve"> Candidate" de la Fase 2 para el cierre de junio.</w:t>
+        <w:t xml:space="preserve"> Preparar la consolidación de bitácoras y la versión "Release Candidate" de la Fase 2 para el cierre de junio.</w:t>
       </w:r>
     </w:p>
     <w:p>
@@ -6936,7 +5560,7 @@
         <w:rPr>
           <w:rFonts w:ascii="Calibri" w:eastAsia="Times New Roman" w:hAnsi="Calibri" w:cs="Calibri"/>
         </w:rPr>
-        <w:pict w14:anchorId="5180CCE4">
+        <w:pict w14:anchorId="4F929C00">
           <v:rect id="_x0000_i1026" style="width:0;height:1.5pt" o:hralign="center" o:hrstd="t" o:hr="t" fillcolor="#a0a0a0" stroked="f"/>
         </w:pict>
       </w:r>
@@ -6975,25 +5599,7 @@
           <w:sz w:val="22"/>
           <w:szCs w:val="22"/>
         </w:rPr>
-        <w:t xml:space="preserve">Este entregable refleja el estado real y validado del proyecto Vida Saludable al cierre de mayo de 2026, documentando no solo la visión funcional, sino la materialización técnica en el </w:t>
-      </w:r>
-      <w:proofErr w:type="spellStart"/>
-      <w:r>
-        <w:rPr>
-          <w:rFonts w:ascii="Calibri" w:hAnsi="Calibri" w:cs="Calibri"/>
-          <w:sz w:val="22"/>
-          <w:szCs w:val="22"/>
-        </w:rPr>
-        <w:t>stack</w:t>
-      </w:r>
-      <w:proofErr w:type="spellEnd"/>
-      <w:r>
-        <w:rPr>
-          <w:rFonts w:ascii="Calibri" w:hAnsi="Calibri" w:cs="Calibri"/>
-          <w:sz w:val="22"/>
-          <w:szCs w:val="22"/>
-        </w:rPr>
-        <w:t xml:space="preserve"> de la Fase 2, sus vulnerabilidades descubiertas y las métricas tangibles de su procesamiento en desarrollo.</w:t>
+        <w:t>Este entregable refleja el estado real y validado del proyecto Vida Saludable al cierre de mayo de 2026, documentando no solo la visión funcional, sino la materialización técnica en el stack de la Fase 2, sus vulnerabilidades descubiertas y las métricas tangibles de su procesamiento en desarrollo.</w:t>
       </w:r>
     </w:p>
     <w:p>
@@ -7450,8 +6056,8 @@
       </w:pPr>
     </w:p>
     <w:sectPr>
-      <w:headerReference w:type="default" r:id="rId8"/>
-      <w:footerReference w:type="default" r:id="rId9"/>
+      <w:headerReference w:type="default" r:id="rId10"/>
+      <w:footerReference w:type="default" r:id="rId11"/>
       <w:pgSz w:w="12240" w:h="15840"/>
       <w:pgMar w:top="2268" w:right="1440" w:bottom="2269" w:left="1440" w:header="720" w:footer="0" w:gutter="0"/>
       <w:cols w:space="720"/>
@@ -8191,9 +6797,9 @@
     </w:lvl>
   </w:abstractNum>
   <w:abstractNum w:abstractNumId="8" w15:restartNumberingAfterBreak="0">
-    <w:nsid w:val="11255C4B"/>
+    <w:nsid w:val="0E25488B"/>
     <w:multiLevelType w:val="multilevel"/>
-    <w:tmpl w:val="6A8ACD82"/>
+    <w:tmpl w:val="5E2069A4"/>
     <w:lvl w:ilvl="0">
       <w:start w:val="1"/>
       <w:numFmt w:val="bullet"/>
@@ -8453,9 +7059,9 @@
     </w:lvl>
   </w:abstractNum>
   <w:abstractNum w:abstractNumId="10" w15:restartNumberingAfterBreak="0">
-    <w:nsid w:val="1E862183"/>
+    <w:nsid w:val="267E588A"/>
     <w:multiLevelType w:val="multilevel"/>
-    <w:tmpl w:val="D0BC71A4"/>
+    <w:tmpl w:val="F286B112"/>
     <w:lvl w:ilvl="0">
       <w:start w:val="1"/>
       <w:numFmt w:val="bullet"/>
@@ -8602,453 +7208,6 @@
     </w:lvl>
   </w:abstractNum>
   <w:abstractNum w:abstractNumId="11" w15:restartNumberingAfterBreak="0">
-    <w:nsid w:val="22566F04"/>
-    <w:multiLevelType w:val="multilevel"/>
-    <w:tmpl w:val="8168EFCE"/>
-    <w:lvl w:ilvl="0">
-      <w:start w:val="1"/>
-      <w:numFmt w:val="bullet"/>
-      <w:lvlText w:val=""/>
-      <w:lvlJc w:val="left"/>
-      <w:pPr>
-        <w:tabs>
-          <w:tab w:val="num" w:pos="720"/>
-        </w:tabs>
-        <w:ind w:left="720" w:hanging="360"/>
-      </w:pPr>
-      <w:rPr>
-        <w:rFonts w:ascii="Symbol" w:hAnsi="Symbol" w:hint="default"/>
-        <w:sz w:val="20"/>
-      </w:rPr>
-    </w:lvl>
-    <w:lvl w:ilvl="1" w:tentative="1">
-      <w:start w:val="1"/>
-      <w:numFmt w:val="bullet"/>
-      <w:lvlText w:val="o"/>
-      <w:lvlJc w:val="left"/>
-      <w:pPr>
-        <w:tabs>
-          <w:tab w:val="num" w:pos="1440"/>
-        </w:tabs>
-        <w:ind w:left="1440" w:hanging="360"/>
-      </w:pPr>
-      <w:rPr>
-        <w:rFonts w:ascii="Courier New" w:hAnsi="Courier New" w:hint="default"/>
-        <w:sz w:val="20"/>
-      </w:rPr>
-    </w:lvl>
-    <w:lvl w:ilvl="2" w:tentative="1">
-      <w:start w:val="1"/>
-      <w:numFmt w:val="bullet"/>
-      <w:lvlText w:val=""/>
-      <w:lvlJc w:val="left"/>
-      <w:pPr>
-        <w:tabs>
-          <w:tab w:val="num" w:pos="2160"/>
-        </w:tabs>
-        <w:ind w:left="2160" w:hanging="360"/>
-      </w:pPr>
-      <w:rPr>
-        <w:rFonts w:ascii="Wingdings" w:hAnsi="Wingdings" w:hint="default"/>
-        <w:sz w:val="20"/>
-      </w:rPr>
-    </w:lvl>
-    <w:lvl w:ilvl="3" w:tentative="1">
-      <w:start w:val="1"/>
-      <w:numFmt w:val="bullet"/>
-      <w:lvlText w:val=""/>
-      <w:lvlJc w:val="left"/>
-      <w:pPr>
-        <w:tabs>
-          <w:tab w:val="num" w:pos="2880"/>
-        </w:tabs>
-        <w:ind w:left="2880" w:hanging="360"/>
-      </w:pPr>
-      <w:rPr>
-        <w:rFonts w:ascii="Wingdings" w:hAnsi="Wingdings" w:hint="default"/>
-        <w:sz w:val="20"/>
-      </w:rPr>
-    </w:lvl>
-    <w:lvl w:ilvl="4" w:tentative="1">
-      <w:start w:val="1"/>
-      <w:numFmt w:val="bullet"/>
-      <w:lvlText w:val=""/>
-      <w:lvlJc w:val="left"/>
-      <w:pPr>
-        <w:tabs>
-          <w:tab w:val="num" w:pos="3600"/>
-        </w:tabs>
-        <w:ind w:left="3600" w:hanging="360"/>
-      </w:pPr>
-      <w:rPr>
-        <w:rFonts w:ascii="Wingdings" w:hAnsi="Wingdings" w:hint="default"/>
-        <w:sz w:val="20"/>
-      </w:rPr>
-    </w:lvl>
-    <w:lvl w:ilvl="5" w:tentative="1">
-      <w:start w:val="1"/>
-      <w:numFmt w:val="bullet"/>
-      <w:lvlText w:val=""/>
-      <w:lvlJc w:val="left"/>
-      <w:pPr>
-        <w:tabs>
-          <w:tab w:val="num" w:pos="4320"/>
-        </w:tabs>
-        <w:ind w:left="4320" w:hanging="360"/>
-      </w:pPr>
-      <w:rPr>
-        <w:rFonts w:ascii="Wingdings" w:hAnsi="Wingdings" w:hint="default"/>
-        <w:sz w:val="20"/>
-      </w:rPr>
-    </w:lvl>
-    <w:lvl w:ilvl="6" w:tentative="1">
-      <w:start w:val="1"/>
-      <w:numFmt w:val="bullet"/>
-      <w:lvlText w:val=""/>
-      <w:lvlJc w:val="left"/>
-      <w:pPr>
-        <w:tabs>
-          <w:tab w:val="num" w:pos="5040"/>
-        </w:tabs>
-        <w:ind w:left="5040" w:hanging="360"/>
-      </w:pPr>
-      <w:rPr>
-        <w:rFonts w:ascii="Wingdings" w:hAnsi="Wingdings" w:hint="default"/>
-        <w:sz w:val="20"/>
-      </w:rPr>
-    </w:lvl>
-    <w:lvl w:ilvl="7" w:tentative="1">
-      <w:start w:val="1"/>
-      <w:numFmt w:val="bullet"/>
-      <w:lvlText w:val=""/>
-      <w:lvlJc w:val="left"/>
-      <w:pPr>
-        <w:tabs>
-          <w:tab w:val="num" w:pos="5760"/>
-        </w:tabs>
-        <w:ind w:left="5760" w:hanging="360"/>
-      </w:pPr>
-      <w:rPr>
-        <w:rFonts w:ascii="Wingdings" w:hAnsi="Wingdings" w:hint="default"/>
-        <w:sz w:val="20"/>
-      </w:rPr>
-    </w:lvl>
-    <w:lvl w:ilvl="8" w:tentative="1">
-      <w:start w:val="1"/>
-      <w:numFmt w:val="bullet"/>
-      <w:lvlText w:val=""/>
-      <w:lvlJc w:val="left"/>
-      <w:pPr>
-        <w:tabs>
-          <w:tab w:val="num" w:pos="6480"/>
-        </w:tabs>
-        <w:ind w:left="6480" w:hanging="360"/>
-      </w:pPr>
-      <w:rPr>
-        <w:rFonts w:ascii="Wingdings" w:hAnsi="Wingdings" w:hint="default"/>
-        <w:sz w:val="20"/>
-      </w:rPr>
-    </w:lvl>
-  </w:abstractNum>
-  <w:abstractNum w:abstractNumId="12" w15:restartNumberingAfterBreak="0">
-    <w:nsid w:val="23133CD8"/>
-    <w:multiLevelType w:val="multilevel"/>
-    <w:tmpl w:val="F3F24C96"/>
-    <w:lvl w:ilvl="0">
-      <w:start w:val="1"/>
-      <w:numFmt w:val="bullet"/>
-      <w:lvlText w:val=""/>
-      <w:lvlJc w:val="left"/>
-      <w:pPr>
-        <w:tabs>
-          <w:tab w:val="num" w:pos="720"/>
-        </w:tabs>
-        <w:ind w:left="720" w:hanging="360"/>
-      </w:pPr>
-      <w:rPr>
-        <w:rFonts w:ascii="Symbol" w:hAnsi="Symbol" w:hint="default"/>
-        <w:sz w:val="20"/>
-      </w:rPr>
-    </w:lvl>
-    <w:lvl w:ilvl="1" w:tentative="1">
-      <w:start w:val="1"/>
-      <w:numFmt w:val="bullet"/>
-      <w:lvlText w:val="o"/>
-      <w:lvlJc w:val="left"/>
-      <w:pPr>
-        <w:tabs>
-          <w:tab w:val="num" w:pos="1440"/>
-        </w:tabs>
-        <w:ind w:left="1440" w:hanging="360"/>
-      </w:pPr>
-      <w:rPr>
-        <w:rFonts w:ascii="Courier New" w:hAnsi="Courier New" w:hint="default"/>
-        <w:sz w:val="20"/>
-      </w:rPr>
-    </w:lvl>
-    <w:lvl w:ilvl="2" w:tentative="1">
-      <w:start w:val="1"/>
-      <w:numFmt w:val="bullet"/>
-      <w:lvlText w:val=""/>
-      <w:lvlJc w:val="left"/>
-      <w:pPr>
-        <w:tabs>
-          <w:tab w:val="num" w:pos="2160"/>
-        </w:tabs>
-        <w:ind w:left="2160" w:hanging="360"/>
-      </w:pPr>
-      <w:rPr>
-        <w:rFonts w:ascii="Wingdings" w:hAnsi="Wingdings" w:hint="default"/>
-        <w:sz w:val="20"/>
-      </w:rPr>
-    </w:lvl>
-    <w:lvl w:ilvl="3" w:tentative="1">
-      <w:start w:val="1"/>
-      <w:numFmt w:val="bullet"/>
-      <w:lvlText w:val=""/>
-      <w:lvlJc w:val="left"/>
-      <w:pPr>
-        <w:tabs>
-          <w:tab w:val="num" w:pos="2880"/>
-        </w:tabs>
-        <w:ind w:left="2880" w:hanging="360"/>
-      </w:pPr>
-      <w:rPr>
-        <w:rFonts w:ascii="Wingdings" w:hAnsi="Wingdings" w:hint="default"/>
-        <w:sz w:val="20"/>
-      </w:rPr>
-    </w:lvl>
-    <w:lvl w:ilvl="4" w:tentative="1">
-      <w:start w:val="1"/>
-      <w:numFmt w:val="bullet"/>
-      <w:lvlText w:val=""/>
-      <w:lvlJc w:val="left"/>
-      <w:pPr>
-        <w:tabs>
-          <w:tab w:val="num" w:pos="3600"/>
-        </w:tabs>
-        <w:ind w:left="3600" w:hanging="360"/>
-      </w:pPr>
-      <w:rPr>
-        <w:rFonts w:ascii="Wingdings" w:hAnsi="Wingdings" w:hint="default"/>
-        <w:sz w:val="20"/>
-      </w:rPr>
-    </w:lvl>
-    <w:lvl w:ilvl="5" w:tentative="1">
-      <w:start w:val="1"/>
-      <w:numFmt w:val="bullet"/>
-      <w:lvlText w:val=""/>
-      <w:lvlJc w:val="left"/>
-      <w:pPr>
-        <w:tabs>
-          <w:tab w:val="num" w:pos="4320"/>
-        </w:tabs>
-        <w:ind w:left="4320" w:hanging="360"/>
-      </w:pPr>
-      <w:rPr>
-        <w:rFonts w:ascii="Wingdings" w:hAnsi="Wingdings" w:hint="default"/>
-        <w:sz w:val="20"/>
-      </w:rPr>
-    </w:lvl>
-    <w:lvl w:ilvl="6" w:tentative="1">
-      <w:start w:val="1"/>
-      <w:numFmt w:val="bullet"/>
-      <w:lvlText w:val=""/>
-      <w:lvlJc w:val="left"/>
-      <w:pPr>
-        <w:tabs>
-          <w:tab w:val="num" w:pos="5040"/>
-        </w:tabs>
-        <w:ind w:left="5040" w:hanging="360"/>
-      </w:pPr>
-      <w:rPr>
-        <w:rFonts w:ascii="Wingdings" w:hAnsi="Wingdings" w:hint="default"/>
-        <w:sz w:val="20"/>
-      </w:rPr>
-    </w:lvl>
-    <w:lvl w:ilvl="7" w:tentative="1">
-      <w:start w:val="1"/>
-      <w:numFmt w:val="bullet"/>
-      <w:lvlText w:val=""/>
-      <w:lvlJc w:val="left"/>
-      <w:pPr>
-        <w:tabs>
-          <w:tab w:val="num" w:pos="5760"/>
-        </w:tabs>
-        <w:ind w:left="5760" w:hanging="360"/>
-      </w:pPr>
-      <w:rPr>
-        <w:rFonts w:ascii="Wingdings" w:hAnsi="Wingdings" w:hint="default"/>
-        <w:sz w:val="20"/>
-      </w:rPr>
-    </w:lvl>
-    <w:lvl w:ilvl="8" w:tentative="1">
-      <w:start w:val="1"/>
-      <w:numFmt w:val="bullet"/>
-      <w:lvlText w:val=""/>
-      <w:lvlJc w:val="left"/>
-      <w:pPr>
-        <w:tabs>
-          <w:tab w:val="num" w:pos="6480"/>
-        </w:tabs>
-        <w:ind w:left="6480" w:hanging="360"/>
-      </w:pPr>
-      <w:rPr>
-        <w:rFonts w:ascii="Wingdings" w:hAnsi="Wingdings" w:hint="default"/>
-        <w:sz w:val="20"/>
-      </w:rPr>
-    </w:lvl>
-  </w:abstractNum>
-  <w:abstractNum w:abstractNumId="13" w15:restartNumberingAfterBreak="0">
-    <w:nsid w:val="24D07A14"/>
-    <w:multiLevelType w:val="multilevel"/>
-    <w:tmpl w:val="2898B8DA"/>
-    <w:lvl w:ilvl="0">
-      <w:start w:val="1"/>
-      <w:numFmt w:val="bullet"/>
-      <w:lvlText w:val=""/>
-      <w:lvlJc w:val="left"/>
-      <w:pPr>
-        <w:tabs>
-          <w:tab w:val="num" w:pos="720"/>
-        </w:tabs>
-        <w:ind w:left="720" w:hanging="360"/>
-      </w:pPr>
-      <w:rPr>
-        <w:rFonts w:ascii="Symbol" w:hAnsi="Symbol" w:hint="default"/>
-        <w:sz w:val="20"/>
-      </w:rPr>
-    </w:lvl>
-    <w:lvl w:ilvl="1" w:tentative="1">
-      <w:start w:val="1"/>
-      <w:numFmt w:val="bullet"/>
-      <w:lvlText w:val="o"/>
-      <w:lvlJc w:val="left"/>
-      <w:pPr>
-        <w:tabs>
-          <w:tab w:val="num" w:pos="1440"/>
-        </w:tabs>
-        <w:ind w:left="1440" w:hanging="360"/>
-      </w:pPr>
-      <w:rPr>
-        <w:rFonts w:ascii="Courier New" w:hAnsi="Courier New" w:hint="default"/>
-        <w:sz w:val="20"/>
-      </w:rPr>
-    </w:lvl>
-    <w:lvl w:ilvl="2" w:tentative="1">
-      <w:start w:val="1"/>
-      <w:numFmt w:val="bullet"/>
-      <w:lvlText w:val=""/>
-      <w:lvlJc w:val="left"/>
-      <w:pPr>
-        <w:tabs>
-          <w:tab w:val="num" w:pos="2160"/>
-        </w:tabs>
-        <w:ind w:left="2160" w:hanging="360"/>
-      </w:pPr>
-      <w:rPr>
-        <w:rFonts w:ascii="Wingdings" w:hAnsi="Wingdings" w:hint="default"/>
-        <w:sz w:val="20"/>
-      </w:rPr>
-    </w:lvl>
-    <w:lvl w:ilvl="3" w:tentative="1">
-      <w:start w:val="1"/>
-      <w:numFmt w:val="bullet"/>
-      <w:lvlText w:val=""/>
-      <w:lvlJc w:val="left"/>
-      <w:pPr>
-        <w:tabs>
-          <w:tab w:val="num" w:pos="2880"/>
-        </w:tabs>
-        <w:ind w:left="2880" w:hanging="360"/>
-      </w:pPr>
-      <w:rPr>
-        <w:rFonts w:ascii="Wingdings" w:hAnsi="Wingdings" w:hint="default"/>
-        <w:sz w:val="20"/>
-      </w:rPr>
-    </w:lvl>
-    <w:lvl w:ilvl="4" w:tentative="1">
-      <w:start w:val="1"/>
-      <w:numFmt w:val="bullet"/>
-      <w:lvlText w:val=""/>
-      <w:lvlJc w:val="left"/>
-      <w:pPr>
-        <w:tabs>
-          <w:tab w:val="num" w:pos="3600"/>
-        </w:tabs>
-        <w:ind w:left="3600" w:hanging="360"/>
-      </w:pPr>
-      <w:rPr>
-        <w:rFonts w:ascii="Wingdings" w:hAnsi="Wingdings" w:hint="default"/>
-        <w:sz w:val="20"/>
-      </w:rPr>
-    </w:lvl>
-    <w:lvl w:ilvl="5" w:tentative="1">
-      <w:start w:val="1"/>
-      <w:numFmt w:val="bullet"/>
-      <w:lvlText w:val=""/>
-      <w:lvlJc w:val="left"/>
-      <w:pPr>
-        <w:tabs>
-          <w:tab w:val="num" w:pos="4320"/>
-        </w:tabs>
-        <w:ind w:left="4320" w:hanging="360"/>
-      </w:pPr>
-      <w:rPr>
-        <w:rFonts w:ascii="Wingdings" w:hAnsi="Wingdings" w:hint="default"/>
-        <w:sz w:val="20"/>
-      </w:rPr>
-    </w:lvl>
-    <w:lvl w:ilvl="6" w:tentative="1">
-      <w:start w:val="1"/>
-      <w:numFmt w:val="bullet"/>
-      <w:lvlText w:val=""/>
-      <w:lvlJc w:val="left"/>
-      <w:pPr>
-        <w:tabs>
-          <w:tab w:val="num" w:pos="5040"/>
-        </w:tabs>
-        <w:ind w:left="5040" w:hanging="360"/>
-      </w:pPr>
-      <w:rPr>
-        <w:rFonts w:ascii="Wingdings" w:hAnsi="Wingdings" w:hint="default"/>
-        <w:sz w:val="20"/>
-      </w:rPr>
-    </w:lvl>
-    <w:lvl w:ilvl="7" w:tentative="1">
-      <w:start w:val="1"/>
-      <w:numFmt w:val="bullet"/>
-      <w:lvlText w:val=""/>
-      <w:lvlJc w:val="left"/>
-      <w:pPr>
-        <w:tabs>
-          <w:tab w:val="num" w:pos="5760"/>
-        </w:tabs>
-        <w:ind w:left="5760" w:hanging="360"/>
-      </w:pPr>
-      <w:rPr>
-        <w:rFonts w:ascii="Wingdings" w:hAnsi="Wingdings" w:hint="default"/>
-        <w:sz w:val="20"/>
-      </w:rPr>
-    </w:lvl>
-    <w:lvl w:ilvl="8" w:tentative="1">
-      <w:start w:val="1"/>
-      <w:numFmt w:val="bullet"/>
-      <w:lvlText w:val=""/>
-      <w:lvlJc w:val="left"/>
-      <w:pPr>
-        <w:tabs>
-          <w:tab w:val="num" w:pos="6480"/>
-        </w:tabs>
-        <w:ind w:left="6480" w:hanging="360"/>
-      </w:pPr>
-      <w:rPr>
-        <w:rFonts w:ascii="Wingdings" w:hAnsi="Wingdings" w:hint="default"/>
-        <w:sz w:val="20"/>
-      </w:rPr>
-    </w:lvl>
-  </w:abstractNum>
-  <w:abstractNum w:abstractNumId="14" w15:restartNumberingAfterBreak="0">
     <w:nsid w:val="28FF771F"/>
     <w:multiLevelType w:val="hybridMultilevel"/>
     <w:tmpl w:val="660C7888"/>
@@ -9158,6 +7317,453 @@
       </w:pPr>
       <w:rPr>
         <w:rFonts w:ascii="Wingdings" w:hAnsi="Wingdings" w:hint="default"/>
+      </w:rPr>
+    </w:lvl>
+  </w:abstractNum>
+  <w:abstractNum w:abstractNumId="12" w15:restartNumberingAfterBreak="0">
+    <w:nsid w:val="2C322BB4"/>
+    <w:multiLevelType w:val="multilevel"/>
+    <w:tmpl w:val="9B244AA0"/>
+    <w:lvl w:ilvl="0">
+      <w:start w:val="1"/>
+      <w:numFmt w:val="bullet"/>
+      <w:lvlText w:val=""/>
+      <w:lvlJc w:val="left"/>
+      <w:pPr>
+        <w:tabs>
+          <w:tab w:val="num" w:pos="720"/>
+        </w:tabs>
+        <w:ind w:left="720" w:hanging="360"/>
+      </w:pPr>
+      <w:rPr>
+        <w:rFonts w:ascii="Symbol" w:hAnsi="Symbol" w:hint="default"/>
+        <w:sz w:val="20"/>
+      </w:rPr>
+    </w:lvl>
+    <w:lvl w:ilvl="1" w:tentative="1">
+      <w:start w:val="1"/>
+      <w:numFmt w:val="bullet"/>
+      <w:lvlText w:val="o"/>
+      <w:lvlJc w:val="left"/>
+      <w:pPr>
+        <w:tabs>
+          <w:tab w:val="num" w:pos="1440"/>
+        </w:tabs>
+        <w:ind w:left="1440" w:hanging="360"/>
+      </w:pPr>
+      <w:rPr>
+        <w:rFonts w:ascii="Courier New" w:hAnsi="Courier New" w:hint="default"/>
+        <w:sz w:val="20"/>
+      </w:rPr>
+    </w:lvl>
+    <w:lvl w:ilvl="2" w:tentative="1">
+      <w:start w:val="1"/>
+      <w:numFmt w:val="bullet"/>
+      <w:lvlText w:val=""/>
+      <w:lvlJc w:val="left"/>
+      <w:pPr>
+        <w:tabs>
+          <w:tab w:val="num" w:pos="2160"/>
+        </w:tabs>
+        <w:ind w:left="2160" w:hanging="360"/>
+      </w:pPr>
+      <w:rPr>
+        <w:rFonts w:ascii="Wingdings" w:hAnsi="Wingdings" w:hint="default"/>
+        <w:sz w:val="20"/>
+      </w:rPr>
+    </w:lvl>
+    <w:lvl w:ilvl="3" w:tentative="1">
+      <w:start w:val="1"/>
+      <w:numFmt w:val="bullet"/>
+      <w:lvlText w:val=""/>
+      <w:lvlJc w:val="left"/>
+      <w:pPr>
+        <w:tabs>
+          <w:tab w:val="num" w:pos="2880"/>
+        </w:tabs>
+        <w:ind w:left="2880" w:hanging="360"/>
+      </w:pPr>
+      <w:rPr>
+        <w:rFonts w:ascii="Wingdings" w:hAnsi="Wingdings" w:hint="default"/>
+        <w:sz w:val="20"/>
+      </w:rPr>
+    </w:lvl>
+    <w:lvl w:ilvl="4" w:tentative="1">
+      <w:start w:val="1"/>
+      <w:numFmt w:val="bullet"/>
+      <w:lvlText w:val=""/>
+      <w:lvlJc w:val="left"/>
+      <w:pPr>
+        <w:tabs>
+          <w:tab w:val="num" w:pos="3600"/>
+        </w:tabs>
+        <w:ind w:left="3600" w:hanging="360"/>
+      </w:pPr>
+      <w:rPr>
+        <w:rFonts w:ascii="Wingdings" w:hAnsi="Wingdings" w:hint="default"/>
+        <w:sz w:val="20"/>
+      </w:rPr>
+    </w:lvl>
+    <w:lvl w:ilvl="5" w:tentative="1">
+      <w:start w:val="1"/>
+      <w:numFmt w:val="bullet"/>
+      <w:lvlText w:val=""/>
+      <w:lvlJc w:val="left"/>
+      <w:pPr>
+        <w:tabs>
+          <w:tab w:val="num" w:pos="4320"/>
+        </w:tabs>
+        <w:ind w:left="4320" w:hanging="360"/>
+      </w:pPr>
+      <w:rPr>
+        <w:rFonts w:ascii="Wingdings" w:hAnsi="Wingdings" w:hint="default"/>
+        <w:sz w:val="20"/>
+      </w:rPr>
+    </w:lvl>
+    <w:lvl w:ilvl="6" w:tentative="1">
+      <w:start w:val="1"/>
+      <w:numFmt w:val="bullet"/>
+      <w:lvlText w:val=""/>
+      <w:lvlJc w:val="left"/>
+      <w:pPr>
+        <w:tabs>
+          <w:tab w:val="num" w:pos="5040"/>
+        </w:tabs>
+        <w:ind w:left="5040" w:hanging="360"/>
+      </w:pPr>
+      <w:rPr>
+        <w:rFonts w:ascii="Wingdings" w:hAnsi="Wingdings" w:hint="default"/>
+        <w:sz w:val="20"/>
+      </w:rPr>
+    </w:lvl>
+    <w:lvl w:ilvl="7" w:tentative="1">
+      <w:start w:val="1"/>
+      <w:numFmt w:val="bullet"/>
+      <w:lvlText w:val=""/>
+      <w:lvlJc w:val="left"/>
+      <w:pPr>
+        <w:tabs>
+          <w:tab w:val="num" w:pos="5760"/>
+        </w:tabs>
+        <w:ind w:left="5760" w:hanging="360"/>
+      </w:pPr>
+      <w:rPr>
+        <w:rFonts w:ascii="Wingdings" w:hAnsi="Wingdings" w:hint="default"/>
+        <w:sz w:val="20"/>
+      </w:rPr>
+    </w:lvl>
+    <w:lvl w:ilvl="8" w:tentative="1">
+      <w:start w:val="1"/>
+      <w:numFmt w:val="bullet"/>
+      <w:lvlText w:val=""/>
+      <w:lvlJc w:val="left"/>
+      <w:pPr>
+        <w:tabs>
+          <w:tab w:val="num" w:pos="6480"/>
+        </w:tabs>
+        <w:ind w:left="6480" w:hanging="360"/>
+      </w:pPr>
+      <w:rPr>
+        <w:rFonts w:ascii="Wingdings" w:hAnsi="Wingdings" w:hint="default"/>
+        <w:sz w:val="20"/>
+      </w:rPr>
+    </w:lvl>
+  </w:abstractNum>
+  <w:abstractNum w:abstractNumId="13" w15:restartNumberingAfterBreak="0">
+    <w:nsid w:val="486A4441"/>
+    <w:multiLevelType w:val="multilevel"/>
+    <w:tmpl w:val="76FE683C"/>
+    <w:lvl w:ilvl="0">
+      <w:start w:val="1"/>
+      <w:numFmt w:val="bullet"/>
+      <w:lvlText w:val=""/>
+      <w:lvlJc w:val="left"/>
+      <w:pPr>
+        <w:tabs>
+          <w:tab w:val="num" w:pos="720"/>
+        </w:tabs>
+        <w:ind w:left="720" w:hanging="360"/>
+      </w:pPr>
+      <w:rPr>
+        <w:rFonts w:ascii="Symbol" w:hAnsi="Symbol" w:hint="default"/>
+        <w:sz w:val="20"/>
+      </w:rPr>
+    </w:lvl>
+    <w:lvl w:ilvl="1" w:tentative="1">
+      <w:start w:val="1"/>
+      <w:numFmt w:val="bullet"/>
+      <w:lvlText w:val="o"/>
+      <w:lvlJc w:val="left"/>
+      <w:pPr>
+        <w:tabs>
+          <w:tab w:val="num" w:pos="1440"/>
+        </w:tabs>
+        <w:ind w:left="1440" w:hanging="360"/>
+      </w:pPr>
+      <w:rPr>
+        <w:rFonts w:ascii="Courier New" w:hAnsi="Courier New" w:hint="default"/>
+        <w:sz w:val="20"/>
+      </w:rPr>
+    </w:lvl>
+    <w:lvl w:ilvl="2" w:tentative="1">
+      <w:start w:val="1"/>
+      <w:numFmt w:val="bullet"/>
+      <w:lvlText w:val=""/>
+      <w:lvlJc w:val="left"/>
+      <w:pPr>
+        <w:tabs>
+          <w:tab w:val="num" w:pos="2160"/>
+        </w:tabs>
+        <w:ind w:left="2160" w:hanging="360"/>
+      </w:pPr>
+      <w:rPr>
+        <w:rFonts w:ascii="Wingdings" w:hAnsi="Wingdings" w:hint="default"/>
+        <w:sz w:val="20"/>
+      </w:rPr>
+    </w:lvl>
+    <w:lvl w:ilvl="3" w:tentative="1">
+      <w:start w:val="1"/>
+      <w:numFmt w:val="bullet"/>
+      <w:lvlText w:val=""/>
+      <w:lvlJc w:val="left"/>
+      <w:pPr>
+        <w:tabs>
+          <w:tab w:val="num" w:pos="2880"/>
+        </w:tabs>
+        <w:ind w:left="2880" w:hanging="360"/>
+      </w:pPr>
+      <w:rPr>
+        <w:rFonts w:ascii="Wingdings" w:hAnsi="Wingdings" w:hint="default"/>
+        <w:sz w:val="20"/>
+      </w:rPr>
+    </w:lvl>
+    <w:lvl w:ilvl="4" w:tentative="1">
+      <w:start w:val="1"/>
+      <w:numFmt w:val="bullet"/>
+      <w:lvlText w:val=""/>
+      <w:lvlJc w:val="left"/>
+      <w:pPr>
+        <w:tabs>
+          <w:tab w:val="num" w:pos="3600"/>
+        </w:tabs>
+        <w:ind w:left="3600" w:hanging="360"/>
+      </w:pPr>
+      <w:rPr>
+        <w:rFonts w:ascii="Wingdings" w:hAnsi="Wingdings" w:hint="default"/>
+        <w:sz w:val="20"/>
+      </w:rPr>
+    </w:lvl>
+    <w:lvl w:ilvl="5" w:tentative="1">
+      <w:start w:val="1"/>
+      <w:numFmt w:val="bullet"/>
+      <w:lvlText w:val=""/>
+      <w:lvlJc w:val="left"/>
+      <w:pPr>
+        <w:tabs>
+          <w:tab w:val="num" w:pos="4320"/>
+        </w:tabs>
+        <w:ind w:left="4320" w:hanging="360"/>
+      </w:pPr>
+      <w:rPr>
+        <w:rFonts w:ascii="Wingdings" w:hAnsi="Wingdings" w:hint="default"/>
+        <w:sz w:val="20"/>
+      </w:rPr>
+    </w:lvl>
+    <w:lvl w:ilvl="6" w:tentative="1">
+      <w:start w:val="1"/>
+      <w:numFmt w:val="bullet"/>
+      <w:lvlText w:val=""/>
+      <w:lvlJc w:val="left"/>
+      <w:pPr>
+        <w:tabs>
+          <w:tab w:val="num" w:pos="5040"/>
+        </w:tabs>
+        <w:ind w:left="5040" w:hanging="360"/>
+      </w:pPr>
+      <w:rPr>
+        <w:rFonts w:ascii="Wingdings" w:hAnsi="Wingdings" w:hint="default"/>
+        <w:sz w:val="20"/>
+      </w:rPr>
+    </w:lvl>
+    <w:lvl w:ilvl="7" w:tentative="1">
+      <w:start w:val="1"/>
+      <w:numFmt w:val="bullet"/>
+      <w:lvlText w:val=""/>
+      <w:lvlJc w:val="left"/>
+      <w:pPr>
+        <w:tabs>
+          <w:tab w:val="num" w:pos="5760"/>
+        </w:tabs>
+        <w:ind w:left="5760" w:hanging="360"/>
+      </w:pPr>
+      <w:rPr>
+        <w:rFonts w:ascii="Wingdings" w:hAnsi="Wingdings" w:hint="default"/>
+        <w:sz w:val="20"/>
+      </w:rPr>
+    </w:lvl>
+    <w:lvl w:ilvl="8" w:tentative="1">
+      <w:start w:val="1"/>
+      <w:numFmt w:val="bullet"/>
+      <w:lvlText w:val=""/>
+      <w:lvlJc w:val="left"/>
+      <w:pPr>
+        <w:tabs>
+          <w:tab w:val="num" w:pos="6480"/>
+        </w:tabs>
+        <w:ind w:left="6480" w:hanging="360"/>
+      </w:pPr>
+      <w:rPr>
+        <w:rFonts w:ascii="Wingdings" w:hAnsi="Wingdings" w:hint="default"/>
+        <w:sz w:val="20"/>
+      </w:rPr>
+    </w:lvl>
+  </w:abstractNum>
+  <w:abstractNum w:abstractNumId="14" w15:restartNumberingAfterBreak="0">
+    <w:nsid w:val="52C50B08"/>
+    <w:multiLevelType w:val="multilevel"/>
+    <w:tmpl w:val="E50C7F4C"/>
+    <w:lvl w:ilvl="0">
+      <w:start w:val="1"/>
+      <w:numFmt w:val="bullet"/>
+      <w:lvlText w:val=""/>
+      <w:lvlJc w:val="left"/>
+      <w:pPr>
+        <w:tabs>
+          <w:tab w:val="num" w:pos="720"/>
+        </w:tabs>
+        <w:ind w:left="720" w:hanging="360"/>
+      </w:pPr>
+      <w:rPr>
+        <w:rFonts w:ascii="Symbol" w:hAnsi="Symbol" w:hint="default"/>
+        <w:sz w:val="20"/>
+      </w:rPr>
+    </w:lvl>
+    <w:lvl w:ilvl="1" w:tentative="1">
+      <w:start w:val="1"/>
+      <w:numFmt w:val="bullet"/>
+      <w:lvlText w:val="o"/>
+      <w:lvlJc w:val="left"/>
+      <w:pPr>
+        <w:tabs>
+          <w:tab w:val="num" w:pos="1440"/>
+        </w:tabs>
+        <w:ind w:left="1440" w:hanging="360"/>
+      </w:pPr>
+      <w:rPr>
+        <w:rFonts w:ascii="Courier New" w:hAnsi="Courier New" w:hint="default"/>
+        <w:sz w:val="20"/>
+      </w:rPr>
+    </w:lvl>
+    <w:lvl w:ilvl="2" w:tentative="1">
+      <w:start w:val="1"/>
+      <w:numFmt w:val="bullet"/>
+      <w:lvlText w:val=""/>
+      <w:lvlJc w:val="left"/>
+      <w:pPr>
+        <w:tabs>
+          <w:tab w:val="num" w:pos="2160"/>
+        </w:tabs>
+        <w:ind w:left="2160" w:hanging="360"/>
+      </w:pPr>
+      <w:rPr>
+        <w:rFonts w:ascii="Wingdings" w:hAnsi="Wingdings" w:hint="default"/>
+        <w:sz w:val="20"/>
+      </w:rPr>
+    </w:lvl>
+    <w:lvl w:ilvl="3" w:tentative="1">
+      <w:start w:val="1"/>
+      <w:numFmt w:val="bullet"/>
+      <w:lvlText w:val=""/>
+      <w:lvlJc w:val="left"/>
+      <w:pPr>
+        <w:tabs>
+          <w:tab w:val="num" w:pos="2880"/>
+        </w:tabs>
+        <w:ind w:left="2880" w:hanging="360"/>
+      </w:pPr>
+      <w:rPr>
+        <w:rFonts w:ascii="Wingdings" w:hAnsi="Wingdings" w:hint="default"/>
+        <w:sz w:val="20"/>
+      </w:rPr>
+    </w:lvl>
+    <w:lvl w:ilvl="4" w:tentative="1">
+      <w:start w:val="1"/>
+      <w:numFmt w:val="bullet"/>
+      <w:lvlText w:val=""/>
+      <w:lvlJc w:val="left"/>
+      <w:pPr>
+        <w:tabs>
+          <w:tab w:val="num" w:pos="3600"/>
+        </w:tabs>
+        <w:ind w:left="3600" w:hanging="360"/>
+      </w:pPr>
+      <w:rPr>
+        <w:rFonts w:ascii="Wingdings" w:hAnsi="Wingdings" w:hint="default"/>
+        <w:sz w:val="20"/>
+      </w:rPr>
+    </w:lvl>
+    <w:lvl w:ilvl="5" w:tentative="1">
+      <w:start w:val="1"/>
+      <w:numFmt w:val="bullet"/>
+      <w:lvlText w:val=""/>
+      <w:lvlJc w:val="left"/>
+      <w:pPr>
+        <w:tabs>
+          <w:tab w:val="num" w:pos="4320"/>
+        </w:tabs>
+        <w:ind w:left="4320" w:hanging="360"/>
+      </w:pPr>
+      <w:rPr>
+        <w:rFonts w:ascii="Wingdings" w:hAnsi="Wingdings" w:hint="default"/>
+        <w:sz w:val="20"/>
+      </w:rPr>
+    </w:lvl>
+    <w:lvl w:ilvl="6" w:tentative="1">
+      <w:start w:val="1"/>
+      <w:numFmt w:val="bullet"/>
+      <w:lvlText w:val=""/>
+      <w:lvlJc w:val="left"/>
+      <w:pPr>
+        <w:tabs>
+          <w:tab w:val="num" w:pos="5040"/>
+        </w:tabs>
+        <w:ind w:left="5040" w:hanging="360"/>
+      </w:pPr>
+      <w:rPr>
+        <w:rFonts w:ascii="Wingdings" w:hAnsi="Wingdings" w:hint="default"/>
+        <w:sz w:val="20"/>
+      </w:rPr>
+    </w:lvl>
+    <w:lvl w:ilvl="7" w:tentative="1">
+      <w:start w:val="1"/>
+      <w:numFmt w:val="bullet"/>
+      <w:lvlText w:val=""/>
+      <w:lvlJc w:val="left"/>
+      <w:pPr>
+        <w:tabs>
+          <w:tab w:val="num" w:pos="5760"/>
+        </w:tabs>
+        <w:ind w:left="5760" w:hanging="360"/>
+      </w:pPr>
+      <w:rPr>
+        <w:rFonts w:ascii="Wingdings" w:hAnsi="Wingdings" w:hint="default"/>
+        <w:sz w:val="20"/>
+      </w:rPr>
+    </w:lvl>
+    <w:lvl w:ilvl="8" w:tentative="1">
+      <w:start w:val="1"/>
+      <w:numFmt w:val="bullet"/>
+      <w:lvlText w:val=""/>
+      <w:lvlJc w:val="left"/>
+      <w:pPr>
+        <w:tabs>
+          <w:tab w:val="num" w:pos="6480"/>
+        </w:tabs>
+        <w:ind w:left="6480" w:hanging="360"/>
+      </w:pPr>
+      <w:rPr>
+        <w:rFonts w:ascii="Wingdings" w:hAnsi="Wingdings" w:hint="default"/>
+        <w:sz w:val="20"/>
       </w:rPr>
     </w:lvl>
   </w:abstractNum>
@@ -9340,9 +7946,9 @@
     </w:lvl>
   </w:abstractNum>
   <w:abstractNum w:abstractNumId="17" w15:restartNumberingAfterBreak="0">
-    <w:nsid w:val="5B8F4E35"/>
+    <w:nsid w:val="551A1FC9"/>
     <w:multiLevelType w:val="multilevel"/>
-    <w:tmpl w:val="F65A9F3C"/>
+    <w:tmpl w:val="22C660A8"/>
     <w:lvl w:ilvl="0">
       <w:start w:val="1"/>
       <w:numFmt w:val="bullet"/>
@@ -9489,9 +8095,9 @@
     </w:lvl>
   </w:abstractNum>
   <w:abstractNum w:abstractNumId="18" w15:restartNumberingAfterBreak="0">
-    <w:nsid w:val="607E0999"/>
+    <w:nsid w:val="553224A5"/>
     <w:multiLevelType w:val="multilevel"/>
-    <w:tmpl w:val="B5D071DA"/>
+    <w:tmpl w:val="0EA67820"/>
     <w:lvl w:ilvl="0">
       <w:start w:val="1"/>
       <w:numFmt w:val="bullet"/>
@@ -9638,9 +8244,9 @@
     </w:lvl>
   </w:abstractNum>
   <w:abstractNum w:abstractNumId="19" w15:restartNumberingAfterBreak="0">
-    <w:nsid w:val="60C825D6"/>
+    <w:nsid w:val="56EF5575"/>
     <w:multiLevelType w:val="multilevel"/>
-    <w:tmpl w:val="5B4CF1B4"/>
+    <w:tmpl w:val="FDDEB826"/>
     <w:lvl w:ilvl="0">
       <w:start w:val="1"/>
       <w:numFmt w:val="bullet"/>
@@ -9787,9 +8393,9 @@
     </w:lvl>
   </w:abstractNum>
   <w:abstractNum w:abstractNumId="20" w15:restartNumberingAfterBreak="0">
-    <w:nsid w:val="79BE473A"/>
+    <w:nsid w:val="7A6835F5"/>
     <w:multiLevelType w:val="multilevel"/>
-    <w:tmpl w:val="61625E46"/>
+    <w:tmpl w:val="764EFC9E"/>
     <w:lvl w:ilvl="0">
       <w:start w:val="1"/>
       <w:numFmt w:val="bullet"/>
@@ -9963,7 +8569,7 @@
     <w:abstractNumId w:val="7"/>
   </w:num>
   <w:num w:numId="10" w16cid:durableId="2009867063">
-    <w:abstractNumId w:val="14"/>
+    <w:abstractNumId w:val="11"/>
   </w:num>
   <w:num w:numId="11" w16cid:durableId="1924602666">
     <w:abstractNumId w:val="16"/>
@@ -9971,32 +8577,32 @@
   <w:num w:numId="12" w16cid:durableId="2021344936">
     <w:abstractNumId w:val="2"/>
   </w:num>
-  <w:num w:numId="13" w16cid:durableId="1506166256">
+  <w:num w:numId="13" w16cid:durableId="528954355">
+    <w:abstractNumId w:val="19"/>
+  </w:num>
+  <w:num w:numId="14" w16cid:durableId="642318447">
+    <w:abstractNumId w:val="12"/>
+  </w:num>
+  <w:num w:numId="15" w16cid:durableId="1911116009">
+    <w:abstractNumId w:val="14"/>
+  </w:num>
+  <w:num w:numId="16" w16cid:durableId="667637410">
     <w:abstractNumId w:val="8"/>
   </w:num>
-  <w:num w:numId="14" w16cid:durableId="967053918">
+  <w:num w:numId="17" w16cid:durableId="1214611114">
     <w:abstractNumId w:val="17"/>
   </w:num>
-  <w:num w:numId="15" w16cid:durableId="418867669">
-    <w:abstractNumId w:val="19"/>
+  <w:num w:numId="18" w16cid:durableId="1449396261">
+    <w:abstractNumId w:val="10"/>
   </w:num>
-  <w:num w:numId="16" w16cid:durableId="752045577">
-    <w:abstractNumId w:val="18"/>
-  </w:num>
-  <w:num w:numId="17" w16cid:durableId="2086950407">
+  <w:num w:numId="19" w16cid:durableId="1744259702">
     <w:abstractNumId w:val="20"/>
   </w:num>
-  <w:num w:numId="18" w16cid:durableId="1001588732">
-    <w:abstractNumId w:val="12"/>
+  <w:num w:numId="20" w16cid:durableId="611326392">
+    <w:abstractNumId w:val="13"/>
   </w:num>
-  <w:num w:numId="19" w16cid:durableId="148596673">
-    <w:abstractNumId w:val="10"/>
-  </w:num>
-  <w:num w:numId="20" w16cid:durableId="1016661236">
-    <w:abstractNumId w:val="11"/>
-  </w:num>
-  <w:num w:numId="21" w16cid:durableId="221984136">
-    <w:abstractNumId w:val="13"/>
+  <w:num w:numId="21" w16cid:durableId="1727681362">
+    <w:abstractNumId w:val="18"/>
   </w:num>
   <w:numIdMacAtCleanup w:val="10"/>
 </w:numbering>
@@ -21617,7 +20223,7 @@
     <w:uiPriority w:val="99"/>
     <w:semiHidden/>
     <w:unhideWhenUsed/>
-    <w:rsid w:val="00724BD6"/>
+    <w:rsid w:val="00646AEC"/>
     <w:pPr>
       <w:pBdr>
         <w:top w:val="single" w:sz="6" w:space="8" w:color="DDDDDD"/>
@@ -21660,7 +20266,7 @@
     <w:link w:val="HTMLconformatoprevio"/>
     <w:uiPriority w:val="99"/>
     <w:semiHidden/>
-    <w:rsid w:val="00724BD6"/>
+    <w:rsid w:val="00646AEC"/>
     <w:rPr>
       <w:rFonts w:ascii="Consolas" w:hAnsi="Consolas" w:cs="Courier New"/>
       <w:sz w:val="20"/>
@@ -21675,7 +20281,7 @@
     <w:uiPriority w:val="99"/>
     <w:semiHidden/>
     <w:unhideWhenUsed/>
-    <w:rsid w:val="00724BD6"/>
+    <w:rsid w:val="00646AEC"/>
     <w:pPr>
       <w:spacing w:before="100" w:beforeAutospacing="1" w:after="100" w:afterAutospacing="1" w:line="240" w:lineRule="auto"/>
     </w:pPr>
@@ -21693,7 +20299,7 @@
     <w:uiPriority w:val="99"/>
     <w:semiHidden/>
     <w:unhideWhenUsed/>
-    <w:rsid w:val="00724BD6"/>
+    <w:rsid w:val="00646AEC"/>
     <w:rPr>
       <w:rFonts w:ascii="Courier New" w:eastAsiaTheme="minorEastAsia" w:hAnsi="Courier New" w:cs="Courier New"/>
       <w:sz w:val="20"/>
